--- a/docs/pitch/Forkcast_Business_Plan.docx
+++ b/docs/pitch/Forkcast_Business_Plan.docx
@@ -228,6 +228,11 @@
         <w:tblStyle w:val="Table"/>
         <w:tblW w:type="pct" w:w="5000.0"/>
         <w:tblLook w:firstRow="1"/>
+        <w:tblBorders>
+          <w:top w:val="single" w:sz="4" w:color="CCCCCC"/>
+          <w:bottom w:val="single" w:sz="4" w:color="CCCCCC"/>
+          <w:insideH w:val="single" w:sz="4" w:color="CCCCCC"/>
+        </w:tblBorders>
       </w:tblPr>
       <w:tblGrid>
         <w:gridCol w:w="2640"/>
@@ -248,9 +253,15 @@
           <w:p>
             <w:pPr>
               <w:pStyle w:val="Compact"/>
-              <w:jc w:val="left"/>
-            </w:pPr>
-            <w:r>
+              <w:spacing w:after="40"/>
+              <w:jc w:val="left"/>
+            </w:pPr>
+            <w:r>
+              <w:rPr>
+                <w:rFonts w:ascii="Helvetica Neue" w:hAnsi="Helvetica Neue"/>
+                <w:b/>
+                <w:sz w:val="19"/>
+              </w:rPr>
               <w:t xml:space="preserve">Fact</w:t>
             </w:r>
           </w:p>
@@ -265,9 +276,15 @@
           <w:p>
             <w:pPr>
               <w:pStyle w:val="Compact"/>
-              <w:jc w:val="left"/>
-            </w:pPr>
-            <w:r>
+              <w:spacing w:after="40"/>
+              <w:jc w:val="left"/>
+            </w:pPr>
+            <w:r>
+              <w:rPr>
+                <w:rFonts w:ascii="Helvetica Neue" w:hAnsi="Helvetica Neue"/>
+                <w:b/>
+                <w:sz w:val="19"/>
+              </w:rPr>
               <w:t xml:space="preserve">Figure</w:t>
             </w:r>
           </w:p>
@@ -282,9 +299,15 @@
           <w:p>
             <w:pPr>
               <w:pStyle w:val="Compact"/>
-              <w:jc w:val="left"/>
-            </w:pPr>
-            <w:r>
+              <w:spacing w:after="40"/>
+              <w:jc w:val="left"/>
+            </w:pPr>
+            <w:r>
+              <w:rPr>
+                <w:rFonts w:ascii="Helvetica Neue" w:hAnsi="Helvetica Neue"/>
+                <w:b/>
+                <w:sz w:val="19"/>
+              </w:rPr>
               <w:t xml:space="preserve">Source</w:t>
             </w:r>
           </w:p>
@@ -295,9 +318,14 @@
           <w:p>
             <w:pPr>
               <w:pStyle w:val="Compact"/>
-              <w:jc w:val="left"/>
-            </w:pPr>
-            <w:r>
+              <w:spacing w:after="40"/>
+              <w:jc w:val="left"/>
+            </w:pPr>
+            <w:r>
+              <w:rPr>
+                <w:rFonts w:ascii="Helvetica Neue" w:hAnsi="Helvetica Neue"/>
+                <w:sz w:val="19"/>
+              </w:rPr>
               <w:t xml:space="preserve">Food spending eaten away from home</w:t>
             </w:r>
           </w:p>
@@ -306,18 +334,29 @@
           <w:p>
             <w:pPr>
               <w:pStyle w:val="Compact"/>
-              <w:jc w:val="left"/>
-            </w:pPr>
-            <w:r>
-              <w:rPr>
+              <w:spacing w:after="40"/>
+              <w:jc w:val="left"/>
+            </w:pPr>
+            <w:r>
+              <w:rPr>
+                <w:rFonts w:ascii="Helvetica Neue" w:hAnsi="Helvetica Neue"/>
                 <w:b/>
+                <w:sz w:val="19"/>
               </w:rPr>
               <w:t xml:space="preserve">58.5%</w:t>
             </w:r>
             <w:r>
+              <w:rPr>
+                <w:rFonts w:ascii="Helvetica Neue" w:hAnsi="Helvetica Neue"/>
+                <w:sz w:val="19"/>
+              </w:rPr>
               <w:t xml:space="preserve"> </w:t>
             </w:r>
             <w:r>
+              <w:rPr>
+                <w:rFonts w:ascii="Helvetica Neue" w:hAnsi="Helvetica Neue"/>
+                <w:sz w:val="19"/>
+              </w:rPr>
               <w:t xml:space="preserve">(record; $4,485/capita, +12% YoY)</w:t>
             </w:r>
           </w:p>
@@ -326,9 +365,14 @@
           <w:p>
             <w:pPr>
               <w:pStyle w:val="Compact"/>
-              <w:jc w:val="left"/>
-            </w:pPr>
-            <w:r>
+              <w:spacing w:after="40"/>
+              <w:jc w:val="left"/>
+            </w:pPr>
+            <w:r>
+              <w:rPr>
+                <w:rFonts w:ascii="Helvetica Neue" w:hAnsi="Helvetica Neue"/>
+                <w:sz w:val="19"/>
+              </w:rPr>
               <w:t xml:space="preserve">USDA ERS Food Expenditure Series, 2024</w:t>
             </w:r>
           </w:p>
@@ -339,9 +383,14 @@
           <w:p>
             <w:pPr>
               <w:pStyle w:val="Compact"/>
-              <w:jc w:val="left"/>
-            </w:pPr>
-            <w:r>
+              <w:spacing w:after="40"/>
+              <w:jc w:val="left"/>
+            </w:pPr>
+            <w:r>
+              <w:rPr>
+                <w:rFonts w:ascii="Helvetica Neue" w:hAnsi="Helvetica Neue"/>
+                <w:sz w:val="19"/>
+              </w:rPr>
               <w:t xml:space="preserve">Daily calories from food away from home</w:t>
             </w:r>
           </w:p>
@@ -350,9 +399,14 @@
           <w:p>
             <w:pPr>
               <w:pStyle w:val="Compact"/>
-              <w:jc w:val="left"/>
-            </w:pPr>
-            <w:r>
+              <w:spacing w:after="40"/>
+              <w:jc w:val="left"/>
+            </w:pPr>
+            <w:r>
+              <w:rPr>
+                <w:rFonts w:ascii="Helvetica Neue" w:hAnsi="Helvetica Neue"/>
+                <w:sz w:val="19"/>
+              </w:rPr>
               <w:t xml:space="preserve">~1/3 of adults’ calories</w:t>
             </w:r>
           </w:p>
@@ -361,9 +415,14 @@
           <w:p>
             <w:pPr>
               <w:pStyle w:val="Compact"/>
-              <w:jc w:val="left"/>
-            </w:pPr>
-            <w:r>
+              <w:spacing w:after="40"/>
+              <w:jc w:val="left"/>
+            </w:pPr>
+            <w:r>
+              <w:rPr>
+                <w:rFonts w:ascii="Helvetica Neue" w:hAnsi="Helvetica Neue"/>
+                <w:sz w:val="19"/>
+              </w:rPr>
               <w:t xml:space="preserve">USDA ERS / NHANES (directional)</w:t>
             </w:r>
           </w:p>
@@ -374,9 +433,14 @@
           <w:p>
             <w:pPr>
               <w:pStyle w:val="Compact"/>
-              <w:jc w:val="left"/>
-            </w:pPr>
-            <w:r>
+              <w:spacing w:after="40"/>
+              <w:jc w:val="left"/>
+            </w:pPr>
+            <w:r>
+              <w:rPr>
+                <w:rFonts w:ascii="Helvetica Neue" w:hAnsi="Helvetica Neue"/>
+                <w:sz w:val="19"/>
+              </w:rPr>
               <w:t xml:space="preserve">Restaurant vs. home meal</w:t>
             </w:r>
           </w:p>
@@ -385,11 +449,14 @@
           <w:p>
             <w:pPr>
               <w:pStyle w:val="Compact"/>
-              <w:jc w:val="left"/>
-            </w:pPr>
-            <w:r>
-              <w:rPr>
+              <w:spacing w:after="40"/>
+              <w:jc w:val="left"/>
+            </w:pPr>
+            <w:r>
+              <w:rPr>
+                <w:rFonts w:ascii="Helvetica Neue" w:hAnsi="Helvetica Neue"/>
                 <w:b/>
+                <w:sz w:val="19"/>
               </w:rPr>
               <w:t xml:space="preserve">+~200 kcal, +~350 mg sodium</w:t>
             </w:r>
@@ -399,9 +466,14 @@
           <w:p>
             <w:pPr>
               <w:pStyle w:val="Compact"/>
-              <w:jc w:val="left"/>
-            </w:pPr>
-            <w:r>
+              <w:spacing w:after="40"/>
+              <w:jc w:val="left"/>
+            </w:pPr>
+            <w:r>
+              <w:rPr>
+                <w:rFonts w:ascii="Helvetica Neue" w:hAnsi="Helvetica Neue"/>
+                <w:sz w:val="19"/>
+              </w:rPr>
               <w:t xml:space="preserve">USDA ERS</w:t>
             </w:r>
           </w:p>
@@ -412,9 +484,14 @@
           <w:p>
             <w:pPr>
               <w:pStyle w:val="Compact"/>
-              <w:jc w:val="left"/>
-            </w:pPr>
-            <w:r>
+              <w:spacing w:after="40"/>
+              <w:jc w:val="left"/>
+            </w:pPr>
+            <w:r>
+              <w:rPr>
+                <w:rFonts w:ascii="Helvetica Neue" w:hAnsi="Helvetica Neue"/>
+                <w:sz w:val="19"/>
+              </w:rPr>
               <w:t xml:space="preserve">Diners who underestimate restaurant calories</w:t>
             </w:r>
           </w:p>
@@ -423,15 +500,22 @@
           <w:p>
             <w:pPr>
               <w:pStyle w:val="Compact"/>
-              <w:jc w:val="left"/>
-            </w:pPr>
-            <w:r>
-              <w:rPr>
+              <w:spacing w:after="40"/>
+              <w:jc w:val="left"/>
+            </w:pPr>
+            <w:r>
+              <w:rPr>
+                <w:rFonts w:ascii="Helvetica Neue" w:hAnsi="Helvetica Neue"/>
                 <w:b/>
+                <w:sz w:val="19"/>
               </w:rPr>
               <w:t xml:space="preserve">~2 in 3</w:t>
             </w:r>
             <w:r>
+              <w:rPr>
+                <w:rFonts w:ascii="Helvetica Neue" w:hAnsi="Helvetica Neue"/>
+                <w:sz w:val="19"/>
+              </w:rPr>
               <w:t xml:space="preserve">; ~25% by 500+ kcal</w:t>
             </w:r>
           </w:p>
@@ -440,9 +524,14 @@
           <w:p>
             <w:pPr>
               <w:pStyle w:val="Compact"/>
-              <w:jc w:val="left"/>
-            </w:pPr>
-            <w:r>
+              <w:spacing w:after="40"/>
+              <w:jc w:val="left"/>
+            </w:pPr>
+            <w:r>
+              <w:rPr>
+                <w:rFonts w:ascii="Helvetica Neue" w:hAnsi="Helvetica Neue"/>
+                <w:sz w:val="19"/>
+              </w:rPr>
               <w:t xml:space="preserve">USDA / NHANES, 2024</w:t>
             </w:r>
           </w:p>
@@ -453,9 +542,14 @@
           <w:p>
             <w:pPr>
               <w:pStyle w:val="Compact"/>
-              <w:jc w:val="left"/>
-            </w:pPr>
-            <w:r>
+              <w:spacing w:after="40"/>
+              <w:jc w:val="left"/>
+            </w:pPr>
+            <w:r>
+              <w:rPr>
+                <w:rFonts w:ascii="Helvetica Neue" w:hAnsi="Helvetica Neue"/>
+                <w:sz w:val="19"/>
+              </w:rPr>
               <w:t xml:space="preserve">Behavior change from mandatory calorie labels</w:t>
             </w:r>
           </w:p>
@@ -464,18 +558,29 @@
           <w:p>
             <w:pPr>
               <w:pStyle w:val="Compact"/>
-              <w:jc w:val="left"/>
-            </w:pPr>
-            <w:r>
-              <w:rPr>
+              <w:spacing w:after="40"/>
+              <w:jc w:val="left"/>
+            </w:pPr>
+            <w:r>
+              <w:rPr>
+                <w:rFonts w:ascii="Helvetica Neue" w:hAnsi="Helvetica Neue"/>
                 <w:b/>
+                <w:sz w:val="19"/>
               </w:rPr>
               <w:t xml:space="preserve">~24 fewer kcal/transaction</w:t>
             </w:r>
             <w:r>
+              <w:rPr>
+                <w:rFonts w:ascii="Helvetica Neue" w:hAnsi="Helvetica Neue"/>
+                <w:sz w:val="19"/>
+              </w:rPr>
               <w:t xml:space="preserve"> </w:t>
             </w:r>
             <w:r>
+              <w:rPr>
+                <w:rFonts w:ascii="Helvetica Neue" w:hAnsi="Helvetica Neue"/>
+                <w:sz w:val="19"/>
+              </w:rPr>
               <w:t xml:space="preserve">(often null in fast food)</w:t>
             </w:r>
           </w:p>
@@ -484,9 +589,14 @@
           <w:p>
             <w:pPr>
               <w:pStyle w:val="Compact"/>
-              <w:jc w:val="left"/>
-            </w:pPr>
-            <w:r>
+              <w:spacing w:after="40"/>
+              <w:jc w:val="left"/>
+            </w:pPr>
+            <w:r>
+              <w:rPr>
+                <w:rFonts w:ascii="Helvetica Neue" w:hAnsi="Helvetica Neue"/>
+                <w:sz w:val="19"/>
+              </w:rPr>
               <w:t xml:space="preserve">Peer-reviewed labeling literature</w:t>
             </w:r>
           </w:p>
@@ -497,9 +607,14 @@
           <w:p>
             <w:pPr>
               <w:pStyle w:val="Compact"/>
-              <w:jc w:val="left"/>
-            </w:pPr>
-            <w:r>
+              <w:spacing w:after="40"/>
+              <w:jc w:val="left"/>
+            </w:pPr>
+            <w:r>
+              <w:rPr>
+                <w:rFonts w:ascii="Helvetica Neue" w:hAnsi="Helvetica Neue"/>
+                <w:sz w:val="19"/>
+              </w:rPr>
               <w:t xml:space="preserve">U.S. adult obesity / overweight</w:t>
             </w:r>
           </w:p>
@@ -508,11 +623,14 @@
           <w:p>
             <w:pPr>
               <w:pStyle w:val="Compact"/>
-              <w:jc w:val="left"/>
-            </w:pPr>
-            <w:r>
-              <w:rPr>
+              <w:spacing w:after="40"/>
+              <w:jc w:val="left"/>
+            </w:pPr>
+            <w:r>
+              <w:rPr>
+                <w:rFonts w:ascii="Helvetica Neue" w:hAnsi="Helvetica Neue"/>
                 <w:b/>
+                <w:sz w:val="19"/>
               </w:rPr>
               <w:t xml:space="preserve">40.3% obese + 31.7% overweight ≈ 72%</w:t>
             </w:r>
@@ -522,9 +640,14 @@
           <w:p>
             <w:pPr>
               <w:pStyle w:val="Compact"/>
-              <w:jc w:val="left"/>
-            </w:pPr>
-            <w:r>
+              <w:spacing w:after="40"/>
+              <w:jc w:val="left"/>
+            </w:pPr>
+            <w:r>
+              <w:rPr>
+                <w:rFonts w:ascii="Helvetica Neue" w:hAnsi="Helvetica Neue"/>
+                <w:sz w:val="19"/>
+              </w:rPr>
               <w:t xml:space="preserve">CDC NCHS, 2024</w:t>
             </w:r>
           </w:p>
@@ -535,9 +658,14 @@
           <w:p>
             <w:pPr>
               <w:pStyle w:val="Compact"/>
-              <w:jc w:val="left"/>
-            </w:pPr>
-            <w:r>
+              <w:spacing w:after="40"/>
+              <w:jc w:val="left"/>
+            </w:pPr>
+            <w:r>
+              <w:rPr>
+                <w:rFonts w:ascii="Helvetica Neue" w:hAnsi="Helvetica Neue"/>
+                <w:sz w:val="19"/>
+              </w:rPr>
               <w:t xml:space="preserve">Diet-related disease cost</w:t>
             </w:r>
           </w:p>
@@ -546,15 +674,22 @@
           <w:p>
             <w:pPr>
               <w:pStyle w:val="Compact"/>
-              <w:jc w:val="left"/>
-            </w:pPr>
-            <w:r>
-              <w:rPr>
+              <w:spacing w:after="40"/>
+              <w:jc w:val="left"/>
+            </w:pPr>
+            <w:r>
+              <w:rPr>
+                <w:rFonts w:ascii="Helvetica Neue" w:hAnsi="Helvetica Neue"/>
                 <w:b/>
+                <w:sz w:val="19"/>
               </w:rPr>
               <w:t xml:space="preserve">~$334B/yr</w:t>
             </w:r>
             <w:r>
+              <w:rPr>
+                <w:rFonts w:ascii="Helvetica Neue" w:hAnsi="Helvetica Neue"/>
+                <w:sz w:val="19"/>
+              </w:rPr>
               <w:t xml:space="preserve">; obesity ~</w:t>
             </w:r>
             <m:oMath>
@@ -581,6 +716,10 @@
               </m:r>
             </m:oMath>
             <w:r>
+              <w:rPr>
+                <w:rFonts w:ascii="Helvetica Neue" w:hAnsi="Helvetica Neue"/>
+                <w:sz w:val="19"/>
+              </w:rPr>
               <w:t xml:space="preserve">)</w:t>
             </w:r>
           </w:p>
@@ -589,9 +728,14 @@
           <w:p>
             <w:pPr>
               <w:pStyle w:val="Compact"/>
-              <w:jc w:val="left"/>
-            </w:pPr>
-            <w:r>
+              <w:spacing w:after="40"/>
+              <w:jc w:val="left"/>
+            </w:pPr>
+            <w:r>
+              <w:rPr>
+                <w:rFonts w:ascii="Helvetica Neue" w:hAnsi="Helvetica Neue"/>
+                <w:sz w:val="19"/>
+              </w:rPr>
               <w:t xml:space="preserve">CDC; AHRQ MEPS</w:t>
             </w:r>
           </w:p>
@@ -811,6 +955,11 @@
         <w:tblStyle w:val="Table"/>
         <w:tblW w:type="pct" w:w="5000.0"/>
         <w:tblLook w:firstRow="1"/>
+        <w:tblBorders>
+          <w:top w:val="single" w:sz="4" w:color="CCCCCC"/>
+          <w:bottom w:val="single" w:sz="4" w:color="CCCCCC"/>
+          <w:insideH w:val="single" w:sz="4" w:color="CCCCCC"/>
+        </w:tblBorders>
       </w:tblPr>
       <w:tblGrid>
         <w:gridCol w:w="2640"/>
@@ -831,9 +980,15 @@
           <w:p>
             <w:pPr>
               <w:pStyle w:val="Compact"/>
-              <w:jc w:val="left"/>
-            </w:pPr>
-            <w:r>
+              <w:spacing w:after="40"/>
+              <w:jc w:val="left"/>
+            </w:pPr>
+            <w:r>
+              <w:rPr>
+                <w:rFonts w:ascii="Helvetica Neue" w:hAnsi="Helvetica Neue"/>
+                <w:b/>
+                <w:sz w:val="19"/>
+              </w:rPr>
               <w:t xml:space="preserve">Capability</w:t>
             </w:r>
           </w:p>
@@ -848,9 +1003,15 @@
           <w:p>
             <w:pPr>
               <w:pStyle w:val="Compact"/>
-              <w:jc w:val="left"/>
-            </w:pPr>
-            <w:r>
+              <w:spacing w:after="40"/>
+              <w:jc w:val="left"/>
+            </w:pPr>
+            <w:r>
+              <w:rPr>
+                <w:rFonts w:ascii="Helvetica Neue" w:hAnsi="Helvetica Neue"/>
+                <w:b/>
+                <w:sz w:val="19"/>
+              </w:rPr>
               <w:t xml:space="preserve">Status</w:t>
             </w:r>
           </w:p>
@@ -865,9 +1026,15 @@
           <w:p>
             <w:pPr>
               <w:pStyle w:val="Compact"/>
-              <w:jc w:val="left"/>
-            </w:pPr>
-            <w:r>
+              <w:spacing w:after="40"/>
+              <w:jc w:val="left"/>
+            </w:pPr>
+            <w:r>
+              <w:rPr>
+                <w:rFonts w:ascii="Helvetica Neue" w:hAnsi="Helvetica Neue"/>
+                <w:b/>
+                <w:sz w:val="19"/>
+              </w:rPr>
               <w:t xml:space="preserve">Why it matters</w:t>
             </w:r>
           </w:p>
@@ -878,9 +1045,14 @@
           <w:p>
             <w:pPr>
               <w:pStyle w:val="Compact"/>
-              <w:jc w:val="left"/>
-            </w:pPr>
-            <w:r>
+              <w:spacing w:after="40"/>
+              <w:jc w:val="left"/>
+            </w:pPr>
+            <w:r>
+              <w:rPr>
+                <w:rFonts w:ascii="Helvetica Neue" w:hAnsi="Helvetica Neue"/>
+                <w:sz w:val="19"/>
+              </w:rPr>
               <w:t xml:space="preserve">Fit Score engine + condition/allergen personalization</w:t>
             </w:r>
           </w:p>
@@ -889,11 +1061,14 @@
           <w:p>
             <w:pPr>
               <w:pStyle w:val="Compact"/>
-              <w:jc w:val="left"/>
-            </w:pPr>
-            <w:r>
-              <w:rPr>
+              <w:spacing w:after="40"/>
+              <w:jc w:val="left"/>
+            </w:pPr>
+            <w:r>
+              <w:rPr>
+                <w:rFonts w:ascii="Helvetica Neue" w:hAnsi="Helvetica Neue"/>
                 <w:b/>
+                <w:sz w:val="19"/>
               </w:rPr>
               <w:t xml:space="preserve">Live</w:t>
             </w:r>
@@ -903,9 +1078,14 @@
           <w:p>
             <w:pPr>
               <w:pStyle w:val="Compact"/>
-              <w:jc w:val="left"/>
-            </w:pPr>
-            <w:r>
+              <w:spacing w:after="40"/>
+              <w:jc w:val="left"/>
+            </w:pPr>
+            <w:r>
+              <w:rPr>
+                <w:rFonts w:ascii="Helvetica Neue" w:hAnsi="Helvetica Neue"/>
+                <w:sz w:val="19"/>
+              </w:rPr>
               <w:t xml:space="preserve">Explainable, safety-aware ranking; allergen matches excluded from recommendations, condition advisories on every dish</w:t>
             </w:r>
           </w:p>
@@ -916,21 +1096,42 @@
           <w:p>
             <w:pPr>
               <w:pStyle w:val="Compact"/>
-              <w:jc w:val="left"/>
-            </w:pPr>
-            <w:r>
+              <w:spacing w:after="40"/>
+              <w:jc w:val="left"/>
+            </w:pPr>
+            <w:r>
+              <w:rPr>
+                <w:rFonts w:ascii="Helvetica Neue" w:hAnsi="Helvetica Neue"/>
+                <w:sz w:val="19"/>
+              </w:rPr>
               <w:t xml:space="preserve">Full ordering loop: basket → checkout → tracking →</w:t>
             </w:r>
             <w:r>
+              <w:rPr>
+                <w:rFonts w:ascii="Helvetica Neue" w:hAnsi="Helvetica Neue"/>
+                <w:sz w:val="19"/>
+              </w:rPr>
               <w:t xml:space="preserve"> </w:t>
             </w:r>
             <w:r>
+              <w:rPr>
+                <w:rFonts w:ascii="Helvetica Neue" w:hAnsi="Helvetica Neue"/>
+                <w:sz w:val="19"/>
+              </w:rPr>
               <w:t xml:space="preserve">“</w:t>
             </w:r>
             <w:r>
+              <w:rPr>
+                <w:rFonts w:ascii="Helvetica Neue" w:hAnsi="Helvetica Neue"/>
+                <w:sz w:val="19"/>
+              </w:rPr>
               <w:t xml:space="preserve">Log this meal?</w:t>
             </w:r>
             <w:r>
+              <w:rPr>
+                <w:rFonts w:ascii="Helvetica Neue" w:hAnsi="Helvetica Neue"/>
+                <w:sz w:val="19"/>
+              </w:rPr>
               <w:t xml:space="preserve">”</w:t>
             </w:r>
           </w:p>
@@ -939,18 +1140,29 @@
           <w:p>
             <w:pPr>
               <w:pStyle w:val="Compact"/>
-              <w:jc w:val="left"/>
-            </w:pPr>
-            <w:r>
-              <w:rPr>
+              <w:spacing w:after="40"/>
+              <w:jc w:val="left"/>
+            </w:pPr>
+            <w:r>
+              <w:rPr>
+                <w:rFonts w:ascii="Helvetica Neue" w:hAnsi="Helvetica Neue"/>
                 <w:b/>
+                <w:sz w:val="19"/>
               </w:rPr>
               <w:t xml:space="preserve">Live</w:t>
             </w:r>
             <w:r>
+              <w:rPr>
+                <w:rFonts w:ascii="Helvetica Neue" w:hAnsi="Helvetica Neue"/>
+                <w:sz w:val="19"/>
+              </w:rPr>
               <w:t xml:space="preserve"> </w:t>
             </w:r>
             <w:r>
+              <w:rPr>
+                <w:rFonts w:ascii="Helvetica Neue" w:hAnsi="Helvetica Neue"/>
+                <w:sz w:val="19"/>
+              </w:rPr>
               <w:t xml:space="preserve">(payments/delivery integrations honestly labeled prototype)</w:t>
             </w:r>
           </w:p>
@@ -959,9 +1171,14 @@
           <w:p>
             <w:pPr>
               <w:pStyle w:val="Compact"/>
-              <w:jc w:val="left"/>
-            </w:pPr>
-            <w:r>
+              <w:spacing w:after="40"/>
+              <w:jc w:val="left"/>
+            </w:pPr>
+            <w:r>
+              <w:rPr>
+                <w:rFonts w:ascii="Helvetica Neue" w:hAnsi="Helvetica Neue"/>
+                <w:sz w:val="19"/>
+              </w:rPr>
               <w:t xml:space="preserve">The decision connects to the record; every logged restaurant meal carries an order reference</w:t>
             </w:r>
           </w:p>
@@ -972,9 +1189,14 @@
           <w:p>
             <w:pPr>
               <w:pStyle w:val="Compact"/>
-              <w:jc w:val="left"/>
-            </w:pPr>
-            <w:r>
+              <w:spacing w:after="40"/>
+              <w:jc w:val="left"/>
+            </w:pPr>
+            <w:r>
+              <w:rPr>
+                <w:rFonts w:ascii="Helvetica Neue" w:hAnsi="Helvetica Neue"/>
+                <w:sz w:val="19"/>
+              </w:rPr>
               <w:t xml:space="preserve">Restaurant partner terminal</w:t>
             </w:r>
           </w:p>
@@ -983,18 +1205,29 @@
           <w:p>
             <w:pPr>
               <w:pStyle w:val="Compact"/>
-              <w:jc w:val="left"/>
-            </w:pPr>
-            <w:r>
-              <w:rPr>
+              <w:spacing w:after="40"/>
+              <w:jc w:val="left"/>
+            </w:pPr>
+            <w:r>
+              <w:rPr>
+                <w:rFonts w:ascii="Helvetica Neue" w:hAnsi="Helvetica Neue"/>
                 <w:b/>
+                <w:sz w:val="19"/>
               </w:rPr>
               <w:t xml:space="preserve">Live</w:t>
             </w:r>
             <w:r>
+              <w:rPr>
+                <w:rFonts w:ascii="Helvetica Neue" w:hAnsi="Helvetica Neue"/>
+                <w:sz w:val="19"/>
+              </w:rPr>
               <w:t xml:space="preserve"> </w:t>
             </w:r>
             <w:r>
+              <w:rPr>
+                <w:rFonts w:ascii="Helvetica Neue" w:hAnsi="Helvetica Neue"/>
+                <w:sz w:val="19"/>
+              </w:rPr>
               <w:t xml:space="preserve">(demo-labeled)</w:t>
             </w:r>
           </w:p>
@@ -1003,24 +1236,43 @@
           <w:p>
             <w:pPr>
               <w:pStyle w:val="Compact"/>
-              <w:jc w:val="left"/>
-            </w:pPr>
-            <w:r>
+              <w:spacing w:after="40"/>
+              <w:jc w:val="left"/>
+            </w:pPr>
+            <w:r>
+              <w:rPr>
+                <w:rFonts w:ascii="Helvetica Neue" w:hAnsi="Helvetica Neue"/>
+                <w:sz w:val="19"/>
+              </w:rPr>
               <w:t xml:space="preserve">Order queue with customer allergy flags, prep quotes, and</w:t>
             </w:r>
             <w:r>
+              <w:rPr>
+                <w:rFonts w:ascii="Helvetica Neue" w:hAnsi="Helvetica Neue"/>
+                <w:sz w:val="19"/>
+              </w:rPr>
               <w:t xml:space="preserve"> </w:t>
             </w:r>
             <w:r>
               <w:rPr>
+                <w:rFonts w:ascii="Helvetica Neue" w:hAnsi="Helvetica Neue"/>
                 <w:b/>
+                <w:sz w:val="19"/>
               </w:rPr>
               <w:t xml:space="preserve">versioned, timestamped menu corrections</w:t>
             </w:r>
             <w:r>
+              <w:rPr>
+                <w:rFonts w:ascii="Helvetica Neue" w:hAnsi="Helvetica Neue"/>
+                <w:sz w:val="19"/>
+              </w:rPr>
               <w:t xml:space="preserve"> </w:t>
             </w:r>
             <w:r>
+              <w:rPr>
+                <w:rFonts w:ascii="Helvetica Neue" w:hAnsi="Helvetica Neue"/>
+                <w:sz w:val="19"/>
+              </w:rPr>
               <w:t xml:space="preserve">that surface publicly on dish pages</w:t>
             </w:r>
           </w:p>
@@ -1031,9 +1283,14 @@
           <w:p>
             <w:pPr>
               <w:pStyle w:val="Compact"/>
-              <w:jc w:val="left"/>
-            </w:pPr>
-            <w:r>
+              <w:spacing w:after="40"/>
+              <w:jc w:val="left"/>
+            </w:pPr>
+            <w:r>
+              <w:rPr>
+                <w:rFonts w:ascii="Helvetica Neue" w:hAnsi="Helvetica Neue"/>
+                <w:sz w:val="19"/>
+              </w:rPr>
               <w:t xml:space="preserve">Three-tier data provenance</w:t>
             </w:r>
           </w:p>
@@ -1042,11 +1299,14 @@
           <w:p>
             <w:pPr>
               <w:pStyle w:val="Compact"/>
-              <w:jc w:val="left"/>
-            </w:pPr>
-            <w:r>
-              <w:rPr>
+              <w:spacing w:after="40"/>
+              <w:jc w:val="left"/>
+            </w:pPr>
+            <w:r>
+              <w:rPr>
+                <w:rFonts w:ascii="Helvetica Neue" w:hAnsi="Helvetica Neue"/>
                 <w:b/>
+                <w:sz w:val="19"/>
               </w:rPr>
               <w:t xml:space="preserve">Live</w:t>
             </w:r>
@@ -1056,48 +1316,87 @@
           <w:p>
             <w:pPr>
               <w:pStyle w:val="Compact"/>
-              <w:jc w:val="left"/>
-            </w:pPr>
-            <w:r>
-              <w:rPr>
+              <w:spacing w:after="40"/>
+              <w:jc w:val="left"/>
+            </w:pPr>
+            <w:r>
+              <w:rPr>
+                <w:rFonts w:ascii="Helvetica Neue" w:hAnsi="Helvetica Neue"/>
                 <w:i/>
+                <w:sz w:val="19"/>
               </w:rPr>
               <w:t xml:space="preserve">Partner-verified</w:t>
             </w:r>
             <w:r>
+              <w:rPr>
+                <w:rFonts w:ascii="Helvetica Neue" w:hAnsi="Helvetica Neue"/>
+                <w:sz w:val="19"/>
+              </w:rPr>
               <w:t xml:space="preserve"> </w:t>
             </w:r>
             <w:r>
+              <w:rPr>
+                <w:rFonts w:ascii="Helvetica Neue" w:hAnsi="Helvetica Neue"/>
+                <w:sz w:val="19"/>
+              </w:rPr>
               <w:t xml:space="preserve">/</w:t>
             </w:r>
             <w:r>
+              <w:rPr>
+                <w:rFonts w:ascii="Helvetica Neue" w:hAnsi="Helvetica Neue"/>
+                <w:sz w:val="19"/>
+              </w:rPr>
               <w:t xml:space="preserve"> </w:t>
             </w:r>
             <w:r>
               <w:rPr>
+                <w:rFonts w:ascii="Helvetica Neue" w:hAnsi="Helvetica Neue"/>
                 <w:i/>
+                <w:sz w:val="19"/>
               </w:rPr>
               <w:t xml:space="preserve">Restaurant-published</w:t>
             </w:r>
             <w:r>
+              <w:rPr>
+                <w:rFonts w:ascii="Helvetica Neue" w:hAnsi="Helvetica Neue"/>
+                <w:sz w:val="19"/>
+              </w:rPr>
               <w:t xml:space="preserve"> </w:t>
             </w:r>
             <w:r>
+              <w:rPr>
+                <w:rFonts w:ascii="Helvetica Neue" w:hAnsi="Helvetica Neue"/>
+                <w:sz w:val="19"/>
+              </w:rPr>
               <w:t xml:space="preserve">(Sweetgreen menu captured live July 2026; The Halal Guys’ published guide) /</w:t>
             </w:r>
             <w:r>
+              <w:rPr>
+                <w:rFonts w:ascii="Helvetica Neue" w:hAnsi="Helvetica Neue"/>
+                <w:sz w:val="19"/>
+              </w:rPr>
               <w:t xml:space="preserve"> </w:t>
             </w:r>
             <w:r>
               <w:rPr>
+                <w:rFonts w:ascii="Helvetica Neue" w:hAnsi="Helvetica Neue"/>
                 <w:i/>
+                <w:sz w:val="19"/>
               </w:rPr>
               <w:t xml:space="preserve">Estimated ±15%</w:t>
             </w:r>
             <w:r>
+              <w:rPr>
+                <w:rFonts w:ascii="Helvetica Neue" w:hAnsi="Helvetica Neue"/>
+                <w:sz w:val="19"/>
+              </w:rPr>
               <w:t xml:space="preserve"> </w:t>
             </w:r>
             <w:r>
+              <w:rPr>
+                <w:rFonts w:ascii="Helvetica Neue" w:hAnsi="Helvetica Neue"/>
+                <w:sz w:val="19"/>
+              </w:rPr>
               <w:t xml:space="preserve">(real Boston independents, labeled)</w:t>
             </w:r>
           </w:p>
@@ -1108,9 +1407,14 @@
           <w:p>
             <w:pPr>
               <w:pStyle w:val="Compact"/>
-              <w:jc w:val="left"/>
-            </w:pPr>
-            <w:r>
+              <w:spacing w:after="40"/>
+              <w:jc w:val="left"/>
+            </w:pPr>
+            <w:r>
+              <w:rPr>
+                <w:rFonts w:ascii="Helvetica Neue" w:hAnsi="Helvetica Neue"/>
+                <w:sz w:val="19"/>
+              </w:rPr>
               <w:t xml:space="preserve">Adaptive metabolic calibration</w:t>
             </w:r>
           </w:p>
@@ -1119,11 +1423,14 @@
           <w:p>
             <w:pPr>
               <w:pStyle w:val="Compact"/>
-              <w:jc w:val="left"/>
-            </w:pPr>
-            <w:r>
-              <w:rPr>
+              <w:spacing w:after="40"/>
+              <w:jc w:val="left"/>
+            </w:pPr>
+            <w:r>
+              <w:rPr>
+                <w:rFonts w:ascii="Helvetica Neue" w:hAnsi="Helvetica Neue"/>
                 <w:b/>
+                <w:sz w:val="19"/>
               </w:rPr>
               <w:t xml:space="preserve">Live</w:t>
             </w:r>
@@ -1133,9 +1440,14 @@
           <w:p>
             <w:pPr>
               <w:pStyle w:val="Compact"/>
-              <w:jc w:val="left"/>
-            </w:pPr>
-            <w:r>
+              <w:spacing w:after="40"/>
+              <w:jc w:val="left"/>
+            </w:pPr>
+            <w:r>
+              <w:rPr>
+                <w:rFonts w:ascii="Helvetica Neue" w:hAnsi="Helvetica Neue"/>
+                <w:sz w:val="19"/>
+              </w:rPr>
               <w:t xml:space="preserve">Target TDEE back-calculated from the user’s own logged intake + weight change (energy balance), confidence-blended — the state-of-the-art approach, attached to restaurant decisions no adaptive app has</w:t>
             </w:r>
           </w:p>
@@ -1146,9 +1458,14 @@
           <w:p>
             <w:pPr>
               <w:pStyle w:val="Compact"/>
-              <w:jc w:val="left"/>
-            </w:pPr>
-            <w:r>
+              <w:spacing w:after="40"/>
+              <w:jc w:val="left"/>
+            </w:pPr>
+            <w:r>
+              <w:rPr>
+                <w:rFonts w:ascii="Helvetica Neue" w:hAnsi="Helvetica Neue"/>
+                <w:sz w:val="19"/>
+              </w:rPr>
               <w:t xml:space="preserve">Evidence system</w:t>
             </w:r>
           </w:p>
@@ -1157,11 +1474,14 @@
           <w:p>
             <w:pPr>
               <w:pStyle w:val="Compact"/>
-              <w:jc w:val="left"/>
-            </w:pPr>
-            <w:r>
-              <w:rPr>
+              <w:spacing w:after="40"/>
+              <w:jc w:val="left"/>
+            </w:pPr>
+            <w:r>
+              <w:rPr>
+                <w:rFonts w:ascii="Helvetica Neue" w:hAnsi="Helvetica Neue"/>
                 <w:b/>
+                <w:sz w:val="19"/>
               </w:rPr>
               <w:t xml:space="preserve">Live</w:t>
             </w:r>
@@ -1171,24 +1491,43 @@
           <w:p>
             <w:pPr>
               <w:pStyle w:val="Compact"/>
-              <w:jc w:val="left"/>
-            </w:pPr>
-            <w:r>
+              <w:spacing w:after="40"/>
+              <w:jc w:val="left"/>
+            </w:pPr>
+            <w:r>
+              <w:rPr>
+                <w:rFonts w:ascii="Helvetica Neue" w:hAnsi="Helvetica Neue"/>
+                <w:sz w:val="19"/>
+              </w:rPr>
               <w:t xml:space="preserve">Exportable meal log with source/portion/confidence per entry;</w:t>
             </w:r>
             <w:r>
+              <w:rPr>
+                <w:rFonts w:ascii="Helvetica Neue" w:hAnsi="Helvetica Neue"/>
+                <w:sz w:val="19"/>
+              </w:rPr>
               <w:t xml:space="preserve"> </w:t>
             </w:r>
             <w:r>
               <w:rPr>
                 <w:rStyle w:val="VerbatimChar"/>
+                <w:rFonts w:ascii="Helvetica Neue" w:hAnsi="Helvetica Neue"/>
+                <w:sz w:val="19"/>
               </w:rPr>
               <w:t xml:space="preserve">/impact</w:t>
             </w:r>
             <w:r>
+              <w:rPr>
+                <w:rFonts w:ascii="Helvetica Neue" w:hAnsi="Helvetica Neue"/>
+                <w:sz w:val="19"/>
+              </w:rPr>
               <w:t xml:space="preserve"> </w:t>
             </w:r>
             <w:r>
+              <w:rPr>
+                <w:rFonts w:ascii="Helvetica Neue" w:hAnsi="Helvetica Neue"/>
+                <w:sz w:val="19"/>
+              </w:rPr>
               <w:t xml:space="preserve">page with six pre-registered pilot metrics and a public source ledger</w:t>
             </w:r>
           </w:p>
@@ -1199,9 +1538,14 @@
           <w:p>
             <w:pPr>
               <w:pStyle w:val="Compact"/>
-              <w:jc w:val="left"/>
-            </w:pPr>
-            <w:r>
+              <w:spacing w:after="40"/>
+              <w:jc w:val="left"/>
+            </w:pPr>
+            <w:r>
+              <w:rPr>
+                <w:rFonts w:ascii="Helvetica Neue" w:hAnsi="Helvetica Neue"/>
+                <w:sz w:val="19"/>
+              </w:rPr>
               <w:t xml:space="preserve">Role-based accounts (diner / restaurant), web-first with shareable dish pages</w:t>
             </w:r>
           </w:p>
@@ -1210,11 +1554,14 @@
           <w:p>
             <w:pPr>
               <w:pStyle w:val="Compact"/>
-              <w:jc w:val="left"/>
-            </w:pPr>
-            <w:r>
-              <w:rPr>
+              <w:spacing w:after="40"/>
+              <w:jc w:val="left"/>
+            </w:pPr>
+            <w:r>
+              <w:rPr>
+                <w:rFonts w:ascii="Helvetica Neue" w:hAnsi="Helvetica Neue"/>
                 <w:b/>
+                <w:sz w:val="19"/>
               </w:rPr>
               <w:t xml:space="preserve">Live</w:t>
             </w:r>
@@ -1224,9 +1571,14 @@
           <w:p>
             <w:pPr>
               <w:pStyle w:val="Compact"/>
-              <w:jc w:val="left"/>
-            </w:pPr>
-            <w:r>
+              <w:spacing w:after="40"/>
+              <w:jc w:val="left"/>
+            </w:pPr>
+            <w:r>
+              <w:rPr>
+                <w:rFonts w:ascii="Helvetica Neue" w:hAnsi="Helvetica Neue"/>
+                <w:sz w:val="19"/>
+              </w:rPr>
               <w:t xml:space="preserve">Two-sided from day one; the app-only competitors have no web surface at all</w:t>
             </w:r>
           </w:p>
@@ -1423,6 +1775,11 @@
         <w:tblStyle w:val="Table"/>
         <w:tblW w:type="pct" w:w="5000.0"/>
         <w:tblLook w:firstRow="1"/>
+        <w:tblBorders>
+          <w:top w:val="single" w:sz="4" w:color="CCCCCC"/>
+          <w:bottom w:val="single" w:sz="4" w:color="CCCCCC"/>
+          <w:insideH w:val="single" w:sz="4" w:color="CCCCCC"/>
+        </w:tblBorders>
       </w:tblPr>
       <w:tblGrid>
         <w:gridCol w:w="2640"/>
@@ -1443,9 +1800,15 @@
           <w:p>
             <w:pPr>
               <w:pStyle w:val="Compact"/>
-              <w:jc w:val="left"/>
-            </w:pPr>
-            <w:r>
+              <w:spacing w:after="40"/>
+              <w:jc w:val="left"/>
+            </w:pPr>
+            <w:r>
+              <w:rPr>
+                <w:rFonts w:ascii="Helvetica Neue" w:hAnsi="Helvetica Neue"/>
+                <w:b/>
+                <w:sz w:val="19"/>
+              </w:rPr>
               <w:t xml:space="preserve">Player</w:t>
             </w:r>
           </w:p>
@@ -1460,9 +1823,15 @@
           <w:p>
             <w:pPr>
               <w:pStyle w:val="Compact"/>
-              <w:jc w:val="left"/>
-            </w:pPr>
-            <w:r>
+              <w:spacing w:after="40"/>
+              <w:jc w:val="left"/>
+            </w:pPr>
+            <w:r>
+              <w:rPr>
+                <w:rFonts w:ascii="Helvetica Neue" w:hAnsi="Helvetica Neue"/>
+                <w:b/>
+                <w:sz w:val="19"/>
+              </w:rPr>
               <w:t xml:space="preserve">Owns</w:t>
             </w:r>
           </w:p>
@@ -1477,9 +1846,15 @@
           <w:p>
             <w:pPr>
               <w:pStyle w:val="Compact"/>
-              <w:jc w:val="left"/>
-            </w:pPr>
-            <w:r>
+              <w:spacing w:after="40"/>
+              <w:jc w:val="left"/>
+            </w:pPr>
+            <w:r>
+              <w:rPr>
+                <w:rFonts w:ascii="Helvetica Neue" w:hAnsi="Helvetica Neue"/>
+                <w:b/>
+                <w:sz w:val="19"/>
+              </w:rPr>
               <w:t xml:space="preserve">Structurally absent</w:t>
             </w:r>
           </w:p>
@@ -1490,11 +1865,14 @@
           <w:p>
             <w:pPr>
               <w:pStyle w:val="Compact"/>
-              <w:jc w:val="left"/>
-            </w:pPr>
-            <w:r>
-              <w:rPr>
+              <w:spacing w:after="40"/>
+              <w:jc w:val="left"/>
+            </w:pPr>
+            <w:r>
+              <w:rPr>
+                <w:rFonts w:ascii="Helvetica Neue" w:hAnsi="Helvetica Neue"/>
                 <w:b/>
+                <w:sz w:val="19"/>
               </w:rPr>
               <w:t xml:space="preserve">MenuFit / PlateMate / Nuuro</w:t>
             </w:r>
@@ -1504,21 +1882,42 @@
           <w:p>
             <w:pPr>
               <w:pStyle w:val="Compact"/>
-              <w:jc w:val="left"/>
-            </w:pPr>
-            <w:r>
+              <w:spacing w:after="40"/>
+              <w:jc w:val="left"/>
+            </w:pPr>
+            <w:r>
+              <w:rPr>
+                <w:rFonts w:ascii="Helvetica Neue" w:hAnsi="Helvetica Neue"/>
+                <w:sz w:val="19"/>
+              </w:rPr>
               <w:t xml:space="preserve">“</w:t>
             </w:r>
             <w:r>
+              <w:rPr>
+                <w:rFonts w:ascii="Helvetica Neue" w:hAnsi="Helvetica Neue"/>
+                <w:sz w:val="19"/>
+              </w:rPr>
               <w:t xml:space="preserve">Know what to order</w:t>
             </w:r>
             <w:r>
+              <w:rPr>
+                <w:rFonts w:ascii="Helvetica Neue" w:hAnsi="Helvetica Neue"/>
+                <w:sz w:val="19"/>
+              </w:rPr>
               <w:t xml:space="preserve">”</w:t>
             </w:r>
             <w:r>
+              <w:rPr>
+                <w:rFonts w:ascii="Helvetica Neue" w:hAnsi="Helvetica Neue"/>
+                <w:sz w:val="19"/>
+              </w:rPr>
               <w:t xml:space="preserve"> </w:t>
             </w:r>
             <w:r>
+              <w:rPr>
+                <w:rFonts w:ascii="Helvetica Neue" w:hAnsi="Helvetica Neue"/>
+                <w:sz w:val="19"/>
+              </w:rPr>
               <w:t xml:space="preserve">positioning; AI menu scoring; influencer GTM</w:t>
             </w:r>
           </w:p>
@@ -1527,9 +1926,14 @@
           <w:p>
             <w:pPr>
               <w:pStyle w:val="Compact"/>
-              <w:jc w:val="left"/>
-            </w:pPr>
-            <w:r>
+              <w:spacing w:after="40"/>
+              <w:jc w:val="left"/>
+            </w:pPr>
+            <w:r>
+              <w:rPr>
+                <w:rFonts w:ascii="Helvetica Neue" w:hAnsi="Helvetica Neue"/>
+                <w:sz w:val="19"/>
+              </w:rPr>
               <w:t xml:space="preserve">Sources, error ranges, corrections, restaurant participation, ordering/logging loop, web presence; guilt-based fitness framing excludes the health-condition market</w:t>
             </w:r>
           </w:p>
@@ -1540,11 +1944,14 @@
           <w:p>
             <w:pPr>
               <w:pStyle w:val="Compact"/>
-              <w:jc w:val="left"/>
-            </w:pPr>
-            <w:r>
-              <w:rPr>
+              <w:spacing w:after="40"/>
+              <w:jc w:val="left"/>
+            </w:pPr>
+            <w:r>
+              <w:rPr>
+                <w:rFonts w:ascii="Helvetica Neue" w:hAnsi="Helvetica Neue"/>
                 <w:b/>
+                <w:sz w:val="19"/>
               </w:rPr>
               <w:t xml:space="preserve">MyFitnessPal</w:t>
             </w:r>
@@ -1554,9 +1961,14 @@
           <w:p>
             <w:pPr>
               <w:pStyle w:val="Compact"/>
-              <w:jc w:val="left"/>
-            </w:pPr>
-            <w:r>
+              <w:spacing w:after="40"/>
+              <w:jc w:val="left"/>
+            </w:pPr>
+            <w:r>
+              <w:rPr>
+                <w:rFonts w:ascii="Helvetica Neue" w:hAnsi="Helvetica Neue"/>
+                <w:sz w:val="19"/>
+              </w:rPr>
               <w:t xml:space="preserve">Retrospective logging at scale</w:t>
             </w:r>
           </w:p>
@@ -1565,9 +1977,14 @@
           <w:p>
             <w:pPr>
               <w:pStyle w:val="Compact"/>
-              <w:jc w:val="left"/>
-            </w:pPr>
-            <w:r>
+              <w:spacing w:after="40"/>
+              <w:jc w:val="left"/>
+            </w:pPr>
+            <w:r>
+              <w:rPr>
+                <w:rFonts w:ascii="Helvetica Neue" w:hAnsi="Helvetica Neue"/>
+                <w:sz w:val="19"/>
+              </w:rPr>
               <w:t xml:space="preserve">Acts after eating; restaurant data is its weakest (same dish 400–1,200 kcal); 70–80% two-week churn; first revenue decline (−5.7%, 2025)</w:t>
             </w:r>
           </w:p>
@@ -1578,11 +1995,14 @@
           <w:p>
             <w:pPr>
               <w:pStyle w:val="Compact"/>
-              <w:jc w:val="left"/>
-            </w:pPr>
-            <w:r>
-              <w:rPr>
+              <w:spacing w:after="40"/>
+              <w:jc w:val="left"/>
+            </w:pPr>
+            <w:r>
+              <w:rPr>
+                <w:rFonts w:ascii="Helvetica Neue" w:hAnsi="Helvetica Neue"/>
                 <w:b/>
+                <w:sz w:val="19"/>
               </w:rPr>
               <w:t xml:space="preserve">DoorDash / Uber Eats</w:t>
             </w:r>
@@ -1592,9 +2012,14 @@
           <w:p>
             <w:pPr>
               <w:pStyle w:val="Compact"/>
-              <w:jc w:val="left"/>
-            </w:pPr>
-            <w:r>
+              <w:spacing w:after="40"/>
+              <w:jc w:val="left"/>
+            </w:pPr>
+            <w:r>
+              <w:rPr>
+                <w:rFonts w:ascii="Helvetica Neue" w:hAnsi="Helvetica Neue"/>
+                <w:sz w:val="19"/>
+              </w:rPr>
               <w:t xml:space="preserve">Ordering logistics, merchant graph, $1B+ ads</w:t>
             </w:r>
           </w:p>
@@ -1603,24 +2028,43 @@
           <w:p>
             <w:pPr>
               <w:pStyle w:val="Compact"/>
-              <w:jc w:val="left"/>
-            </w:pPr>
-            <w:r>
+              <w:spacing w:after="40"/>
+              <w:jc w:val="left"/>
+            </w:pPr>
+            <w:r>
+              <w:rPr>
+                <w:rFonts w:ascii="Helvetica Neue" w:hAnsi="Helvetica Neue"/>
+                <w:sz w:val="19"/>
+              </w:rPr>
               <w:t xml:space="preserve">Zero personal-nutrition intelligence; sponsored placement</w:t>
             </w:r>
             <w:r>
+              <w:rPr>
+                <w:rFonts w:ascii="Helvetica Neue" w:hAnsi="Helvetica Neue"/>
+                <w:sz w:val="19"/>
+              </w:rPr>
               <w:t xml:space="preserve"> </w:t>
             </w:r>
             <w:r>
               <w:rPr>
+                <w:rFonts w:ascii="Helvetica Neue" w:hAnsi="Helvetica Neue"/>
                 <w:i/>
+                <w:sz w:val="19"/>
               </w:rPr>
               <w:t xml:space="preserve">is</w:t>
             </w:r>
             <w:r>
+              <w:rPr>
+                <w:rFonts w:ascii="Helvetica Neue" w:hAnsi="Helvetica Neue"/>
+                <w:sz w:val="19"/>
+              </w:rPr>
               <w:t xml:space="preserve"> </w:t>
             </w:r>
             <w:r>
+              <w:rPr>
+                <w:rFonts w:ascii="Helvetica Neue" w:hAnsi="Helvetica Neue"/>
+                <w:sz w:val="19"/>
+              </w:rPr>
               <w:t xml:space="preserve">the product</w:t>
             </w:r>
           </w:p>
@@ -1631,11 +2075,14 @@
           <w:p>
             <w:pPr>
               <w:pStyle w:val="Compact"/>
-              <w:jc w:val="left"/>
-            </w:pPr>
-            <w:r>
-              <w:rPr>
+              <w:spacing w:after="40"/>
+              <w:jc w:val="left"/>
+            </w:pPr>
+            <w:r>
+              <w:rPr>
+                <w:rFonts w:ascii="Helvetica Neue" w:hAnsi="Helvetica Neue"/>
                 <w:b/>
+                <w:sz w:val="19"/>
               </w:rPr>
               <w:t xml:space="preserve">Sweetgreen / CAVA</w:t>
             </w:r>
@@ -1645,9 +2092,14 @@
           <w:p>
             <w:pPr>
               <w:pStyle w:val="Compact"/>
-              <w:jc w:val="left"/>
-            </w:pPr>
-            <w:r>
+              <w:spacing w:after="40"/>
+              <w:jc w:val="left"/>
+            </w:pPr>
+            <w:r>
+              <w:rPr>
+                <w:rFonts w:ascii="Helvetica Neue" w:hAnsi="Helvetica Neue"/>
+                <w:sz w:val="19"/>
+              </w:rPr>
               <w:t xml:space="preserve">Excellent single-brand transparency</w:t>
             </w:r>
           </w:p>
@@ -1656,9 +2108,14 @@
           <w:p>
             <w:pPr>
               <w:pStyle w:val="Compact"/>
-              <w:jc w:val="left"/>
-            </w:pPr>
-            <w:r>
+              <w:spacing w:after="40"/>
+              <w:jc w:val="left"/>
+            </w:pPr>
+            <w:r>
+              <w:rPr>
+                <w:rFonts w:ascii="Helvetica Neue" w:hAnsi="Helvetica Neue"/>
+                <w:sz w:val="19"/>
+              </w:rPr>
               <w:t xml:space="preserve">Can’t be brand-agnostic</w:t>
             </w:r>
           </w:p>
@@ -1669,11 +2126,14 @@
           <w:p>
             <w:pPr>
               <w:pStyle w:val="Compact"/>
-              <w:jc w:val="left"/>
-            </w:pPr>
-            <w:r>
-              <w:rPr>
+              <w:spacing w:after="40"/>
+              <w:jc w:val="left"/>
+            </w:pPr>
+            <w:r>
+              <w:rPr>
+                <w:rFonts w:ascii="Helvetica Neue" w:hAnsi="Helvetica Neue"/>
                 <w:b/>
+                <w:sz w:val="19"/>
               </w:rPr>
               <w:t xml:space="preserve">Foodsmart / Nourish</w:t>
             </w:r>
@@ -1683,9 +2143,14 @@
           <w:p>
             <w:pPr>
               <w:pStyle w:val="Compact"/>
-              <w:jc w:val="left"/>
-            </w:pPr>
-            <w:r>
+              <w:spacing w:after="40"/>
+              <w:jc w:val="left"/>
+            </w:pPr>
+            <w:r>
+              <w:rPr>
+                <w:rFonts w:ascii="Helvetica Neue" w:hAnsi="Helvetica Neue"/>
+                <w:sz w:val="19"/>
+              </w:rPr>
               <w:t xml:space="preserve">Payer-funded dietitian care (2.2M members / $1B+ valuation)</w:t>
             </w:r>
           </w:p>
@@ -1694,9 +2159,14 @@
           <w:p>
             <w:pPr>
               <w:pStyle w:val="Compact"/>
-              <w:jc w:val="left"/>
-            </w:pPr>
-            <w:r>
+              <w:spacing w:after="40"/>
+              <w:jc w:val="left"/>
+            </w:pPr>
+            <w:r>
+              <w:rPr>
+                <w:rFonts w:ascii="Helvetica Neue" w:hAnsi="Helvetica Neue"/>
+                <w:sz w:val="19"/>
+              </w:rPr>
               <w:t xml:space="preserve">Care delivery, not the moment of ordering</w:t>
             </w:r>
           </w:p>
@@ -2189,6 +2659,11 @@
         <w:tblStyle w:val="Table"/>
         <w:tblW w:type="pct" w:w="5000.0"/>
         <w:tblLook w:firstRow="1"/>
+        <w:tblBorders>
+          <w:top w:val="single" w:sz="4" w:color="CCCCCC"/>
+          <w:bottom w:val="single" w:sz="4" w:color="CCCCCC"/>
+          <w:insideH w:val="single" w:sz="4" w:color="CCCCCC"/>
+        </w:tblBorders>
       </w:tblPr>
       <w:tblGrid>
         <w:gridCol w:w="2640"/>
@@ -2209,9 +2684,15 @@
           <w:p>
             <w:pPr>
               <w:pStyle w:val="Compact"/>
-              <w:jc w:val="left"/>
-            </w:pPr>
-            <w:r>
+              <w:spacing w:after="40"/>
+              <w:jc w:val="left"/>
+            </w:pPr>
+            <w:r>
+              <w:rPr>
+                <w:rFonts w:ascii="Helvetica Neue" w:hAnsi="Helvetica Neue"/>
+                <w:b/>
+                <w:sz w:val="19"/>
+              </w:rPr>
               <w:t xml:space="preserve">Milestone</w:t>
             </w:r>
           </w:p>
@@ -2226,9 +2707,15 @@
           <w:p>
             <w:pPr>
               <w:pStyle w:val="Compact"/>
-              <w:jc w:val="left"/>
-            </w:pPr>
-            <w:r>
+              <w:spacing w:after="40"/>
+              <w:jc w:val="left"/>
+            </w:pPr>
+            <w:r>
+              <w:rPr>
+                <w:rFonts w:ascii="Helvetica Neue" w:hAnsi="Helvetica Neue"/>
+                <w:b/>
+                <w:sz w:val="19"/>
+              </w:rPr>
               <w:t xml:space="preserve">Target</w:t>
             </w:r>
           </w:p>
@@ -2243,9 +2730,15 @@
           <w:p>
             <w:pPr>
               <w:pStyle w:val="Compact"/>
-              <w:jc w:val="left"/>
-            </w:pPr>
-            <w:r>
+              <w:spacing w:after="40"/>
+              <w:jc w:val="left"/>
+            </w:pPr>
+            <w:r>
+              <w:rPr>
+                <w:rFonts w:ascii="Helvetica Neue" w:hAnsi="Helvetica Neue"/>
+                <w:b/>
+                <w:sz w:val="19"/>
+              </w:rPr>
               <w:t xml:space="preserve">Status</w:t>
             </w:r>
           </w:p>
@@ -2256,9 +2749,14 @@
           <w:p>
             <w:pPr>
               <w:pStyle w:val="Compact"/>
-              <w:jc w:val="left"/>
-            </w:pPr>
-            <w:r>
+              <w:spacing w:after="40"/>
+              <w:jc w:val="left"/>
+            </w:pPr>
+            <w:r>
+              <w:rPr>
+                <w:rFonts w:ascii="Helvetica Neue" w:hAnsi="Helvetica Neue"/>
+                <w:sz w:val="19"/>
+              </w:rPr>
               <w:t xml:space="preserve">Working end-to-end product (decision → order → log → measure)</w:t>
             </w:r>
           </w:p>
@@ -2267,9 +2765,14 @@
           <w:p>
             <w:pPr>
               <w:pStyle w:val="Compact"/>
-              <w:jc w:val="left"/>
-            </w:pPr>
-            <w:r>
+              <w:spacing w:after="40"/>
+              <w:jc w:val="left"/>
+            </w:pPr>
+            <w:r>
+              <w:rPr>
+                <w:rFonts w:ascii="Helvetica Neue" w:hAnsi="Helvetica Neue"/>
+                <w:sz w:val="19"/>
+              </w:rPr>
               <w:t xml:space="preserve">—</w:t>
             </w:r>
           </w:p>
@@ -2278,11 +2781,14 @@
           <w:p>
             <w:pPr>
               <w:pStyle w:val="Compact"/>
-              <w:jc w:val="left"/>
-            </w:pPr>
-            <w:r>
-              <w:rPr>
+              <w:spacing w:after="40"/>
+              <w:jc w:val="left"/>
+            </w:pPr>
+            <w:r>
+              <w:rPr>
+                <w:rFonts w:ascii="Helvetica Neue" w:hAnsi="Helvetica Neue"/>
                 <w:b/>
+                <w:sz w:val="19"/>
               </w:rPr>
               <w:t xml:space="preserve">Done, July 2026</w:t>
             </w:r>
@@ -2294,9 +2800,14 @@
           <w:p>
             <w:pPr>
               <w:pStyle w:val="Compact"/>
-              <w:jc w:val="left"/>
-            </w:pPr>
-            <w:r>
+              <w:spacing w:after="40"/>
+              <w:jc w:val="left"/>
+            </w:pPr>
+            <w:r>
+              <w:rPr>
+                <w:rFonts w:ascii="Helvetica Neue" w:hAnsi="Helvetica Neue"/>
+                <w:sz w:val="19"/>
+              </w:rPr>
               <w:t xml:space="preserve">Published-nutrition chain seeding demonstrated</w:t>
             </w:r>
           </w:p>
@@ -2305,9 +2816,14 @@
           <w:p>
             <w:pPr>
               <w:pStyle w:val="Compact"/>
-              <w:jc w:val="left"/>
-            </w:pPr>
-            <w:r>
+              <w:spacing w:after="40"/>
+              <w:jc w:val="left"/>
+            </w:pPr>
+            <w:r>
+              <w:rPr>
+                <w:rFonts w:ascii="Helvetica Neue" w:hAnsi="Helvetica Neue"/>
+                <w:sz w:val="19"/>
+              </w:rPr>
               <w:t xml:space="preserve">—</w:t>
             </w:r>
           </w:p>
@@ -2316,18 +2832,29 @@
           <w:p>
             <w:pPr>
               <w:pStyle w:val="Compact"/>
-              <w:jc w:val="left"/>
-            </w:pPr>
-            <w:r>
-              <w:rPr>
+              <w:spacing w:after="40"/>
+              <w:jc w:val="left"/>
+            </w:pPr>
+            <w:r>
+              <w:rPr>
+                <w:rFonts w:ascii="Helvetica Neue" w:hAnsi="Helvetica Neue"/>
                 <w:b/>
+                <w:sz w:val="19"/>
               </w:rPr>
               <w:t xml:space="preserve">Done</w:t>
             </w:r>
             <w:r>
+              <w:rPr>
+                <w:rFonts w:ascii="Helvetica Neue" w:hAnsi="Helvetica Neue"/>
+                <w:sz w:val="19"/>
+              </w:rPr>
               <w:t xml:space="preserve"> </w:t>
             </w:r>
             <w:r>
+              <w:rPr>
+                <w:rFonts w:ascii="Helvetica Neue" w:hAnsi="Helvetica Neue"/>
+                <w:sz w:val="19"/>
+              </w:rPr>
               <w:t xml:space="preserve">(Sweetgreen, Halal Guys)</w:t>
             </w:r>
           </w:p>
@@ -2338,9 +2865,14 @@
           <w:p>
             <w:pPr>
               <w:pStyle w:val="Compact"/>
-              <w:jc w:val="left"/>
-            </w:pPr>
-            <w:r>
+              <w:spacing w:after="40"/>
+              <w:jc w:val="left"/>
+            </w:pPr>
+            <w:r>
+              <w:rPr>
+                <w:rFonts w:ascii="Helvetica Neue" w:hAnsi="Helvetica Neue"/>
+                <w:sz w:val="19"/>
+              </w:rPr>
               <w:t xml:space="preserve">Pilot metrics pre-registered publicly</w:t>
             </w:r>
           </w:p>
@@ -2349,9 +2881,14 @@
           <w:p>
             <w:pPr>
               <w:pStyle w:val="Compact"/>
-              <w:jc w:val="left"/>
-            </w:pPr>
-            <w:r>
+              <w:spacing w:after="40"/>
+              <w:jc w:val="left"/>
+            </w:pPr>
+            <w:r>
+              <w:rPr>
+                <w:rFonts w:ascii="Helvetica Neue" w:hAnsi="Helvetica Neue"/>
+                <w:sz w:val="19"/>
+              </w:rPr>
               <w:t xml:space="preserve">—</w:t>
             </w:r>
           </w:p>
@@ -2360,27 +2897,44 @@
           <w:p>
             <w:pPr>
               <w:pStyle w:val="Compact"/>
-              <w:jc w:val="left"/>
-            </w:pPr>
-            <w:r>
-              <w:rPr>
+              <w:spacing w:after="40"/>
+              <w:jc w:val="left"/>
+            </w:pPr>
+            <w:r>
+              <w:rPr>
+                <w:rFonts w:ascii="Helvetica Neue" w:hAnsi="Helvetica Neue"/>
                 <w:b/>
+                <w:sz w:val="19"/>
               </w:rPr>
               <w:t xml:space="preserve">Done</w:t>
             </w:r>
             <w:r>
+              <w:rPr>
+                <w:rFonts w:ascii="Helvetica Neue" w:hAnsi="Helvetica Neue"/>
+                <w:sz w:val="19"/>
+              </w:rPr>
               <w:t xml:space="preserve"> </w:t>
             </w:r>
             <w:r>
+              <w:rPr>
+                <w:rFonts w:ascii="Helvetica Neue" w:hAnsi="Helvetica Neue"/>
+                <w:sz w:val="19"/>
+              </w:rPr>
               <w:t xml:space="preserve">(</w:t>
             </w:r>
             <w:r>
               <w:rPr>
                 <w:rStyle w:val="VerbatimChar"/>
+                <w:rFonts w:ascii="Helvetica Neue" w:hAnsi="Helvetica Neue"/>
+                <w:sz w:val="19"/>
               </w:rPr>
               <w:t xml:space="preserve">/impact</w:t>
             </w:r>
             <w:r>
+              <w:rPr>
+                <w:rFonts w:ascii="Helvetica Neue" w:hAnsi="Helvetica Neue"/>
+                <w:sz w:val="19"/>
+              </w:rPr>
               <w:t xml:space="preserve">)</w:t>
             </w:r>
           </w:p>
@@ -2391,9 +2945,14 @@
           <w:p>
             <w:pPr>
               <w:pStyle w:val="Compact"/>
-              <w:jc w:val="left"/>
-            </w:pPr>
-            <w:r>
+              <w:spacing w:after="40"/>
+              <w:jc w:val="left"/>
+            </w:pPr>
+            <w:r>
+              <w:rPr>
+                <w:rFonts w:ascii="Helvetica Neue" w:hAnsi="Helvetica Neue"/>
+                <w:sz w:val="19"/>
+              </w:rPr>
               <w:t xml:space="preserve">Backend (cross-device accounts, live terminal sync)</w:t>
             </w:r>
           </w:p>
@@ -2402,9 +2961,14 @@
           <w:p>
             <w:pPr>
               <w:pStyle w:val="Compact"/>
-              <w:jc w:val="left"/>
-            </w:pPr>
-            <w:r>
+              <w:spacing w:after="40"/>
+              <w:jc w:val="left"/>
+            </w:pPr>
+            <w:r>
+              <w:rPr>
+                <w:rFonts w:ascii="Helvetica Neue" w:hAnsi="Helvetica Neue"/>
+                <w:sz w:val="19"/>
+              </w:rPr>
               <w:t xml:space="preserve">Month 1–2</w:t>
             </w:r>
           </w:p>
@@ -2413,9 +2977,14 @@
           <w:p>
             <w:pPr>
               <w:pStyle w:val="Compact"/>
-              <w:jc w:val="left"/>
-            </w:pPr>
-            <w:r>
+              <w:spacing w:after="40"/>
+              <w:jc w:val="left"/>
+            </w:pPr>
+            <w:r>
+              <w:rPr>
+                <w:rFonts w:ascii="Helvetica Neue" w:hAnsi="Helvetica Neue"/>
+                <w:sz w:val="19"/>
+              </w:rPr>
               <w:t xml:space="preserve">Next</w:t>
             </w:r>
           </w:p>
@@ -2426,9 +2995,14 @@
           <w:p>
             <w:pPr>
               <w:pStyle w:val="Compact"/>
-              <w:jc w:val="left"/>
-            </w:pPr>
-            <w:r>
+              <w:spacing w:after="40"/>
+              <w:jc w:val="left"/>
+            </w:pPr>
+            <w:r>
+              <w:rPr>
+                <w:rFonts w:ascii="Helvetica Neue" w:hAnsi="Helvetica Neue"/>
+                <w:sz w:val="19"/>
+              </w:rPr>
               <w:t xml:space="preserve">Catalog: 20+ restaurants incl. verified independents</w:t>
             </w:r>
           </w:p>
@@ -2437,9 +3011,14 @@
           <w:p>
             <w:pPr>
               <w:pStyle w:val="Compact"/>
-              <w:jc w:val="left"/>
-            </w:pPr>
-            <w:r>
+              <w:spacing w:after="40"/>
+              <w:jc w:val="left"/>
+            </w:pPr>
+            <w:r>
+              <w:rPr>
+                <w:rFonts w:ascii="Helvetica Neue" w:hAnsi="Helvetica Neue"/>
+                <w:sz w:val="19"/>
+              </w:rPr>
               <w:t xml:space="preserve">Month 3</w:t>
             </w:r>
           </w:p>
@@ -2448,9 +3027,14 @@
           <w:p>
             <w:pPr>
               <w:pStyle w:val="Compact"/>
-              <w:jc w:val="left"/>
-            </w:pPr>
-            <w:r>
+              <w:spacing w:after="40"/>
+              <w:jc w:val="left"/>
+            </w:pPr>
+            <w:r>
+              <w:rPr>
+                <w:rFonts w:ascii="Helvetica Neue" w:hAnsi="Helvetica Neue"/>
+                <w:sz w:val="19"/>
+              </w:rPr>
               <w:t xml:space="preserve">13 today</w:t>
             </w:r>
           </w:p>
@@ -2461,9 +3045,14 @@
           <w:p>
             <w:pPr>
               <w:pStyle w:val="Compact"/>
-              <w:jc w:val="left"/>
-            </w:pPr>
-            <w:r>
+              <w:spacing w:after="40"/>
+              <w:jc w:val="left"/>
+            </w:pPr>
+            <w:r>
+              <w:rPr>
+                <w:rFonts w:ascii="Helvetica Neue" w:hAnsi="Helvetica Neue"/>
+                <w:sz w:val="19"/>
+              </w:rPr>
               <w:t xml:space="preserve">First 3–5 owner-verified partner restaurants (letters + correction logs)</w:t>
             </w:r>
           </w:p>
@@ -2472,9 +3061,14 @@
           <w:p>
             <w:pPr>
               <w:pStyle w:val="Compact"/>
-              <w:jc w:val="left"/>
-            </w:pPr>
-            <w:r>
+              <w:spacing w:after="40"/>
+              <w:jc w:val="left"/>
+            </w:pPr>
+            <w:r>
+              <w:rPr>
+                <w:rFonts w:ascii="Helvetica Neue" w:hAnsi="Helvetica Neue"/>
+                <w:sz w:val="19"/>
+              </w:rPr>
               <w:t xml:space="preserve">Month 4–6</w:t>
             </w:r>
           </w:p>
@@ -2483,9 +3077,14 @@
           <w:p>
             <w:pPr>
               <w:pStyle w:val="Compact"/>
-              <w:jc w:val="left"/>
-            </w:pPr>
-            <w:r>
+              <w:spacing w:after="40"/>
+              <w:jc w:val="left"/>
+            </w:pPr>
+            <w:r>
+              <w:rPr>
+                <w:rFonts w:ascii="Helvetica Neue" w:hAnsi="Helvetica Neue"/>
+                <w:sz w:val="19"/>
+              </w:rPr>
               <w:t xml:space="preserve">—</w:t>
             </w:r>
           </w:p>
@@ -2496,9 +3095,14 @@
           <w:p>
             <w:pPr>
               <w:pStyle w:val="Compact"/>
-              <w:jc w:val="left"/>
-            </w:pPr>
-            <w:r>
+              <w:spacing w:after="40"/>
+              <w:jc w:val="left"/>
+            </w:pPr>
+            <w:r>
+              <w:rPr>
+                <w:rFonts w:ascii="Helvetica Neue" w:hAnsi="Helvetica Neue"/>
+                <w:sz w:val="19"/>
+              </w:rPr>
               <w:t xml:space="preserve">D30 retention</w:t>
             </w:r>
           </w:p>
@@ -2507,18 +3111,29 @@
           <w:p>
             <w:pPr>
               <w:pStyle w:val="Compact"/>
-              <w:jc w:val="left"/>
-            </w:pPr>
-            <w:r>
-              <w:rPr>
+              <w:spacing w:after="40"/>
+              <w:jc w:val="left"/>
+            </w:pPr>
+            <w:r>
+              <w:rPr>
+                <w:rFonts w:ascii="Helvetica Neue" w:hAnsi="Helvetica Neue"/>
                 <w:b/>
+                <w:sz w:val="19"/>
               </w:rPr>
               <w:t xml:space="preserve">&gt;35%</w:t>
             </w:r>
             <w:r>
+              <w:rPr>
+                <w:rFonts w:ascii="Helvetica Neue" w:hAnsi="Helvetica Neue"/>
+                <w:sz w:val="19"/>
+              </w:rPr>
               <w:t xml:space="preserve"> </w:t>
             </w:r>
             <w:r>
+              <w:rPr>
+                <w:rFonts w:ascii="Helvetica Neue" w:hAnsi="Helvetica Neue"/>
+                <w:sz w:val="19"/>
+              </w:rPr>
               <w:t xml:space="preserve">(vs. ~30% category)</w:t>
             </w:r>
           </w:p>
@@ -2527,9 +3142,14 @@
           <w:p>
             <w:pPr>
               <w:pStyle w:val="Compact"/>
-              <w:jc w:val="left"/>
-            </w:pPr>
-            <w:r>
+              <w:spacing w:after="40"/>
+              <w:jc w:val="left"/>
+            </w:pPr>
+            <w:r>
+              <w:rPr>
+                <w:rFonts w:ascii="Helvetica Neue" w:hAnsi="Helvetica Neue"/>
+                <w:sz w:val="19"/>
+              </w:rPr>
               <w:t xml:space="preserve">—</w:t>
             </w:r>
           </w:p>
@@ -2540,9 +3160,14 @@
           <w:p>
             <w:pPr>
               <w:pStyle w:val="Compact"/>
-              <w:jc w:val="left"/>
-            </w:pPr>
-            <w:r>
+              <w:spacing w:after="40"/>
+              <w:jc w:val="left"/>
+            </w:pPr>
+            <w:r>
+              <w:rPr>
+                <w:rFonts w:ascii="Helvetica Neue" w:hAnsi="Helvetica Neue"/>
+                <w:sz w:val="19"/>
+              </w:rPr>
               <w:t xml:space="preserve">Featured-restaurant cohort</w:t>
             </w:r>
           </w:p>
@@ -2551,9 +3176,14 @@
           <w:p>
             <w:pPr>
               <w:pStyle w:val="Compact"/>
-              <w:jc w:val="left"/>
-            </w:pPr>
-            <w:r>
+              <w:spacing w:after="40"/>
+              <w:jc w:val="left"/>
+            </w:pPr>
+            <w:r>
+              <w:rPr>
+                <w:rFonts w:ascii="Helvetica Neue" w:hAnsi="Helvetica Neue"/>
+                <w:sz w:val="19"/>
+              </w:rPr>
               <w:t xml:space="preserve">150+</w:t>
             </w:r>
           </w:p>
@@ -2562,9 +3192,14 @@
           <w:p>
             <w:pPr>
               <w:pStyle w:val="Compact"/>
-              <w:jc w:val="left"/>
-            </w:pPr>
-            <w:r>
+              <w:spacing w:after="40"/>
+              <w:jc w:val="left"/>
+            </w:pPr>
+            <w:r>
+              <w:rPr>
+                <w:rFonts w:ascii="Helvetica Neue" w:hAnsi="Helvetica Neue"/>
+                <w:sz w:val="19"/>
+              </w:rPr>
               <w:t xml:space="preserve">—</w:t>
             </w:r>
           </w:p>
@@ -2575,9 +3210,14 @@
           <w:p>
             <w:pPr>
               <w:pStyle w:val="Compact"/>
-              <w:jc w:val="left"/>
-            </w:pPr>
-            <w:r>
+              <w:spacing w:after="40"/>
+              <w:jc w:val="left"/>
+            </w:pPr>
+            <w:r>
+              <w:rPr>
+                <w:rFonts w:ascii="Helvetica Neue" w:hAnsi="Helvetica Neue"/>
+                <w:sz w:val="19"/>
+              </w:rPr>
               <w:t xml:space="preserve">Paying subscribers (Boston)</w:t>
             </w:r>
           </w:p>
@@ -2586,9 +3226,14 @@
           <w:p>
             <w:pPr>
               <w:pStyle w:val="Compact"/>
-              <w:jc w:val="left"/>
-            </w:pPr>
-            <w:r>
+              <w:spacing w:after="40"/>
+              <w:jc w:val="left"/>
+            </w:pPr>
+            <w:r>
+              <w:rPr>
+                <w:rFonts w:ascii="Helvetica Neue" w:hAnsi="Helvetica Neue"/>
+                <w:sz w:val="19"/>
+              </w:rPr>
               <w:t xml:space="preserve">~3,000</w:t>
             </w:r>
           </w:p>
@@ -2597,9 +3242,14 @@
           <w:p>
             <w:pPr>
               <w:pStyle w:val="Compact"/>
-              <w:jc w:val="left"/>
-            </w:pPr>
-            <w:r>
+              <w:spacing w:after="40"/>
+              <w:jc w:val="left"/>
+            </w:pPr>
+            <w:r>
+              <w:rPr>
+                <w:rFonts w:ascii="Helvetica Neue" w:hAnsi="Helvetica Neue"/>
+                <w:sz w:val="19"/>
+              </w:rPr>
               <w:t xml:space="preserve">—</w:t>
             </w:r>
           </w:p>
@@ -2610,9 +3260,14 @@
           <w:p>
             <w:pPr>
               <w:pStyle w:val="Compact"/>
-              <w:jc w:val="left"/>
-            </w:pPr>
-            <w:r>
+              <w:spacing w:after="40"/>
+              <w:jc w:val="left"/>
+            </w:pPr>
+            <w:r>
+              <w:rPr>
+                <w:rFonts w:ascii="Helvetica Neue" w:hAnsi="Helvetica Neue"/>
+                <w:sz w:val="19"/>
+              </w:rPr>
               <w:t xml:space="preserve">SBIR Phase I submitted/awarded</w:t>
             </w:r>
           </w:p>
@@ -2621,9 +3276,14 @@
           <w:p>
             <w:pPr>
               <w:pStyle w:val="Compact"/>
-              <w:jc w:val="left"/>
-            </w:pPr>
-            <w:r>
+              <w:spacing w:after="40"/>
+              <w:jc w:val="left"/>
+            </w:pPr>
+            <w:r>
+              <w:rPr>
+                <w:rFonts w:ascii="Helvetica Neue" w:hAnsi="Helvetica Neue"/>
+                <w:sz w:val="19"/>
+              </w:rPr>
               <w:t xml:space="preserve">Month 9–12</w:t>
             </w:r>
           </w:p>
@@ -2632,9 +3292,14 @@
           <w:p>
             <w:pPr>
               <w:pStyle w:val="Compact"/>
-              <w:jc w:val="left"/>
-            </w:pPr>
-            <w:r>
+              <w:spacing w:after="40"/>
+              <w:jc w:val="left"/>
+            </w:pPr>
+            <w:r>
+              <w:rPr>
+                <w:rFonts w:ascii="Helvetica Neue" w:hAnsi="Helvetica Neue"/>
+                <w:sz w:val="19"/>
+              </w:rPr>
               <w:t xml:space="preserve">—</w:t>
             </w:r>
           </w:p>
@@ -2645,9 +3310,14 @@
           <w:p>
             <w:pPr>
               <w:pStyle w:val="Compact"/>
-              <w:jc w:val="left"/>
-            </w:pPr>
-            <w:r>
+              <w:spacing w:after="40"/>
+              <w:jc w:val="left"/>
+            </w:pPr>
+            <w:r>
+              <w:rPr>
+                <w:rFonts w:ascii="Helvetica Neue" w:hAnsi="Helvetica Neue"/>
+                <w:sz w:val="19"/>
+              </w:rPr>
               <w:t xml:space="preserve">Seed raised</w:t>
             </w:r>
           </w:p>
@@ -2656,9 +3326,14 @@
           <w:p>
             <w:pPr>
               <w:pStyle w:val="Compact"/>
-              <w:jc w:val="left"/>
-            </w:pPr>
-            <w:r>
+              <w:spacing w:after="40"/>
+              <w:jc w:val="left"/>
+            </w:pPr>
+            <w:r>
+              <w:rPr>
+                <w:rFonts w:ascii="Helvetica Neue" w:hAnsi="Helvetica Neue"/>
+                <w:sz w:val="19"/>
+              </w:rPr>
               <w:t xml:space="preserve">Month 12–18</w:t>
             </w:r>
           </w:p>
@@ -2667,9 +3342,14 @@
           <w:p>
             <w:pPr>
               <w:pStyle w:val="Compact"/>
-              <w:jc w:val="left"/>
-            </w:pPr>
-            <w:r>
+              <w:spacing w:after="40"/>
+              <w:jc w:val="left"/>
+            </w:pPr>
+            <w:r>
+              <w:rPr>
+                <w:rFonts w:ascii="Helvetica Neue" w:hAnsi="Helvetica Neue"/>
+                <w:sz w:val="19"/>
+              </w:rPr>
               <w:t xml:space="preserve">—</w:t>
             </w:r>
           </w:p>
@@ -2703,6 +3383,11 @@
         <w:tblStyle w:val="Table"/>
         <w:tblW w:type="pct" w:w="5000.0"/>
         <w:tblLook w:firstRow="1"/>
+        <w:tblBorders>
+          <w:top w:val="single" w:sz="4" w:color="CCCCCC"/>
+          <w:bottom w:val="single" w:sz="4" w:color="CCCCCC"/>
+          <w:insideH w:val="single" w:sz="4" w:color="CCCCCC"/>
+        </w:tblBorders>
       </w:tblPr>
       <w:tblGrid>
         <w:gridCol w:w="1033"/>
@@ -2723,7 +3408,11 @@
             </w:tcBorders>
             <w:vAlign w:val="bottom"/>
           </w:tcPr>
-          <w:p/>
+          <w:p>
+            <w:pPr>
+              <w:spacing w:after="40"/>
+            </w:pPr>
+          </w:p>
         </w:tc>
         <w:tc>
           <w:tcPr>
@@ -2735,9 +3424,15 @@
           <w:p>
             <w:pPr>
               <w:pStyle w:val="Compact"/>
-              <w:jc w:val="right"/>
-            </w:pPr>
-            <w:r>
+              <w:spacing w:after="40"/>
+              <w:jc w:val="right"/>
+            </w:pPr>
+            <w:r>
+              <w:rPr>
+                <w:rFonts w:ascii="Helvetica Neue" w:hAnsi="Helvetica Neue"/>
+                <w:b/>
+                <w:sz w:val="19"/>
+              </w:rPr>
               <w:t xml:space="preserve">Y1</w:t>
             </w:r>
           </w:p>
@@ -2752,9 +3447,15 @@
           <w:p>
             <w:pPr>
               <w:pStyle w:val="Compact"/>
-              <w:jc w:val="right"/>
-            </w:pPr>
-            <w:r>
+              <w:spacing w:after="40"/>
+              <w:jc w:val="right"/>
+            </w:pPr>
+            <w:r>
+              <w:rPr>
+                <w:rFonts w:ascii="Helvetica Neue" w:hAnsi="Helvetica Neue"/>
+                <w:b/>
+                <w:sz w:val="19"/>
+              </w:rPr>
               <w:t xml:space="preserve">Y2</w:t>
             </w:r>
           </w:p>
@@ -2769,9 +3470,15 @@
           <w:p>
             <w:pPr>
               <w:pStyle w:val="Compact"/>
-              <w:jc w:val="right"/>
-            </w:pPr>
-            <w:r>
+              <w:spacing w:after="40"/>
+              <w:jc w:val="right"/>
+            </w:pPr>
+            <w:r>
+              <w:rPr>
+                <w:rFonts w:ascii="Helvetica Neue" w:hAnsi="Helvetica Neue"/>
+                <w:b/>
+                <w:sz w:val="19"/>
+              </w:rPr>
               <w:t xml:space="preserve">Y3</w:t>
             </w:r>
           </w:p>
@@ -2786,9 +3493,15 @@
           <w:p>
             <w:pPr>
               <w:pStyle w:val="Compact"/>
-              <w:jc w:val="right"/>
-            </w:pPr>
-            <w:r>
+              <w:spacing w:after="40"/>
+              <w:jc w:val="right"/>
+            </w:pPr>
+            <w:r>
+              <w:rPr>
+                <w:rFonts w:ascii="Helvetica Neue" w:hAnsi="Helvetica Neue"/>
+                <w:b/>
+                <w:sz w:val="19"/>
+              </w:rPr>
               <w:t xml:space="preserve">Y4</w:t>
             </w:r>
           </w:p>
@@ -2803,9 +3516,15 @@
           <w:p>
             <w:pPr>
               <w:pStyle w:val="Compact"/>
-              <w:jc w:val="right"/>
-            </w:pPr>
-            <w:r>
+              <w:spacing w:after="40"/>
+              <w:jc w:val="right"/>
+            </w:pPr>
+            <w:r>
+              <w:rPr>
+                <w:rFonts w:ascii="Helvetica Neue" w:hAnsi="Helvetica Neue"/>
+                <w:b/>
+                <w:sz w:val="19"/>
+              </w:rPr>
               <w:t xml:space="preserve">Y5</w:t>
             </w:r>
           </w:p>
@@ -2816,9 +3535,14 @@
           <w:p>
             <w:pPr>
               <w:pStyle w:val="Compact"/>
-              <w:jc w:val="left"/>
-            </w:pPr>
-            <w:r>
+              <w:spacing w:after="40"/>
+              <w:jc w:val="left"/>
+            </w:pPr>
+            <w:r>
+              <w:rPr>
+                <w:rFonts w:ascii="Helvetica Neue" w:hAnsi="Helvetica Neue"/>
+                <w:sz w:val="19"/>
+              </w:rPr>
               <w:t xml:space="preserve">Metros</w:t>
             </w:r>
           </w:p>
@@ -2827,9 +3551,14 @@
           <w:p>
             <w:pPr>
               <w:pStyle w:val="Compact"/>
-              <w:jc w:val="right"/>
-            </w:pPr>
-            <w:r>
+              <w:spacing w:after="40"/>
+              <w:jc w:val="right"/>
+            </w:pPr>
+            <w:r>
+              <w:rPr>
+                <w:rFonts w:ascii="Helvetica Neue" w:hAnsi="Helvetica Neue"/>
+                <w:sz w:val="19"/>
+              </w:rPr>
               <w:t xml:space="preserve">Boston</w:t>
             </w:r>
           </w:p>
@@ -2838,9 +3567,14 @@
           <w:p>
             <w:pPr>
               <w:pStyle w:val="Compact"/>
-              <w:jc w:val="right"/>
-            </w:pPr>
-            <w:r>
+              <w:spacing w:after="40"/>
+              <w:jc w:val="right"/>
+            </w:pPr>
+            <w:r>
+              <w:rPr>
+                <w:rFonts w:ascii="Helvetica Neue" w:hAnsi="Helvetica Neue"/>
+                <w:sz w:val="19"/>
+              </w:rPr>
               <w:t xml:space="preserve">3</w:t>
             </w:r>
           </w:p>
@@ -2849,9 +3583,14 @@
           <w:p>
             <w:pPr>
               <w:pStyle w:val="Compact"/>
-              <w:jc w:val="right"/>
-            </w:pPr>
-            <w:r>
+              <w:spacing w:after="40"/>
+              <w:jc w:val="right"/>
+            </w:pPr>
+            <w:r>
+              <w:rPr>
+                <w:rFonts w:ascii="Helvetica Neue" w:hAnsi="Helvetica Neue"/>
+                <w:sz w:val="19"/>
+              </w:rPr>
               <w:t xml:space="preserve">8</w:t>
             </w:r>
           </w:p>
@@ -2860,9 +3599,14 @@
           <w:p>
             <w:pPr>
               <w:pStyle w:val="Compact"/>
-              <w:jc w:val="right"/>
-            </w:pPr>
-            <w:r>
+              <w:spacing w:after="40"/>
+              <w:jc w:val="right"/>
+            </w:pPr>
+            <w:r>
+              <w:rPr>
+                <w:rFonts w:ascii="Helvetica Neue" w:hAnsi="Helvetica Neue"/>
+                <w:sz w:val="19"/>
+              </w:rPr>
               <w:t xml:space="preserve">15</w:t>
             </w:r>
           </w:p>
@@ -2871,9 +3615,14 @@
           <w:p>
             <w:pPr>
               <w:pStyle w:val="Compact"/>
-              <w:jc w:val="right"/>
-            </w:pPr>
-            <w:r>
+              <w:spacing w:after="40"/>
+              <w:jc w:val="right"/>
+            </w:pPr>
+            <w:r>
+              <w:rPr>
+                <w:rFonts w:ascii="Helvetica Neue" w:hAnsi="Helvetica Neue"/>
+                <w:sz w:val="19"/>
+              </w:rPr>
               <w:t xml:space="preserve">25</w:t>
             </w:r>
           </w:p>
@@ -2884,9 +3633,14 @@
           <w:p>
             <w:pPr>
               <w:pStyle w:val="Compact"/>
-              <w:jc w:val="left"/>
-            </w:pPr>
-            <w:r>
+              <w:spacing w:after="40"/>
+              <w:jc w:val="left"/>
+            </w:pPr>
+            <w:r>
+              <w:rPr>
+                <w:rFonts w:ascii="Helvetica Neue" w:hAnsi="Helvetica Neue"/>
+                <w:sz w:val="19"/>
+              </w:rPr>
               <w:t xml:space="preserve">Paying subscribers (yr-end)</w:t>
             </w:r>
           </w:p>
@@ -2895,9 +3649,14 @@
           <w:p>
             <w:pPr>
               <w:pStyle w:val="Compact"/>
-              <w:jc w:val="right"/>
-            </w:pPr>
-            <w:r>
+              <w:spacing w:after="40"/>
+              <w:jc w:val="right"/>
+            </w:pPr>
+            <w:r>
+              <w:rPr>
+                <w:rFonts w:ascii="Helvetica Neue" w:hAnsi="Helvetica Neue"/>
+                <w:sz w:val="19"/>
+              </w:rPr>
               <w:t xml:space="preserve">~3k</w:t>
             </w:r>
           </w:p>
@@ -2906,9 +3665,14 @@
           <w:p>
             <w:pPr>
               <w:pStyle w:val="Compact"/>
-              <w:jc w:val="right"/>
-            </w:pPr>
-            <w:r>
+              <w:spacing w:after="40"/>
+              <w:jc w:val="right"/>
+            </w:pPr>
+            <w:r>
+              <w:rPr>
+                <w:rFonts w:ascii="Helvetica Neue" w:hAnsi="Helvetica Neue"/>
+                <w:sz w:val="19"/>
+              </w:rPr>
               <w:t xml:space="preserve">~25k</w:t>
             </w:r>
           </w:p>
@@ -2917,9 +3681,14 @@
           <w:p>
             <w:pPr>
               <w:pStyle w:val="Compact"/>
-              <w:jc w:val="right"/>
-            </w:pPr>
-            <w:r>
+              <w:spacing w:after="40"/>
+              <w:jc w:val="right"/>
+            </w:pPr>
+            <w:r>
+              <w:rPr>
+                <w:rFonts w:ascii="Helvetica Neue" w:hAnsi="Helvetica Neue"/>
+                <w:sz w:val="19"/>
+              </w:rPr>
               <w:t xml:space="preserve">~90k</w:t>
             </w:r>
           </w:p>
@@ -2928,9 +3697,14 @@
           <w:p>
             <w:pPr>
               <w:pStyle w:val="Compact"/>
-              <w:jc w:val="right"/>
-            </w:pPr>
-            <w:r>
+              <w:spacing w:after="40"/>
+              <w:jc w:val="right"/>
+            </w:pPr>
+            <w:r>
+              <w:rPr>
+                <w:rFonts w:ascii="Helvetica Neue" w:hAnsi="Helvetica Neue"/>
+                <w:sz w:val="19"/>
+              </w:rPr>
               <w:t xml:space="preserve">~220k</w:t>
             </w:r>
           </w:p>
@@ -2939,9 +3713,14 @@
           <w:p>
             <w:pPr>
               <w:pStyle w:val="Compact"/>
-              <w:jc w:val="right"/>
-            </w:pPr>
-            <w:r>
+              <w:spacing w:after="40"/>
+              <w:jc w:val="right"/>
+            </w:pPr>
+            <w:r>
+              <w:rPr>
+                <w:rFonts w:ascii="Helvetica Neue" w:hAnsi="Helvetica Neue"/>
+                <w:sz w:val="19"/>
+              </w:rPr>
               <w:t xml:space="preserve">~450k</w:t>
             </w:r>
           </w:p>
@@ -2952,9 +3731,14 @@
           <w:p>
             <w:pPr>
               <w:pStyle w:val="Compact"/>
-              <w:jc w:val="left"/>
-            </w:pPr>
-            <w:r>
+              <w:spacing w:after="40"/>
+              <w:jc w:val="left"/>
+            </w:pPr>
+            <w:r>
+              <w:rPr>
+                <w:rFonts w:ascii="Helvetica Neue" w:hAnsi="Helvetica Neue"/>
+                <w:sz w:val="19"/>
+              </w:rPr>
               <w:t xml:space="preserve">Verified Partner restaurants</w:t>
             </w:r>
           </w:p>
@@ -2963,9 +3747,14 @@
           <w:p>
             <w:pPr>
               <w:pStyle w:val="Compact"/>
-              <w:jc w:val="right"/>
-            </w:pPr>
-            <w:r>
+              <w:spacing w:after="40"/>
+              <w:jc w:val="right"/>
+            </w:pPr>
+            <w:r>
+              <w:rPr>
+                <w:rFonts w:ascii="Helvetica Neue" w:hAnsi="Helvetica Neue"/>
+                <w:sz w:val="19"/>
+              </w:rPr>
               <w:t xml:space="preserve">~20</w:t>
             </w:r>
           </w:p>
@@ -2974,9 +3763,14 @@
           <w:p>
             <w:pPr>
               <w:pStyle w:val="Compact"/>
-              <w:jc w:val="right"/>
-            </w:pPr>
-            <w:r>
+              <w:spacing w:after="40"/>
+              <w:jc w:val="right"/>
+            </w:pPr>
+            <w:r>
+              <w:rPr>
+                <w:rFonts w:ascii="Helvetica Neue" w:hAnsi="Helvetica Neue"/>
+                <w:sz w:val="19"/>
+              </w:rPr>
               <w:t xml:space="preserve">~400</w:t>
             </w:r>
           </w:p>
@@ -2985,9 +3779,14 @@
           <w:p>
             <w:pPr>
               <w:pStyle w:val="Compact"/>
-              <w:jc w:val="right"/>
-            </w:pPr>
-            <w:r>
+              <w:spacing w:after="40"/>
+              <w:jc w:val="right"/>
+            </w:pPr>
+            <w:r>
+              <w:rPr>
+                <w:rFonts w:ascii="Helvetica Neue" w:hAnsi="Helvetica Neue"/>
+                <w:sz w:val="19"/>
+              </w:rPr>
               <w:t xml:space="preserve">~1,500</w:t>
             </w:r>
           </w:p>
@@ -2996,9 +3795,14 @@
           <w:p>
             <w:pPr>
               <w:pStyle w:val="Compact"/>
-              <w:jc w:val="right"/>
-            </w:pPr>
-            <w:r>
+              <w:spacing w:after="40"/>
+              <w:jc w:val="right"/>
+            </w:pPr>
+            <w:r>
+              <w:rPr>
+                <w:rFonts w:ascii="Helvetica Neue" w:hAnsi="Helvetica Neue"/>
+                <w:sz w:val="19"/>
+              </w:rPr>
               <w:t xml:space="preserve">~4,000</w:t>
             </w:r>
           </w:p>
@@ -3007,9 +3811,14 @@
           <w:p>
             <w:pPr>
               <w:pStyle w:val="Compact"/>
-              <w:jc w:val="right"/>
-            </w:pPr>
-            <w:r>
+              <w:spacing w:after="40"/>
+              <w:jc w:val="right"/>
+            </w:pPr>
+            <w:r>
+              <w:rPr>
+                <w:rFonts w:ascii="Helvetica Neue" w:hAnsi="Helvetica Neue"/>
+                <w:sz w:val="19"/>
+              </w:rPr>
               <w:t xml:space="preserve">~9,000</w:t>
             </w:r>
           </w:p>
@@ -3020,9 +3829,14 @@
           <w:p>
             <w:pPr>
               <w:pStyle w:val="Compact"/>
-              <w:jc w:val="left"/>
-            </w:pPr>
-            <w:r>
+              <w:spacing w:after="40"/>
+              <w:jc w:val="left"/>
+            </w:pPr>
+            <w:r>
+              <w:rPr>
+                <w:rFonts w:ascii="Helvetica Neue" w:hAnsi="Helvetica Neue"/>
+                <w:sz w:val="19"/>
+              </w:rPr>
               <w:t xml:space="preserve">Team (yr-end)</w:t>
             </w:r>
           </w:p>
@@ -3031,9 +3845,14 @@
           <w:p>
             <w:pPr>
               <w:pStyle w:val="Compact"/>
-              <w:jc w:val="right"/>
-            </w:pPr>
-            <w:r>
+              <w:spacing w:after="40"/>
+              <w:jc w:val="right"/>
+            </w:pPr>
+            <w:r>
+              <w:rPr>
+                <w:rFonts w:ascii="Helvetica Neue" w:hAnsi="Helvetica Neue"/>
+                <w:sz w:val="19"/>
+              </w:rPr>
               <w:t xml:space="preserve">5</w:t>
             </w:r>
           </w:p>
@@ -3042,9 +3861,14 @@
           <w:p>
             <w:pPr>
               <w:pStyle w:val="Compact"/>
-              <w:jc w:val="right"/>
-            </w:pPr>
-            <w:r>
+              <w:spacing w:after="40"/>
+              <w:jc w:val="right"/>
+            </w:pPr>
+            <w:r>
+              <w:rPr>
+                <w:rFonts w:ascii="Helvetica Neue" w:hAnsi="Helvetica Neue"/>
+                <w:sz w:val="19"/>
+              </w:rPr>
               <w:t xml:space="preserve">12</w:t>
             </w:r>
           </w:p>
@@ -3053,9 +3877,14 @@
           <w:p>
             <w:pPr>
               <w:pStyle w:val="Compact"/>
-              <w:jc w:val="right"/>
-            </w:pPr>
-            <w:r>
+              <w:spacing w:after="40"/>
+              <w:jc w:val="right"/>
+            </w:pPr>
+            <w:r>
+              <w:rPr>
+                <w:rFonts w:ascii="Helvetica Neue" w:hAnsi="Helvetica Neue"/>
+                <w:sz w:val="19"/>
+              </w:rPr>
               <w:t xml:space="preserve">24</w:t>
             </w:r>
           </w:p>
@@ -3064,9 +3893,14 @@
           <w:p>
             <w:pPr>
               <w:pStyle w:val="Compact"/>
-              <w:jc w:val="right"/>
-            </w:pPr>
-            <w:r>
+              <w:spacing w:after="40"/>
+              <w:jc w:val="right"/>
+            </w:pPr>
+            <w:r>
+              <w:rPr>
+                <w:rFonts w:ascii="Helvetica Neue" w:hAnsi="Helvetica Neue"/>
+                <w:sz w:val="19"/>
+              </w:rPr>
               <w:t xml:space="preserve">40</w:t>
             </w:r>
           </w:p>
@@ -3075,9 +3909,14 @@
           <w:p>
             <w:pPr>
               <w:pStyle w:val="Compact"/>
-              <w:jc w:val="right"/>
-            </w:pPr>
-            <w:r>
+              <w:spacing w:after="40"/>
+              <w:jc w:val="right"/>
+            </w:pPr>
+            <w:r>
+              <w:rPr>
+                <w:rFonts w:ascii="Helvetica Neue" w:hAnsi="Helvetica Neue"/>
+                <w:sz w:val="19"/>
+              </w:rPr>
               <w:t xml:space="preserve">62</w:t>
             </w:r>
           </w:p>
@@ -3088,9 +3927,14 @@
           <w:p>
             <w:pPr>
               <w:pStyle w:val="Compact"/>
-              <w:jc w:val="left"/>
-            </w:pPr>
-            <w:r>
+              <w:spacing w:after="40"/>
+              <w:jc w:val="left"/>
+            </w:pPr>
+            <w:r>
+              <w:rPr>
+                <w:rFonts w:ascii="Helvetica Neue" w:hAnsi="Helvetica Neue"/>
+                <w:sz w:val="19"/>
+              </w:rPr>
               <w:t xml:space="preserve">Revenue</w:t>
             </w:r>
           </w:p>
@@ -3099,9 +3943,14 @@
           <w:p>
             <w:pPr>
               <w:pStyle w:val="Compact"/>
-              <w:jc w:val="right"/>
-            </w:pPr>
-            <w:r>
+              <w:spacing w:after="40"/>
+              <w:jc w:val="right"/>
+            </w:pPr>
+            <w:r>
+              <w:rPr>
+                <w:rFonts w:ascii="Helvetica Neue" w:hAnsi="Helvetica Neue"/>
+                <w:sz w:val="19"/>
+              </w:rPr>
               <w:t xml:space="preserve">$0.15M</w:t>
             </w:r>
           </w:p>
@@ -3110,9 +3959,14 @@
           <w:p>
             <w:pPr>
               <w:pStyle w:val="Compact"/>
-              <w:jc w:val="right"/>
-            </w:pPr>
-            <w:r>
+              <w:spacing w:after="40"/>
+              <w:jc w:val="right"/>
+            </w:pPr>
+            <w:r>
+              <w:rPr>
+                <w:rFonts w:ascii="Helvetica Neue" w:hAnsi="Helvetica Neue"/>
+                <w:sz w:val="19"/>
+              </w:rPr>
               <w:t xml:space="preserve">$1.47M</w:t>
             </w:r>
           </w:p>
@@ -3121,9 +3975,14 @@
           <w:p>
             <w:pPr>
               <w:pStyle w:val="Compact"/>
-              <w:jc w:val="right"/>
-            </w:pPr>
-            <w:r>
+              <w:spacing w:after="40"/>
+              <w:jc w:val="right"/>
+            </w:pPr>
+            <w:r>
+              <w:rPr>
+                <w:rFonts w:ascii="Helvetica Neue" w:hAnsi="Helvetica Neue"/>
+                <w:sz w:val="19"/>
+              </w:rPr>
               <w:t xml:space="preserve">$5.86M</w:t>
             </w:r>
           </w:p>
@@ -3132,9 +3991,14 @@
           <w:p>
             <w:pPr>
               <w:pStyle w:val="Compact"/>
-              <w:jc w:val="right"/>
-            </w:pPr>
-            <w:r>
+              <w:spacing w:after="40"/>
+              <w:jc w:val="right"/>
+            </w:pPr>
+            <w:r>
+              <w:rPr>
+                <w:rFonts w:ascii="Helvetica Neue" w:hAnsi="Helvetica Neue"/>
+                <w:sz w:val="19"/>
+              </w:rPr>
               <w:t xml:space="preserve">$16.44M</w:t>
             </w:r>
           </w:p>
@@ -3143,9 +4007,14 @@
           <w:p>
             <w:pPr>
               <w:pStyle w:val="Compact"/>
-              <w:jc w:val="right"/>
-            </w:pPr>
-            <w:r>
+              <w:spacing w:after="40"/>
+              <w:jc w:val="right"/>
+            </w:pPr>
+            <w:r>
+              <w:rPr>
+                <w:rFonts w:ascii="Helvetica Neue" w:hAnsi="Helvetica Neue"/>
+                <w:sz w:val="19"/>
+              </w:rPr>
               <w:t xml:space="preserve">$37.35M</w:t>
             </w:r>
           </w:p>
@@ -3156,9 +4025,14 @@
           <w:p>
             <w:pPr>
               <w:pStyle w:val="Compact"/>
-              <w:jc w:val="left"/>
-            </w:pPr>
-            <w:r>
+              <w:spacing w:after="40"/>
+              <w:jc w:val="left"/>
+            </w:pPr>
+            <w:r>
+              <w:rPr>
+                <w:rFonts w:ascii="Helvetica Neue" w:hAnsi="Helvetica Neue"/>
+                <w:sz w:val="19"/>
+              </w:rPr>
               <w:t xml:space="preserve">Milestone</w:t>
             </w:r>
           </w:p>
@@ -3167,9 +4041,14 @@
           <w:p>
             <w:pPr>
               <w:pStyle w:val="Compact"/>
-              <w:jc w:val="right"/>
-            </w:pPr>
-            <w:r>
+              <w:spacing w:after="40"/>
+              <w:jc w:val="right"/>
+            </w:pPr>
+            <w:r>
+              <w:rPr>
+                <w:rFonts w:ascii="Helvetica Neue" w:hAnsi="Helvetica Neue"/>
+                <w:sz w:val="19"/>
+              </w:rPr>
               <w:t xml:space="preserve">Pilot evidence</w:t>
             </w:r>
           </w:p>
@@ -3178,9 +4057,14 @@
           <w:p>
             <w:pPr>
               <w:pStyle w:val="Compact"/>
-              <w:jc w:val="right"/>
-            </w:pPr>
-            <w:r>
+              <w:spacing w:after="40"/>
+              <w:jc w:val="right"/>
+            </w:pPr>
+            <w:r>
+              <w:rPr>
+                <w:rFonts w:ascii="Helvetica Neue" w:hAnsi="Helvetica Neue"/>
+                <w:sz w:val="19"/>
+              </w:rPr>
               <w:t xml:space="preserve">Playbook ×3</w:t>
             </w:r>
           </w:p>
@@ -3189,9 +4073,14 @@
           <w:p>
             <w:pPr>
               <w:pStyle w:val="Compact"/>
-              <w:jc w:val="right"/>
-            </w:pPr>
-            <w:r>
+              <w:spacing w:after="40"/>
+              <w:jc w:val="right"/>
+            </w:pPr>
+            <w:r>
+              <w:rPr>
+                <w:rFonts w:ascii="Helvetica Neue" w:hAnsi="Helvetica Neue"/>
+                <w:sz w:val="19"/>
+              </w:rPr>
               <w:t xml:space="preserve">B2B2C first contracts</w:t>
             </w:r>
           </w:p>
@@ -3200,9 +4089,14 @@
           <w:p>
             <w:pPr>
               <w:pStyle w:val="Compact"/>
-              <w:jc w:val="right"/>
-            </w:pPr>
-            <w:r>
+              <w:spacing w:after="40"/>
+              <w:jc w:val="right"/>
+            </w:pPr>
+            <w:r>
+              <w:rPr>
+                <w:rFonts w:ascii="Helvetica Neue" w:hAnsi="Helvetica Neue"/>
+                <w:sz w:val="19"/>
+              </w:rPr>
               <w:t xml:space="preserve">Approaching breakeven</w:t>
             </w:r>
           </w:p>
@@ -3211,9 +4105,14 @@
           <w:p>
             <w:pPr>
               <w:pStyle w:val="Compact"/>
-              <w:jc w:val="right"/>
-            </w:pPr>
-            <w:r>
+              <w:spacing w:after="40"/>
+              <w:jc w:val="right"/>
+            </w:pPr>
+            <w:r>
+              <w:rPr>
+                <w:rFonts w:ascii="Helvetica Neue" w:hAnsi="Helvetica Neue"/>
+                <w:sz w:val="19"/>
+              </w:rPr>
               <w:t xml:space="preserve">Profitable, 25-metro standard</w:t>
             </w:r>
           </w:p>
@@ -3235,6 +4134,11 @@
         <w:tblStyle w:val="Table"/>
         <w:tblW w:type="pct" w:w="5000.0"/>
         <w:tblLook w:firstRow="1"/>
+        <w:tblBorders>
+          <w:top w:val="single" w:sz="4" w:color="CCCCCC"/>
+          <w:bottom w:val="single" w:sz="4" w:color="CCCCCC"/>
+          <w:insideH w:val="single" w:sz="4" w:color="CCCCCC"/>
+        </w:tblBorders>
       </w:tblPr>
       <w:tblGrid>
         <w:gridCol w:w="3960"/>
@@ -3254,9 +4158,15 @@
           <w:p>
             <w:pPr>
               <w:pStyle w:val="Compact"/>
-              <w:jc w:val="left"/>
-            </w:pPr>
-            <w:r>
+              <w:spacing w:after="40"/>
+              <w:jc w:val="left"/>
+            </w:pPr>
+            <w:r>
+              <w:rPr>
+                <w:rFonts w:ascii="Helvetica Neue" w:hAnsi="Helvetica Neue"/>
+                <w:b/>
+                <w:sz w:val="19"/>
+              </w:rPr>
               <w:t xml:space="preserve">Risk</w:t>
             </w:r>
           </w:p>
@@ -3271,9 +4181,15 @@
           <w:p>
             <w:pPr>
               <w:pStyle w:val="Compact"/>
-              <w:jc w:val="left"/>
-            </w:pPr>
-            <w:r>
+              <w:spacing w:after="40"/>
+              <w:jc w:val="left"/>
+            </w:pPr>
+            <w:r>
+              <w:rPr>
+                <w:rFonts w:ascii="Helvetica Neue" w:hAnsi="Helvetica Neue"/>
+                <w:b/>
+                <w:sz w:val="19"/>
+              </w:rPr>
               <w:t xml:space="preserve">Mitigation</w:t>
             </w:r>
           </w:p>
@@ -3284,18 +4200,29 @@
           <w:p>
             <w:pPr>
               <w:pStyle w:val="Compact"/>
-              <w:jc w:val="left"/>
-            </w:pPr>
-            <w:r>
-              <w:rPr>
+              <w:spacing w:after="40"/>
+              <w:jc w:val="left"/>
+            </w:pPr>
+            <w:r>
+              <w:rPr>
+                <w:rFonts w:ascii="Helvetica Neue" w:hAnsi="Helvetica Neue"/>
                 <w:b/>
+                <w:sz w:val="19"/>
               </w:rPr>
               <w:t xml:space="preserve">Estimation accuracy is physics-bound</w:t>
             </w:r>
             <w:r>
+              <w:rPr>
+                <w:rFonts w:ascii="Helvetica Neue" w:hAnsi="Helvetica Neue"/>
+                <w:sz w:val="19"/>
+              </w:rPr>
               <w:t xml:space="preserve"> </w:t>
             </w:r>
             <w:r>
+              <w:rPr>
+                <w:rFonts w:ascii="Helvetica Neue" w:hAnsi="Helvetica Neue"/>
+                <w:sz w:val="19"/>
+              </w:rPr>
               <w:t xml:space="preserve">(~16–25% photo floor)</w:t>
             </w:r>
           </w:p>
@@ -3304,9 +4231,14 @@
           <w:p>
             <w:pPr>
               <w:pStyle w:val="Compact"/>
-              <w:jc w:val="left"/>
-            </w:pPr>
-            <w:r>
+              <w:spacing w:after="40"/>
+              <w:jc w:val="left"/>
+            </w:pPr>
+            <w:r>
+              <w:rPr>
+                <w:rFonts w:ascii="Helvetica Neue" w:hAnsi="Helvetica Neue"/>
+                <w:sz w:val="19"/>
+              </w:rPr>
               <w:t xml:space="preserve">Lead with menu text (models match nutritionists there); RAG-ground in USDA FNDDS (grounding cuts error 63–83%); surface ± ranges; user correction built into every surface; never marketed as clinical</w:t>
             </w:r>
           </w:p>
@@ -3317,11 +4249,14 @@
           <w:p>
             <w:pPr>
               <w:pStyle w:val="Compact"/>
-              <w:jc w:val="left"/>
-            </w:pPr>
-            <w:r>
-              <w:rPr>
+              <w:spacing w:after="40"/>
+              <w:jc w:val="left"/>
+            </w:pPr>
+            <w:r>
+              <w:rPr>
+                <w:rFonts w:ascii="Helvetica Neue" w:hAnsi="Helvetica Neue"/>
                 <w:b/>
+                <w:sz w:val="19"/>
               </w:rPr>
               <w:t xml:space="preserve">Retention kills this category</w:t>
             </w:r>
@@ -3331,9 +4266,14 @@
           <w:p>
             <w:pPr>
               <w:pStyle w:val="Compact"/>
-              <w:jc w:val="left"/>
-            </w:pPr>
-            <w:r>
+              <w:spacing w:after="40"/>
+              <w:jc w:val="left"/>
+            </w:pPr>
+            <w:r>
+              <w:rPr>
+                <w:rFonts w:ascii="Helvetica Neue" w:hAnsi="Helvetica Neue"/>
+                <w:sz w:val="19"/>
+              </w:rPr>
               <w:t xml:space="preserve">Plan-ahead is a decision habit, not a logging chore; order-confirmed logging removes the diary; calibration gives a compounding reason to stay; annual plans ~halve churn</w:t>
             </w:r>
           </w:p>
@@ -3344,11 +4284,14 @@
           <w:p>
             <w:pPr>
               <w:pStyle w:val="Compact"/>
-              <w:jc w:val="left"/>
-            </w:pPr>
-            <w:r>
-              <w:rPr>
+              <w:spacing w:after="40"/>
+              <w:jc w:val="left"/>
+            </w:pPr>
+            <w:r>
+              <w:rPr>
+                <w:rFonts w:ascii="Helvetica Neue" w:hAnsi="Helvetica Neue"/>
                 <w:b/>
+                <w:sz w:val="19"/>
               </w:rPr>
               <w:t xml:space="preserve">Two-sided cold start</w:t>
             </w:r>
@@ -3358,9 +4301,14 @@
           <w:p>
             <w:pPr>
               <w:pStyle w:val="Compact"/>
-              <w:jc w:val="left"/>
-            </w:pPr>
-            <w:r>
+              <w:spacing w:after="40"/>
+              <w:jc w:val="left"/>
+            </w:pPr>
+            <w:r>
+              <w:rPr>
+                <w:rFonts w:ascii="Helvetica Neue" w:hAnsi="Helvetica Neue"/>
+                <w:sz w:val="19"/>
+              </w:rPr>
               <w:t xml:space="preserve">Published-disclosure seeding gives day-one chain coverage free; density beats breadth; the terminal gives independents value (orders + flags) before any fee</w:t>
             </w:r>
           </w:p>
@@ -3371,11 +4319,14 @@
           <w:p>
             <w:pPr>
               <w:pStyle w:val="Compact"/>
-              <w:jc w:val="left"/>
-            </w:pPr>
-            <w:r>
-              <w:rPr>
+              <w:spacing w:after="40"/>
+              <w:jc w:val="left"/>
+            </w:pPr>
+            <w:r>
+              <w:rPr>
+                <w:rFonts w:ascii="Helvetica Neue" w:hAnsi="Helvetica Neue"/>
                 <w:b/>
+                <w:sz w:val="19"/>
               </w:rPr>
               <w:t xml:space="preserve">GLP-1 substitution</w:t>
             </w:r>
@@ -3385,24 +4336,43 @@
           <w:p>
             <w:pPr>
               <w:pStyle w:val="Compact"/>
-              <w:jc w:val="left"/>
-            </w:pPr>
-            <w:r>
+              <w:spacing w:after="40"/>
+              <w:jc w:val="left"/>
+            </w:pPr>
+            <w:r>
+              <w:rPr>
+                <w:rFonts w:ascii="Helvetica Neue" w:hAnsi="Helvetica Neue"/>
+                <w:sz w:val="19"/>
+              </w:rPr>
               <w:t xml:space="preserve">Position as the eating-out companion</w:t>
             </w:r>
             <w:r>
+              <w:rPr>
+                <w:rFonts w:ascii="Helvetica Neue" w:hAnsi="Helvetica Neue"/>
+                <w:sz w:val="19"/>
+              </w:rPr>
               <w:t xml:space="preserve"> </w:t>
             </w:r>
             <w:r>
               <w:rPr>
+                <w:rFonts w:ascii="Helvetica Neue" w:hAnsi="Helvetica Neue"/>
                 <w:i/>
+                <w:sz w:val="19"/>
               </w:rPr>
               <w:t xml:space="preserve">for</w:t>
             </w:r>
             <w:r>
+              <w:rPr>
+                <w:rFonts w:ascii="Helvetica Neue" w:hAnsi="Helvetica Neue"/>
+                <w:sz w:val="19"/>
+              </w:rPr>
               <w:t xml:space="preserve"> </w:t>
             </w:r>
             <w:r>
+              <w:rPr>
+                <w:rFonts w:ascii="Helvetica Neue" w:hAnsi="Helvetica Neue"/>
+                <w:sz w:val="19"/>
+              </w:rPr>
               <w:t xml:space="preserve">GLP-1 users — the angle funding the category</w:t>
             </w:r>
           </w:p>
@@ -3413,18 +4383,29 @@
           <w:p>
             <w:pPr>
               <w:pStyle w:val="Compact"/>
-              <w:jc w:val="left"/>
-            </w:pPr>
-            <w:r>
-              <w:rPr>
+              <w:spacing w:after="40"/>
+              <w:jc w:val="left"/>
+            </w:pPr>
+            <w:r>
+              <w:rPr>
+                <w:rFonts w:ascii="Helvetica Neue" w:hAnsi="Helvetica Neue"/>
                 <w:b/>
+                <w:sz w:val="19"/>
               </w:rPr>
               <w:t xml:space="preserve">Incumbent consolidation</w:t>
             </w:r>
             <w:r>
+              <w:rPr>
+                <w:rFonts w:ascii="Helvetica Neue" w:hAnsi="Helvetica Neue"/>
+                <w:sz w:val="19"/>
+              </w:rPr>
               <w:t xml:space="preserve"> </w:t>
             </w:r>
             <w:r>
+              <w:rPr>
+                <w:rFonts w:ascii="Helvetica Neue" w:hAnsi="Helvetica Neue"/>
+                <w:sz w:val="19"/>
+              </w:rPr>
               <w:t xml:space="preserve">(MFP × Cal AI)</w:t>
             </w:r>
           </w:p>
@@ -3433,9 +4414,14 @@
           <w:p>
             <w:pPr>
               <w:pStyle w:val="Compact"/>
-              <w:jc w:val="left"/>
-            </w:pPr>
-            <w:r>
+              <w:spacing w:after="40"/>
+              <w:jc w:val="left"/>
+            </w:pPr>
+            <w:r>
+              <w:rPr>
+                <w:rFonts w:ascii="Helvetica Neue" w:hAnsi="Helvetica Neue"/>
+                <w:sz w:val="19"/>
+              </w:rPr>
               <w:t xml:space="preserve">Moat is the verified-data + correction + ground-truth graph, not the model</w:t>
             </w:r>
           </w:p>
@@ -3446,11 +4432,14 @@
           <w:p>
             <w:pPr>
               <w:pStyle w:val="Compact"/>
-              <w:jc w:val="left"/>
-            </w:pPr>
-            <w:r>
-              <w:rPr>
+              <w:spacing w:after="40"/>
+              <w:jc w:val="left"/>
+            </w:pPr>
+            <w:r>
+              <w:rPr>
+                <w:rFonts w:ascii="Helvetica Neue" w:hAnsi="Helvetica Neue"/>
                 <w:b/>
+                <w:sz w:val="19"/>
               </w:rPr>
               <w:t xml:space="preserve">Trust/integrity failure would be fatal</w:t>
             </w:r>
@@ -3460,24 +4449,43 @@
           <w:p>
             <w:pPr>
               <w:pStyle w:val="Compact"/>
-              <w:jc w:val="left"/>
-            </w:pPr>
-            <w:r>
+              <w:spacing w:after="40"/>
+              <w:jc w:val="left"/>
+            </w:pPr>
+            <w:r>
+              <w:rPr>
+                <w:rFonts w:ascii="Helvetica Neue" w:hAnsi="Helvetica Neue"/>
+                <w:sz w:val="19"/>
+              </w:rPr>
               <w:t xml:space="preserve">Governance is product: sponsored-scoring separation is categorical; corrections versioned and public; simulated states labeled; the</w:t>
             </w:r>
             <w:r>
+              <w:rPr>
+                <w:rFonts w:ascii="Helvetica Neue" w:hAnsi="Helvetica Neue"/>
+                <w:sz w:val="19"/>
+              </w:rPr>
               <w:t xml:space="preserve"> </w:t>
             </w:r>
             <w:r>
               <w:rPr>
                 <w:rStyle w:val="VerbatimChar"/>
+                <w:rFonts w:ascii="Helvetica Neue" w:hAnsi="Helvetica Neue"/>
+                <w:sz w:val="19"/>
               </w:rPr>
               <w:t xml:space="preserve">/impact</w:t>
             </w:r>
             <w:r>
+              <w:rPr>
+                <w:rFonts w:ascii="Helvetica Neue" w:hAnsi="Helvetica Neue"/>
+                <w:sz w:val="19"/>
+              </w:rPr>
               <w:t xml:space="preserve"> </w:t>
             </w:r>
             <w:r>
+              <w:rPr>
+                <w:rFonts w:ascii="Helvetica Neue" w:hAnsi="Helvetica Neue"/>
+                <w:sz w:val="19"/>
+              </w:rPr>
               <w:t xml:space="preserve">no-unrecorded-claims commitment</w:t>
             </w:r>
           </w:p>
@@ -3488,11 +4496,14 @@
           <w:p>
             <w:pPr>
               <w:pStyle w:val="Compact"/>
-              <w:jc w:val="left"/>
-            </w:pPr>
-            <w:r>
-              <w:rPr>
+              <w:spacing w:after="40"/>
+              <w:jc w:val="left"/>
+            </w:pPr>
+            <w:r>
+              <w:rPr>
+                <w:rFonts w:ascii="Helvetica Neue" w:hAnsi="Helvetica Neue"/>
                 <w:b/>
+                <w:sz w:val="19"/>
               </w:rPr>
               <w:t xml:space="preserve">Policy risk on B2B2C</w:t>
             </w:r>
@@ -3502,9 +4513,14 @@
           <w:p>
             <w:pPr>
               <w:pStyle w:val="Compact"/>
-              <w:jc w:val="left"/>
-            </w:pPr>
-            <w:r>
+              <w:spacing w:after="40"/>
+              <w:jc w:val="left"/>
+            </w:pPr>
+            <w:r>
+              <w:rPr>
+                <w:rFonts w:ascii="Helvetica Neue" w:hAnsi="Helvetica Neue"/>
+                <w:sz w:val="19"/>
+              </w:rPr>
               <w:t xml:space="preserve">Anchor on commercial MNT; Medicaid expansion as optionality</w:t>
             </w:r>
           </w:p>
@@ -3666,60 +4682,98 @@
       <w:r>
         <w:rPr>
           <w:rStyle w:val="VerbatimChar"/>
+          <w:rFonts w:ascii="Courier New" w:hAnsi="Courier New"/>
+          <w:sz w:val="16"/>
         </w:rPr>
         <w:t xml:space="preserve">                    Co-founders</w:t>
       </w:r>
       <w:r>
+        <w:rPr>
+          <w:rFonts w:ascii="Courier New" w:hAnsi="Courier New"/>
+          <w:sz w:val="16"/>
+        </w:rPr>
         <w:br/>
       </w:r>
       <w:r>
         <w:rPr>
           <w:rStyle w:val="VerbatimChar"/>
+          <w:rFonts w:ascii="Courier New" w:hAnsi="Courier New"/>
+          <w:sz w:val="16"/>
         </w:rPr>
         <w:t xml:space="preserve">        (Product &amp; Engineering | Strategy &amp; Partnerships)</w:t>
       </w:r>
       <w:r>
+        <w:rPr>
+          <w:rFonts w:ascii="Courier New" w:hAnsi="Courier New"/>
+          <w:sz w:val="16"/>
+        </w:rPr>
         <w:br/>
       </w:r>
       <w:r>
         <w:rPr>
           <w:rStyle w:val="VerbatimChar"/>
+          <w:rFonts w:ascii="Courier New" w:hAnsi="Courier New"/>
+          <w:sz w:val="16"/>
         </w:rPr>
         <w:t xml:space="preserve">                         │</w:t>
       </w:r>
       <w:r>
+        <w:rPr>
+          <w:rFonts w:ascii="Courier New" w:hAnsi="Courier New"/>
+          <w:sz w:val="16"/>
+        </w:rPr>
         <w:br/>
       </w:r>
       <w:r>
         <w:rPr>
           <w:rStyle w:val="VerbatimChar"/>
+          <w:rFonts w:ascii="Courier New" w:hAnsi="Courier New"/>
+          <w:sz w:val="16"/>
         </w:rPr>
         <w:t xml:space="preserve">      ┌──────────────────┼──────────────────────┐</w:t>
       </w:r>
       <w:r>
+        <w:rPr>
+          <w:rFonts w:ascii="Courier New" w:hAnsi="Courier New"/>
+          <w:sz w:val="16"/>
+        </w:rPr>
         <w:br/>
       </w:r>
       <w:r>
         <w:rPr>
           <w:rStyle w:val="VerbatimChar"/>
+          <w:rFonts w:ascii="Courier New" w:hAnsi="Courier New"/>
+          <w:sz w:val="16"/>
         </w:rPr>
         <w:t xml:space="preserve"> Product &amp; Eng      Data &amp; Nutrition       Market &amp; Partnerships</w:t>
       </w:r>
       <w:r>
+        <w:rPr>
+          <w:rFonts w:ascii="Courier New" w:hAnsi="Courier New"/>
+          <w:sz w:val="16"/>
+        </w:rPr>
         <w:br/>
       </w:r>
       <w:r>
         <w:rPr>
           <w:rStyle w:val="VerbatimChar"/>
+          <w:rFonts w:ascii="Courier New" w:hAnsi="Courier New"/>
+          <w:sz w:val="16"/>
         </w:rPr>
         <w:t xml:space="preserve"> web · mobile · ML  nutrition ops · RD     city launch · partner success</w:t>
       </w:r>
       <w:r>
+        <w:rPr>
+          <w:rFonts w:ascii="Courier New" w:hAnsi="Courier New"/>
+          <w:sz w:val="16"/>
+        </w:rPr>
         <w:br/>
       </w:r>
       <w:r>
         <w:rPr>
           <w:rStyle w:val="VerbatimChar"/>
+          <w:rFonts w:ascii="Courier New" w:hAnsi="Courier New"/>
+          <w:sz w:val="16"/>
         </w:rPr>
         <w:t xml:space="preserve">                    corrections QA          support · co-marketing</w:t>
       </w:r>
@@ -3774,6 +4828,11 @@
         <w:tblStyle w:val="Table"/>
         <w:tblW w:type="pct" w:w="0.0"/>
         <w:tblLook w:firstRow="1"/>
+        <w:tblBorders>
+          <w:top w:val="single" w:sz="4" w:color="CCCCCC"/>
+          <w:bottom w:val="single" w:sz="4" w:color="CCCCCC"/>
+          <w:insideH w:val="single" w:sz="4" w:color="CCCCCC"/>
+        </w:tblBorders>
       </w:tblPr>
       <w:tblGrid/>
       <w:tr>
@@ -3790,9 +4849,15 @@
           <w:p>
             <w:pPr>
               <w:pStyle w:val="Compact"/>
-              <w:jc w:val="left"/>
-            </w:pPr>
-            <w:r>
+              <w:spacing w:after="40"/>
+              <w:jc w:val="left"/>
+            </w:pPr>
+            <w:r>
+              <w:rPr>
+                <w:rFonts w:ascii="Helvetica Neue" w:hAnsi="Helvetica Neue"/>
+                <w:b/>
+                <w:sz w:val="19"/>
+              </w:rPr>
               <w:t xml:space="preserve">Function</w:t>
             </w:r>
           </w:p>
@@ -3807,9 +4872,15 @@
           <w:p>
             <w:pPr>
               <w:pStyle w:val="Compact"/>
-              <w:jc w:val="right"/>
-            </w:pPr>
-            <w:r>
+              <w:spacing w:after="40"/>
+              <w:jc w:val="right"/>
+            </w:pPr>
+            <w:r>
+              <w:rPr>
+                <w:rFonts w:ascii="Helvetica Neue" w:hAnsi="Helvetica Neue"/>
+                <w:b/>
+                <w:sz w:val="19"/>
+              </w:rPr>
               <w:t xml:space="preserve">Y1</w:t>
             </w:r>
           </w:p>
@@ -3824,9 +4895,15 @@
           <w:p>
             <w:pPr>
               <w:pStyle w:val="Compact"/>
-              <w:jc w:val="right"/>
-            </w:pPr>
-            <w:r>
+              <w:spacing w:after="40"/>
+              <w:jc w:val="right"/>
+            </w:pPr>
+            <w:r>
+              <w:rPr>
+                <w:rFonts w:ascii="Helvetica Neue" w:hAnsi="Helvetica Neue"/>
+                <w:b/>
+                <w:sz w:val="19"/>
+              </w:rPr>
               <w:t xml:space="preserve">Y2</w:t>
             </w:r>
           </w:p>
@@ -3841,9 +4918,15 @@
           <w:p>
             <w:pPr>
               <w:pStyle w:val="Compact"/>
-              <w:jc w:val="right"/>
-            </w:pPr>
-            <w:r>
+              <w:spacing w:after="40"/>
+              <w:jc w:val="right"/>
+            </w:pPr>
+            <w:r>
+              <w:rPr>
+                <w:rFonts w:ascii="Helvetica Neue" w:hAnsi="Helvetica Neue"/>
+                <w:b/>
+                <w:sz w:val="19"/>
+              </w:rPr>
               <w:t xml:space="preserve">Y3</w:t>
             </w:r>
           </w:p>
@@ -3858,9 +4941,15 @@
           <w:p>
             <w:pPr>
               <w:pStyle w:val="Compact"/>
-              <w:jc w:val="right"/>
-            </w:pPr>
-            <w:r>
+              <w:spacing w:after="40"/>
+              <w:jc w:val="right"/>
+            </w:pPr>
+            <w:r>
+              <w:rPr>
+                <w:rFonts w:ascii="Helvetica Neue" w:hAnsi="Helvetica Neue"/>
+                <w:b/>
+                <w:sz w:val="19"/>
+              </w:rPr>
               <w:t xml:space="preserve">Y4</w:t>
             </w:r>
           </w:p>
@@ -3875,9 +4964,15 @@
           <w:p>
             <w:pPr>
               <w:pStyle w:val="Compact"/>
-              <w:jc w:val="right"/>
-            </w:pPr>
-            <w:r>
+              <w:spacing w:after="40"/>
+              <w:jc w:val="right"/>
+            </w:pPr>
+            <w:r>
+              <w:rPr>
+                <w:rFonts w:ascii="Helvetica Neue" w:hAnsi="Helvetica Neue"/>
+                <w:b/>
+                <w:sz w:val="19"/>
+              </w:rPr>
               <w:t xml:space="preserve">Y5</w:t>
             </w:r>
           </w:p>
@@ -3888,9 +4983,14 @@
           <w:p>
             <w:pPr>
               <w:pStyle w:val="Compact"/>
-              <w:jc w:val="left"/>
-            </w:pPr>
-            <w:r>
+              <w:spacing w:after="40"/>
+              <w:jc w:val="left"/>
+            </w:pPr>
+            <w:r>
+              <w:rPr>
+                <w:rFonts w:ascii="Helvetica Neue" w:hAnsi="Helvetica Neue"/>
+                <w:sz w:val="19"/>
+              </w:rPr>
               <w:t xml:space="preserve">Founders / management</w:t>
             </w:r>
           </w:p>
@@ -3899,9 +4999,14 @@
           <w:p>
             <w:pPr>
               <w:pStyle w:val="Compact"/>
-              <w:jc w:val="right"/>
-            </w:pPr>
-            <w:r>
+              <w:spacing w:after="40"/>
+              <w:jc w:val="right"/>
+            </w:pPr>
+            <w:r>
+              <w:rPr>
+                <w:rFonts w:ascii="Helvetica Neue" w:hAnsi="Helvetica Neue"/>
+                <w:sz w:val="19"/>
+              </w:rPr>
               <w:t xml:space="preserve">2</w:t>
             </w:r>
           </w:p>
@@ -3910,9 +5015,14 @@
           <w:p>
             <w:pPr>
               <w:pStyle w:val="Compact"/>
-              <w:jc w:val="right"/>
-            </w:pPr>
-            <w:r>
+              <w:spacing w:after="40"/>
+              <w:jc w:val="right"/>
+            </w:pPr>
+            <w:r>
+              <w:rPr>
+                <w:rFonts w:ascii="Helvetica Neue" w:hAnsi="Helvetica Neue"/>
+                <w:sz w:val="19"/>
+              </w:rPr>
               <w:t xml:space="preserve">2</w:t>
             </w:r>
           </w:p>
@@ -3921,9 +5031,14 @@
           <w:p>
             <w:pPr>
               <w:pStyle w:val="Compact"/>
-              <w:jc w:val="right"/>
-            </w:pPr>
-            <w:r>
+              <w:spacing w:after="40"/>
+              <w:jc w:val="right"/>
+            </w:pPr>
+            <w:r>
+              <w:rPr>
+                <w:rFonts w:ascii="Helvetica Neue" w:hAnsi="Helvetica Neue"/>
+                <w:sz w:val="19"/>
+              </w:rPr>
               <w:t xml:space="preserve">3</w:t>
             </w:r>
           </w:p>
@@ -3932,9 +5047,14 @@
           <w:p>
             <w:pPr>
               <w:pStyle w:val="Compact"/>
-              <w:jc w:val="right"/>
-            </w:pPr>
-            <w:r>
+              <w:spacing w:after="40"/>
+              <w:jc w:val="right"/>
+            </w:pPr>
+            <w:r>
+              <w:rPr>
+                <w:rFonts w:ascii="Helvetica Neue" w:hAnsi="Helvetica Neue"/>
+                <w:sz w:val="19"/>
+              </w:rPr>
               <w:t xml:space="preserve">4</w:t>
             </w:r>
           </w:p>
@@ -3943,9 +5063,14 @@
           <w:p>
             <w:pPr>
               <w:pStyle w:val="Compact"/>
-              <w:jc w:val="right"/>
-            </w:pPr>
-            <w:r>
+              <w:spacing w:after="40"/>
+              <w:jc w:val="right"/>
+            </w:pPr>
+            <w:r>
+              <w:rPr>
+                <w:rFonts w:ascii="Helvetica Neue" w:hAnsi="Helvetica Neue"/>
+                <w:sz w:val="19"/>
+              </w:rPr>
               <w:t xml:space="preserve">5</w:t>
             </w:r>
           </w:p>
@@ -3956,9 +5081,14 @@
           <w:p>
             <w:pPr>
               <w:pStyle w:val="Compact"/>
-              <w:jc w:val="left"/>
-            </w:pPr>
-            <w:r>
+              <w:spacing w:after="40"/>
+              <w:jc w:val="left"/>
+            </w:pPr>
+            <w:r>
+              <w:rPr>
+                <w:rFonts w:ascii="Helvetica Neue" w:hAnsi="Helvetica Neue"/>
+                <w:sz w:val="19"/>
+              </w:rPr>
               <w:t xml:space="preserve">Engineering (web, mobile, ML, data)</w:t>
             </w:r>
           </w:p>
@@ -3967,9 +5097,14 @@
           <w:p>
             <w:pPr>
               <w:pStyle w:val="Compact"/>
-              <w:jc w:val="right"/>
-            </w:pPr>
-            <w:r>
+              <w:spacing w:after="40"/>
+              <w:jc w:val="right"/>
+            </w:pPr>
+            <w:r>
+              <w:rPr>
+                <w:rFonts w:ascii="Helvetica Neue" w:hAnsi="Helvetica Neue"/>
+                <w:sz w:val="19"/>
+              </w:rPr>
               <w:t xml:space="preserve">1</w:t>
             </w:r>
           </w:p>
@@ -3978,9 +5113,14 @@
           <w:p>
             <w:pPr>
               <w:pStyle w:val="Compact"/>
-              <w:jc w:val="right"/>
-            </w:pPr>
-            <w:r>
+              <w:spacing w:after="40"/>
+              <w:jc w:val="right"/>
+            </w:pPr>
+            <w:r>
+              <w:rPr>
+                <w:rFonts w:ascii="Helvetica Neue" w:hAnsi="Helvetica Neue"/>
+                <w:sz w:val="19"/>
+              </w:rPr>
               <w:t xml:space="preserve">5</w:t>
             </w:r>
           </w:p>
@@ -3989,9 +5129,14 @@
           <w:p>
             <w:pPr>
               <w:pStyle w:val="Compact"/>
-              <w:jc w:val="right"/>
-            </w:pPr>
-            <w:r>
+              <w:spacing w:after="40"/>
+              <w:jc w:val="right"/>
+            </w:pPr>
+            <w:r>
+              <w:rPr>
+                <w:rFonts w:ascii="Helvetica Neue" w:hAnsi="Helvetica Neue"/>
+                <w:sz w:val="19"/>
+              </w:rPr>
               <w:t xml:space="preserve">9</w:t>
             </w:r>
           </w:p>
@@ -4000,9 +5145,14 @@
           <w:p>
             <w:pPr>
               <w:pStyle w:val="Compact"/>
-              <w:jc w:val="right"/>
-            </w:pPr>
-            <w:r>
+              <w:spacing w:after="40"/>
+              <w:jc w:val="right"/>
+            </w:pPr>
+            <w:r>
+              <w:rPr>
+                <w:rFonts w:ascii="Helvetica Neue" w:hAnsi="Helvetica Neue"/>
+                <w:sz w:val="19"/>
+              </w:rPr>
               <w:t xml:space="preserve">14</w:t>
             </w:r>
           </w:p>
@@ -4011,9 +5161,14 @@
           <w:p>
             <w:pPr>
               <w:pStyle w:val="Compact"/>
-              <w:jc w:val="right"/>
-            </w:pPr>
-            <w:r>
+              <w:spacing w:after="40"/>
+              <w:jc w:val="right"/>
+            </w:pPr>
+            <w:r>
+              <w:rPr>
+                <w:rFonts w:ascii="Helvetica Neue" w:hAnsi="Helvetica Neue"/>
+                <w:sz w:val="19"/>
+              </w:rPr>
               <w:t xml:space="preserve">20</w:t>
             </w:r>
           </w:p>
@@ -4024,9 +5179,14 @@
           <w:p>
             <w:pPr>
               <w:pStyle w:val="Compact"/>
-              <w:jc w:val="left"/>
-            </w:pPr>
-            <w:r>
+              <w:spacing w:after="40"/>
+              <w:jc w:val="left"/>
+            </w:pPr>
+            <w:r>
+              <w:rPr>
+                <w:rFonts w:ascii="Helvetica Neue" w:hAnsi="Helvetica Neue"/>
+                <w:sz w:val="19"/>
+              </w:rPr>
               <w:t xml:space="preserve">Nutrition data ops + RD</w:t>
             </w:r>
           </w:p>
@@ -4035,9 +5195,14 @@
           <w:p>
             <w:pPr>
               <w:pStyle w:val="Compact"/>
-              <w:jc w:val="right"/>
-            </w:pPr>
-            <w:r>
+              <w:spacing w:after="40"/>
+              <w:jc w:val="right"/>
+            </w:pPr>
+            <w:r>
+              <w:rPr>
+                <w:rFonts w:ascii="Helvetica Neue" w:hAnsi="Helvetica Neue"/>
+                <w:sz w:val="19"/>
+              </w:rPr>
               <w:t xml:space="preserve">1</w:t>
             </w:r>
           </w:p>
@@ -4046,9 +5211,14 @@
           <w:p>
             <w:pPr>
               <w:pStyle w:val="Compact"/>
-              <w:jc w:val="right"/>
-            </w:pPr>
-            <w:r>
+              <w:spacing w:after="40"/>
+              <w:jc w:val="right"/>
+            </w:pPr>
+            <w:r>
+              <w:rPr>
+                <w:rFonts w:ascii="Helvetica Neue" w:hAnsi="Helvetica Neue"/>
+                <w:sz w:val="19"/>
+              </w:rPr>
               <w:t xml:space="preserve">2</w:t>
             </w:r>
           </w:p>
@@ -4057,9 +5227,14 @@
           <w:p>
             <w:pPr>
               <w:pStyle w:val="Compact"/>
-              <w:jc w:val="right"/>
-            </w:pPr>
-            <w:r>
+              <w:spacing w:after="40"/>
+              <w:jc w:val="right"/>
+            </w:pPr>
+            <w:r>
+              <w:rPr>
+                <w:rFonts w:ascii="Helvetica Neue" w:hAnsi="Helvetica Neue"/>
+                <w:sz w:val="19"/>
+              </w:rPr>
               <w:t xml:space="preserve">4</w:t>
             </w:r>
           </w:p>
@@ -4068,9 +5243,14 @@
           <w:p>
             <w:pPr>
               <w:pStyle w:val="Compact"/>
-              <w:jc w:val="right"/>
-            </w:pPr>
-            <w:r>
+              <w:spacing w:after="40"/>
+              <w:jc w:val="right"/>
+            </w:pPr>
+            <w:r>
+              <w:rPr>
+                <w:rFonts w:ascii="Helvetica Neue" w:hAnsi="Helvetica Neue"/>
+                <w:sz w:val="19"/>
+              </w:rPr>
               <w:t xml:space="preserve">7</w:t>
             </w:r>
           </w:p>
@@ -4079,9 +5259,14 @@
           <w:p>
             <w:pPr>
               <w:pStyle w:val="Compact"/>
-              <w:jc w:val="right"/>
-            </w:pPr>
-            <w:r>
+              <w:spacing w:after="40"/>
+              <w:jc w:val="right"/>
+            </w:pPr>
+            <w:r>
+              <w:rPr>
+                <w:rFonts w:ascii="Helvetica Neue" w:hAnsi="Helvetica Neue"/>
+                <w:sz w:val="19"/>
+              </w:rPr>
               <w:t xml:space="preserve">11</w:t>
             </w:r>
           </w:p>
@@ -4092,9 +5277,14 @@
           <w:p>
             <w:pPr>
               <w:pStyle w:val="Compact"/>
-              <w:jc w:val="left"/>
-            </w:pPr>
-            <w:r>
+              <w:spacing w:after="40"/>
+              <w:jc w:val="left"/>
+            </w:pPr>
+            <w:r>
+              <w:rPr>
+                <w:rFonts w:ascii="Helvetica Neue" w:hAnsi="Helvetica Neue"/>
+                <w:sz w:val="19"/>
+              </w:rPr>
               <w:t xml:space="preserve">Market launch &amp; partner success</w:t>
             </w:r>
           </w:p>
@@ -4103,9 +5293,14 @@
           <w:p>
             <w:pPr>
               <w:pStyle w:val="Compact"/>
-              <w:jc w:val="right"/>
-            </w:pPr>
-            <w:r>
+              <w:spacing w:after="40"/>
+              <w:jc w:val="right"/>
+            </w:pPr>
+            <w:r>
+              <w:rPr>
+                <w:rFonts w:ascii="Helvetica Neue" w:hAnsi="Helvetica Neue"/>
+                <w:sz w:val="19"/>
+              </w:rPr>
               <w:t xml:space="preserve">1</w:t>
             </w:r>
           </w:p>
@@ -4114,9 +5309,14 @@
           <w:p>
             <w:pPr>
               <w:pStyle w:val="Compact"/>
-              <w:jc w:val="right"/>
-            </w:pPr>
-            <w:r>
+              <w:spacing w:after="40"/>
+              <w:jc w:val="right"/>
+            </w:pPr>
+            <w:r>
+              <w:rPr>
+                <w:rFonts w:ascii="Helvetica Neue" w:hAnsi="Helvetica Neue"/>
+                <w:sz w:val="19"/>
+              </w:rPr>
               <w:t xml:space="preserve">2</w:t>
             </w:r>
           </w:p>
@@ -4125,9 +5325,14 @@
           <w:p>
             <w:pPr>
               <w:pStyle w:val="Compact"/>
-              <w:jc w:val="right"/>
-            </w:pPr>
-            <w:r>
+              <w:spacing w:after="40"/>
+              <w:jc w:val="right"/>
+            </w:pPr>
+            <w:r>
+              <w:rPr>
+                <w:rFonts w:ascii="Helvetica Neue" w:hAnsi="Helvetica Neue"/>
+                <w:sz w:val="19"/>
+              </w:rPr>
               <w:t xml:space="preserve">6</w:t>
             </w:r>
           </w:p>
@@ -4136,9 +5341,14 @@
           <w:p>
             <w:pPr>
               <w:pStyle w:val="Compact"/>
-              <w:jc w:val="right"/>
-            </w:pPr>
-            <w:r>
+              <w:spacing w:after="40"/>
+              <w:jc w:val="right"/>
+            </w:pPr>
+            <w:r>
+              <w:rPr>
+                <w:rFonts w:ascii="Helvetica Neue" w:hAnsi="Helvetica Neue"/>
+                <w:sz w:val="19"/>
+              </w:rPr>
               <w:t xml:space="preserve">11</w:t>
             </w:r>
           </w:p>
@@ -4147,9 +5357,14 @@
           <w:p>
             <w:pPr>
               <w:pStyle w:val="Compact"/>
-              <w:jc w:val="right"/>
-            </w:pPr>
-            <w:r>
+              <w:spacing w:after="40"/>
+              <w:jc w:val="right"/>
+            </w:pPr>
+            <w:r>
+              <w:rPr>
+                <w:rFonts w:ascii="Helvetica Neue" w:hAnsi="Helvetica Neue"/>
+                <w:sz w:val="19"/>
+              </w:rPr>
               <w:t xml:space="preserve">18</w:t>
             </w:r>
           </w:p>
@@ -4160,9 +5375,14 @@
           <w:p>
             <w:pPr>
               <w:pStyle w:val="Compact"/>
-              <w:jc w:val="left"/>
-            </w:pPr>
-            <w:r>
+              <w:spacing w:after="40"/>
+              <w:jc w:val="left"/>
+            </w:pPr>
+            <w:r>
+              <w:rPr>
+                <w:rFonts w:ascii="Helvetica Neue" w:hAnsi="Helvetica Neue"/>
+                <w:sz w:val="19"/>
+              </w:rPr>
               <w:t xml:space="preserve">Support &amp; community</w:t>
             </w:r>
           </w:p>
@@ -4171,9 +5391,14 @@
           <w:p>
             <w:pPr>
               <w:pStyle w:val="Compact"/>
-              <w:jc w:val="right"/>
-            </w:pPr>
-            <w:r>
+              <w:spacing w:after="40"/>
+              <w:jc w:val="right"/>
+            </w:pPr>
+            <w:r>
+              <w:rPr>
+                <w:rFonts w:ascii="Helvetica Neue" w:hAnsi="Helvetica Neue"/>
+                <w:sz w:val="19"/>
+              </w:rPr>
               <w:t xml:space="preserve">–</w:t>
             </w:r>
           </w:p>
@@ -4182,9 +5407,14 @@
           <w:p>
             <w:pPr>
               <w:pStyle w:val="Compact"/>
-              <w:jc w:val="right"/>
-            </w:pPr>
-            <w:r>
+              <w:spacing w:after="40"/>
+              <w:jc w:val="right"/>
+            </w:pPr>
+            <w:r>
+              <w:rPr>
+                <w:rFonts w:ascii="Helvetica Neue" w:hAnsi="Helvetica Neue"/>
+                <w:sz w:val="19"/>
+              </w:rPr>
               <w:t xml:space="preserve">1</w:t>
             </w:r>
           </w:p>
@@ -4193,9 +5423,14 @@
           <w:p>
             <w:pPr>
               <w:pStyle w:val="Compact"/>
-              <w:jc w:val="right"/>
-            </w:pPr>
-            <w:r>
+              <w:spacing w:after="40"/>
+              <w:jc w:val="right"/>
+            </w:pPr>
+            <w:r>
+              <w:rPr>
+                <w:rFonts w:ascii="Helvetica Neue" w:hAnsi="Helvetica Neue"/>
+                <w:sz w:val="19"/>
+              </w:rPr>
               <w:t xml:space="preserve">1</w:t>
             </w:r>
           </w:p>
@@ -4204,9 +5439,14 @@
           <w:p>
             <w:pPr>
               <w:pStyle w:val="Compact"/>
-              <w:jc w:val="right"/>
-            </w:pPr>
-            <w:r>
+              <w:spacing w:after="40"/>
+              <w:jc w:val="right"/>
+            </w:pPr>
+            <w:r>
+              <w:rPr>
+                <w:rFonts w:ascii="Helvetica Neue" w:hAnsi="Helvetica Neue"/>
+                <w:sz w:val="19"/>
+              </w:rPr>
               <w:t xml:space="preserve">3</w:t>
             </w:r>
           </w:p>
@@ -4215,9 +5455,14 @@
           <w:p>
             <w:pPr>
               <w:pStyle w:val="Compact"/>
-              <w:jc w:val="right"/>
-            </w:pPr>
-            <w:r>
+              <w:spacing w:after="40"/>
+              <w:jc w:val="right"/>
+            </w:pPr>
+            <w:r>
+              <w:rPr>
+                <w:rFonts w:ascii="Helvetica Neue" w:hAnsi="Helvetica Neue"/>
+                <w:sz w:val="19"/>
+              </w:rPr>
               <w:t xml:space="preserve">5</w:t>
             </w:r>
           </w:p>
@@ -4228,9 +5473,14 @@
           <w:p>
             <w:pPr>
               <w:pStyle w:val="Compact"/>
-              <w:jc w:val="left"/>
-            </w:pPr>
-            <w:r>
+              <w:spacing w:after="40"/>
+              <w:jc w:val="left"/>
+            </w:pPr>
+            <w:r>
+              <w:rPr>
+                <w:rFonts w:ascii="Helvetica Neue" w:hAnsi="Helvetica Neue"/>
+                <w:sz w:val="19"/>
+              </w:rPr>
               <w:t xml:space="preserve">G&amp;A (finance, people)</w:t>
             </w:r>
           </w:p>
@@ -4239,9 +5489,14 @@
           <w:p>
             <w:pPr>
               <w:pStyle w:val="Compact"/>
-              <w:jc w:val="right"/>
-            </w:pPr>
-            <w:r>
+              <w:spacing w:after="40"/>
+              <w:jc w:val="right"/>
+            </w:pPr>
+            <w:r>
+              <w:rPr>
+                <w:rFonts w:ascii="Helvetica Neue" w:hAnsi="Helvetica Neue"/>
+                <w:sz w:val="19"/>
+              </w:rPr>
               <w:t xml:space="preserve">–</w:t>
             </w:r>
           </w:p>
@@ -4250,9 +5505,14 @@
           <w:p>
             <w:pPr>
               <w:pStyle w:val="Compact"/>
-              <w:jc w:val="right"/>
-            </w:pPr>
-            <w:r>
+              <w:spacing w:after="40"/>
+              <w:jc w:val="right"/>
+            </w:pPr>
+            <w:r>
+              <w:rPr>
+                <w:rFonts w:ascii="Helvetica Neue" w:hAnsi="Helvetica Neue"/>
+                <w:sz w:val="19"/>
+              </w:rPr>
               <w:t xml:space="preserve">–</w:t>
             </w:r>
           </w:p>
@@ -4261,9 +5521,14 @@
           <w:p>
             <w:pPr>
               <w:pStyle w:val="Compact"/>
-              <w:jc w:val="right"/>
-            </w:pPr>
-            <w:r>
+              <w:spacing w:after="40"/>
+              <w:jc w:val="right"/>
+            </w:pPr>
+            <w:r>
+              <w:rPr>
+                <w:rFonts w:ascii="Helvetica Neue" w:hAnsi="Helvetica Neue"/>
+                <w:sz w:val="19"/>
+              </w:rPr>
               <w:t xml:space="preserve">1</w:t>
             </w:r>
           </w:p>
@@ -4272,9 +5537,14 @@
           <w:p>
             <w:pPr>
               <w:pStyle w:val="Compact"/>
-              <w:jc w:val="right"/>
-            </w:pPr>
-            <w:r>
+              <w:spacing w:after="40"/>
+              <w:jc w:val="right"/>
+            </w:pPr>
+            <w:r>
+              <w:rPr>
+                <w:rFonts w:ascii="Helvetica Neue" w:hAnsi="Helvetica Neue"/>
+                <w:sz w:val="19"/>
+              </w:rPr>
               <w:t xml:space="preserve">1</w:t>
             </w:r>
           </w:p>
@@ -4283,9 +5553,14 @@
           <w:p>
             <w:pPr>
               <w:pStyle w:val="Compact"/>
-              <w:jc w:val="right"/>
-            </w:pPr>
-            <w:r>
+              <w:spacing w:after="40"/>
+              <w:jc w:val="right"/>
+            </w:pPr>
+            <w:r>
+              <w:rPr>
+                <w:rFonts w:ascii="Helvetica Neue" w:hAnsi="Helvetica Neue"/>
+                <w:sz w:val="19"/>
+              </w:rPr>
               <w:t xml:space="preserve">3</w:t>
             </w:r>
           </w:p>
@@ -4296,11 +5571,14 @@
           <w:p>
             <w:pPr>
               <w:pStyle w:val="Compact"/>
-              <w:jc w:val="left"/>
-            </w:pPr>
-            <w:r>
-              <w:rPr>
+              <w:spacing w:after="40"/>
+              <w:jc w:val="left"/>
+            </w:pPr>
+            <w:r>
+              <w:rPr>
+                <w:rFonts w:ascii="Helvetica Neue" w:hAnsi="Helvetica Neue"/>
                 <w:b/>
+                <w:sz w:val="19"/>
               </w:rPr>
               <w:t xml:space="preserve">Total</w:t>
             </w:r>
@@ -4310,11 +5588,14 @@
           <w:p>
             <w:pPr>
               <w:pStyle w:val="Compact"/>
-              <w:jc w:val="right"/>
-            </w:pPr>
-            <w:r>
-              <w:rPr>
+              <w:spacing w:after="40"/>
+              <w:jc w:val="right"/>
+            </w:pPr>
+            <w:r>
+              <w:rPr>
+                <w:rFonts w:ascii="Helvetica Neue" w:hAnsi="Helvetica Neue"/>
                 <w:b/>
+                <w:sz w:val="19"/>
               </w:rPr>
               <w:t xml:space="preserve">5</w:t>
             </w:r>
@@ -4324,11 +5605,14 @@
           <w:p>
             <w:pPr>
               <w:pStyle w:val="Compact"/>
-              <w:jc w:val="right"/>
-            </w:pPr>
-            <w:r>
-              <w:rPr>
+              <w:spacing w:after="40"/>
+              <w:jc w:val="right"/>
+            </w:pPr>
+            <w:r>
+              <w:rPr>
+                <w:rFonts w:ascii="Helvetica Neue" w:hAnsi="Helvetica Neue"/>
                 <w:b/>
+                <w:sz w:val="19"/>
               </w:rPr>
               <w:t xml:space="preserve">12</w:t>
             </w:r>
@@ -4338,11 +5622,14 @@
           <w:p>
             <w:pPr>
               <w:pStyle w:val="Compact"/>
-              <w:jc w:val="right"/>
-            </w:pPr>
-            <w:r>
-              <w:rPr>
+              <w:spacing w:after="40"/>
+              <w:jc w:val="right"/>
+            </w:pPr>
+            <w:r>
+              <w:rPr>
+                <w:rFonts w:ascii="Helvetica Neue" w:hAnsi="Helvetica Neue"/>
                 <w:b/>
+                <w:sz w:val="19"/>
               </w:rPr>
               <w:t xml:space="preserve">24</w:t>
             </w:r>
@@ -4352,11 +5639,14 @@
           <w:p>
             <w:pPr>
               <w:pStyle w:val="Compact"/>
-              <w:jc w:val="right"/>
-            </w:pPr>
-            <w:r>
-              <w:rPr>
+              <w:spacing w:after="40"/>
+              <w:jc w:val="right"/>
+            </w:pPr>
+            <w:r>
+              <w:rPr>
+                <w:rFonts w:ascii="Helvetica Neue" w:hAnsi="Helvetica Neue"/>
                 <w:b/>
+                <w:sz w:val="19"/>
               </w:rPr>
               <w:t xml:space="preserve">40</w:t>
             </w:r>
@@ -4366,11 +5656,14 @@
           <w:p>
             <w:pPr>
               <w:pStyle w:val="Compact"/>
-              <w:jc w:val="right"/>
-            </w:pPr>
-            <w:r>
-              <w:rPr>
+              <w:spacing w:after="40"/>
+              <w:jc w:val="right"/>
+            </w:pPr>
+            <w:r>
+              <w:rPr>
+                <w:rFonts w:ascii="Helvetica Neue" w:hAnsi="Helvetica Neue"/>
                 <w:b/>
+                <w:sz w:val="19"/>
               </w:rPr>
               <w:t xml:space="preserve">62</w:t>
             </w:r>
@@ -4403,6 +5696,11 @@
         <w:tblStyle w:val="Table"/>
         <w:tblW w:type="pct" w:w="0.0"/>
         <w:tblLook w:firstRow="1"/>
+        <w:tblBorders>
+          <w:top w:val="single" w:sz="4" w:color="CCCCCC"/>
+          <w:bottom w:val="single" w:sz="4" w:color="CCCCCC"/>
+          <w:insideH w:val="single" w:sz="4" w:color="CCCCCC"/>
+        </w:tblBorders>
       </w:tblPr>
       <w:tblGrid/>
       <w:tr>
@@ -4419,9 +5717,15 @@
           <w:p>
             <w:pPr>
               <w:pStyle w:val="Compact"/>
-              <w:jc w:val="left"/>
-            </w:pPr>
-            <w:r>
+              <w:spacing w:after="40"/>
+              <w:jc w:val="left"/>
+            </w:pPr>
+            <w:r>
+              <w:rPr>
+                <w:rFonts w:ascii="Helvetica Neue" w:hAnsi="Helvetica Neue"/>
+                <w:b/>
+                <w:sz w:val="19"/>
+              </w:rPr>
               <w:t xml:space="preserve">Role</w:t>
             </w:r>
           </w:p>
@@ -4436,9 +5740,15 @@
           <w:p>
             <w:pPr>
               <w:pStyle w:val="Compact"/>
-              <w:jc w:val="right"/>
-            </w:pPr>
-            <w:r>
+              <w:spacing w:after="40"/>
+              <w:jc w:val="right"/>
+            </w:pPr>
+            <w:r>
+              <w:rPr>
+                <w:rFonts w:ascii="Helvetica Neue" w:hAnsi="Helvetica Neue"/>
+                <w:b/>
+                <w:sz w:val="19"/>
+              </w:rPr>
               <w:t xml:space="preserve">Base salary</w:t>
             </w:r>
           </w:p>
@@ -4449,9 +5759,14 @@
           <w:p>
             <w:pPr>
               <w:pStyle w:val="Compact"/>
-              <w:jc w:val="left"/>
-            </w:pPr>
-            <w:r>
+              <w:spacing w:after="40"/>
+              <w:jc w:val="left"/>
+            </w:pPr>
+            <w:r>
+              <w:rPr>
+                <w:rFonts w:ascii="Helvetica Neue" w:hAnsi="Helvetica Neue"/>
+                <w:sz w:val="19"/>
+              </w:rPr>
               <w:t xml:space="preserve">Co-founder (Y1–Y2, below market)</w:t>
             </w:r>
           </w:p>
@@ -4460,9 +5775,14 @@
           <w:p>
             <w:pPr>
               <w:pStyle w:val="Compact"/>
-              <w:jc w:val="right"/>
-            </w:pPr>
-            <w:r>
+              <w:spacing w:after="40"/>
+              <w:jc w:val="right"/>
+            </w:pPr>
+            <w:r>
+              <w:rPr>
+                <w:rFonts w:ascii="Helvetica Neue" w:hAnsi="Helvetica Neue"/>
+                <w:sz w:val="19"/>
+              </w:rPr>
               <w:t xml:space="preserve">$90,000</w:t>
             </w:r>
           </w:p>
@@ -4473,9 +5793,14 @@
           <w:p>
             <w:pPr>
               <w:pStyle w:val="Compact"/>
-              <w:jc w:val="left"/>
-            </w:pPr>
-            <w:r>
+              <w:spacing w:after="40"/>
+              <w:jc w:val="left"/>
+            </w:pPr>
+            <w:r>
+              <w:rPr>
+                <w:rFonts w:ascii="Helvetica Neue" w:hAnsi="Helvetica Neue"/>
+                <w:sz w:val="19"/>
+              </w:rPr>
               <w:t xml:space="preserve">Senior ML engineer</w:t>
             </w:r>
           </w:p>
@@ -4484,9 +5809,14 @@
           <w:p>
             <w:pPr>
               <w:pStyle w:val="Compact"/>
-              <w:jc w:val="right"/>
-            </w:pPr>
-            <w:r>
+              <w:spacing w:after="40"/>
+              <w:jc w:val="right"/>
+            </w:pPr>
+            <w:r>
+              <w:rPr>
+                <w:rFonts w:ascii="Helvetica Neue" w:hAnsi="Helvetica Neue"/>
+                <w:sz w:val="19"/>
+              </w:rPr>
               <w:t xml:space="preserve">$165,000</w:t>
             </w:r>
           </w:p>
@@ -4497,9 +5827,14 @@
           <w:p>
             <w:pPr>
               <w:pStyle w:val="Compact"/>
-              <w:jc w:val="left"/>
-            </w:pPr>
-            <w:r>
+              <w:spacing w:after="40"/>
+              <w:jc w:val="left"/>
+            </w:pPr>
+            <w:r>
+              <w:rPr>
+                <w:rFonts w:ascii="Helvetica Neue" w:hAnsi="Helvetica Neue"/>
+                <w:sz w:val="19"/>
+              </w:rPr>
               <w:t xml:space="preserve">Full-stack / mobile engineer</w:t>
             </w:r>
           </w:p>
@@ -4508,9 +5843,14 @@
           <w:p>
             <w:pPr>
               <w:pStyle w:val="Compact"/>
-              <w:jc w:val="right"/>
-            </w:pPr>
-            <w:r>
+              <w:spacing w:after="40"/>
+              <w:jc w:val="right"/>
+            </w:pPr>
+            <w:r>
+              <w:rPr>
+                <w:rFonts w:ascii="Helvetica Neue" w:hAnsi="Helvetica Neue"/>
+                <w:sz w:val="19"/>
+              </w:rPr>
               <w:t xml:space="preserve">$150,000</w:t>
             </w:r>
           </w:p>
@@ -4521,9 +5861,14 @@
           <w:p>
             <w:pPr>
               <w:pStyle w:val="Compact"/>
-              <w:jc w:val="left"/>
-            </w:pPr>
-            <w:r>
+              <w:spacing w:after="40"/>
+              <w:jc w:val="left"/>
+            </w:pPr>
+            <w:r>
+              <w:rPr>
+                <w:rFonts w:ascii="Helvetica Neue" w:hAnsi="Helvetica Neue"/>
+                <w:sz w:val="19"/>
+              </w:rPr>
               <w:t xml:space="preserve">Product designer</w:t>
             </w:r>
           </w:p>
@@ -4532,9 +5877,14 @@
           <w:p>
             <w:pPr>
               <w:pStyle w:val="Compact"/>
-              <w:jc w:val="right"/>
-            </w:pPr>
-            <w:r>
+              <w:spacing w:after="40"/>
+              <w:jc w:val="right"/>
+            </w:pPr>
+            <w:r>
+              <w:rPr>
+                <w:rFonts w:ascii="Helvetica Neue" w:hAnsi="Helvetica Neue"/>
+                <w:sz w:val="19"/>
+              </w:rPr>
               <w:t xml:space="preserve">$120,000</w:t>
             </w:r>
           </w:p>
@@ -4545,9 +5895,14 @@
           <w:p>
             <w:pPr>
               <w:pStyle w:val="Compact"/>
-              <w:jc w:val="left"/>
-            </w:pPr>
-            <w:r>
+              <w:spacing w:after="40"/>
+              <w:jc w:val="left"/>
+            </w:pPr>
+            <w:r>
+              <w:rPr>
+                <w:rFonts w:ascii="Helvetica Neue" w:hAnsi="Helvetica Neue"/>
+                <w:sz w:val="19"/>
+              </w:rPr>
               <w:t xml:space="preserve">Registered dietitian (part-time → full)</w:t>
             </w:r>
           </w:p>
@@ -4556,9 +5911,14 @@
           <w:p>
             <w:pPr>
               <w:pStyle w:val="Compact"/>
-              <w:jc w:val="right"/>
-            </w:pPr>
-            <w:r>
+              <w:spacing w:after="40"/>
+              <w:jc w:val="right"/>
+            </w:pPr>
+            <w:r>
+              <w:rPr>
+                <w:rFonts w:ascii="Helvetica Neue" w:hAnsi="Helvetica Neue"/>
+                <w:sz w:val="19"/>
+              </w:rPr>
               <w:t xml:space="preserve">$60,000–95,000</w:t>
             </w:r>
           </w:p>
@@ -4569,9 +5929,14 @@
           <w:p>
             <w:pPr>
               <w:pStyle w:val="Compact"/>
-              <w:jc w:val="left"/>
-            </w:pPr>
-            <w:r>
+              <w:spacing w:after="40"/>
+              <w:jc w:val="left"/>
+            </w:pPr>
+            <w:r>
+              <w:rPr>
+                <w:rFonts w:ascii="Helvetica Neue" w:hAnsi="Helvetica Neue"/>
+                <w:sz w:val="19"/>
+              </w:rPr>
               <w:t xml:space="preserve">Nutrition data operations</w:t>
             </w:r>
           </w:p>
@@ -4580,9 +5945,14 @@
           <w:p>
             <w:pPr>
               <w:pStyle w:val="Compact"/>
-              <w:jc w:val="right"/>
-            </w:pPr>
-            <w:r>
+              <w:spacing w:after="40"/>
+              <w:jc w:val="right"/>
+            </w:pPr>
+            <w:r>
+              <w:rPr>
+                <w:rFonts w:ascii="Helvetica Neue" w:hAnsi="Helvetica Neue"/>
+                <w:sz w:val="19"/>
+              </w:rPr>
               <w:t xml:space="preserve">$70,000</w:t>
             </w:r>
           </w:p>
@@ -4593,9 +5963,14 @@
           <w:p>
             <w:pPr>
               <w:pStyle w:val="Compact"/>
-              <w:jc w:val="left"/>
-            </w:pPr>
-            <w:r>
+              <w:spacing w:after="40"/>
+              <w:jc w:val="left"/>
+            </w:pPr>
+            <w:r>
+              <w:rPr>
+                <w:rFonts w:ascii="Helvetica Neue" w:hAnsi="Helvetica Neue"/>
+                <w:sz w:val="19"/>
+              </w:rPr>
               <w:t xml:space="preserve">City GTM lead</w:t>
             </w:r>
           </w:p>
@@ -4604,9 +5979,14 @@
           <w:p>
             <w:pPr>
               <w:pStyle w:val="Compact"/>
-              <w:jc w:val="right"/>
-            </w:pPr>
-            <w:r>
+              <w:spacing w:after="40"/>
+              <w:jc w:val="right"/>
+            </w:pPr>
+            <w:r>
+              <w:rPr>
+                <w:rFonts w:ascii="Helvetica Neue" w:hAnsi="Helvetica Neue"/>
+                <w:sz w:val="19"/>
+              </w:rPr>
               <w:t xml:space="preserve">$110,000 + incentive</w:t>
             </w:r>
           </w:p>
@@ -4617,9 +5997,14 @@
           <w:p>
             <w:pPr>
               <w:pStyle w:val="Compact"/>
-              <w:jc w:val="left"/>
-            </w:pPr>
-            <w:r>
+              <w:spacing w:after="40"/>
+              <w:jc w:val="left"/>
+            </w:pPr>
+            <w:r>
+              <w:rPr>
+                <w:rFonts w:ascii="Helvetica Neue" w:hAnsi="Helvetica Neue"/>
+                <w:sz w:val="19"/>
+              </w:rPr>
               <w:t xml:space="preserve">Partner success rep</w:t>
             </w:r>
           </w:p>
@@ -4628,9 +6013,14 @@
           <w:p>
             <w:pPr>
               <w:pStyle w:val="Compact"/>
-              <w:jc w:val="right"/>
-            </w:pPr>
-            <w:r>
+              <w:spacing w:after="40"/>
+              <w:jc w:val="right"/>
+            </w:pPr>
+            <w:r>
+              <w:rPr>
+                <w:rFonts w:ascii="Helvetica Neue" w:hAnsi="Helvetica Neue"/>
+                <w:sz w:val="19"/>
+              </w:rPr>
               <w:t xml:space="preserve">$85,000</w:t>
             </w:r>
           </w:p>
@@ -4641,9 +6031,14 @@
           <w:p>
             <w:pPr>
               <w:pStyle w:val="Compact"/>
-              <w:jc w:val="left"/>
-            </w:pPr>
-            <w:r>
+              <w:spacing w:after="40"/>
+              <w:jc w:val="left"/>
+            </w:pPr>
+            <w:r>
+              <w:rPr>
+                <w:rFonts w:ascii="Helvetica Neue" w:hAnsi="Helvetica Neue"/>
+                <w:sz w:val="19"/>
+              </w:rPr>
               <w:t xml:space="preserve">Support specialist</w:t>
             </w:r>
           </w:p>
@@ -4652,9 +6047,14 @@
           <w:p>
             <w:pPr>
               <w:pStyle w:val="Compact"/>
-              <w:jc w:val="right"/>
-            </w:pPr>
-            <w:r>
+              <w:spacing w:after="40"/>
+              <w:jc w:val="right"/>
+            </w:pPr>
+            <w:r>
+              <w:rPr>
+                <w:rFonts w:ascii="Helvetica Neue" w:hAnsi="Helvetica Neue"/>
+                <w:sz w:val="19"/>
+              </w:rPr>
               <w:t xml:space="preserve">$55,000</w:t>
             </w:r>
           </w:p>
@@ -4755,6 +6155,11 @@
         <w:tblStyle w:val="Table"/>
         <w:tblW w:type="pct" w:w="0.0"/>
         <w:tblLook w:firstRow="1"/>
+        <w:tblBorders>
+          <w:top w:val="single" w:sz="4" w:color="CCCCCC"/>
+          <w:bottom w:val="single" w:sz="4" w:color="CCCCCC"/>
+          <w:insideH w:val="single" w:sz="4" w:color="CCCCCC"/>
+        </w:tblBorders>
       </w:tblPr>
       <w:tblGrid/>
       <w:tr>
@@ -4768,7 +6173,11 @@
             </w:tcBorders>
             <w:vAlign w:val="bottom"/>
           </w:tcPr>
-          <w:p/>
+          <w:p>
+            <w:pPr>
+              <w:spacing w:after="40"/>
+            </w:pPr>
+          </w:p>
         </w:tc>
         <w:tc>
           <w:tcPr>
@@ -4780,9 +6189,15 @@
           <w:p>
             <w:pPr>
               <w:pStyle w:val="Compact"/>
-              <w:jc w:val="right"/>
-            </w:pPr>
-            <w:r>
+              <w:spacing w:after="40"/>
+              <w:jc w:val="right"/>
+            </w:pPr>
+            <w:r>
+              <w:rPr>
+                <w:rFonts w:ascii="Helvetica Neue" w:hAnsi="Helvetica Neue"/>
+                <w:b/>
+                <w:sz w:val="19"/>
+              </w:rPr>
               <w:t xml:space="preserve">Y1</w:t>
             </w:r>
           </w:p>
@@ -4797,9 +6212,15 @@
           <w:p>
             <w:pPr>
               <w:pStyle w:val="Compact"/>
-              <w:jc w:val="right"/>
-            </w:pPr>
-            <w:r>
+              <w:spacing w:after="40"/>
+              <w:jc w:val="right"/>
+            </w:pPr>
+            <w:r>
+              <w:rPr>
+                <w:rFonts w:ascii="Helvetica Neue" w:hAnsi="Helvetica Neue"/>
+                <w:b/>
+                <w:sz w:val="19"/>
+              </w:rPr>
               <w:t xml:space="preserve">Y2</w:t>
             </w:r>
           </w:p>
@@ -4814,9 +6235,15 @@
           <w:p>
             <w:pPr>
               <w:pStyle w:val="Compact"/>
-              <w:jc w:val="right"/>
-            </w:pPr>
-            <w:r>
+              <w:spacing w:after="40"/>
+              <w:jc w:val="right"/>
+            </w:pPr>
+            <w:r>
+              <w:rPr>
+                <w:rFonts w:ascii="Helvetica Neue" w:hAnsi="Helvetica Neue"/>
+                <w:b/>
+                <w:sz w:val="19"/>
+              </w:rPr>
               <w:t xml:space="preserve">Y3</w:t>
             </w:r>
           </w:p>
@@ -4831,9 +6258,15 @@
           <w:p>
             <w:pPr>
               <w:pStyle w:val="Compact"/>
-              <w:jc w:val="right"/>
-            </w:pPr>
-            <w:r>
+              <w:spacing w:after="40"/>
+              <w:jc w:val="right"/>
+            </w:pPr>
+            <w:r>
+              <w:rPr>
+                <w:rFonts w:ascii="Helvetica Neue" w:hAnsi="Helvetica Neue"/>
+                <w:b/>
+                <w:sz w:val="19"/>
+              </w:rPr>
               <w:t xml:space="preserve">Y4</w:t>
             </w:r>
           </w:p>
@@ -4848,9 +6281,15 @@
           <w:p>
             <w:pPr>
               <w:pStyle w:val="Compact"/>
-              <w:jc w:val="right"/>
-            </w:pPr>
-            <w:r>
+              <w:spacing w:after="40"/>
+              <w:jc w:val="right"/>
+            </w:pPr>
+            <w:r>
+              <w:rPr>
+                <w:rFonts w:ascii="Helvetica Neue" w:hAnsi="Helvetica Neue"/>
+                <w:b/>
+                <w:sz w:val="19"/>
+              </w:rPr>
               <w:t xml:space="preserve">Y5</w:t>
             </w:r>
           </w:p>
@@ -4861,9 +6300,14 @@
           <w:p>
             <w:pPr>
               <w:pStyle w:val="Compact"/>
-              <w:jc w:val="left"/>
-            </w:pPr>
-            <w:r>
+              <w:spacing w:after="40"/>
+              <w:jc w:val="left"/>
+            </w:pPr>
+            <w:r>
+              <w:rPr>
+                <w:rFonts w:ascii="Helvetica Neue" w:hAnsi="Helvetica Neue"/>
+                <w:sz w:val="19"/>
+              </w:rPr>
               <w:t xml:space="preserve">Headcount (avg)</w:t>
             </w:r>
           </w:p>
@@ -4872,9 +6316,14 @@
           <w:p>
             <w:pPr>
               <w:pStyle w:val="Compact"/>
-              <w:jc w:val="right"/>
-            </w:pPr>
-            <w:r>
+              <w:spacing w:after="40"/>
+              <w:jc w:val="right"/>
+            </w:pPr>
+            <w:r>
+              <w:rPr>
+                <w:rFonts w:ascii="Helvetica Neue" w:hAnsi="Helvetica Neue"/>
+                <w:sz w:val="19"/>
+              </w:rPr>
               <w:t xml:space="preserve">4</w:t>
             </w:r>
           </w:p>
@@ -4883,9 +6332,14 @@
           <w:p>
             <w:pPr>
               <w:pStyle w:val="Compact"/>
-              <w:jc w:val="right"/>
-            </w:pPr>
-            <w:r>
+              <w:spacing w:after="40"/>
+              <w:jc w:val="right"/>
+            </w:pPr>
+            <w:r>
+              <w:rPr>
+                <w:rFonts w:ascii="Helvetica Neue" w:hAnsi="Helvetica Neue"/>
+                <w:sz w:val="19"/>
+              </w:rPr>
               <w:t xml:space="preserve">9</w:t>
             </w:r>
           </w:p>
@@ -4894,9 +6348,14 @@
           <w:p>
             <w:pPr>
               <w:pStyle w:val="Compact"/>
-              <w:jc w:val="right"/>
-            </w:pPr>
-            <w:r>
+              <w:spacing w:after="40"/>
+              <w:jc w:val="right"/>
+            </w:pPr>
+            <w:r>
+              <w:rPr>
+                <w:rFonts w:ascii="Helvetica Neue" w:hAnsi="Helvetica Neue"/>
+                <w:sz w:val="19"/>
+              </w:rPr>
               <w:t xml:space="preserve">18</w:t>
             </w:r>
           </w:p>
@@ -4905,9 +6364,14 @@
           <w:p>
             <w:pPr>
               <w:pStyle w:val="Compact"/>
-              <w:jc w:val="right"/>
-            </w:pPr>
-            <w:r>
+              <w:spacing w:after="40"/>
+              <w:jc w:val="right"/>
+            </w:pPr>
+            <w:r>
+              <w:rPr>
+                <w:rFonts w:ascii="Helvetica Neue" w:hAnsi="Helvetica Neue"/>
+                <w:sz w:val="19"/>
+              </w:rPr>
               <w:t xml:space="preserve">32</w:t>
             </w:r>
           </w:p>
@@ -4916,9 +6380,14 @@
           <w:p>
             <w:pPr>
               <w:pStyle w:val="Compact"/>
-              <w:jc w:val="right"/>
-            </w:pPr>
-            <w:r>
+              <w:spacing w:after="40"/>
+              <w:jc w:val="right"/>
+            </w:pPr>
+            <w:r>
+              <w:rPr>
+                <w:rFonts w:ascii="Helvetica Neue" w:hAnsi="Helvetica Neue"/>
+                <w:sz w:val="19"/>
+              </w:rPr>
               <w:t xml:space="preserve">51</w:t>
             </w:r>
           </w:p>
@@ -4929,9 +6398,14 @@
           <w:p>
             <w:pPr>
               <w:pStyle w:val="Compact"/>
-              <w:jc w:val="left"/>
-            </w:pPr>
-            <w:r>
+              <w:spacing w:after="40"/>
+              <w:jc w:val="left"/>
+            </w:pPr>
+            <w:r>
+              <w:rPr>
+                <w:rFonts w:ascii="Helvetica Neue" w:hAnsi="Helvetica Neue"/>
+                <w:sz w:val="19"/>
+              </w:rPr>
               <w:t xml:space="preserve">Salaries + load</w:t>
             </w:r>
           </w:p>
@@ -4940,9 +6414,14 @@
           <w:p>
             <w:pPr>
               <w:pStyle w:val="Compact"/>
-              <w:jc w:val="right"/>
-            </w:pPr>
-            <w:r>
+              <w:spacing w:after="40"/>
+              <w:jc w:val="right"/>
+            </w:pPr>
+            <w:r>
+              <w:rPr>
+                <w:rFonts w:ascii="Helvetica Neue" w:hAnsi="Helvetica Neue"/>
+                <w:sz w:val="19"/>
+              </w:rPr>
               <w:t xml:space="preserve">$0.7M</w:t>
             </w:r>
           </w:p>
@@ -4951,9 +6430,14 @@
           <w:p>
             <w:pPr>
               <w:pStyle w:val="Compact"/>
-              <w:jc w:val="right"/>
-            </w:pPr>
-            <w:r>
+              <w:spacing w:after="40"/>
+              <w:jc w:val="right"/>
+            </w:pPr>
+            <w:r>
+              <w:rPr>
+                <w:rFonts w:ascii="Helvetica Neue" w:hAnsi="Helvetica Neue"/>
+                <w:sz w:val="19"/>
+              </w:rPr>
               <w:t xml:space="preserve">$1.9M</w:t>
             </w:r>
           </w:p>
@@ -4962,9 +6446,14 @@
           <w:p>
             <w:pPr>
               <w:pStyle w:val="Compact"/>
-              <w:jc w:val="right"/>
-            </w:pPr>
-            <w:r>
+              <w:spacing w:after="40"/>
+              <w:jc w:val="right"/>
+            </w:pPr>
+            <w:r>
+              <w:rPr>
+                <w:rFonts w:ascii="Helvetica Neue" w:hAnsi="Helvetica Neue"/>
+                <w:sz w:val="19"/>
+              </w:rPr>
               <w:t xml:space="preserve">$3.7M</w:t>
             </w:r>
           </w:p>
@@ -4973,9 +6462,14 @@
           <w:p>
             <w:pPr>
               <w:pStyle w:val="Compact"/>
-              <w:jc w:val="right"/>
-            </w:pPr>
-            <w:r>
+              <w:spacing w:after="40"/>
+              <w:jc w:val="right"/>
+            </w:pPr>
+            <w:r>
+              <w:rPr>
+                <w:rFonts w:ascii="Helvetica Neue" w:hAnsi="Helvetica Neue"/>
+                <w:sz w:val="19"/>
+              </w:rPr>
               <w:t xml:space="preserve">$6.2M</w:t>
             </w:r>
           </w:p>
@@ -4984,9 +6478,14 @@
           <w:p>
             <w:pPr>
               <w:pStyle w:val="Compact"/>
-              <w:jc w:val="right"/>
-            </w:pPr>
-            <w:r>
+              <w:spacing w:after="40"/>
+              <w:jc w:val="right"/>
+            </w:pPr>
+            <w:r>
+              <w:rPr>
+                <w:rFonts w:ascii="Helvetica Neue" w:hAnsi="Helvetica Neue"/>
+                <w:sz w:val="19"/>
+              </w:rPr>
               <w:t xml:space="preserve">$9.8M</w:t>
             </w:r>
           </w:p>
@@ -4997,9 +6496,14 @@
           <w:p>
             <w:pPr>
               <w:pStyle w:val="Compact"/>
-              <w:jc w:val="left"/>
-            </w:pPr>
-            <w:r>
+              <w:spacing w:after="40"/>
+              <w:jc w:val="left"/>
+            </w:pPr>
+            <w:r>
+              <w:rPr>
+                <w:rFonts w:ascii="Helvetica Neue" w:hAnsi="Helvetica Neue"/>
+                <w:sz w:val="19"/>
+              </w:rPr>
               <w:t xml:space="preserve">Contractors (mobile launch, design)</w:t>
             </w:r>
           </w:p>
@@ -5008,9 +6512,14 @@
           <w:p>
             <w:pPr>
               <w:pStyle w:val="Compact"/>
-              <w:jc w:val="right"/>
-            </w:pPr>
-            <w:r>
+              <w:spacing w:after="40"/>
+              <w:jc w:val="right"/>
+            </w:pPr>
+            <w:r>
+              <w:rPr>
+                <w:rFonts w:ascii="Helvetica Neue" w:hAnsi="Helvetica Neue"/>
+                <w:sz w:val="19"/>
+              </w:rPr>
               <w:t xml:space="preserve">$0.2M</w:t>
             </w:r>
           </w:p>
@@ -5019,9 +6528,14 @@
           <w:p>
             <w:pPr>
               <w:pStyle w:val="Compact"/>
-              <w:jc w:val="right"/>
-            </w:pPr>
-            <w:r>
+              <w:spacing w:after="40"/>
+              <w:jc w:val="right"/>
+            </w:pPr>
+            <w:r>
+              <w:rPr>
+                <w:rFonts w:ascii="Helvetica Neue" w:hAnsi="Helvetica Neue"/>
+                <w:sz w:val="19"/>
+              </w:rPr>
               <w:t xml:space="preserve">$0.3M</w:t>
             </w:r>
           </w:p>
@@ -5030,9 +6544,14 @@
           <w:p>
             <w:pPr>
               <w:pStyle w:val="Compact"/>
-              <w:jc w:val="right"/>
-            </w:pPr>
-            <w:r>
+              <w:spacing w:after="40"/>
+              <w:jc w:val="right"/>
+            </w:pPr>
+            <w:r>
+              <w:rPr>
+                <w:rFonts w:ascii="Helvetica Neue" w:hAnsi="Helvetica Neue"/>
+                <w:sz w:val="19"/>
+              </w:rPr>
               <w:t xml:space="preserve">$0.5M</w:t>
             </w:r>
           </w:p>
@@ -5041,9 +6560,14 @@
           <w:p>
             <w:pPr>
               <w:pStyle w:val="Compact"/>
-              <w:jc w:val="right"/>
-            </w:pPr>
-            <w:r>
+              <w:spacing w:after="40"/>
+              <w:jc w:val="right"/>
+            </w:pPr>
+            <w:r>
+              <w:rPr>
+                <w:rFonts w:ascii="Helvetica Neue" w:hAnsi="Helvetica Neue"/>
+                <w:sz w:val="19"/>
+              </w:rPr>
               <w:t xml:space="preserve">$0.8M</w:t>
             </w:r>
           </w:p>
@@ -5052,9 +6576,14 @@
           <w:p>
             <w:pPr>
               <w:pStyle w:val="Compact"/>
-              <w:jc w:val="right"/>
-            </w:pPr>
-            <w:r>
+              <w:spacing w:after="40"/>
+              <w:jc w:val="right"/>
+            </w:pPr>
+            <w:r>
+              <w:rPr>
+                <w:rFonts w:ascii="Helvetica Neue" w:hAnsi="Helvetica Neue"/>
+                <w:sz w:val="19"/>
+              </w:rPr>
               <w:t xml:space="preserve">$1.2M</w:t>
             </w:r>
           </w:p>
@@ -5065,11 +6594,14 @@
           <w:p>
             <w:pPr>
               <w:pStyle w:val="Compact"/>
-              <w:jc w:val="left"/>
-            </w:pPr>
-            <w:r>
-              <w:rPr>
+              <w:spacing w:after="40"/>
+              <w:jc w:val="left"/>
+            </w:pPr>
+            <w:r>
+              <w:rPr>
+                <w:rFonts w:ascii="Helvetica Neue" w:hAnsi="Helvetica Neue"/>
                 <w:b/>
+                <w:sz w:val="19"/>
               </w:rPr>
               <w:t xml:space="preserve">Total team cost</w:t>
             </w:r>
@@ -5079,11 +6611,14 @@
           <w:p>
             <w:pPr>
               <w:pStyle w:val="Compact"/>
-              <w:jc w:val="right"/>
-            </w:pPr>
-            <w:r>
-              <w:rPr>
+              <w:spacing w:after="40"/>
+              <w:jc w:val="right"/>
+            </w:pPr>
+            <w:r>
+              <w:rPr>
+                <w:rFonts w:ascii="Helvetica Neue" w:hAnsi="Helvetica Neue"/>
                 <w:b/>
+                <w:sz w:val="19"/>
               </w:rPr>
               <w:t xml:space="preserve">$0.9M</w:t>
             </w:r>
@@ -5093,11 +6628,14 @@
           <w:p>
             <w:pPr>
               <w:pStyle w:val="Compact"/>
-              <w:jc w:val="right"/>
-            </w:pPr>
-            <w:r>
-              <w:rPr>
+              <w:spacing w:after="40"/>
+              <w:jc w:val="right"/>
+            </w:pPr>
+            <w:r>
+              <w:rPr>
+                <w:rFonts w:ascii="Helvetica Neue" w:hAnsi="Helvetica Neue"/>
                 <w:b/>
+                <w:sz w:val="19"/>
               </w:rPr>
               <w:t xml:space="preserve">$2.2M</w:t>
             </w:r>
@@ -5107,11 +6645,14 @@
           <w:p>
             <w:pPr>
               <w:pStyle w:val="Compact"/>
-              <w:jc w:val="right"/>
-            </w:pPr>
-            <w:r>
-              <w:rPr>
+              <w:spacing w:after="40"/>
+              <w:jc w:val="right"/>
+            </w:pPr>
+            <w:r>
+              <w:rPr>
+                <w:rFonts w:ascii="Helvetica Neue" w:hAnsi="Helvetica Neue"/>
                 <w:b/>
+                <w:sz w:val="19"/>
               </w:rPr>
               <w:t xml:space="preserve">$4.2M</w:t>
             </w:r>
@@ -5121,11 +6662,14 @@
           <w:p>
             <w:pPr>
               <w:pStyle w:val="Compact"/>
-              <w:jc w:val="right"/>
-            </w:pPr>
-            <w:r>
-              <w:rPr>
+              <w:spacing w:after="40"/>
+              <w:jc w:val="right"/>
+            </w:pPr>
+            <w:r>
+              <w:rPr>
+                <w:rFonts w:ascii="Helvetica Neue" w:hAnsi="Helvetica Neue"/>
                 <w:b/>
+                <w:sz w:val="19"/>
               </w:rPr>
               <w:t xml:space="preserve">$7.0M</w:t>
             </w:r>
@@ -5135,11 +6679,14 @@
           <w:p>
             <w:pPr>
               <w:pStyle w:val="Compact"/>
-              <w:jc w:val="right"/>
-            </w:pPr>
-            <w:r>
-              <w:rPr>
+              <w:spacing w:after="40"/>
+              <w:jc w:val="right"/>
+            </w:pPr>
+            <w:r>
+              <w:rPr>
+                <w:rFonts w:ascii="Helvetica Neue" w:hAnsi="Helvetica Neue"/>
                 <w:b/>
+                <w:sz w:val="19"/>
               </w:rPr>
               <w:t xml:space="preserve">$11.0M</w:t>
             </w:r>
@@ -5330,7 +6877,9 @@
         <w:t xml:space="preserve">) and the published demo site.</w:t>
       </w:r>
     </w:p>
-    <w:sectPr/>
+    <w:sectPr>
+      <w:pgMar w:left="1440" w:right="1440" w:top="1296" w:bottom="1296"/>
+    </w:sectPr>
   </w:body>
 </w:document>
 </file>
@@ -5774,6 +7323,14 @@
   <w:style w:type="paragraph" w:default="1" w:styleId="Normal">
     <w:name w:val="Normal"/>
     <w:qFormat/>
+    <w:pPr>
+      <w:spacing w:after="160" w:line="276" w:lineRule="auto"/>
+    </w:pPr>
+    <w:rPr>
+      <w:rFonts w:ascii="Georgia" w:hAnsi="Georgia"/>
+      <w:color w:val="201E1D"/>
+      <w:sz w:val="21"/>
+    </w:rPr>
   </w:style>
   <w:style w:type="paragraph" w:styleId="BodyText">
     <w:name w:val="Body Text"/>
@@ -5810,11 +7367,11 @@
       <w:jc w:val="center"/>
     </w:pPr>
     <w:rPr>
-      <w:rFonts w:asciiTheme="majorHAnsi" w:eastAsiaTheme="majorEastAsia" w:hAnsiTheme="majorHAnsi" w:cstheme="majorBidi"/>
+      <w:rFonts w:asciiTheme="majorHAnsi" w:eastAsiaTheme="majorEastAsia" w:hAnsiTheme="majorHAnsi" w:cstheme="majorBidi" w:ascii="Helvetica Neue" w:hAnsi="Helvetica Neue"/>
       <w:b/>
       <w:bCs/>
-      <w:color w:val="345A8A" w:themeColor="accent1" w:themeShade="B5"/>
-      <w:sz w:val="36"/>
+      <w:color w:val="201E1D"/>
+      <w:sz w:val="48"/>
       <w:szCs w:val="36"/>
     </w:rPr>
   </w:style>

--- a/docs/pitch/Forkcast_Business_Plan.docx
+++ b/docs/pitch/Forkcast_Business_Plan.docx
@@ -52,7 +52,7 @@
         <w:rPr>
           <w:i/>
         </w:rPr>
-        <w:t xml:space="preserve">Version 2.0 — July 2026. Prepared for pre-seed conversations and as part of the founders’ evidence record. All market figures are sourced (CDC, USDA ERS, AHRQ, peer-reviewed literature, company filings/press; see</w:t>
+        <w:t xml:space="preserve">Version 2.1 — July 2026. Prepared for pre-seed conversations and as part of the founders’ evidence record. All market figures are sourced (CDC, USDA ERS, AHRQ, peer-reviewed literature, company filings/press; see</w:t>
       </w:r>
       <w:r>
         <w:rPr>
@@ -227,12 +227,12 @@
       <w:tblPr>
         <w:tblStyle w:val="Table"/>
         <w:tblW w:type="pct" w:w="5000.0"/>
-        <w:tblLook w:firstRow="1"/>
         <w:tblBorders>
           <w:top w:val="single" w:sz="4" w:color="CCCCCC"/>
           <w:bottom w:val="single" w:sz="4" w:color="CCCCCC"/>
           <w:insideH w:val="single" w:sz="4" w:color="CCCCCC"/>
         </w:tblBorders>
+        <w:tblLook w:firstRow="1"/>
       </w:tblPr>
       <w:tblGrid>
         <w:gridCol w:w="2640"/>
@@ -253,14 +253,11 @@
           <w:p>
             <w:pPr>
               <w:pStyle w:val="Compact"/>
-              <w:spacing w:after="40"/>
-              <w:jc w:val="left"/>
-            </w:pPr>
-            <w:r>
-              <w:rPr>
-                <w:rFonts w:ascii="Helvetica Neue" w:hAnsi="Helvetica Neue"/>
-                <w:b/>
-                <w:sz w:val="19"/>
+              <w:jc w:val="left"/>
+            </w:pPr>
+            <w:r>
+              <w:rPr>
+                <w:rFonts w:ascii="Helvetica Neue" w:hAnsi="Helvetica Neue"/>
               </w:rPr>
               <w:t xml:space="preserve">Fact</w:t>
             </w:r>
@@ -276,14 +273,11 @@
           <w:p>
             <w:pPr>
               <w:pStyle w:val="Compact"/>
-              <w:spacing w:after="40"/>
-              <w:jc w:val="left"/>
-            </w:pPr>
-            <w:r>
-              <w:rPr>
-                <w:rFonts w:ascii="Helvetica Neue" w:hAnsi="Helvetica Neue"/>
-                <w:b/>
-                <w:sz w:val="19"/>
+              <w:jc w:val="left"/>
+            </w:pPr>
+            <w:r>
+              <w:rPr>
+                <w:rFonts w:ascii="Helvetica Neue" w:hAnsi="Helvetica Neue"/>
               </w:rPr>
               <w:t xml:space="preserve">Figure</w:t>
             </w:r>
@@ -299,14 +293,11 @@
           <w:p>
             <w:pPr>
               <w:pStyle w:val="Compact"/>
-              <w:spacing w:after="40"/>
-              <w:jc w:val="left"/>
-            </w:pPr>
-            <w:r>
-              <w:rPr>
-                <w:rFonts w:ascii="Helvetica Neue" w:hAnsi="Helvetica Neue"/>
-                <w:b/>
-                <w:sz w:val="19"/>
+              <w:jc w:val="left"/>
+            </w:pPr>
+            <w:r>
+              <w:rPr>
+                <w:rFonts w:ascii="Helvetica Neue" w:hAnsi="Helvetica Neue"/>
               </w:rPr>
               <w:t xml:space="preserve">Source</w:t>
             </w:r>
@@ -318,13 +309,11 @@
           <w:p>
             <w:pPr>
               <w:pStyle w:val="Compact"/>
-              <w:spacing w:after="40"/>
-              <w:jc w:val="left"/>
-            </w:pPr>
-            <w:r>
-              <w:rPr>
-                <w:rFonts w:ascii="Helvetica Neue" w:hAnsi="Helvetica Neue"/>
-                <w:sz w:val="19"/>
+              <w:jc w:val="left"/>
+            </w:pPr>
+            <w:r>
+              <w:rPr>
+                <w:rFonts w:ascii="Helvetica Neue" w:hAnsi="Helvetica Neue"/>
               </w:rPr>
               <w:t xml:space="preserve">Food spending eaten away from home</w:t>
             </w:r>
@@ -334,28 +323,24 @@
           <w:p>
             <w:pPr>
               <w:pStyle w:val="Compact"/>
-              <w:spacing w:after="40"/>
               <w:jc w:val="left"/>
             </w:pPr>
             <w:r>
               <w:rPr>
                 <w:rFonts w:ascii="Helvetica Neue" w:hAnsi="Helvetica Neue"/>
                 <w:b/>
-                <w:sz w:val="19"/>
               </w:rPr>
               <w:t xml:space="preserve">58.5%</w:t>
             </w:r>
             <w:r>
               <w:rPr>
                 <w:rFonts w:ascii="Helvetica Neue" w:hAnsi="Helvetica Neue"/>
-                <w:sz w:val="19"/>
               </w:rPr>
               <w:t xml:space="preserve"> </w:t>
             </w:r>
             <w:r>
               <w:rPr>
                 <w:rFonts w:ascii="Helvetica Neue" w:hAnsi="Helvetica Neue"/>
-                <w:sz w:val="19"/>
               </w:rPr>
               <w:t xml:space="preserve">(record; $4,485/capita, +12% YoY)</w:t>
             </w:r>
@@ -365,13 +350,11 @@
           <w:p>
             <w:pPr>
               <w:pStyle w:val="Compact"/>
-              <w:spacing w:after="40"/>
-              <w:jc w:val="left"/>
-            </w:pPr>
-            <w:r>
-              <w:rPr>
-                <w:rFonts w:ascii="Helvetica Neue" w:hAnsi="Helvetica Neue"/>
-                <w:sz w:val="19"/>
+              <w:jc w:val="left"/>
+            </w:pPr>
+            <w:r>
+              <w:rPr>
+                <w:rFonts w:ascii="Helvetica Neue" w:hAnsi="Helvetica Neue"/>
               </w:rPr>
               <w:t xml:space="preserve">USDA ERS Food Expenditure Series, 2024</w:t>
             </w:r>
@@ -383,13 +366,11 @@
           <w:p>
             <w:pPr>
               <w:pStyle w:val="Compact"/>
-              <w:spacing w:after="40"/>
-              <w:jc w:val="left"/>
-            </w:pPr>
-            <w:r>
-              <w:rPr>
-                <w:rFonts w:ascii="Helvetica Neue" w:hAnsi="Helvetica Neue"/>
-                <w:sz w:val="19"/>
+              <w:jc w:val="left"/>
+            </w:pPr>
+            <w:r>
+              <w:rPr>
+                <w:rFonts w:ascii="Helvetica Neue" w:hAnsi="Helvetica Neue"/>
               </w:rPr>
               <w:t xml:space="preserve">Daily calories from food away from home</w:t>
             </w:r>
@@ -399,13 +380,11 @@
           <w:p>
             <w:pPr>
               <w:pStyle w:val="Compact"/>
-              <w:spacing w:after="40"/>
-              <w:jc w:val="left"/>
-            </w:pPr>
-            <w:r>
-              <w:rPr>
-                <w:rFonts w:ascii="Helvetica Neue" w:hAnsi="Helvetica Neue"/>
-                <w:sz w:val="19"/>
+              <w:jc w:val="left"/>
+            </w:pPr>
+            <w:r>
+              <w:rPr>
+                <w:rFonts w:ascii="Helvetica Neue" w:hAnsi="Helvetica Neue"/>
               </w:rPr>
               <w:t xml:space="preserve">~1/3 of adults’ calories</w:t>
             </w:r>
@@ -415,13 +394,11 @@
           <w:p>
             <w:pPr>
               <w:pStyle w:val="Compact"/>
-              <w:spacing w:after="40"/>
-              <w:jc w:val="left"/>
-            </w:pPr>
-            <w:r>
-              <w:rPr>
-                <w:rFonts w:ascii="Helvetica Neue" w:hAnsi="Helvetica Neue"/>
-                <w:sz w:val="19"/>
+              <w:jc w:val="left"/>
+            </w:pPr>
+            <w:r>
+              <w:rPr>
+                <w:rFonts w:ascii="Helvetica Neue" w:hAnsi="Helvetica Neue"/>
               </w:rPr>
               <w:t xml:space="preserve">USDA ERS / NHANES (directional)</w:t>
             </w:r>
@@ -433,13 +410,11 @@
           <w:p>
             <w:pPr>
               <w:pStyle w:val="Compact"/>
-              <w:spacing w:after="40"/>
-              <w:jc w:val="left"/>
-            </w:pPr>
-            <w:r>
-              <w:rPr>
-                <w:rFonts w:ascii="Helvetica Neue" w:hAnsi="Helvetica Neue"/>
-                <w:sz w:val="19"/>
+              <w:jc w:val="left"/>
+            </w:pPr>
+            <w:r>
+              <w:rPr>
+                <w:rFonts w:ascii="Helvetica Neue" w:hAnsi="Helvetica Neue"/>
               </w:rPr>
               <w:t xml:space="preserve">Restaurant vs. home meal</w:t>
             </w:r>
@@ -449,14 +424,12 @@
           <w:p>
             <w:pPr>
               <w:pStyle w:val="Compact"/>
-              <w:spacing w:after="40"/>
               <w:jc w:val="left"/>
             </w:pPr>
             <w:r>
               <w:rPr>
                 <w:rFonts w:ascii="Helvetica Neue" w:hAnsi="Helvetica Neue"/>
                 <w:b/>
-                <w:sz w:val="19"/>
               </w:rPr>
               <w:t xml:space="preserve">+~200 kcal, +~350 mg sodium</w:t>
             </w:r>
@@ -466,13 +439,11 @@
           <w:p>
             <w:pPr>
               <w:pStyle w:val="Compact"/>
-              <w:spacing w:after="40"/>
-              <w:jc w:val="left"/>
-            </w:pPr>
-            <w:r>
-              <w:rPr>
-                <w:rFonts w:ascii="Helvetica Neue" w:hAnsi="Helvetica Neue"/>
-                <w:sz w:val="19"/>
+              <w:jc w:val="left"/>
+            </w:pPr>
+            <w:r>
+              <w:rPr>
+                <w:rFonts w:ascii="Helvetica Neue" w:hAnsi="Helvetica Neue"/>
               </w:rPr>
               <w:t xml:space="preserve">USDA ERS</w:t>
             </w:r>
@@ -484,13 +455,11 @@
           <w:p>
             <w:pPr>
               <w:pStyle w:val="Compact"/>
-              <w:spacing w:after="40"/>
-              <w:jc w:val="left"/>
-            </w:pPr>
-            <w:r>
-              <w:rPr>
-                <w:rFonts w:ascii="Helvetica Neue" w:hAnsi="Helvetica Neue"/>
-                <w:sz w:val="19"/>
+              <w:jc w:val="left"/>
+            </w:pPr>
+            <w:r>
+              <w:rPr>
+                <w:rFonts w:ascii="Helvetica Neue" w:hAnsi="Helvetica Neue"/>
               </w:rPr>
               <w:t xml:space="preserve">Diners who underestimate restaurant calories</w:t>
             </w:r>
@@ -500,21 +469,18 @@
           <w:p>
             <w:pPr>
               <w:pStyle w:val="Compact"/>
-              <w:spacing w:after="40"/>
               <w:jc w:val="left"/>
             </w:pPr>
             <w:r>
               <w:rPr>
                 <w:rFonts w:ascii="Helvetica Neue" w:hAnsi="Helvetica Neue"/>
                 <w:b/>
-                <w:sz w:val="19"/>
               </w:rPr>
               <w:t xml:space="preserve">~2 in 3</w:t>
             </w:r>
             <w:r>
               <w:rPr>
                 <w:rFonts w:ascii="Helvetica Neue" w:hAnsi="Helvetica Neue"/>
-                <w:sz w:val="19"/>
               </w:rPr>
               <w:t xml:space="preserve">; ~25% by 500+ kcal</w:t>
             </w:r>
@@ -524,13 +490,11 @@
           <w:p>
             <w:pPr>
               <w:pStyle w:val="Compact"/>
-              <w:spacing w:after="40"/>
-              <w:jc w:val="left"/>
-            </w:pPr>
-            <w:r>
-              <w:rPr>
-                <w:rFonts w:ascii="Helvetica Neue" w:hAnsi="Helvetica Neue"/>
-                <w:sz w:val="19"/>
+              <w:jc w:val="left"/>
+            </w:pPr>
+            <w:r>
+              <w:rPr>
+                <w:rFonts w:ascii="Helvetica Neue" w:hAnsi="Helvetica Neue"/>
               </w:rPr>
               <w:t xml:space="preserve">USDA / NHANES, 2024</w:t>
             </w:r>
@@ -542,13 +506,11 @@
           <w:p>
             <w:pPr>
               <w:pStyle w:val="Compact"/>
-              <w:spacing w:after="40"/>
-              <w:jc w:val="left"/>
-            </w:pPr>
-            <w:r>
-              <w:rPr>
-                <w:rFonts w:ascii="Helvetica Neue" w:hAnsi="Helvetica Neue"/>
-                <w:sz w:val="19"/>
+              <w:jc w:val="left"/>
+            </w:pPr>
+            <w:r>
+              <w:rPr>
+                <w:rFonts w:ascii="Helvetica Neue" w:hAnsi="Helvetica Neue"/>
               </w:rPr>
               <w:t xml:space="preserve">Behavior change from mandatory calorie labels</w:t>
             </w:r>
@@ -558,28 +520,24 @@
           <w:p>
             <w:pPr>
               <w:pStyle w:val="Compact"/>
-              <w:spacing w:after="40"/>
               <w:jc w:val="left"/>
             </w:pPr>
             <w:r>
               <w:rPr>
                 <w:rFonts w:ascii="Helvetica Neue" w:hAnsi="Helvetica Neue"/>
                 <w:b/>
-                <w:sz w:val="19"/>
               </w:rPr>
               <w:t xml:space="preserve">~24 fewer kcal/transaction</w:t>
             </w:r>
             <w:r>
               <w:rPr>
                 <w:rFonts w:ascii="Helvetica Neue" w:hAnsi="Helvetica Neue"/>
-                <w:sz w:val="19"/>
               </w:rPr>
               <w:t xml:space="preserve"> </w:t>
             </w:r>
             <w:r>
               <w:rPr>
                 <w:rFonts w:ascii="Helvetica Neue" w:hAnsi="Helvetica Neue"/>
-                <w:sz w:val="19"/>
               </w:rPr>
               <w:t xml:space="preserve">(often null in fast food)</w:t>
             </w:r>
@@ -589,13 +547,11 @@
           <w:p>
             <w:pPr>
               <w:pStyle w:val="Compact"/>
-              <w:spacing w:after="40"/>
-              <w:jc w:val="left"/>
-            </w:pPr>
-            <w:r>
-              <w:rPr>
-                <w:rFonts w:ascii="Helvetica Neue" w:hAnsi="Helvetica Neue"/>
-                <w:sz w:val="19"/>
+              <w:jc w:val="left"/>
+            </w:pPr>
+            <w:r>
+              <w:rPr>
+                <w:rFonts w:ascii="Helvetica Neue" w:hAnsi="Helvetica Neue"/>
               </w:rPr>
               <w:t xml:space="preserve">Peer-reviewed labeling literature</w:t>
             </w:r>
@@ -607,13 +563,11 @@
           <w:p>
             <w:pPr>
               <w:pStyle w:val="Compact"/>
-              <w:spacing w:after="40"/>
-              <w:jc w:val="left"/>
-            </w:pPr>
-            <w:r>
-              <w:rPr>
-                <w:rFonts w:ascii="Helvetica Neue" w:hAnsi="Helvetica Neue"/>
-                <w:sz w:val="19"/>
+              <w:jc w:val="left"/>
+            </w:pPr>
+            <w:r>
+              <w:rPr>
+                <w:rFonts w:ascii="Helvetica Neue" w:hAnsi="Helvetica Neue"/>
               </w:rPr>
               <w:t xml:space="preserve">U.S. adult obesity / overweight</w:t>
             </w:r>
@@ -623,14 +577,12 @@
           <w:p>
             <w:pPr>
               <w:pStyle w:val="Compact"/>
-              <w:spacing w:after="40"/>
               <w:jc w:val="left"/>
             </w:pPr>
             <w:r>
               <w:rPr>
                 <w:rFonts w:ascii="Helvetica Neue" w:hAnsi="Helvetica Neue"/>
                 <w:b/>
-                <w:sz w:val="19"/>
               </w:rPr>
               <w:t xml:space="preserve">40.3% obese + 31.7% overweight ≈ 72%</w:t>
             </w:r>
@@ -640,13 +592,11 @@
           <w:p>
             <w:pPr>
               <w:pStyle w:val="Compact"/>
-              <w:spacing w:after="40"/>
-              <w:jc w:val="left"/>
-            </w:pPr>
-            <w:r>
-              <w:rPr>
-                <w:rFonts w:ascii="Helvetica Neue" w:hAnsi="Helvetica Neue"/>
-                <w:sz w:val="19"/>
+              <w:jc w:val="left"/>
+            </w:pPr>
+            <w:r>
+              <w:rPr>
+                <w:rFonts w:ascii="Helvetica Neue" w:hAnsi="Helvetica Neue"/>
               </w:rPr>
               <w:t xml:space="preserve">CDC NCHS, 2024</w:t>
             </w:r>
@@ -658,13 +608,11 @@
           <w:p>
             <w:pPr>
               <w:pStyle w:val="Compact"/>
-              <w:spacing w:after="40"/>
-              <w:jc w:val="left"/>
-            </w:pPr>
-            <w:r>
-              <w:rPr>
-                <w:rFonts w:ascii="Helvetica Neue" w:hAnsi="Helvetica Neue"/>
-                <w:sz w:val="19"/>
+              <w:jc w:val="left"/>
+            </w:pPr>
+            <w:r>
+              <w:rPr>
+                <w:rFonts w:ascii="Helvetica Neue" w:hAnsi="Helvetica Neue"/>
               </w:rPr>
               <w:t xml:space="preserve">Diet-related disease cost</w:t>
             </w:r>
@@ -674,21 +622,18 @@
           <w:p>
             <w:pPr>
               <w:pStyle w:val="Compact"/>
-              <w:spacing w:after="40"/>
               <w:jc w:val="left"/>
             </w:pPr>
             <w:r>
               <w:rPr>
                 <w:rFonts w:ascii="Helvetica Neue" w:hAnsi="Helvetica Neue"/>
                 <w:b/>
-                <w:sz w:val="19"/>
               </w:rPr>
               <w:t xml:space="preserve">~$334B/yr</w:t>
             </w:r>
             <w:r>
               <w:rPr>
                 <w:rFonts w:ascii="Helvetica Neue" w:hAnsi="Helvetica Neue"/>
-                <w:sz w:val="19"/>
               </w:rPr>
               <w:t xml:space="preserve">; obesity ~</w:t>
             </w:r>
@@ -718,7 +663,6 @@
             <w:r>
               <w:rPr>
                 <w:rFonts w:ascii="Helvetica Neue" w:hAnsi="Helvetica Neue"/>
-                <w:sz w:val="19"/>
               </w:rPr>
               <w:t xml:space="preserve">)</w:t>
             </w:r>
@@ -728,13 +672,11 @@
           <w:p>
             <w:pPr>
               <w:pStyle w:val="Compact"/>
-              <w:spacing w:after="40"/>
-              <w:jc w:val="left"/>
-            </w:pPr>
-            <w:r>
-              <w:rPr>
-                <w:rFonts w:ascii="Helvetica Neue" w:hAnsi="Helvetica Neue"/>
-                <w:sz w:val="19"/>
+              <w:jc w:val="left"/>
+            </w:pPr>
+            <w:r>
+              <w:rPr>
+                <w:rFonts w:ascii="Helvetica Neue" w:hAnsi="Helvetica Neue"/>
               </w:rPr>
               <w:t xml:space="preserve">CDC; AHRQ MEPS</w:t>
             </w:r>
@@ -954,12 +896,12 @@
       <w:tblPr>
         <w:tblStyle w:val="Table"/>
         <w:tblW w:type="pct" w:w="5000.0"/>
-        <w:tblLook w:firstRow="1"/>
         <w:tblBorders>
           <w:top w:val="single" w:sz="4" w:color="CCCCCC"/>
           <w:bottom w:val="single" w:sz="4" w:color="CCCCCC"/>
           <w:insideH w:val="single" w:sz="4" w:color="CCCCCC"/>
         </w:tblBorders>
+        <w:tblLook w:firstRow="1"/>
       </w:tblPr>
       <w:tblGrid>
         <w:gridCol w:w="2640"/>
@@ -980,14 +922,11 @@
           <w:p>
             <w:pPr>
               <w:pStyle w:val="Compact"/>
-              <w:spacing w:after="40"/>
-              <w:jc w:val="left"/>
-            </w:pPr>
-            <w:r>
-              <w:rPr>
-                <w:rFonts w:ascii="Helvetica Neue" w:hAnsi="Helvetica Neue"/>
-                <w:b/>
-                <w:sz w:val="19"/>
+              <w:jc w:val="left"/>
+            </w:pPr>
+            <w:r>
+              <w:rPr>
+                <w:rFonts w:ascii="Helvetica Neue" w:hAnsi="Helvetica Neue"/>
               </w:rPr>
               <w:t xml:space="preserve">Capability</w:t>
             </w:r>
@@ -1003,14 +942,11 @@
           <w:p>
             <w:pPr>
               <w:pStyle w:val="Compact"/>
-              <w:spacing w:after="40"/>
-              <w:jc w:val="left"/>
-            </w:pPr>
-            <w:r>
-              <w:rPr>
-                <w:rFonts w:ascii="Helvetica Neue" w:hAnsi="Helvetica Neue"/>
-                <w:b/>
-                <w:sz w:val="19"/>
+              <w:jc w:val="left"/>
+            </w:pPr>
+            <w:r>
+              <w:rPr>
+                <w:rFonts w:ascii="Helvetica Neue" w:hAnsi="Helvetica Neue"/>
               </w:rPr>
               <w:t xml:space="preserve">Status</w:t>
             </w:r>
@@ -1026,14 +962,11 @@
           <w:p>
             <w:pPr>
               <w:pStyle w:val="Compact"/>
-              <w:spacing w:after="40"/>
-              <w:jc w:val="left"/>
-            </w:pPr>
-            <w:r>
-              <w:rPr>
-                <w:rFonts w:ascii="Helvetica Neue" w:hAnsi="Helvetica Neue"/>
-                <w:b/>
-                <w:sz w:val="19"/>
+              <w:jc w:val="left"/>
+            </w:pPr>
+            <w:r>
+              <w:rPr>
+                <w:rFonts w:ascii="Helvetica Neue" w:hAnsi="Helvetica Neue"/>
               </w:rPr>
               <w:t xml:space="preserve">Why it matters</w:t>
             </w:r>
@@ -1045,13 +978,11 @@
           <w:p>
             <w:pPr>
               <w:pStyle w:val="Compact"/>
-              <w:spacing w:after="40"/>
-              <w:jc w:val="left"/>
-            </w:pPr>
-            <w:r>
-              <w:rPr>
-                <w:rFonts w:ascii="Helvetica Neue" w:hAnsi="Helvetica Neue"/>
-                <w:sz w:val="19"/>
+              <w:jc w:val="left"/>
+            </w:pPr>
+            <w:r>
+              <w:rPr>
+                <w:rFonts w:ascii="Helvetica Neue" w:hAnsi="Helvetica Neue"/>
               </w:rPr>
               <w:t xml:space="preserve">Fit Score engine + condition/allergen personalization</w:t>
             </w:r>
@@ -1061,14 +992,12 @@
           <w:p>
             <w:pPr>
               <w:pStyle w:val="Compact"/>
-              <w:spacing w:after="40"/>
               <w:jc w:val="left"/>
             </w:pPr>
             <w:r>
               <w:rPr>
                 <w:rFonts w:ascii="Helvetica Neue" w:hAnsi="Helvetica Neue"/>
                 <w:b/>
-                <w:sz w:val="19"/>
               </w:rPr>
               <w:t xml:space="preserve">Live</w:t>
             </w:r>
@@ -1078,13 +1007,11 @@
           <w:p>
             <w:pPr>
               <w:pStyle w:val="Compact"/>
-              <w:spacing w:after="40"/>
-              <w:jc w:val="left"/>
-            </w:pPr>
-            <w:r>
-              <w:rPr>
-                <w:rFonts w:ascii="Helvetica Neue" w:hAnsi="Helvetica Neue"/>
-                <w:sz w:val="19"/>
+              <w:jc w:val="left"/>
+            </w:pPr>
+            <w:r>
+              <w:rPr>
+                <w:rFonts w:ascii="Helvetica Neue" w:hAnsi="Helvetica Neue"/>
               </w:rPr>
               <w:t xml:space="preserve">Explainable, safety-aware ranking; allergen matches excluded from recommendations, condition advisories on every dish</w:t>
             </w:r>
@@ -1096,41 +1023,35 @@
           <w:p>
             <w:pPr>
               <w:pStyle w:val="Compact"/>
-              <w:spacing w:after="40"/>
-              <w:jc w:val="left"/>
-            </w:pPr>
-            <w:r>
-              <w:rPr>
-                <w:rFonts w:ascii="Helvetica Neue" w:hAnsi="Helvetica Neue"/>
-                <w:sz w:val="19"/>
+              <w:jc w:val="left"/>
+            </w:pPr>
+            <w:r>
+              <w:rPr>
+                <w:rFonts w:ascii="Helvetica Neue" w:hAnsi="Helvetica Neue"/>
               </w:rPr>
               <w:t xml:space="preserve">Full ordering loop: basket → checkout → tracking →</w:t>
             </w:r>
             <w:r>
               <w:rPr>
                 <w:rFonts w:ascii="Helvetica Neue" w:hAnsi="Helvetica Neue"/>
-                <w:sz w:val="19"/>
               </w:rPr>
               <w:t xml:space="preserve"> </w:t>
             </w:r>
             <w:r>
               <w:rPr>
                 <w:rFonts w:ascii="Helvetica Neue" w:hAnsi="Helvetica Neue"/>
-                <w:sz w:val="19"/>
               </w:rPr>
               <w:t xml:space="preserve">“</w:t>
             </w:r>
             <w:r>
               <w:rPr>
                 <w:rFonts w:ascii="Helvetica Neue" w:hAnsi="Helvetica Neue"/>
-                <w:sz w:val="19"/>
               </w:rPr>
               <w:t xml:space="preserve">Log this meal?</w:t>
             </w:r>
             <w:r>
               <w:rPr>
                 <w:rFonts w:ascii="Helvetica Neue" w:hAnsi="Helvetica Neue"/>
-                <w:sz w:val="19"/>
               </w:rPr>
               <w:t xml:space="preserve">”</w:t>
             </w:r>
@@ -1140,28 +1061,24 @@
           <w:p>
             <w:pPr>
               <w:pStyle w:val="Compact"/>
-              <w:spacing w:after="40"/>
               <w:jc w:val="left"/>
             </w:pPr>
             <w:r>
               <w:rPr>
                 <w:rFonts w:ascii="Helvetica Neue" w:hAnsi="Helvetica Neue"/>
                 <w:b/>
-                <w:sz w:val="19"/>
               </w:rPr>
               <w:t xml:space="preserve">Live</w:t>
             </w:r>
             <w:r>
               <w:rPr>
                 <w:rFonts w:ascii="Helvetica Neue" w:hAnsi="Helvetica Neue"/>
-                <w:sz w:val="19"/>
               </w:rPr>
               <w:t xml:space="preserve"> </w:t>
             </w:r>
             <w:r>
               <w:rPr>
                 <w:rFonts w:ascii="Helvetica Neue" w:hAnsi="Helvetica Neue"/>
-                <w:sz w:val="19"/>
               </w:rPr>
               <w:t xml:space="preserve">(payments/delivery integrations honestly labeled prototype)</w:t>
             </w:r>
@@ -1171,13 +1088,11 @@
           <w:p>
             <w:pPr>
               <w:pStyle w:val="Compact"/>
-              <w:spacing w:after="40"/>
-              <w:jc w:val="left"/>
-            </w:pPr>
-            <w:r>
-              <w:rPr>
-                <w:rFonts w:ascii="Helvetica Neue" w:hAnsi="Helvetica Neue"/>
-                <w:sz w:val="19"/>
+              <w:jc w:val="left"/>
+            </w:pPr>
+            <w:r>
+              <w:rPr>
+                <w:rFonts w:ascii="Helvetica Neue" w:hAnsi="Helvetica Neue"/>
               </w:rPr>
               <w:t xml:space="preserve">The decision connects to the record; every logged restaurant meal carries an order reference</w:t>
             </w:r>
@@ -1189,13 +1104,11 @@
           <w:p>
             <w:pPr>
               <w:pStyle w:val="Compact"/>
-              <w:spacing w:after="40"/>
-              <w:jc w:val="left"/>
-            </w:pPr>
-            <w:r>
-              <w:rPr>
-                <w:rFonts w:ascii="Helvetica Neue" w:hAnsi="Helvetica Neue"/>
-                <w:sz w:val="19"/>
+              <w:jc w:val="left"/>
+            </w:pPr>
+            <w:r>
+              <w:rPr>
+                <w:rFonts w:ascii="Helvetica Neue" w:hAnsi="Helvetica Neue"/>
               </w:rPr>
               <w:t xml:space="preserve">Restaurant partner terminal</w:t>
             </w:r>
@@ -1205,28 +1118,24 @@
           <w:p>
             <w:pPr>
               <w:pStyle w:val="Compact"/>
-              <w:spacing w:after="40"/>
               <w:jc w:val="left"/>
             </w:pPr>
             <w:r>
               <w:rPr>
                 <w:rFonts w:ascii="Helvetica Neue" w:hAnsi="Helvetica Neue"/>
                 <w:b/>
-                <w:sz w:val="19"/>
               </w:rPr>
               <w:t xml:space="preserve">Live</w:t>
             </w:r>
             <w:r>
               <w:rPr>
                 <w:rFonts w:ascii="Helvetica Neue" w:hAnsi="Helvetica Neue"/>
-                <w:sz w:val="19"/>
               </w:rPr>
               <w:t xml:space="preserve"> </w:t>
             </w:r>
             <w:r>
               <w:rPr>
                 <w:rFonts w:ascii="Helvetica Neue" w:hAnsi="Helvetica Neue"/>
-                <w:sz w:val="19"/>
               </w:rPr>
               <w:t xml:space="preserve">(demo-labeled)</w:t>
             </w:r>
@@ -1236,20 +1145,17 @@
           <w:p>
             <w:pPr>
               <w:pStyle w:val="Compact"/>
-              <w:spacing w:after="40"/>
-              <w:jc w:val="left"/>
-            </w:pPr>
-            <w:r>
-              <w:rPr>
-                <w:rFonts w:ascii="Helvetica Neue" w:hAnsi="Helvetica Neue"/>
-                <w:sz w:val="19"/>
+              <w:jc w:val="left"/>
+            </w:pPr>
+            <w:r>
+              <w:rPr>
+                <w:rFonts w:ascii="Helvetica Neue" w:hAnsi="Helvetica Neue"/>
               </w:rPr>
               <w:t xml:space="preserve">Order queue with customer allergy flags, prep quotes, and</w:t>
             </w:r>
             <w:r>
               <w:rPr>
                 <w:rFonts w:ascii="Helvetica Neue" w:hAnsi="Helvetica Neue"/>
-                <w:sz w:val="19"/>
               </w:rPr>
               <w:t xml:space="preserve"> </w:t>
             </w:r>
@@ -1257,21 +1163,18 @@
               <w:rPr>
                 <w:rFonts w:ascii="Helvetica Neue" w:hAnsi="Helvetica Neue"/>
                 <w:b/>
-                <w:sz w:val="19"/>
               </w:rPr>
               <w:t xml:space="preserve">versioned, timestamped menu corrections</w:t>
             </w:r>
             <w:r>
               <w:rPr>
                 <w:rFonts w:ascii="Helvetica Neue" w:hAnsi="Helvetica Neue"/>
-                <w:sz w:val="19"/>
               </w:rPr>
               <w:t xml:space="preserve"> </w:t>
             </w:r>
             <w:r>
               <w:rPr>
                 <w:rFonts w:ascii="Helvetica Neue" w:hAnsi="Helvetica Neue"/>
-                <w:sz w:val="19"/>
               </w:rPr>
               <w:t xml:space="preserve">that surface publicly on dish pages</w:t>
             </w:r>
@@ -1283,13 +1186,11 @@
           <w:p>
             <w:pPr>
               <w:pStyle w:val="Compact"/>
-              <w:spacing w:after="40"/>
-              <w:jc w:val="left"/>
-            </w:pPr>
-            <w:r>
-              <w:rPr>
-                <w:rFonts w:ascii="Helvetica Neue" w:hAnsi="Helvetica Neue"/>
-                <w:sz w:val="19"/>
+              <w:jc w:val="left"/>
+            </w:pPr>
+            <w:r>
+              <w:rPr>
+                <w:rFonts w:ascii="Helvetica Neue" w:hAnsi="Helvetica Neue"/>
               </w:rPr>
               <w:t xml:space="preserve">Three-tier data provenance</w:t>
             </w:r>
@@ -1299,14 +1200,12 @@
           <w:p>
             <w:pPr>
               <w:pStyle w:val="Compact"/>
-              <w:spacing w:after="40"/>
               <w:jc w:val="left"/>
             </w:pPr>
             <w:r>
               <w:rPr>
                 <w:rFonts w:ascii="Helvetica Neue" w:hAnsi="Helvetica Neue"/>
                 <w:b/>
-                <w:sz w:val="19"/>
               </w:rPr>
               <w:t xml:space="preserve">Live</w:t>
             </w:r>
@@ -1316,35 +1215,30 @@
           <w:p>
             <w:pPr>
               <w:pStyle w:val="Compact"/>
-              <w:spacing w:after="40"/>
               <w:jc w:val="left"/>
             </w:pPr>
             <w:r>
               <w:rPr>
                 <w:rFonts w:ascii="Helvetica Neue" w:hAnsi="Helvetica Neue"/>
                 <w:i/>
-                <w:sz w:val="19"/>
               </w:rPr>
               <w:t xml:space="preserve">Partner-verified</w:t>
             </w:r>
             <w:r>
               <w:rPr>
                 <w:rFonts w:ascii="Helvetica Neue" w:hAnsi="Helvetica Neue"/>
-                <w:sz w:val="19"/>
               </w:rPr>
               <w:t xml:space="preserve"> </w:t>
             </w:r>
             <w:r>
               <w:rPr>
                 <w:rFonts w:ascii="Helvetica Neue" w:hAnsi="Helvetica Neue"/>
-                <w:sz w:val="19"/>
               </w:rPr>
               <w:t xml:space="preserve">/</w:t>
             </w:r>
             <w:r>
               <w:rPr>
                 <w:rFonts w:ascii="Helvetica Neue" w:hAnsi="Helvetica Neue"/>
-                <w:sz w:val="19"/>
               </w:rPr>
               <w:t xml:space="preserve"> </w:t>
             </w:r>
@@ -1352,28 +1246,24 @@
               <w:rPr>
                 <w:rFonts w:ascii="Helvetica Neue" w:hAnsi="Helvetica Neue"/>
                 <w:i/>
-                <w:sz w:val="19"/>
               </w:rPr>
               <w:t xml:space="preserve">Restaurant-published</w:t>
             </w:r>
             <w:r>
               <w:rPr>
                 <w:rFonts w:ascii="Helvetica Neue" w:hAnsi="Helvetica Neue"/>
-                <w:sz w:val="19"/>
               </w:rPr>
               <w:t xml:space="preserve"> </w:t>
             </w:r>
             <w:r>
               <w:rPr>
                 <w:rFonts w:ascii="Helvetica Neue" w:hAnsi="Helvetica Neue"/>
-                <w:sz w:val="19"/>
               </w:rPr>
               <w:t xml:space="preserve">(Sweetgreen menu captured live July 2026; The Halal Guys’ published guide) /</w:t>
             </w:r>
             <w:r>
               <w:rPr>
                 <w:rFonts w:ascii="Helvetica Neue" w:hAnsi="Helvetica Neue"/>
-                <w:sz w:val="19"/>
               </w:rPr>
               <w:t xml:space="preserve"> </w:t>
             </w:r>
@@ -1381,21 +1271,18 @@
               <w:rPr>
                 <w:rFonts w:ascii="Helvetica Neue" w:hAnsi="Helvetica Neue"/>
                 <w:i/>
-                <w:sz w:val="19"/>
               </w:rPr>
               <w:t xml:space="preserve">Estimated ±15%</w:t>
             </w:r>
             <w:r>
               <w:rPr>
                 <w:rFonts w:ascii="Helvetica Neue" w:hAnsi="Helvetica Neue"/>
-                <w:sz w:val="19"/>
               </w:rPr>
               <w:t xml:space="preserve"> </w:t>
             </w:r>
             <w:r>
               <w:rPr>
                 <w:rFonts w:ascii="Helvetica Neue" w:hAnsi="Helvetica Neue"/>
-                <w:sz w:val="19"/>
               </w:rPr>
               <w:t xml:space="preserve">(real Boston independents, labeled)</w:t>
             </w:r>
@@ -1407,13 +1294,11 @@
           <w:p>
             <w:pPr>
               <w:pStyle w:val="Compact"/>
-              <w:spacing w:after="40"/>
-              <w:jc w:val="left"/>
-            </w:pPr>
-            <w:r>
-              <w:rPr>
-                <w:rFonts w:ascii="Helvetica Neue" w:hAnsi="Helvetica Neue"/>
-                <w:sz w:val="19"/>
+              <w:jc w:val="left"/>
+            </w:pPr>
+            <w:r>
+              <w:rPr>
+                <w:rFonts w:ascii="Helvetica Neue" w:hAnsi="Helvetica Neue"/>
               </w:rPr>
               <w:t xml:space="preserve">Adaptive metabolic calibration</w:t>
             </w:r>
@@ -1423,14 +1308,12 @@
           <w:p>
             <w:pPr>
               <w:pStyle w:val="Compact"/>
-              <w:spacing w:after="40"/>
               <w:jc w:val="left"/>
             </w:pPr>
             <w:r>
               <w:rPr>
                 <w:rFonts w:ascii="Helvetica Neue" w:hAnsi="Helvetica Neue"/>
                 <w:b/>
-                <w:sz w:val="19"/>
               </w:rPr>
               <w:t xml:space="preserve">Live</w:t>
             </w:r>
@@ -1440,13 +1323,11 @@
           <w:p>
             <w:pPr>
               <w:pStyle w:val="Compact"/>
-              <w:spacing w:after="40"/>
-              <w:jc w:val="left"/>
-            </w:pPr>
-            <w:r>
-              <w:rPr>
-                <w:rFonts w:ascii="Helvetica Neue" w:hAnsi="Helvetica Neue"/>
-                <w:sz w:val="19"/>
+              <w:jc w:val="left"/>
+            </w:pPr>
+            <w:r>
+              <w:rPr>
+                <w:rFonts w:ascii="Helvetica Neue" w:hAnsi="Helvetica Neue"/>
               </w:rPr>
               <w:t xml:space="preserve">Target TDEE back-calculated from the user’s own logged intake + weight change (energy balance), confidence-blended — the state-of-the-art approach, attached to restaurant decisions no adaptive app has</w:t>
             </w:r>
@@ -1458,13 +1339,11 @@
           <w:p>
             <w:pPr>
               <w:pStyle w:val="Compact"/>
-              <w:spacing w:after="40"/>
-              <w:jc w:val="left"/>
-            </w:pPr>
-            <w:r>
-              <w:rPr>
-                <w:rFonts w:ascii="Helvetica Neue" w:hAnsi="Helvetica Neue"/>
-                <w:sz w:val="19"/>
+              <w:jc w:val="left"/>
+            </w:pPr>
+            <w:r>
+              <w:rPr>
+                <w:rFonts w:ascii="Helvetica Neue" w:hAnsi="Helvetica Neue"/>
               </w:rPr>
               <w:t xml:space="preserve">Evidence system</w:t>
             </w:r>
@@ -1474,14 +1353,12 @@
           <w:p>
             <w:pPr>
               <w:pStyle w:val="Compact"/>
-              <w:spacing w:after="40"/>
               <w:jc w:val="left"/>
             </w:pPr>
             <w:r>
               <w:rPr>
                 <w:rFonts w:ascii="Helvetica Neue" w:hAnsi="Helvetica Neue"/>
                 <w:b/>
-                <w:sz w:val="19"/>
               </w:rPr>
               <w:t xml:space="preserve">Live</w:t>
             </w:r>
@@ -1491,42 +1368,36 @@
           <w:p>
             <w:pPr>
               <w:pStyle w:val="Compact"/>
-              <w:spacing w:after="40"/>
-              <w:jc w:val="left"/>
-            </w:pPr>
-            <w:r>
-              <w:rPr>
-                <w:rFonts w:ascii="Helvetica Neue" w:hAnsi="Helvetica Neue"/>
-                <w:sz w:val="19"/>
+              <w:jc w:val="left"/>
+            </w:pPr>
+            <w:r>
+              <w:rPr>
+                <w:rFonts w:ascii="Helvetica Neue" w:hAnsi="Helvetica Neue"/>
               </w:rPr>
               <w:t xml:space="preserve">Exportable meal log with source/portion/confidence per entry;</w:t>
             </w:r>
             <w:r>
               <w:rPr>
                 <w:rFonts w:ascii="Helvetica Neue" w:hAnsi="Helvetica Neue"/>
-                <w:sz w:val="19"/>
               </w:rPr>
               <w:t xml:space="preserve"> </w:t>
             </w:r>
             <w:r>
               <w:rPr>
+                <w:rFonts w:ascii="Helvetica Neue" w:hAnsi="Helvetica Neue"/>
                 <w:rStyle w:val="VerbatimChar"/>
-                <w:rFonts w:ascii="Helvetica Neue" w:hAnsi="Helvetica Neue"/>
-                <w:sz w:val="19"/>
               </w:rPr>
               <w:t xml:space="preserve">/impact</w:t>
             </w:r>
             <w:r>
               <w:rPr>
                 <w:rFonts w:ascii="Helvetica Neue" w:hAnsi="Helvetica Neue"/>
-                <w:sz w:val="19"/>
               </w:rPr>
               <w:t xml:space="preserve"> </w:t>
             </w:r>
             <w:r>
               <w:rPr>
                 <w:rFonts w:ascii="Helvetica Neue" w:hAnsi="Helvetica Neue"/>
-                <w:sz w:val="19"/>
               </w:rPr>
               <w:t xml:space="preserve">page with six pre-registered pilot metrics and a public source ledger</w:t>
             </w:r>
@@ -1538,13 +1409,11 @@
           <w:p>
             <w:pPr>
               <w:pStyle w:val="Compact"/>
-              <w:spacing w:after="40"/>
-              <w:jc w:val="left"/>
-            </w:pPr>
-            <w:r>
-              <w:rPr>
-                <w:rFonts w:ascii="Helvetica Neue" w:hAnsi="Helvetica Neue"/>
-                <w:sz w:val="19"/>
+              <w:jc w:val="left"/>
+            </w:pPr>
+            <w:r>
+              <w:rPr>
+                <w:rFonts w:ascii="Helvetica Neue" w:hAnsi="Helvetica Neue"/>
               </w:rPr>
               <w:t xml:space="preserve">Role-based accounts (diner / restaurant), web-first with shareable dish pages</w:t>
             </w:r>
@@ -1554,14 +1423,12 @@
           <w:p>
             <w:pPr>
               <w:pStyle w:val="Compact"/>
-              <w:spacing w:after="40"/>
               <w:jc w:val="left"/>
             </w:pPr>
             <w:r>
               <w:rPr>
                 <w:rFonts w:ascii="Helvetica Neue" w:hAnsi="Helvetica Neue"/>
                 <w:b/>
-                <w:sz w:val="19"/>
               </w:rPr>
               <w:t xml:space="preserve">Live</w:t>
             </w:r>
@@ -1571,20 +1438,95 @@
           <w:p>
             <w:pPr>
               <w:pStyle w:val="Compact"/>
-              <w:spacing w:after="40"/>
-              <w:jc w:val="left"/>
-            </w:pPr>
-            <w:r>
-              <w:rPr>
-                <w:rFonts w:ascii="Helvetica Neue" w:hAnsi="Helvetica Neue"/>
-                <w:sz w:val="19"/>
+              <w:jc w:val="left"/>
+            </w:pPr>
+            <w:r>
+              <w:rPr>
+                <w:rFonts w:ascii="Helvetica Neue" w:hAnsi="Helvetica Neue"/>
               </w:rPr>
               <w:t xml:space="preserve">Two-sided from day one; the app-only competitors have no web surface at all</w:t>
+            </w:r>
+          </w:p>
+        </w:tc>
+      </w:tr>
+      <w:tr>
+        <w:tc>
+          <w:p>
+            <w:pPr>
+              <w:pStyle w:val="Compact"/>
+              <w:jc w:val="left"/>
+            </w:pPr>
+            <w:r>
+              <w:rPr>
+                <w:rFonts w:ascii="Helvetica Neue" w:hAnsi="Helvetica Neue"/>
+              </w:rPr>
+              <w:t xml:space="preserve">Wearable sync (Google Health / Fitbit)</w:t>
+            </w:r>
+          </w:p>
+        </w:tc>
+        <w:tc>
+          <w:p>
+            <w:pPr>
+              <w:pStyle w:val="Compact"/>
+              <w:jc w:val="left"/>
+            </w:pPr>
+            <w:r>
+              <w:rPr>
+                <w:rFonts w:ascii="Helvetica Neue" w:hAnsi="Helvetica Neue"/>
+                <w:b/>
+              </w:rPr>
+              <w:t xml:space="preserve">Live</w:t>
+            </w:r>
+          </w:p>
+        </w:tc>
+        <w:tc>
+          <w:p>
+            <w:pPr>
+              <w:pStyle w:val="Compact"/>
+              <w:jc w:val="left"/>
+            </w:pPr>
+            <w:r>
+              <w:rPr>
+                <w:rFonts w:ascii="Helvetica Neue" w:hAnsi="Helvetica Neue"/>
+              </w:rPr>
+              <w:t xml:space="preserve">Every order-confirmed meal auto-syncs calories and macros into the user’s existing Fitbit/Google Health record; steps and active-calories-burned sync back into the Forkcast dashboard</w:t>
             </w:r>
           </w:p>
         </w:tc>
       </w:tr>
     </w:tbl>
+    <w:p>
+      <w:pPr>
+        <w:pStyle w:val="BodyText"/>
+      </w:pPr>
+      <w:r>
+        <w:rPr>
+          <w:b/>
+        </w:rPr>
+        <w:t xml:space="preserve">Wearable integration — the logging loop extended into the ecosystem users already check.</w:t>
+      </w:r>
+      <w:r>
+        <w:t xml:space="preserve"> </w:t>
+      </w:r>
+      <w:r>
+        <w:t xml:space="preserve">As of July 2026, Forkcast operates a production Google Health API integration (Google’s cloud successor to the Fitbit Web API, which Google is retiring in September 2026): every order-confirmed meal syncs its calories and macros directly into the user’s existing Fitbit / Google Health record, no separate entry required, while the user’s steps and active-calories-burned sync back into the Forkcast dashboard. This closes a gap the incumbents haven’t: MyFitnessPal syncs wearable</w:t>
+      </w:r>
+      <w:r>
+        <w:t xml:space="preserve"> </w:t>
+      </w:r>
+      <w:r>
+        <w:rPr>
+          <w:i/>
+        </w:rPr>
+        <w:t xml:space="preserve">activity</w:t>
+      </w:r>
+      <w:r>
+        <w:t xml:space="preserve"> </w:t>
+      </w:r>
+      <w:r>
+        <w:t xml:space="preserve">into its own app but still requires the user to manually diary each meal, while Forkcast’s restaurant meals arrive already logged from the order itself and now surface automatically in the fitness app the user already opens daily — a zero-effort touchpoint no logging competitor’s restaurant data can reach.</w:t>
+      </w:r>
+    </w:p>
     <w:p>
       <w:pPr>
         <w:pStyle w:val="BodyText"/>
@@ -1774,12 +1716,12 @@
       <w:tblPr>
         <w:tblStyle w:val="Table"/>
         <w:tblW w:type="pct" w:w="5000.0"/>
-        <w:tblLook w:firstRow="1"/>
         <w:tblBorders>
           <w:top w:val="single" w:sz="4" w:color="CCCCCC"/>
           <w:bottom w:val="single" w:sz="4" w:color="CCCCCC"/>
           <w:insideH w:val="single" w:sz="4" w:color="CCCCCC"/>
         </w:tblBorders>
+        <w:tblLook w:firstRow="1"/>
       </w:tblPr>
       <w:tblGrid>
         <w:gridCol w:w="2640"/>
@@ -1800,14 +1742,11 @@
           <w:p>
             <w:pPr>
               <w:pStyle w:val="Compact"/>
-              <w:spacing w:after="40"/>
-              <w:jc w:val="left"/>
-            </w:pPr>
-            <w:r>
-              <w:rPr>
-                <w:rFonts w:ascii="Helvetica Neue" w:hAnsi="Helvetica Neue"/>
-                <w:b/>
-                <w:sz w:val="19"/>
+              <w:jc w:val="left"/>
+            </w:pPr>
+            <w:r>
+              <w:rPr>
+                <w:rFonts w:ascii="Helvetica Neue" w:hAnsi="Helvetica Neue"/>
               </w:rPr>
               <w:t xml:space="preserve">Player</w:t>
             </w:r>
@@ -1823,14 +1762,11 @@
           <w:p>
             <w:pPr>
               <w:pStyle w:val="Compact"/>
-              <w:spacing w:after="40"/>
-              <w:jc w:val="left"/>
-            </w:pPr>
-            <w:r>
-              <w:rPr>
-                <w:rFonts w:ascii="Helvetica Neue" w:hAnsi="Helvetica Neue"/>
-                <w:b/>
-                <w:sz w:val="19"/>
+              <w:jc w:val="left"/>
+            </w:pPr>
+            <w:r>
+              <w:rPr>
+                <w:rFonts w:ascii="Helvetica Neue" w:hAnsi="Helvetica Neue"/>
               </w:rPr>
               <w:t xml:space="preserve">Owns</w:t>
             </w:r>
@@ -1846,14 +1782,11 @@
           <w:p>
             <w:pPr>
               <w:pStyle w:val="Compact"/>
-              <w:spacing w:after="40"/>
-              <w:jc w:val="left"/>
-            </w:pPr>
-            <w:r>
-              <w:rPr>
-                <w:rFonts w:ascii="Helvetica Neue" w:hAnsi="Helvetica Neue"/>
-                <w:b/>
-                <w:sz w:val="19"/>
+              <w:jc w:val="left"/>
+            </w:pPr>
+            <w:r>
+              <w:rPr>
+                <w:rFonts w:ascii="Helvetica Neue" w:hAnsi="Helvetica Neue"/>
               </w:rPr>
               <w:t xml:space="preserve">Structurally absent</w:t>
             </w:r>
@@ -1865,14 +1798,12 @@
           <w:p>
             <w:pPr>
               <w:pStyle w:val="Compact"/>
-              <w:spacing w:after="40"/>
               <w:jc w:val="left"/>
             </w:pPr>
             <w:r>
               <w:rPr>
                 <w:rFonts w:ascii="Helvetica Neue" w:hAnsi="Helvetica Neue"/>
                 <w:b/>
-                <w:sz w:val="19"/>
               </w:rPr>
               <w:t xml:space="preserve">MenuFit / PlateMate / Nuuro</w:t>
             </w:r>
@@ -1882,41 +1813,35 @@
           <w:p>
             <w:pPr>
               <w:pStyle w:val="Compact"/>
-              <w:spacing w:after="40"/>
-              <w:jc w:val="left"/>
-            </w:pPr>
-            <w:r>
-              <w:rPr>
-                <w:rFonts w:ascii="Helvetica Neue" w:hAnsi="Helvetica Neue"/>
-                <w:sz w:val="19"/>
+              <w:jc w:val="left"/>
+            </w:pPr>
+            <w:r>
+              <w:rPr>
+                <w:rFonts w:ascii="Helvetica Neue" w:hAnsi="Helvetica Neue"/>
               </w:rPr>
               <w:t xml:space="preserve">“</w:t>
             </w:r>
             <w:r>
               <w:rPr>
                 <w:rFonts w:ascii="Helvetica Neue" w:hAnsi="Helvetica Neue"/>
-                <w:sz w:val="19"/>
               </w:rPr>
               <w:t xml:space="preserve">Know what to order</w:t>
             </w:r>
             <w:r>
               <w:rPr>
                 <w:rFonts w:ascii="Helvetica Neue" w:hAnsi="Helvetica Neue"/>
-                <w:sz w:val="19"/>
               </w:rPr>
               <w:t xml:space="preserve">”</w:t>
             </w:r>
             <w:r>
               <w:rPr>
                 <w:rFonts w:ascii="Helvetica Neue" w:hAnsi="Helvetica Neue"/>
-                <w:sz w:val="19"/>
               </w:rPr>
               <w:t xml:space="preserve"> </w:t>
             </w:r>
             <w:r>
               <w:rPr>
                 <w:rFonts w:ascii="Helvetica Neue" w:hAnsi="Helvetica Neue"/>
-                <w:sz w:val="19"/>
               </w:rPr>
               <w:t xml:space="preserve">positioning; AI menu scoring; influencer GTM</w:t>
             </w:r>
@@ -1926,13 +1851,11 @@
           <w:p>
             <w:pPr>
               <w:pStyle w:val="Compact"/>
-              <w:spacing w:after="40"/>
-              <w:jc w:val="left"/>
-            </w:pPr>
-            <w:r>
-              <w:rPr>
-                <w:rFonts w:ascii="Helvetica Neue" w:hAnsi="Helvetica Neue"/>
-                <w:sz w:val="19"/>
+              <w:jc w:val="left"/>
+            </w:pPr>
+            <w:r>
+              <w:rPr>
+                <w:rFonts w:ascii="Helvetica Neue" w:hAnsi="Helvetica Neue"/>
               </w:rPr>
               <w:t xml:space="preserve">Sources, error ranges, corrections, restaurant participation, ordering/logging loop, web presence; guilt-based fitness framing excludes the health-condition market</w:t>
             </w:r>
@@ -1944,14 +1867,12 @@
           <w:p>
             <w:pPr>
               <w:pStyle w:val="Compact"/>
-              <w:spacing w:after="40"/>
               <w:jc w:val="left"/>
             </w:pPr>
             <w:r>
               <w:rPr>
                 <w:rFonts w:ascii="Helvetica Neue" w:hAnsi="Helvetica Neue"/>
                 <w:b/>
-                <w:sz w:val="19"/>
               </w:rPr>
               <w:t xml:space="preserve">MyFitnessPal</w:t>
             </w:r>
@@ -1961,31 +1882,27 @@
           <w:p>
             <w:pPr>
               <w:pStyle w:val="Compact"/>
-              <w:spacing w:after="40"/>
-              <w:jc w:val="left"/>
-            </w:pPr>
-            <w:r>
-              <w:rPr>
-                <w:rFonts w:ascii="Helvetica Neue" w:hAnsi="Helvetica Neue"/>
-                <w:sz w:val="19"/>
-              </w:rPr>
-              <w:t xml:space="preserve">Retrospective logging at scale</w:t>
-            </w:r>
-          </w:p>
-        </w:tc>
-        <w:tc>
-          <w:p>
-            <w:pPr>
-              <w:pStyle w:val="Compact"/>
-              <w:spacing w:after="40"/>
-              <w:jc w:val="left"/>
-            </w:pPr>
-            <w:r>
-              <w:rPr>
-                <w:rFonts w:ascii="Helvetica Neue" w:hAnsi="Helvetica Neue"/>
-                <w:sz w:val="19"/>
-              </w:rPr>
-              <w:t xml:space="preserve">Acts after eating; restaurant data is its weakest (same dish 400–1,200 kcal); 70–80% two-week churn; first revenue decline (−5.7%, 2025)</w:t>
+              <w:jc w:val="left"/>
+            </w:pPr>
+            <w:r>
+              <w:rPr>
+                <w:rFonts w:ascii="Helvetica Neue" w:hAnsi="Helvetica Neue"/>
+              </w:rPr>
+              <w:t xml:space="preserve">Retrospective logging at scale; wearable activity sync</w:t>
+            </w:r>
+          </w:p>
+        </w:tc>
+        <w:tc>
+          <w:p>
+            <w:pPr>
+              <w:pStyle w:val="Compact"/>
+              <w:jc w:val="left"/>
+            </w:pPr>
+            <w:r>
+              <w:rPr>
+                <w:rFonts w:ascii="Helvetica Neue" w:hAnsi="Helvetica Neue"/>
+              </w:rPr>
+              <w:t xml:space="preserve">Acts after eating; restaurant data is its weakest (same dish 400–1,200 kcal); wearable sync covers activity, not meals — manual diary still required; 70–80% two-week churn; first revenue decline (−5.7%, 2025)</w:t>
             </w:r>
           </w:p>
         </w:tc>
@@ -1995,14 +1912,12 @@
           <w:p>
             <w:pPr>
               <w:pStyle w:val="Compact"/>
-              <w:spacing w:after="40"/>
               <w:jc w:val="left"/>
             </w:pPr>
             <w:r>
               <w:rPr>
                 <w:rFonts w:ascii="Helvetica Neue" w:hAnsi="Helvetica Neue"/>
                 <w:b/>
-                <w:sz w:val="19"/>
               </w:rPr>
               <w:t xml:space="preserve">DoorDash / Uber Eats</w:t>
             </w:r>
@@ -2012,13 +1927,11 @@
           <w:p>
             <w:pPr>
               <w:pStyle w:val="Compact"/>
-              <w:spacing w:after="40"/>
-              <w:jc w:val="left"/>
-            </w:pPr>
-            <w:r>
-              <w:rPr>
-                <w:rFonts w:ascii="Helvetica Neue" w:hAnsi="Helvetica Neue"/>
-                <w:sz w:val="19"/>
+              <w:jc w:val="left"/>
+            </w:pPr>
+            <w:r>
+              <w:rPr>
+                <w:rFonts w:ascii="Helvetica Neue" w:hAnsi="Helvetica Neue"/>
               </w:rPr>
               <w:t xml:space="preserve">Ordering logistics, merchant graph, $1B+ ads</w:t>
             </w:r>
@@ -2028,20 +1941,17 @@
           <w:p>
             <w:pPr>
               <w:pStyle w:val="Compact"/>
-              <w:spacing w:after="40"/>
-              <w:jc w:val="left"/>
-            </w:pPr>
-            <w:r>
-              <w:rPr>
-                <w:rFonts w:ascii="Helvetica Neue" w:hAnsi="Helvetica Neue"/>
-                <w:sz w:val="19"/>
+              <w:jc w:val="left"/>
+            </w:pPr>
+            <w:r>
+              <w:rPr>
+                <w:rFonts w:ascii="Helvetica Neue" w:hAnsi="Helvetica Neue"/>
               </w:rPr>
               <w:t xml:space="preserve">Zero personal-nutrition intelligence; sponsored placement</w:t>
             </w:r>
             <w:r>
               <w:rPr>
                 <w:rFonts w:ascii="Helvetica Neue" w:hAnsi="Helvetica Neue"/>
-                <w:sz w:val="19"/>
               </w:rPr>
               <w:t xml:space="preserve"> </w:t>
             </w:r>
@@ -2049,21 +1959,18 @@
               <w:rPr>
                 <w:rFonts w:ascii="Helvetica Neue" w:hAnsi="Helvetica Neue"/>
                 <w:i/>
-                <w:sz w:val="19"/>
               </w:rPr>
               <w:t xml:space="preserve">is</w:t>
             </w:r>
             <w:r>
               <w:rPr>
                 <w:rFonts w:ascii="Helvetica Neue" w:hAnsi="Helvetica Neue"/>
-                <w:sz w:val="19"/>
               </w:rPr>
               <w:t xml:space="preserve"> </w:t>
             </w:r>
             <w:r>
               <w:rPr>
                 <w:rFonts w:ascii="Helvetica Neue" w:hAnsi="Helvetica Neue"/>
-                <w:sz w:val="19"/>
               </w:rPr>
               <w:t xml:space="preserve">the product</w:t>
             </w:r>
@@ -2075,14 +1982,12 @@
           <w:p>
             <w:pPr>
               <w:pStyle w:val="Compact"/>
-              <w:spacing w:after="40"/>
               <w:jc w:val="left"/>
             </w:pPr>
             <w:r>
               <w:rPr>
                 <w:rFonts w:ascii="Helvetica Neue" w:hAnsi="Helvetica Neue"/>
                 <w:b/>
-                <w:sz w:val="19"/>
               </w:rPr>
               <w:t xml:space="preserve">Sweetgreen / CAVA</w:t>
             </w:r>
@@ -2092,13 +1997,11 @@
           <w:p>
             <w:pPr>
               <w:pStyle w:val="Compact"/>
-              <w:spacing w:after="40"/>
-              <w:jc w:val="left"/>
-            </w:pPr>
-            <w:r>
-              <w:rPr>
-                <w:rFonts w:ascii="Helvetica Neue" w:hAnsi="Helvetica Neue"/>
-                <w:sz w:val="19"/>
+              <w:jc w:val="left"/>
+            </w:pPr>
+            <w:r>
+              <w:rPr>
+                <w:rFonts w:ascii="Helvetica Neue" w:hAnsi="Helvetica Neue"/>
               </w:rPr>
               <w:t xml:space="preserve">Excellent single-brand transparency</w:t>
             </w:r>
@@ -2108,13 +2011,11 @@
           <w:p>
             <w:pPr>
               <w:pStyle w:val="Compact"/>
-              <w:spacing w:after="40"/>
-              <w:jc w:val="left"/>
-            </w:pPr>
-            <w:r>
-              <w:rPr>
-                <w:rFonts w:ascii="Helvetica Neue" w:hAnsi="Helvetica Neue"/>
-                <w:sz w:val="19"/>
+              <w:jc w:val="left"/>
+            </w:pPr>
+            <w:r>
+              <w:rPr>
+                <w:rFonts w:ascii="Helvetica Neue" w:hAnsi="Helvetica Neue"/>
               </w:rPr>
               <w:t xml:space="preserve">Can’t be brand-agnostic</w:t>
             </w:r>
@@ -2126,14 +2027,12 @@
           <w:p>
             <w:pPr>
               <w:pStyle w:val="Compact"/>
-              <w:spacing w:after="40"/>
               <w:jc w:val="left"/>
             </w:pPr>
             <w:r>
               <w:rPr>
                 <w:rFonts w:ascii="Helvetica Neue" w:hAnsi="Helvetica Neue"/>
                 <w:b/>
-                <w:sz w:val="19"/>
               </w:rPr>
               <w:t xml:space="preserve">Foodsmart / Nourish</w:t>
             </w:r>
@@ -2143,13 +2042,11 @@
           <w:p>
             <w:pPr>
               <w:pStyle w:val="Compact"/>
-              <w:spacing w:after="40"/>
-              <w:jc w:val="left"/>
-            </w:pPr>
-            <w:r>
-              <w:rPr>
-                <w:rFonts w:ascii="Helvetica Neue" w:hAnsi="Helvetica Neue"/>
-                <w:sz w:val="19"/>
+              <w:jc w:val="left"/>
+            </w:pPr>
+            <w:r>
+              <w:rPr>
+                <w:rFonts w:ascii="Helvetica Neue" w:hAnsi="Helvetica Neue"/>
               </w:rPr>
               <w:t xml:space="preserve">Payer-funded dietitian care (2.2M members / $1B+ valuation)</w:t>
             </w:r>
@@ -2159,13 +2056,11 @@
           <w:p>
             <w:pPr>
               <w:pStyle w:val="Compact"/>
-              <w:spacing w:after="40"/>
-              <w:jc w:val="left"/>
-            </w:pPr>
-            <w:r>
-              <w:rPr>
-                <w:rFonts w:ascii="Helvetica Neue" w:hAnsi="Helvetica Neue"/>
-                <w:sz w:val="19"/>
+              <w:jc w:val="left"/>
+            </w:pPr>
+            <w:r>
+              <w:rPr>
+                <w:rFonts w:ascii="Helvetica Neue" w:hAnsi="Helvetica Neue"/>
               </w:rPr>
               <w:t xml:space="preserve">Care delivery, not the moment of ordering</w:t>
             </w:r>
@@ -2658,12 +2553,12 @@
       <w:tblPr>
         <w:tblStyle w:val="Table"/>
         <w:tblW w:type="pct" w:w="5000.0"/>
-        <w:tblLook w:firstRow="1"/>
         <w:tblBorders>
           <w:top w:val="single" w:sz="4" w:color="CCCCCC"/>
           <w:bottom w:val="single" w:sz="4" w:color="CCCCCC"/>
           <w:insideH w:val="single" w:sz="4" w:color="CCCCCC"/>
         </w:tblBorders>
+        <w:tblLook w:firstRow="1"/>
       </w:tblPr>
       <w:tblGrid>
         <w:gridCol w:w="2640"/>
@@ -2684,14 +2579,11 @@
           <w:p>
             <w:pPr>
               <w:pStyle w:val="Compact"/>
-              <w:spacing w:after="40"/>
-              <w:jc w:val="left"/>
-            </w:pPr>
-            <w:r>
-              <w:rPr>
-                <w:rFonts w:ascii="Helvetica Neue" w:hAnsi="Helvetica Neue"/>
-                <w:b/>
-                <w:sz w:val="19"/>
+              <w:jc w:val="left"/>
+            </w:pPr>
+            <w:r>
+              <w:rPr>
+                <w:rFonts w:ascii="Helvetica Neue" w:hAnsi="Helvetica Neue"/>
               </w:rPr>
               <w:t xml:space="preserve">Milestone</w:t>
             </w:r>
@@ -2707,14 +2599,11 @@
           <w:p>
             <w:pPr>
               <w:pStyle w:val="Compact"/>
-              <w:spacing w:after="40"/>
-              <w:jc w:val="left"/>
-            </w:pPr>
-            <w:r>
-              <w:rPr>
-                <w:rFonts w:ascii="Helvetica Neue" w:hAnsi="Helvetica Neue"/>
-                <w:b/>
-                <w:sz w:val="19"/>
+              <w:jc w:val="left"/>
+            </w:pPr>
+            <w:r>
+              <w:rPr>
+                <w:rFonts w:ascii="Helvetica Neue" w:hAnsi="Helvetica Neue"/>
               </w:rPr>
               <w:t xml:space="preserve">Target</w:t>
             </w:r>
@@ -2730,14 +2619,11 @@
           <w:p>
             <w:pPr>
               <w:pStyle w:val="Compact"/>
-              <w:spacing w:after="40"/>
-              <w:jc w:val="left"/>
-            </w:pPr>
-            <w:r>
-              <w:rPr>
-                <w:rFonts w:ascii="Helvetica Neue" w:hAnsi="Helvetica Neue"/>
-                <w:b/>
-                <w:sz w:val="19"/>
+              <w:jc w:val="left"/>
+            </w:pPr>
+            <w:r>
+              <w:rPr>
+                <w:rFonts w:ascii="Helvetica Neue" w:hAnsi="Helvetica Neue"/>
               </w:rPr>
               <w:t xml:space="preserve">Status</w:t>
             </w:r>
@@ -2749,13 +2635,11 @@
           <w:p>
             <w:pPr>
               <w:pStyle w:val="Compact"/>
-              <w:spacing w:after="40"/>
-              <w:jc w:val="left"/>
-            </w:pPr>
-            <w:r>
-              <w:rPr>
-                <w:rFonts w:ascii="Helvetica Neue" w:hAnsi="Helvetica Neue"/>
-                <w:sz w:val="19"/>
+              <w:jc w:val="left"/>
+            </w:pPr>
+            <w:r>
+              <w:rPr>
+                <w:rFonts w:ascii="Helvetica Neue" w:hAnsi="Helvetica Neue"/>
               </w:rPr>
               <w:t xml:space="preserve">Working end-to-end product (decision → order → log → measure)</w:t>
             </w:r>
@@ -2765,13 +2649,11 @@
           <w:p>
             <w:pPr>
               <w:pStyle w:val="Compact"/>
-              <w:spacing w:after="40"/>
-              <w:jc w:val="left"/>
-            </w:pPr>
-            <w:r>
-              <w:rPr>
-                <w:rFonts w:ascii="Helvetica Neue" w:hAnsi="Helvetica Neue"/>
-                <w:sz w:val="19"/>
+              <w:jc w:val="left"/>
+            </w:pPr>
+            <w:r>
+              <w:rPr>
+                <w:rFonts w:ascii="Helvetica Neue" w:hAnsi="Helvetica Neue"/>
               </w:rPr>
               <w:t xml:space="preserve">—</w:t>
             </w:r>
@@ -2781,14 +2663,12 @@
           <w:p>
             <w:pPr>
               <w:pStyle w:val="Compact"/>
-              <w:spacing w:after="40"/>
               <w:jc w:val="left"/>
             </w:pPr>
             <w:r>
               <w:rPr>
                 <w:rFonts w:ascii="Helvetica Neue" w:hAnsi="Helvetica Neue"/>
                 <w:b/>
-                <w:sz w:val="19"/>
               </w:rPr>
               <w:t xml:space="preserve">Done, July 2026</w:t>
             </w:r>
@@ -2800,13 +2680,11 @@
           <w:p>
             <w:pPr>
               <w:pStyle w:val="Compact"/>
-              <w:spacing w:after="40"/>
-              <w:jc w:val="left"/>
-            </w:pPr>
-            <w:r>
-              <w:rPr>
-                <w:rFonts w:ascii="Helvetica Neue" w:hAnsi="Helvetica Neue"/>
-                <w:sz w:val="19"/>
+              <w:jc w:val="left"/>
+            </w:pPr>
+            <w:r>
+              <w:rPr>
+                <w:rFonts w:ascii="Helvetica Neue" w:hAnsi="Helvetica Neue"/>
               </w:rPr>
               <w:t xml:space="preserve">Published-nutrition chain seeding demonstrated</w:t>
             </w:r>
@@ -2816,13 +2694,11 @@
           <w:p>
             <w:pPr>
               <w:pStyle w:val="Compact"/>
-              <w:spacing w:after="40"/>
-              <w:jc w:val="left"/>
-            </w:pPr>
-            <w:r>
-              <w:rPr>
-                <w:rFonts w:ascii="Helvetica Neue" w:hAnsi="Helvetica Neue"/>
-                <w:sz w:val="19"/>
+              <w:jc w:val="left"/>
+            </w:pPr>
+            <w:r>
+              <w:rPr>
+                <w:rFonts w:ascii="Helvetica Neue" w:hAnsi="Helvetica Neue"/>
               </w:rPr>
               <w:t xml:space="preserve">—</w:t>
             </w:r>
@@ -2832,28 +2708,24 @@
           <w:p>
             <w:pPr>
               <w:pStyle w:val="Compact"/>
-              <w:spacing w:after="40"/>
               <w:jc w:val="left"/>
             </w:pPr>
             <w:r>
               <w:rPr>
                 <w:rFonts w:ascii="Helvetica Neue" w:hAnsi="Helvetica Neue"/>
                 <w:b/>
-                <w:sz w:val="19"/>
               </w:rPr>
               <w:t xml:space="preserve">Done</w:t>
             </w:r>
             <w:r>
               <w:rPr>
                 <w:rFonts w:ascii="Helvetica Neue" w:hAnsi="Helvetica Neue"/>
-                <w:sz w:val="19"/>
               </w:rPr>
               <w:t xml:space="preserve"> </w:t>
             </w:r>
             <w:r>
               <w:rPr>
                 <w:rFonts w:ascii="Helvetica Neue" w:hAnsi="Helvetica Neue"/>
-                <w:sz w:val="19"/>
               </w:rPr>
               <w:t xml:space="preserve">(Sweetgreen, Halal Guys)</w:t>
             </w:r>
@@ -2865,13 +2737,11 @@
           <w:p>
             <w:pPr>
               <w:pStyle w:val="Compact"/>
-              <w:spacing w:after="40"/>
-              <w:jc w:val="left"/>
-            </w:pPr>
-            <w:r>
-              <w:rPr>
-                <w:rFonts w:ascii="Helvetica Neue" w:hAnsi="Helvetica Neue"/>
-                <w:sz w:val="19"/>
+              <w:jc w:val="left"/>
+            </w:pPr>
+            <w:r>
+              <w:rPr>
+                <w:rFonts w:ascii="Helvetica Neue" w:hAnsi="Helvetica Neue"/>
               </w:rPr>
               <w:t xml:space="preserve">Pilot metrics pre-registered publicly</w:t>
             </w:r>
@@ -2881,13 +2751,11 @@
           <w:p>
             <w:pPr>
               <w:pStyle w:val="Compact"/>
-              <w:spacing w:after="40"/>
-              <w:jc w:val="left"/>
-            </w:pPr>
-            <w:r>
-              <w:rPr>
-                <w:rFonts w:ascii="Helvetica Neue" w:hAnsi="Helvetica Neue"/>
-                <w:sz w:val="19"/>
+              <w:jc w:val="left"/>
+            </w:pPr>
+            <w:r>
+              <w:rPr>
+                <w:rFonts w:ascii="Helvetica Neue" w:hAnsi="Helvetica Neue"/>
               </w:rPr>
               <w:t xml:space="preserve">—</w:t>
             </w:r>
@@ -2897,43 +2765,37 @@
           <w:p>
             <w:pPr>
               <w:pStyle w:val="Compact"/>
-              <w:spacing w:after="40"/>
               <w:jc w:val="left"/>
             </w:pPr>
             <w:r>
               <w:rPr>
                 <w:rFonts w:ascii="Helvetica Neue" w:hAnsi="Helvetica Neue"/>
                 <w:b/>
-                <w:sz w:val="19"/>
               </w:rPr>
               <w:t xml:space="preserve">Done</w:t>
             </w:r>
             <w:r>
               <w:rPr>
                 <w:rFonts w:ascii="Helvetica Neue" w:hAnsi="Helvetica Neue"/>
-                <w:sz w:val="19"/>
               </w:rPr>
               <w:t xml:space="preserve"> </w:t>
             </w:r>
             <w:r>
               <w:rPr>
                 <w:rFonts w:ascii="Helvetica Neue" w:hAnsi="Helvetica Neue"/>
-                <w:sz w:val="19"/>
               </w:rPr>
               <w:t xml:space="preserve">(</w:t>
             </w:r>
             <w:r>
               <w:rPr>
+                <w:rFonts w:ascii="Helvetica Neue" w:hAnsi="Helvetica Neue"/>
                 <w:rStyle w:val="VerbatimChar"/>
-                <w:rFonts w:ascii="Helvetica Neue" w:hAnsi="Helvetica Neue"/>
-                <w:sz w:val="19"/>
               </w:rPr>
               <w:t xml:space="preserve">/impact</w:t>
             </w:r>
             <w:r>
               <w:rPr>
                 <w:rFonts w:ascii="Helvetica Neue" w:hAnsi="Helvetica Neue"/>
-                <w:sz w:val="19"/>
               </w:rPr>
               <w:t xml:space="preserve">)</w:t>
             </w:r>
@@ -2945,13 +2807,11 @@
           <w:p>
             <w:pPr>
               <w:pStyle w:val="Compact"/>
-              <w:spacing w:after="40"/>
-              <w:jc w:val="left"/>
-            </w:pPr>
-            <w:r>
-              <w:rPr>
-                <w:rFonts w:ascii="Helvetica Neue" w:hAnsi="Helvetica Neue"/>
-                <w:sz w:val="19"/>
+              <w:jc w:val="left"/>
+            </w:pPr>
+            <w:r>
+              <w:rPr>
+                <w:rFonts w:ascii="Helvetica Neue" w:hAnsi="Helvetica Neue"/>
               </w:rPr>
               <w:t xml:space="preserve">Backend (cross-device accounts, live terminal sync)</w:t>
             </w:r>
@@ -2961,13 +2821,11 @@
           <w:p>
             <w:pPr>
               <w:pStyle w:val="Compact"/>
-              <w:spacing w:after="40"/>
-              <w:jc w:val="left"/>
-            </w:pPr>
-            <w:r>
-              <w:rPr>
-                <w:rFonts w:ascii="Helvetica Neue" w:hAnsi="Helvetica Neue"/>
-                <w:sz w:val="19"/>
+              <w:jc w:val="left"/>
+            </w:pPr>
+            <w:r>
+              <w:rPr>
+                <w:rFonts w:ascii="Helvetica Neue" w:hAnsi="Helvetica Neue"/>
               </w:rPr>
               <w:t xml:space="preserve">Month 1–2</w:t>
             </w:r>
@@ -2977,13 +2835,11 @@
           <w:p>
             <w:pPr>
               <w:pStyle w:val="Compact"/>
-              <w:spacing w:after="40"/>
-              <w:jc w:val="left"/>
-            </w:pPr>
-            <w:r>
-              <w:rPr>
-                <w:rFonts w:ascii="Helvetica Neue" w:hAnsi="Helvetica Neue"/>
-                <w:sz w:val="19"/>
+              <w:jc w:val="left"/>
+            </w:pPr>
+            <w:r>
+              <w:rPr>
+                <w:rFonts w:ascii="Helvetica Neue" w:hAnsi="Helvetica Neue"/>
               </w:rPr>
               <w:t xml:space="preserve">Next</w:t>
             </w:r>
@@ -2995,13 +2851,11 @@
           <w:p>
             <w:pPr>
               <w:pStyle w:val="Compact"/>
-              <w:spacing w:after="40"/>
-              <w:jc w:val="left"/>
-            </w:pPr>
-            <w:r>
-              <w:rPr>
-                <w:rFonts w:ascii="Helvetica Neue" w:hAnsi="Helvetica Neue"/>
-                <w:sz w:val="19"/>
+              <w:jc w:val="left"/>
+            </w:pPr>
+            <w:r>
+              <w:rPr>
+                <w:rFonts w:ascii="Helvetica Neue" w:hAnsi="Helvetica Neue"/>
               </w:rPr>
               <w:t xml:space="preserve">Catalog: 20+ restaurants incl. verified independents</w:t>
             </w:r>
@@ -3011,13 +2865,11 @@
           <w:p>
             <w:pPr>
               <w:pStyle w:val="Compact"/>
-              <w:spacing w:after="40"/>
-              <w:jc w:val="left"/>
-            </w:pPr>
-            <w:r>
-              <w:rPr>
-                <w:rFonts w:ascii="Helvetica Neue" w:hAnsi="Helvetica Neue"/>
-                <w:sz w:val="19"/>
+              <w:jc w:val="left"/>
+            </w:pPr>
+            <w:r>
+              <w:rPr>
+                <w:rFonts w:ascii="Helvetica Neue" w:hAnsi="Helvetica Neue"/>
               </w:rPr>
               <w:t xml:space="preserve">Month 3</w:t>
             </w:r>
@@ -3027,13 +2879,11 @@
           <w:p>
             <w:pPr>
               <w:pStyle w:val="Compact"/>
-              <w:spacing w:after="40"/>
-              <w:jc w:val="left"/>
-            </w:pPr>
-            <w:r>
-              <w:rPr>
-                <w:rFonts w:ascii="Helvetica Neue" w:hAnsi="Helvetica Neue"/>
-                <w:sz w:val="19"/>
+              <w:jc w:val="left"/>
+            </w:pPr>
+            <w:r>
+              <w:rPr>
+                <w:rFonts w:ascii="Helvetica Neue" w:hAnsi="Helvetica Neue"/>
               </w:rPr>
               <w:t xml:space="preserve">13 today</w:t>
             </w:r>
@@ -3045,13 +2895,11 @@
           <w:p>
             <w:pPr>
               <w:pStyle w:val="Compact"/>
-              <w:spacing w:after="40"/>
-              <w:jc w:val="left"/>
-            </w:pPr>
-            <w:r>
-              <w:rPr>
-                <w:rFonts w:ascii="Helvetica Neue" w:hAnsi="Helvetica Neue"/>
-                <w:sz w:val="19"/>
+              <w:jc w:val="left"/>
+            </w:pPr>
+            <w:r>
+              <w:rPr>
+                <w:rFonts w:ascii="Helvetica Neue" w:hAnsi="Helvetica Neue"/>
               </w:rPr>
               <w:t xml:space="preserve">First 3–5 owner-verified partner restaurants (letters + correction logs)</w:t>
             </w:r>
@@ -3061,13 +2909,11 @@
           <w:p>
             <w:pPr>
               <w:pStyle w:val="Compact"/>
-              <w:spacing w:after="40"/>
-              <w:jc w:val="left"/>
-            </w:pPr>
-            <w:r>
-              <w:rPr>
-                <w:rFonts w:ascii="Helvetica Neue" w:hAnsi="Helvetica Neue"/>
-                <w:sz w:val="19"/>
+              <w:jc w:val="left"/>
+            </w:pPr>
+            <w:r>
+              <w:rPr>
+                <w:rFonts w:ascii="Helvetica Neue" w:hAnsi="Helvetica Neue"/>
               </w:rPr>
               <w:t xml:space="preserve">Month 4–6</w:t>
             </w:r>
@@ -3077,13 +2923,11 @@
           <w:p>
             <w:pPr>
               <w:pStyle w:val="Compact"/>
-              <w:spacing w:after="40"/>
-              <w:jc w:val="left"/>
-            </w:pPr>
-            <w:r>
-              <w:rPr>
-                <w:rFonts w:ascii="Helvetica Neue" w:hAnsi="Helvetica Neue"/>
-                <w:sz w:val="19"/>
+              <w:jc w:val="left"/>
+            </w:pPr>
+            <w:r>
+              <w:rPr>
+                <w:rFonts w:ascii="Helvetica Neue" w:hAnsi="Helvetica Neue"/>
               </w:rPr>
               <w:t xml:space="preserve">—</w:t>
             </w:r>
@@ -3095,13 +2939,11 @@
           <w:p>
             <w:pPr>
               <w:pStyle w:val="Compact"/>
-              <w:spacing w:after="40"/>
-              <w:jc w:val="left"/>
-            </w:pPr>
-            <w:r>
-              <w:rPr>
-                <w:rFonts w:ascii="Helvetica Neue" w:hAnsi="Helvetica Neue"/>
-                <w:sz w:val="19"/>
+              <w:jc w:val="left"/>
+            </w:pPr>
+            <w:r>
+              <w:rPr>
+                <w:rFonts w:ascii="Helvetica Neue" w:hAnsi="Helvetica Neue"/>
               </w:rPr>
               <w:t xml:space="preserve">D30 retention</w:t>
             </w:r>
@@ -3111,28 +2953,24 @@
           <w:p>
             <w:pPr>
               <w:pStyle w:val="Compact"/>
-              <w:spacing w:after="40"/>
               <w:jc w:val="left"/>
             </w:pPr>
             <w:r>
               <w:rPr>
                 <w:rFonts w:ascii="Helvetica Neue" w:hAnsi="Helvetica Neue"/>
                 <w:b/>
-                <w:sz w:val="19"/>
               </w:rPr>
               <w:t xml:space="preserve">&gt;35%</w:t>
             </w:r>
             <w:r>
               <w:rPr>
                 <w:rFonts w:ascii="Helvetica Neue" w:hAnsi="Helvetica Neue"/>
-                <w:sz w:val="19"/>
               </w:rPr>
               <w:t xml:space="preserve"> </w:t>
             </w:r>
             <w:r>
               <w:rPr>
                 <w:rFonts w:ascii="Helvetica Neue" w:hAnsi="Helvetica Neue"/>
-                <w:sz w:val="19"/>
               </w:rPr>
               <w:t xml:space="preserve">(vs. ~30% category)</w:t>
             </w:r>
@@ -3142,13 +2980,11 @@
           <w:p>
             <w:pPr>
               <w:pStyle w:val="Compact"/>
-              <w:spacing w:after="40"/>
-              <w:jc w:val="left"/>
-            </w:pPr>
-            <w:r>
-              <w:rPr>
-                <w:rFonts w:ascii="Helvetica Neue" w:hAnsi="Helvetica Neue"/>
-                <w:sz w:val="19"/>
+              <w:jc w:val="left"/>
+            </w:pPr>
+            <w:r>
+              <w:rPr>
+                <w:rFonts w:ascii="Helvetica Neue" w:hAnsi="Helvetica Neue"/>
               </w:rPr>
               <w:t xml:space="preserve">—</w:t>
             </w:r>
@@ -3160,13 +2996,11 @@
           <w:p>
             <w:pPr>
               <w:pStyle w:val="Compact"/>
-              <w:spacing w:after="40"/>
-              <w:jc w:val="left"/>
-            </w:pPr>
-            <w:r>
-              <w:rPr>
-                <w:rFonts w:ascii="Helvetica Neue" w:hAnsi="Helvetica Neue"/>
-                <w:sz w:val="19"/>
+              <w:jc w:val="left"/>
+            </w:pPr>
+            <w:r>
+              <w:rPr>
+                <w:rFonts w:ascii="Helvetica Neue" w:hAnsi="Helvetica Neue"/>
               </w:rPr>
               <w:t xml:space="preserve">Featured-restaurant cohort</w:t>
             </w:r>
@@ -3176,13 +3010,11 @@
           <w:p>
             <w:pPr>
               <w:pStyle w:val="Compact"/>
-              <w:spacing w:after="40"/>
-              <w:jc w:val="left"/>
-            </w:pPr>
-            <w:r>
-              <w:rPr>
-                <w:rFonts w:ascii="Helvetica Neue" w:hAnsi="Helvetica Neue"/>
-                <w:sz w:val="19"/>
+              <w:jc w:val="left"/>
+            </w:pPr>
+            <w:r>
+              <w:rPr>
+                <w:rFonts w:ascii="Helvetica Neue" w:hAnsi="Helvetica Neue"/>
               </w:rPr>
               <w:t xml:space="preserve">150+</w:t>
             </w:r>
@@ -3192,13 +3024,11 @@
           <w:p>
             <w:pPr>
               <w:pStyle w:val="Compact"/>
-              <w:spacing w:after="40"/>
-              <w:jc w:val="left"/>
-            </w:pPr>
-            <w:r>
-              <w:rPr>
-                <w:rFonts w:ascii="Helvetica Neue" w:hAnsi="Helvetica Neue"/>
-                <w:sz w:val="19"/>
+              <w:jc w:val="left"/>
+            </w:pPr>
+            <w:r>
+              <w:rPr>
+                <w:rFonts w:ascii="Helvetica Neue" w:hAnsi="Helvetica Neue"/>
               </w:rPr>
               <w:t xml:space="preserve">—</w:t>
             </w:r>
@@ -3210,13 +3040,11 @@
           <w:p>
             <w:pPr>
               <w:pStyle w:val="Compact"/>
-              <w:spacing w:after="40"/>
-              <w:jc w:val="left"/>
-            </w:pPr>
-            <w:r>
-              <w:rPr>
-                <w:rFonts w:ascii="Helvetica Neue" w:hAnsi="Helvetica Neue"/>
-                <w:sz w:val="19"/>
+              <w:jc w:val="left"/>
+            </w:pPr>
+            <w:r>
+              <w:rPr>
+                <w:rFonts w:ascii="Helvetica Neue" w:hAnsi="Helvetica Neue"/>
               </w:rPr>
               <w:t xml:space="preserve">Paying subscribers (Boston)</w:t>
             </w:r>
@@ -3226,13 +3054,11 @@
           <w:p>
             <w:pPr>
               <w:pStyle w:val="Compact"/>
-              <w:spacing w:after="40"/>
-              <w:jc w:val="left"/>
-            </w:pPr>
-            <w:r>
-              <w:rPr>
-                <w:rFonts w:ascii="Helvetica Neue" w:hAnsi="Helvetica Neue"/>
-                <w:sz w:val="19"/>
+              <w:jc w:val="left"/>
+            </w:pPr>
+            <w:r>
+              <w:rPr>
+                <w:rFonts w:ascii="Helvetica Neue" w:hAnsi="Helvetica Neue"/>
               </w:rPr>
               <w:t xml:space="preserve">~3,000</w:t>
             </w:r>
@@ -3242,13 +3068,11 @@
           <w:p>
             <w:pPr>
               <w:pStyle w:val="Compact"/>
-              <w:spacing w:after="40"/>
-              <w:jc w:val="left"/>
-            </w:pPr>
-            <w:r>
-              <w:rPr>
-                <w:rFonts w:ascii="Helvetica Neue" w:hAnsi="Helvetica Neue"/>
-                <w:sz w:val="19"/>
+              <w:jc w:val="left"/>
+            </w:pPr>
+            <w:r>
+              <w:rPr>
+                <w:rFonts w:ascii="Helvetica Neue" w:hAnsi="Helvetica Neue"/>
               </w:rPr>
               <w:t xml:space="preserve">—</w:t>
             </w:r>
@@ -3260,13 +3084,11 @@
           <w:p>
             <w:pPr>
               <w:pStyle w:val="Compact"/>
-              <w:spacing w:after="40"/>
-              <w:jc w:val="left"/>
-            </w:pPr>
-            <w:r>
-              <w:rPr>
-                <w:rFonts w:ascii="Helvetica Neue" w:hAnsi="Helvetica Neue"/>
-                <w:sz w:val="19"/>
+              <w:jc w:val="left"/>
+            </w:pPr>
+            <w:r>
+              <w:rPr>
+                <w:rFonts w:ascii="Helvetica Neue" w:hAnsi="Helvetica Neue"/>
               </w:rPr>
               <w:t xml:space="preserve">SBIR Phase I submitted/awarded</w:t>
             </w:r>
@@ -3276,13 +3098,11 @@
           <w:p>
             <w:pPr>
               <w:pStyle w:val="Compact"/>
-              <w:spacing w:after="40"/>
-              <w:jc w:val="left"/>
-            </w:pPr>
-            <w:r>
-              <w:rPr>
-                <w:rFonts w:ascii="Helvetica Neue" w:hAnsi="Helvetica Neue"/>
-                <w:sz w:val="19"/>
+              <w:jc w:val="left"/>
+            </w:pPr>
+            <w:r>
+              <w:rPr>
+                <w:rFonts w:ascii="Helvetica Neue" w:hAnsi="Helvetica Neue"/>
               </w:rPr>
               <w:t xml:space="preserve">Month 9–12</w:t>
             </w:r>
@@ -3292,13 +3112,11 @@
           <w:p>
             <w:pPr>
               <w:pStyle w:val="Compact"/>
-              <w:spacing w:after="40"/>
-              <w:jc w:val="left"/>
-            </w:pPr>
-            <w:r>
-              <w:rPr>
-                <w:rFonts w:ascii="Helvetica Neue" w:hAnsi="Helvetica Neue"/>
-                <w:sz w:val="19"/>
+              <w:jc w:val="left"/>
+            </w:pPr>
+            <w:r>
+              <w:rPr>
+                <w:rFonts w:ascii="Helvetica Neue" w:hAnsi="Helvetica Neue"/>
               </w:rPr>
               <w:t xml:space="preserve">—</w:t>
             </w:r>
@@ -3310,13 +3128,11 @@
           <w:p>
             <w:pPr>
               <w:pStyle w:val="Compact"/>
-              <w:spacing w:after="40"/>
-              <w:jc w:val="left"/>
-            </w:pPr>
-            <w:r>
-              <w:rPr>
-                <w:rFonts w:ascii="Helvetica Neue" w:hAnsi="Helvetica Neue"/>
-                <w:sz w:val="19"/>
+              <w:jc w:val="left"/>
+            </w:pPr>
+            <w:r>
+              <w:rPr>
+                <w:rFonts w:ascii="Helvetica Neue" w:hAnsi="Helvetica Neue"/>
               </w:rPr>
               <w:t xml:space="preserve">Seed raised</w:t>
             </w:r>
@@ -3326,13 +3142,11 @@
           <w:p>
             <w:pPr>
               <w:pStyle w:val="Compact"/>
-              <w:spacing w:after="40"/>
-              <w:jc w:val="left"/>
-            </w:pPr>
-            <w:r>
-              <w:rPr>
-                <w:rFonts w:ascii="Helvetica Neue" w:hAnsi="Helvetica Neue"/>
-                <w:sz w:val="19"/>
+              <w:jc w:val="left"/>
+            </w:pPr>
+            <w:r>
+              <w:rPr>
+                <w:rFonts w:ascii="Helvetica Neue" w:hAnsi="Helvetica Neue"/>
               </w:rPr>
               <w:t xml:space="preserve">Month 12–18</w:t>
             </w:r>
@@ -3342,13 +3156,11 @@
           <w:p>
             <w:pPr>
               <w:pStyle w:val="Compact"/>
-              <w:spacing w:after="40"/>
-              <w:jc w:val="left"/>
-            </w:pPr>
-            <w:r>
-              <w:rPr>
-                <w:rFonts w:ascii="Helvetica Neue" w:hAnsi="Helvetica Neue"/>
-                <w:sz w:val="19"/>
+              <w:jc w:val="left"/>
+            </w:pPr>
+            <w:r>
+              <w:rPr>
+                <w:rFonts w:ascii="Helvetica Neue" w:hAnsi="Helvetica Neue"/>
               </w:rPr>
               <w:t xml:space="preserve">—</w:t>
             </w:r>
@@ -3382,12 +3194,12 @@
       <w:tblPr>
         <w:tblStyle w:val="Table"/>
         <w:tblW w:type="pct" w:w="5000.0"/>
-        <w:tblLook w:firstRow="1"/>
         <w:tblBorders>
           <w:top w:val="single" w:sz="4" w:color="CCCCCC"/>
           <w:bottom w:val="single" w:sz="4" w:color="CCCCCC"/>
           <w:insideH w:val="single" w:sz="4" w:color="CCCCCC"/>
         </w:tblBorders>
+        <w:tblLook w:firstRow="1"/>
       </w:tblPr>
       <w:tblGrid>
         <w:gridCol w:w="1033"/>
@@ -3408,11 +3220,7 @@
             </w:tcBorders>
             <w:vAlign w:val="bottom"/>
           </w:tcPr>
-          <w:p>
-            <w:pPr>
-              <w:spacing w:after="40"/>
-            </w:pPr>
-          </w:p>
+          <w:p/>
         </w:tc>
         <w:tc>
           <w:tcPr>
@@ -3424,14 +3232,11 @@
           <w:p>
             <w:pPr>
               <w:pStyle w:val="Compact"/>
-              <w:spacing w:after="40"/>
-              <w:jc w:val="right"/>
-            </w:pPr>
-            <w:r>
-              <w:rPr>
-                <w:rFonts w:ascii="Helvetica Neue" w:hAnsi="Helvetica Neue"/>
-                <w:b/>
-                <w:sz w:val="19"/>
+              <w:jc w:val="right"/>
+            </w:pPr>
+            <w:r>
+              <w:rPr>
+                <w:rFonts w:ascii="Helvetica Neue" w:hAnsi="Helvetica Neue"/>
               </w:rPr>
               <w:t xml:space="preserve">Y1</w:t>
             </w:r>
@@ -3447,14 +3252,11 @@
           <w:p>
             <w:pPr>
               <w:pStyle w:val="Compact"/>
-              <w:spacing w:after="40"/>
-              <w:jc w:val="right"/>
-            </w:pPr>
-            <w:r>
-              <w:rPr>
-                <w:rFonts w:ascii="Helvetica Neue" w:hAnsi="Helvetica Neue"/>
-                <w:b/>
-                <w:sz w:val="19"/>
+              <w:jc w:val="right"/>
+            </w:pPr>
+            <w:r>
+              <w:rPr>
+                <w:rFonts w:ascii="Helvetica Neue" w:hAnsi="Helvetica Neue"/>
               </w:rPr>
               <w:t xml:space="preserve">Y2</w:t>
             </w:r>
@@ -3470,14 +3272,11 @@
           <w:p>
             <w:pPr>
               <w:pStyle w:val="Compact"/>
-              <w:spacing w:after="40"/>
-              <w:jc w:val="right"/>
-            </w:pPr>
-            <w:r>
-              <w:rPr>
-                <w:rFonts w:ascii="Helvetica Neue" w:hAnsi="Helvetica Neue"/>
-                <w:b/>
-                <w:sz w:val="19"/>
+              <w:jc w:val="right"/>
+            </w:pPr>
+            <w:r>
+              <w:rPr>
+                <w:rFonts w:ascii="Helvetica Neue" w:hAnsi="Helvetica Neue"/>
               </w:rPr>
               <w:t xml:space="preserve">Y3</w:t>
             </w:r>
@@ -3493,14 +3292,11 @@
           <w:p>
             <w:pPr>
               <w:pStyle w:val="Compact"/>
-              <w:spacing w:after="40"/>
-              <w:jc w:val="right"/>
-            </w:pPr>
-            <w:r>
-              <w:rPr>
-                <w:rFonts w:ascii="Helvetica Neue" w:hAnsi="Helvetica Neue"/>
-                <w:b/>
-                <w:sz w:val="19"/>
+              <w:jc w:val="right"/>
+            </w:pPr>
+            <w:r>
+              <w:rPr>
+                <w:rFonts w:ascii="Helvetica Neue" w:hAnsi="Helvetica Neue"/>
               </w:rPr>
               <w:t xml:space="preserve">Y4</w:t>
             </w:r>
@@ -3516,14 +3312,11 @@
           <w:p>
             <w:pPr>
               <w:pStyle w:val="Compact"/>
-              <w:spacing w:after="40"/>
-              <w:jc w:val="right"/>
-            </w:pPr>
-            <w:r>
-              <w:rPr>
-                <w:rFonts w:ascii="Helvetica Neue" w:hAnsi="Helvetica Neue"/>
-                <w:b/>
-                <w:sz w:val="19"/>
+              <w:jc w:val="right"/>
+            </w:pPr>
+            <w:r>
+              <w:rPr>
+                <w:rFonts w:ascii="Helvetica Neue" w:hAnsi="Helvetica Neue"/>
               </w:rPr>
               <w:t xml:space="preserve">Y5</w:t>
             </w:r>
@@ -3535,13 +3328,11 @@
           <w:p>
             <w:pPr>
               <w:pStyle w:val="Compact"/>
-              <w:spacing w:after="40"/>
-              <w:jc w:val="left"/>
-            </w:pPr>
-            <w:r>
-              <w:rPr>
-                <w:rFonts w:ascii="Helvetica Neue" w:hAnsi="Helvetica Neue"/>
-                <w:sz w:val="19"/>
+              <w:jc w:val="left"/>
+            </w:pPr>
+            <w:r>
+              <w:rPr>
+                <w:rFonts w:ascii="Helvetica Neue" w:hAnsi="Helvetica Neue"/>
               </w:rPr>
               <w:t xml:space="preserve">Metros</w:t>
             </w:r>
@@ -3551,13 +3342,11 @@
           <w:p>
             <w:pPr>
               <w:pStyle w:val="Compact"/>
-              <w:spacing w:after="40"/>
-              <w:jc w:val="right"/>
-            </w:pPr>
-            <w:r>
-              <w:rPr>
-                <w:rFonts w:ascii="Helvetica Neue" w:hAnsi="Helvetica Neue"/>
-                <w:sz w:val="19"/>
+              <w:jc w:val="right"/>
+            </w:pPr>
+            <w:r>
+              <w:rPr>
+                <w:rFonts w:ascii="Helvetica Neue" w:hAnsi="Helvetica Neue"/>
               </w:rPr>
               <w:t xml:space="preserve">Boston</w:t>
             </w:r>
@@ -3567,13 +3356,11 @@
           <w:p>
             <w:pPr>
               <w:pStyle w:val="Compact"/>
-              <w:spacing w:after="40"/>
-              <w:jc w:val="right"/>
-            </w:pPr>
-            <w:r>
-              <w:rPr>
-                <w:rFonts w:ascii="Helvetica Neue" w:hAnsi="Helvetica Neue"/>
-                <w:sz w:val="19"/>
+              <w:jc w:val="right"/>
+            </w:pPr>
+            <w:r>
+              <w:rPr>
+                <w:rFonts w:ascii="Helvetica Neue" w:hAnsi="Helvetica Neue"/>
               </w:rPr>
               <w:t xml:space="preserve">3</w:t>
             </w:r>
@@ -3583,13 +3370,11 @@
           <w:p>
             <w:pPr>
               <w:pStyle w:val="Compact"/>
-              <w:spacing w:after="40"/>
-              <w:jc w:val="right"/>
-            </w:pPr>
-            <w:r>
-              <w:rPr>
-                <w:rFonts w:ascii="Helvetica Neue" w:hAnsi="Helvetica Neue"/>
-                <w:sz w:val="19"/>
+              <w:jc w:val="right"/>
+            </w:pPr>
+            <w:r>
+              <w:rPr>
+                <w:rFonts w:ascii="Helvetica Neue" w:hAnsi="Helvetica Neue"/>
               </w:rPr>
               <w:t xml:space="preserve">8</w:t>
             </w:r>
@@ -3599,13 +3384,11 @@
           <w:p>
             <w:pPr>
               <w:pStyle w:val="Compact"/>
-              <w:spacing w:after="40"/>
-              <w:jc w:val="right"/>
-            </w:pPr>
-            <w:r>
-              <w:rPr>
-                <w:rFonts w:ascii="Helvetica Neue" w:hAnsi="Helvetica Neue"/>
-                <w:sz w:val="19"/>
+              <w:jc w:val="right"/>
+            </w:pPr>
+            <w:r>
+              <w:rPr>
+                <w:rFonts w:ascii="Helvetica Neue" w:hAnsi="Helvetica Neue"/>
               </w:rPr>
               <w:t xml:space="preserve">15</w:t>
             </w:r>
@@ -3615,13 +3398,11 @@
           <w:p>
             <w:pPr>
               <w:pStyle w:val="Compact"/>
-              <w:spacing w:after="40"/>
-              <w:jc w:val="right"/>
-            </w:pPr>
-            <w:r>
-              <w:rPr>
-                <w:rFonts w:ascii="Helvetica Neue" w:hAnsi="Helvetica Neue"/>
-                <w:sz w:val="19"/>
+              <w:jc w:val="right"/>
+            </w:pPr>
+            <w:r>
+              <w:rPr>
+                <w:rFonts w:ascii="Helvetica Neue" w:hAnsi="Helvetica Neue"/>
               </w:rPr>
               <w:t xml:space="preserve">25</w:t>
             </w:r>
@@ -3633,13 +3414,11 @@
           <w:p>
             <w:pPr>
               <w:pStyle w:val="Compact"/>
-              <w:spacing w:after="40"/>
-              <w:jc w:val="left"/>
-            </w:pPr>
-            <w:r>
-              <w:rPr>
-                <w:rFonts w:ascii="Helvetica Neue" w:hAnsi="Helvetica Neue"/>
-                <w:sz w:val="19"/>
+              <w:jc w:val="left"/>
+            </w:pPr>
+            <w:r>
+              <w:rPr>
+                <w:rFonts w:ascii="Helvetica Neue" w:hAnsi="Helvetica Neue"/>
               </w:rPr>
               <w:t xml:space="preserve">Paying subscribers (yr-end)</w:t>
             </w:r>
@@ -3649,13 +3428,11 @@
           <w:p>
             <w:pPr>
               <w:pStyle w:val="Compact"/>
-              <w:spacing w:after="40"/>
-              <w:jc w:val="right"/>
-            </w:pPr>
-            <w:r>
-              <w:rPr>
-                <w:rFonts w:ascii="Helvetica Neue" w:hAnsi="Helvetica Neue"/>
-                <w:sz w:val="19"/>
+              <w:jc w:val="right"/>
+            </w:pPr>
+            <w:r>
+              <w:rPr>
+                <w:rFonts w:ascii="Helvetica Neue" w:hAnsi="Helvetica Neue"/>
               </w:rPr>
               <w:t xml:space="preserve">~3k</w:t>
             </w:r>
@@ -3665,13 +3442,11 @@
           <w:p>
             <w:pPr>
               <w:pStyle w:val="Compact"/>
-              <w:spacing w:after="40"/>
-              <w:jc w:val="right"/>
-            </w:pPr>
-            <w:r>
-              <w:rPr>
-                <w:rFonts w:ascii="Helvetica Neue" w:hAnsi="Helvetica Neue"/>
-                <w:sz w:val="19"/>
+              <w:jc w:val="right"/>
+            </w:pPr>
+            <w:r>
+              <w:rPr>
+                <w:rFonts w:ascii="Helvetica Neue" w:hAnsi="Helvetica Neue"/>
               </w:rPr>
               <w:t xml:space="preserve">~25k</w:t>
             </w:r>
@@ -3681,13 +3456,11 @@
           <w:p>
             <w:pPr>
               <w:pStyle w:val="Compact"/>
-              <w:spacing w:after="40"/>
-              <w:jc w:val="right"/>
-            </w:pPr>
-            <w:r>
-              <w:rPr>
-                <w:rFonts w:ascii="Helvetica Neue" w:hAnsi="Helvetica Neue"/>
-                <w:sz w:val="19"/>
+              <w:jc w:val="right"/>
+            </w:pPr>
+            <w:r>
+              <w:rPr>
+                <w:rFonts w:ascii="Helvetica Neue" w:hAnsi="Helvetica Neue"/>
               </w:rPr>
               <w:t xml:space="preserve">~90k</w:t>
             </w:r>
@@ -3697,13 +3470,11 @@
           <w:p>
             <w:pPr>
               <w:pStyle w:val="Compact"/>
-              <w:spacing w:after="40"/>
-              <w:jc w:val="right"/>
-            </w:pPr>
-            <w:r>
-              <w:rPr>
-                <w:rFonts w:ascii="Helvetica Neue" w:hAnsi="Helvetica Neue"/>
-                <w:sz w:val="19"/>
+              <w:jc w:val="right"/>
+            </w:pPr>
+            <w:r>
+              <w:rPr>
+                <w:rFonts w:ascii="Helvetica Neue" w:hAnsi="Helvetica Neue"/>
               </w:rPr>
               <w:t xml:space="preserve">~220k</w:t>
             </w:r>
@@ -3713,13 +3484,11 @@
           <w:p>
             <w:pPr>
               <w:pStyle w:val="Compact"/>
-              <w:spacing w:after="40"/>
-              <w:jc w:val="right"/>
-            </w:pPr>
-            <w:r>
-              <w:rPr>
-                <w:rFonts w:ascii="Helvetica Neue" w:hAnsi="Helvetica Neue"/>
-                <w:sz w:val="19"/>
+              <w:jc w:val="right"/>
+            </w:pPr>
+            <w:r>
+              <w:rPr>
+                <w:rFonts w:ascii="Helvetica Neue" w:hAnsi="Helvetica Neue"/>
               </w:rPr>
               <w:t xml:space="preserve">~450k</w:t>
             </w:r>
@@ -3731,13 +3500,11 @@
           <w:p>
             <w:pPr>
               <w:pStyle w:val="Compact"/>
-              <w:spacing w:after="40"/>
-              <w:jc w:val="left"/>
-            </w:pPr>
-            <w:r>
-              <w:rPr>
-                <w:rFonts w:ascii="Helvetica Neue" w:hAnsi="Helvetica Neue"/>
-                <w:sz w:val="19"/>
+              <w:jc w:val="left"/>
+            </w:pPr>
+            <w:r>
+              <w:rPr>
+                <w:rFonts w:ascii="Helvetica Neue" w:hAnsi="Helvetica Neue"/>
               </w:rPr>
               <w:t xml:space="preserve">Verified Partner restaurants</w:t>
             </w:r>
@@ -3747,13 +3514,11 @@
           <w:p>
             <w:pPr>
               <w:pStyle w:val="Compact"/>
-              <w:spacing w:after="40"/>
-              <w:jc w:val="right"/>
-            </w:pPr>
-            <w:r>
-              <w:rPr>
-                <w:rFonts w:ascii="Helvetica Neue" w:hAnsi="Helvetica Neue"/>
-                <w:sz w:val="19"/>
+              <w:jc w:val="right"/>
+            </w:pPr>
+            <w:r>
+              <w:rPr>
+                <w:rFonts w:ascii="Helvetica Neue" w:hAnsi="Helvetica Neue"/>
               </w:rPr>
               <w:t xml:space="preserve">~20</w:t>
             </w:r>
@@ -3763,13 +3528,11 @@
           <w:p>
             <w:pPr>
               <w:pStyle w:val="Compact"/>
-              <w:spacing w:after="40"/>
-              <w:jc w:val="right"/>
-            </w:pPr>
-            <w:r>
-              <w:rPr>
-                <w:rFonts w:ascii="Helvetica Neue" w:hAnsi="Helvetica Neue"/>
-                <w:sz w:val="19"/>
+              <w:jc w:val="right"/>
+            </w:pPr>
+            <w:r>
+              <w:rPr>
+                <w:rFonts w:ascii="Helvetica Neue" w:hAnsi="Helvetica Neue"/>
               </w:rPr>
               <w:t xml:space="preserve">~400</w:t>
             </w:r>
@@ -3779,13 +3542,11 @@
           <w:p>
             <w:pPr>
               <w:pStyle w:val="Compact"/>
-              <w:spacing w:after="40"/>
-              <w:jc w:val="right"/>
-            </w:pPr>
-            <w:r>
-              <w:rPr>
-                <w:rFonts w:ascii="Helvetica Neue" w:hAnsi="Helvetica Neue"/>
-                <w:sz w:val="19"/>
+              <w:jc w:val="right"/>
+            </w:pPr>
+            <w:r>
+              <w:rPr>
+                <w:rFonts w:ascii="Helvetica Neue" w:hAnsi="Helvetica Neue"/>
               </w:rPr>
               <w:t xml:space="preserve">~1,500</w:t>
             </w:r>
@@ -3795,13 +3556,11 @@
           <w:p>
             <w:pPr>
               <w:pStyle w:val="Compact"/>
-              <w:spacing w:after="40"/>
-              <w:jc w:val="right"/>
-            </w:pPr>
-            <w:r>
-              <w:rPr>
-                <w:rFonts w:ascii="Helvetica Neue" w:hAnsi="Helvetica Neue"/>
-                <w:sz w:val="19"/>
+              <w:jc w:val="right"/>
+            </w:pPr>
+            <w:r>
+              <w:rPr>
+                <w:rFonts w:ascii="Helvetica Neue" w:hAnsi="Helvetica Neue"/>
               </w:rPr>
               <w:t xml:space="preserve">~4,000</w:t>
             </w:r>
@@ -3811,13 +3570,11 @@
           <w:p>
             <w:pPr>
               <w:pStyle w:val="Compact"/>
-              <w:spacing w:after="40"/>
-              <w:jc w:val="right"/>
-            </w:pPr>
-            <w:r>
-              <w:rPr>
-                <w:rFonts w:ascii="Helvetica Neue" w:hAnsi="Helvetica Neue"/>
-                <w:sz w:val="19"/>
+              <w:jc w:val="right"/>
+            </w:pPr>
+            <w:r>
+              <w:rPr>
+                <w:rFonts w:ascii="Helvetica Neue" w:hAnsi="Helvetica Neue"/>
               </w:rPr>
               <w:t xml:space="preserve">~9,000</w:t>
             </w:r>
@@ -3829,13 +3586,11 @@
           <w:p>
             <w:pPr>
               <w:pStyle w:val="Compact"/>
-              <w:spacing w:after="40"/>
-              <w:jc w:val="left"/>
-            </w:pPr>
-            <w:r>
-              <w:rPr>
-                <w:rFonts w:ascii="Helvetica Neue" w:hAnsi="Helvetica Neue"/>
-                <w:sz w:val="19"/>
+              <w:jc w:val="left"/>
+            </w:pPr>
+            <w:r>
+              <w:rPr>
+                <w:rFonts w:ascii="Helvetica Neue" w:hAnsi="Helvetica Neue"/>
               </w:rPr>
               <w:t xml:space="preserve">Team (yr-end)</w:t>
             </w:r>
@@ -3845,13 +3600,11 @@
           <w:p>
             <w:pPr>
               <w:pStyle w:val="Compact"/>
-              <w:spacing w:after="40"/>
-              <w:jc w:val="right"/>
-            </w:pPr>
-            <w:r>
-              <w:rPr>
-                <w:rFonts w:ascii="Helvetica Neue" w:hAnsi="Helvetica Neue"/>
-                <w:sz w:val="19"/>
+              <w:jc w:val="right"/>
+            </w:pPr>
+            <w:r>
+              <w:rPr>
+                <w:rFonts w:ascii="Helvetica Neue" w:hAnsi="Helvetica Neue"/>
               </w:rPr>
               <w:t xml:space="preserve">5</w:t>
             </w:r>
@@ -3861,13 +3614,11 @@
           <w:p>
             <w:pPr>
               <w:pStyle w:val="Compact"/>
-              <w:spacing w:after="40"/>
-              <w:jc w:val="right"/>
-            </w:pPr>
-            <w:r>
-              <w:rPr>
-                <w:rFonts w:ascii="Helvetica Neue" w:hAnsi="Helvetica Neue"/>
-                <w:sz w:val="19"/>
+              <w:jc w:val="right"/>
+            </w:pPr>
+            <w:r>
+              <w:rPr>
+                <w:rFonts w:ascii="Helvetica Neue" w:hAnsi="Helvetica Neue"/>
               </w:rPr>
               <w:t xml:space="preserve">12</w:t>
             </w:r>
@@ -3877,13 +3628,11 @@
           <w:p>
             <w:pPr>
               <w:pStyle w:val="Compact"/>
-              <w:spacing w:after="40"/>
-              <w:jc w:val="right"/>
-            </w:pPr>
-            <w:r>
-              <w:rPr>
-                <w:rFonts w:ascii="Helvetica Neue" w:hAnsi="Helvetica Neue"/>
-                <w:sz w:val="19"/>
+              <w:jc w:val="right"/>
+            </w:pPr>
+            <w:r>
+              <w:rPr>
+                <w:rFonts w:ascii="Helvetica Neue" w:hAnsi="Helvetica Neue"/>
               </w:rPr>
               <w:t xml:space="preserve">24</w:t>
             </w:r>
@@ -3893,13 +3642,11 @@
           <w:p>
             <w:pPr>
               <w:pStyle w:val="Compact"/>
-              <w:spacing w:after="40"/>
-              <w:jc w:val="right"/>
-            </w:pPr>
-            <w:r>
-              <w:rPr>
-                <w:rFonts w:ascii="Helvetica Neue" w:hAnsi="Helvetica Neue"/>
-                <w:sz w:val="19"/>
+              <w:jc w:val="right"/>
+            </w:pPr>
+            <w:r>
+              <w:rPr>
+                <w:rFonts w:ascii="Helvetica Neue" w:hAnsi="Helvetica Neue"/>
               </w:rPr>
               <w:t xml:space="preserve">40</w:t>
             </w:r>
@@ -3909,13 +3656,11 @@
           <w:p>
             <w:pPr>
               <w:pStyle w:val="Compact"/>
-              <w:spacing w:after="40"/>
-              <w:jc w:val="right"/>
-            </w:pPr>
-            <w:r>
-              <w:rPr>
-                <w:rFonts w:ascii="Helvetica Neue" w:hAnsi="Helvetica Neue"/>
-                <w:sz w:val="19"/>
+              <w:jc w:val="right"/>
+            </w:pPr>
+            <w:r>
+              <w:rPr>
+                <w:rFonts w:ascii="Helvetica Neue" w:hAnsi="Helvetica Neue"/>
               </w:rPr>
               <w:t xml:space="preserve">62</w:t>
             </w:r>
@@ -3927,13 +3672,11 @@
           <w:p>
             <w:pPr>
               <w:pStyle w:val="Compact"/>
-              <w:spacing w:after="40"/>
-              <w:jc w:val="left"/>
-            </w:pPr>
-            <w:r>
-              <w:rPr>
-                <w:rFonts w:ascii="Helvetica Neue" w:hAnsi="Helvetica Neue"/>
-                <w:sz w:val="19"/>
+              <w:jc w:val="left"/>
+            </w:pPr>
+            <w:r>
+              <w:rPr>
+                <w:rFonts w:ascii="Helvetica Neue" w:hAnsi="Helvetica Neue"/>
               </w:rPr>
               <w:t xml:space="preserve">Revenue</w:t>
             </w:r>
@@ -3943,13 +3686,11 @@
           <w:p>
             <w:pPr>
               <w:pStyle w:val="Compact"/>
-              <w:spacing w:after="40"/>
-              <w:jc w:val="right"/>
-            </w:pPr>
-            <w:r>
-              <w:rPr>
-                <w:rFonts w:ascii="Helvetica Neue" w:hAnsi="Helvetica Neue"/>
-                <w:sz w:val="19"/>
+              <w:jc w:val="right"/>
+            </w:pPr>
+            <w:r>
+              <w:rPr>
+                <w:rFonts w:ascii="Helvetica Neue" w:hAnsi="Helvetica Neue"/>
               </w:rPr>
               <w:t xml:space="preserve">$0.15M</w:t>
             </w:r>
@@ -3959,13 +3700,11 @@
           <w:p>
             <w:pPr>
               <w:pStyle w:val="Compact"/>
-              <w:spacing w:after="40"/>
-              <w:jc w:val="right"/>
-            </w:pPr>
-            <w:r>
-              <w:rPr>
-                <w:rFonts w:ascii="Helvetica Neue" w:hAnsi="Helvetica Neue"/>
-                <w:sz w:val="19"/>
+              <w:jc w:val="right"/>
+            </w:pPr>
+            <w:r>
+              <w:rPr>
+                <w:rFonts w:ascii="Helvetica Neue" w:hAnsi="Helvetica Neue"/>
               </w:rPr>
               <w:t xml:space="preserve">$1.47M</w:t>
             </w:r>
@@ -3975,13 +3714,11 @@
           <w:p>
             <w:pPr>
               <w:pStyle w:val="Compact"/>
-              <w:spacing w:after="40"/>
-              <w:jc w:val="right"/>
-            </w:pPr>
-            <w:r>
-              <w:rPr>
-                <w:rFonts w:ascii="Helvetica Neue" w:hAnsi="Helvetica Neue"/>
-                <w:sz w:val="19"/>
+              <w:jc w:val="right"/>
+            </w:pPr>
+            <w:r>
+              <w:rPr>
+                <w:rFonts w:ascii="Helvetica Neue" w:hAnsi="Helvetica Neue"/>
               </w:rPr>
               <w:t xml:space="preserve">$5.86M</w:t>
             </w:r>
@@ -3991,13 +3728,11 @@
           <w:p>
             <w:pPr>
               <w:pStyle w:val="Compact"/>
-              <w:spacing w:after="40"/>
-              <w:jc w:val="right"/>
-            </w:pPr>
-            <w:r>
-              <w:rPr>
-                <w:rFonts w:ascii="Helvetica Neue" w:hAnsi="Helvetica Neue"/>
-                <w:sz w:val="19"/>
+              <w:jc w:val="right"/>
+            </w:pPr>
+            <w:r>
+              <w:rPr>
+                <w:rFonts w:ascii="Helvetica Neue" w:hAnsi="Helvetica Neue"/>
               </w:rPr>
               <w:t xml:space="preserve">$16.44M</w:t>
             </w:r>
@@ -4007,13 +3742,11 @@
           <w:p>
             <w:pPr>
               <w:pStyle w:val="Compact"/>
-              <w:spacing w:after="40"/>
-              <w:jc w:val="right"/>
-            </w:pPr>
-            <w:r>
-              <w:rPr>
-                <w:rFonts w:ascii="Helvetica Neue" w:hAnsi="Helvetica Neue"/>
-                <w:sz w:val="19"/>
+              <w:jc w:val="right"/>
+            </w:pPr>
+            <w:r>
+              <w:rPr>
+                <w:rFonts w:ascii="Helvetica Neue" w:hAnsi="Helvetica Neue"/>
               </w:rPr>
               <w:t xml:space="preserve">$37.35M</w:t>
             </w:r>
@@ -4025,13 +3758,11 @@
           <w:p>
             <w:pPr>
               <w:pStyle w:val="Compact"/>
-              <w:spacing w:after="40"/>
-              <w:jc w:val="left"/>
-            </w:pPr>
-            <w:r>
-              <w:rPr>
-                <w:rFonts w:ascii="Helvetica Neue" w:hAnsi="Helvetica Neue"/>
-                <w:sz w:val="19"/>
+              <w:jc w:val="left"/>
+            </w:pPr>
+            <w:r>
+              <w:rPr>
+                <w:rFonts w:ascii="Helvetica Neue" w:hAnsi="Helvetica Neue"/>
               </w:rPr>
               <w:t xml:space="preserve">Milestone</w:t>
             </w:r>
@@ -4041,13 +3772,11 @@
           <w:p>
             <w:pPr>
               <w:pStyle w:val="Compact"/>
-              <w:spacing w:after="40"/>
-              <w:jc w:val="right"/>
-            </w:pPr>
-            <w:r>
-              <w:rPr>
-                <w:rFonts w:ascii="Helvetica Neue" w:hAnsi="Helvetica Neue"/>
-                <w:sz w:val="19"/>
+              <w:jc w:val="right"/>
+            </w:pPr>
+            <w:r>
+              <w:rPr>
+                <w:rFonts w:ascii="Helvetica Neue" w:hAnsi="Helvetica Neue"/>
               </w:rPr>
               <w:t xml:space="preserve">Pilot evidence</w:t>
             </w:r>
@@ -4057,13 +3786,11 @@
           <w:p>
             <w:pPr>
               <w:pStyle w:val="Compact"/>
-              <w:spacing w:after="40"/>
-              <w:jc w:val="right"/>
-            </w:pPr>
-            <w:r>
-              <w:rPr>
-                <w:rFonts w:ascii="Helvetica Neue" w:hAnsi="Helvetica Neue"/>
-                <w:sz w:val="19"/>
+              <w:jc w:val="right"/>
+            </w:pPr>
+            <w:r>
+              <w:rPr>
+                <w:rFonts w:ascii="Helvetica Neue" w:hAnsi="Helvetica Neue"/>
               </w:rPr>
               <w:t xml:space="preserve">Playbook ×3</w:t>
             </w:r>
@@ -4073,13 +3800,11 @@
           <w:p>
             <w:pPr>
               <w:pStyle w:val="Compact"/>
-              <w:spacing w:after="40"/>
-              <w:jc w:val="right"/>
-            </w:pPr>
-            <w:r>
-              <w:rPr>
-                <w:rFonts w:ascii="Helvetica Neue" w:hAnsi="Helvetica Neue"/>
-                <w:sz w:val="19"/>
+              <w:jc w:val="right"/>
+            </w:pPr>
+            <w:r>
+              <w:rPr>
+                <w:rFonts w:ascii="Helvetica Neue" w:hAnsi="Helvetica Neue"/>
               </w:rPr>
               <w:t xml:space="preserve">B2B2C first contracts</w:t>
             </w:r>
@@ -4089,13 +3814,11 @@
           <w:p>
             <w:pPr>
               <w:pStyle w:val="Compact"/>
-              <w:spacing w:after="40"/>
-              <w:jc w:val="right"/>
-            </w:pPr>
-            <w:r>
-              <w:rPr>
-                <w:rFonts w:ascii="Helvetica Neue" w:hAnsi="Helvetica Neue"/>
-                <w:sz w:val="19"/>
+              <w:jc w:val="right"/>
+            </w:pPr>
+            <w:r>
+              <w:rPr>
+                <w:rFonts w:ascii="Helvetica Neue" w:hAnsi="Helvetica Neue"/>
               </w:rPr>
               <w:t xml:space="preserve">Approaching breakeven</w:t>
             </w:r>
@@ -4105,13 +3828,11 @@
           <w:p>
             <w:pPr>
               <w:pStyle w:val="Compact"/>
-              <w:spacing w:after="40"/>
-              <w:jc w:val="right"/>
-            </w:pPr>
-            <w:r>
-              <w:rPr>
-                <w:rFonts w:ascii="Helvetica Neue" w:hAnsi="Helvetica Neue"/>
-                <w:sz w:val="19"/>
+              <w:jc w:val="right"/>
+            </w:pPr>
+            <w:r>
+              <w:rPr>
+                <w:rFonts w:ascii="Helvetica Neue" w:hAnsi="Helvetica Neue"/>
               </w:rPr>
               <w:t xml:space="preserve">Profitable, 25-metro standard</w:t>
             </w:r>
@@ -4133,12 +3854,12 @@
       <w:tblPr>
         <w:tblStyle w:val="Table"/>
         <w:tblW w:type="pct" w:w="5000.0"/>
-        <w:tblLook w:firstRow="1"/>
         <w:tblBorders>
           <w:top w:val="single" w:sz="4" w:color="CCCCCC"/>
           <w:bottom w:val="single" w:sz="4" w:color="CCCCCC"/>
           <w:insideH w:val="single" w:sz="4" w:color="CCCCCC"/>
         </w:tblBorders>
+        <w:tblLook w:firstRow="1"/>
       </w:tblPr>
       <w:tblGrid>
         <w:gridCol w:w="3960"/>
@@ -4158,14 +3879,11 @@
           <w:p>
             <w:pPr>
               <w:pStyle w:val="Compact"/>
-              <w:spacing w:after="40"/>
-              <w:jc w:val="left"/>
-            </w:pPr>
-            <w:r>
-              <w:rPr>
-                <w:rFonts w:ascii="Helvetica Neue" w:hAnsi="Helvetica Neue"/>
-                <w:b/>
-                <w:sz w:val="19"/>
+              <w:jc w:val="left"/>
+            </w:pPr>
+            <w:r>
+              <w:rPr>
+                <w:rFonts w:ascii="Helvetica Neue" w:hAnsi="Helvetica Neue"/>
               </w:rPr>
               <w:t xml:space="preserve">Risk</w:t>
             </w:r>
@@ -4181,14 +3899,11 @@
           <w:p>
             <w:pPr>
               <w:pStyle w:val="Compact"/>
-              <w:spacing w:after="40"/>
-              <w:jc w:val="left"/>
-            </w:pPr>
-            <w:r>
-              <w:rPr>
-                <w:rFonts w:ascii="Helvetica Neue" w:hAnsi="Helvetica Neue"/>
-                <w:b/>
-                <w:sz w:val="19"/>
+              <w:jc w:val="left"/>
+            </w:pPr>
+            <w:r>
+              <w:rPr>
+                <w:rFonts w:ascii="Helvetica Neue" w:hAnsi="Helvetica Neue"/>
               </w:rPr>
               <w:t xml:space="preserve">Mitigation</w:t>
             </w:r>
@@ -4200,28 +3915,24 @@
           <w:p>
             <w:pPr>
               <w:pStyle w:val="Compact"/>
-              <w:spacing w:after="40"/>
               <w:jc w:val="left"/>
             </w:pPr>
             <w:r>
               <w:rPr>
                 <w:rFonts w:ascii="Helvetica Neue" w:hAnsi="Helvetica Neue"/>
                 <w:b/>
-                <w:sz w:val="19"/>
               </w:rPr>
               <w:t xml:space="preserve">Estimation accuracy is physics-bound</w:t>
             </w:r>
             <w:r>
               <w:rPr>
                 <w:rFonts w:ascii="Helvetica Neue" w:hAnsi="Helvetica Neue"/>
-                <w:sz w:val="19"/>
               </w:rPr>
               <w:t xml:space="preserve"> </w:t>
             </w:r>
             <w:r>
               <w:rPr>
                 <w:rFonts w:ascii="Helvetica Neue" w:hAnsi="Helvetica Neue"/>
-                <w:sz w:val="19"/>
               </w:rPr>
               <w:t xml:space="preserve">(~16–25% photo floor)</w:t>
             </w:r>
@@ -4231,13 +3942,11 @@
           <w:p>
             <w:pPr>
               <w:pStyle w:val="Compact"/>
-              <w:spacing w:after="40"/>
-              <w:jc w:val="left"/>
-            </w:pPr>
-            <w:r>
-              <w:rPr>
-                <w:rFonts w:ascii="Helvetica Neue" w:hAnsi="Helvetica Neue"/>
-                <w:sz w:val="19"/>
+              <w:jc w:val="left"/>
+            </w:pPr>
+            <w:r>
+              <w:rPr>
+                <w:rFonts w:ascii="Helvetica Neue" w:hAnsi="Helvetica Neue"/>
               </w:rPr>
               <w:t xml:space="preserve">Lead with menu text (models match nutritionists there); RAG-ground in USDA FNDDS (grounding cuts error 63–83%); surface ± ranges; user correction built into every surface; never marketed as clinical</w:t>
             </w:r>
@@ -4249,14 +3958,12 @@
           <w:p>
             <w:pPr>
               <w:pStyle w:val="Compact"/>
-              <w:spacing w:after="40"/>
               <w:jc w:val="left"/>
             </w:pPr>
             <w:r>
               <w:rPr>
                 <w:rFonts w:ascii="Helvetica Neue" w:hAnsi="Helvetica Neue"/>
                 <w:b/>
-                <w:sz w:val="19"/>
               </w:rPr>
               <w:t xml:space="preserve">Retention kills this category</w:t>
             </w:r>
@@ -4266,15 +3973,13 @@
           <w:p>
             <w:pPr>
               <w:pStyle w:val="Compact"/>
-              <w:spacing w:after="40"/>
-              <w:jc w:val="left"/>
-            </w:pPr>
-            <w:r>
-              <w:rPr>
-                <w:rFonts w:ascii="Helvetica Neue" w:hAnsi="Helvetica Neue"/>
-                <w:sz w:val="19"/>
-              </w:rPr>
-              <w:t xml:space="preserve">Plan-ahead is a decision habit, not a logging chore; order-confirmed logging removes the diary; calibration gives a compounding reason to stay; annual plans ~halve churn</w:t>
+              <w:jc w:val="left"/>
+            </w:pPr>
+            <w:r>
+              <w:rPr>
+                <w:rFonts w:ascii="Helvetica Neue" w:hAnsi="Helvetica Neue"/>
+              </w:rPr>
+              <w:t xml:space="preserve">Plan-ahead is a decision habit, not a logging chore; order-confirmed logging removes the diary; calibration gives a compounding reason to stay; wearable sync (Google Health/Fitbit) extends the habit into an ecosystem the user already checks daily, without a second app to open; annual plans ~halve churn</w:t>
             </w:r>
           </w:p>
         </w:tc>
@@ -4284,14 +3989,12 @@
           <w:p>
             <w:pPr>
               <w:pStyle w:val="Compact"/>
-              <w:spacing w:after="40"/>
               <w:jc w:val="left"/>
             </w:pPr>
             <w:r>
               <w:rPr>
                 <w:rFonts w:ascii="Helvetica Neue" w:hAnsi="Helvetica Neue"/>
                 <w:b/>
-                <w:sz w:val="19"/>
               </w:rPr>
               <w:t xml:space="preserve">Two-sided cold start</w:t>
             </w:r>
@@ -4301,13 +4004,11 @@
           <w:p>
             <w:pPr>
               <w:pStyle w:val="Compact"/>
-              <w:spacing w:after="40"/>
-              <w:jc w:val="left"/>
-            </w:pPr>
-            <w:r>
-              <w:rPr>
-                <w:rFonts w:ascii="Helvetica Neue" w:hAnsi="Helvetica Neue"/>
-                <w:sz w:val="19"/>
+              <w:jc w:val="left"/>
+            </w:pPr>
+            <w:r>
+              <w:rPr>
+                <w:rFonts w:ascii="Helvetica Neue" w:hAnsi="Helvetica Neue"/>
               </w:rPr>
               <w:t xml:space="preserve">Published-disclosure seeding gives day-one chain coverage free; density beats breadth; the terminal gives independents value (orders + flags) before any fee</w:t>
             </w:r>
@@ -4319,14 +4020,12 @@
           <w:p>
             <w:pPr>
               <w:pStyle w:val="Compact"/>
-              <w:spacing w:after="40"/>
               <w:jc w:val="left"/>
             </w:pPr>
             <w:r>
               <w:rPr>
                 <w:rFonts w:ascii="Helvetica Neue" w:hAnsi="Helvetica Neue"/>
                 <w:b/>
-                <w:sz w:val="19"/>
               </w:rPr>
               <w:t xml:space="preserve">GLP-1 substitution</w:t>
             </w:r>
@@ -4336,20 +4035,17 @@
           <w:p>
             <w:pPr>
               <w:pStyle w:val="Compact"/>
-              <w:spacing w:after="40"/>
-              <w:jc w:val="left"/>
-            </w:pPr>
-            <w:r>
-              <w:rPr>
-                <w:rFonts w:ascii="Helvetica Neue" w:hAnsi="Helvetica Neue"/>
-                <w:sz w:val="19"/>
+              <w:jc w:val="left"/>
+            </w:pPr>
+            <w:r>
+              <w:rPr>
+                <w:rFonts w:ascii="Helvetica Neue" w:hAnsi="Helvetica Neue"/>
               </w:rPr>
               <w:t xml:space="preserve">Position as the eating-out companion</w:t>
             </w:r>
             <w:r>
               <w:rPr>
                 <w:rFonts w:ascii="Helvetica Neue" w:hAnsi="Helvetica Neue"/>
-                <w:sz w:val="19"/>
               </w:rPr>
               <w:t xml:space="preserve"> </w:t>
             </w:r>
@@ -4357,21 +4053,18 @@
               <w:rPr>
                 <w:rFonts w:ascii="Helvetica Neue" w:hAnsi="Helvetica Neue"/>
                 <w:i/>
-                <w:sz w:val="19"/>
               </w:rPr>
               <w:t xml:space="preserve">for</w:t>
             </w:r>
             <w:r>
               <w:rPr>
                 <w:rFonts w:ascii="Helvetica Neue" w:hAnsi="Helvetica Neue"/>
-                <w:sz w:val="19"/>
               </w:rPr>
               <w:t xml:space="preserve"> </w:t>
             </w:r>
             <w:r>
               <w:rPr>
                 <w:rFonts w:ascii="Helvetica Neue" w:hAnsi="Helvetica Neue"/>
-                <w:sz w:val="19"/>
               </w:rPr>
               <w:t xml:space="preserve">GLP-1 users — the angle funding the category</w:t>
             </w:r>
@@ -4383,28 +4076,24 @@
           <w:p>
             <w:pPr>
               <w:pStyle w:val="Compact"/>
-              <w:spacing w:after="40"/>
               <w:jc w:val="left"/>
             </w:pPr>
             <w:r>
               <w:rPr>
                 <w:rFonts w:ascii="Helvetica Neue" w:hAnsi="Helvetica Neue"/>
                 <w:b/>
-                <w:sz w:val="19"/>
               </w:rPr>
               <w:t xml:space="preserve">Incumbent consolidation</w:t>
             </w:r>
             <w:r>
               <w:rPr>
                 <w:rFonts w:ascii="Helvetica Neue" w:hAnsi="Helvetica Neue"/>
-                <w:sz w:val="19"/>
               </w:rPr>
               <w:t xml:space="preserve"> </w:t>
             </w:r>
             <w:r>
               <w:rPr>
                 <w:rFonts w:ascii="Helvetica Neue" w:hAnsi="Helvetica Neue"/>
-                <w:sz w:val="19"/>
               </w:rPr>
               <w:t xml:space="preserve">(MFP × Cal AI)</w:t>
             </w:r>
@@ -4414,13 +4103,11 @@
           <w:p>
             <w:pPr>
               <w:pStyle w:val="Compact"/>
-              <w:spacing w:after="40"/>
-              <w:jc w:val="left"/>
-            </w:pPr>
-            <w:r>
-              <w:rPr>
-                <w:rFonts w:ascii="Helvetica Neue" w:hAnsi="Helvetica Neue"/>
-                <w:sz w:val="19"/>
+              <w:jc w:val="left"/>
+            </w:pPr>
+            <w:r>
+              <w:rPr>
+                <w:rFonts w:ascii="Helvetica Neue" w:hAnsi="Helvetica Neue"/>
               </w:rPr>
               <w:t xml:space="preserve">Moat is the verified-data + correction + ground-truth graph, not the model</w:t>
             </w:r>
@@ -4432,14 +4119,12 @@
           <w:p>
             <w:pPr>
               <w:pStyle w:val="Compact"/>
-              <w:spacing w:after="40"/>
               <w:jc w:val="left"/>
             </w:pPr>
             <w:r>
               <w:rPr>
                 <w:rFonts w:ascii="Helvetica Neue" w:hAnsi="Helvetica Neue"/>
                 <w:b/>
-                <w:sz w:val="19"/>
               </w:rPr>
               <w:t xml:space="preserve">Trust/integrity failure would be fatal</w:t>
             </w:r>
@@ -4449,42 +4134,36 @@
           <w:p>
             <w:pPr>
               <w:pStyle w:val="Compact"/>
-              <w:spacing w:after="40"/>
-              <w:jc w:val="left"/>
-            </w:pPr>
-            <w:r>
-              <w:rPr>
-                <w:rFonts w:ascii="Helvetica Neue" w:hAnsi="Helvetica Neue"/>
-                <w:sz w:val="19"/>
+              <w:jc w:val="left"/>
+            </w:pPr>
+            <w:r>
+              <w:rPr>
+                <w:rFonts w:ascii="Helvetica Neue" w:hAnsi="Helvetica Neue"/>
               </w:rPr>
               <w:t xml:space="preserve">Governance is product: sponsored-scoring separation is categorical; corrections versioned and public; simulated states labeled; the</w:t>
             </w:r>
             <w:r>
               <w:rPr>
                 <w:rFonts w:ascii="Helvetica Neue" w:hAnsi="Helvetica Neue"/>
-                <w:sz w:val="19"/>
               </w:rPr>
               <w:t xml:space="preserve"> </w:t>
             </w:r>
             <w:r>
               <w:rPr>
+                <w:rFonts w:ascii="Helvetica Neue" w:hAnsi="Helvetica Neue"/>
                 <w:rStyle w:val="VerbatimChar"/>
-                <w:rFonts w:ascii="Helvetica Neue" w:hAnsi="Helvetica Neue"/>
-                <w:sz w:val="19"/>
               </w:rPr>
               <w:t xml:space="preserve">/impact</w:t>
             </w:r>
             <w:r>
               <w:rPr>
                 <w:rFonts w:ascii="Helvetica Neue" w:hAnsi="Helvetica Neue"/>
-                <w:sz w:val="19"/>
               </w:rPr>
               <w:t xml:space="preserve"> </w:t>
             </w:r>
             <w:r>
               <w:rPr>
                 <w:rFonts w:ascii="Helvetica Neue" w:hAnsi="Helvetica Neue"/>
-                <w:sz w:val="19"/>
               </w:rPr>
               <w:t xml:space="preserve">no-unrecorded-claims commitment</w:t>
             </w:r>
@@ -4496,14 +4175,12 @@
           <w:p>
             <w:pPr>
               <w:pStyle w:val="Compact"/>
-              <w:spacing w:after="40"/>
               <w:jc w:val="left"/>
             </w:pPr>
             <w:r>
               <w:rPr>
                 <w:rFonts w:ascii="Helvetica Neue" w:hAnsi="Helvetica Neue"/>
                 <w:b/>
-                <w:sz w:val="19"/>
               </w:rPr>
               <w:t xml:space="preserve">Policy risk on B2B2C</w:t>
             </w:r>
@@ -4513,13 +4190,11 @@
           <w:p>
             <w:pPr>
               <w:pStyle w:val="Compact"/>
-              <w:spacing w:after="40"/>
-              <w:jc w:val="left"/>
-            </w:pPr>
-            <w:r>
-              <w:rPr>
-                <w:rFonts w:ascii="Helvetica Neue" w:hAnsi="Helvetica Neue"/>
-                <w:sz w:val="19"/>
+              <w:jc w:val="left"/>
+            </w:pPr>
+            <w:r>
+              <w:rPr>
+                <w:rFonts w:ascii="Helvetica Neue" w:hAnsi="Helvetica Neue"/>
               </w:rPr>
               <w:t xml:space="preserve">Anchor on commercial MNT; Medicaid expansion as optionality</w:t>
             </w:r>
@@ -4681,99 +4356,86 @@
       </w:pPr>
       <w:r>
         <w:rPr>
+          <w:rFonts w:ascii="Courier New" w:hAnsi="Courier New"/>
           <w:rStyle w:val="VerbatimChar"/>
+        </w:rPr>
+        <w:t xml:space="preserve">                    Co-founders</w:t>
+      </w:r>
+      <w:r>
+        <w:rPr>
           <w:rFonts w:ascii="Courier New" w:hAnsi="Courier New"/>
-          <w:sz w:val="16"/>
-        </w:rPr>
-        <w:t xml:space="preserve">                    Co-founders</w:t>
+        </w:rPr>
+        <w:br/>
       </w:r>
       <w:r>
         <w:rPr>
           <w:rFonts w:ascii="Courier New" w:hAnsi="Courier New"/>
-          <w:sz w:val="16"/>
+          <w:rStyle w:val="VerbatimChar"/>
+        </w:rPr>
+        <w:t xml:space="preserve">        (Product &amp; Engineering | Strategy &amp; Partnerships)</w:t>
+      </w:r>
+      <w:r>
+        <w:rPr>
+          <w:rFonts w:ascii="Courier New" w:hAnsi="Courier New"/>
         </w:rPr>
         <w:br/>
       </w:r>
       <w:r>
         <w:rPr>
+          <w:rFonts w:ascii="Courier New" w:hAnsi="Courier New"/>
           <w:rStyle w:val="VerbatimChar"/>
+        </w:rPr>
+        <w:t xml:space="preserve">                         │</w:t>
+      </w:r>
+      <w:r>
+        <w:rPr>
           <w:rFonts w:ascii="Courier New" w:hAnsi="Courier New"/>
-          <w:sz w:val="16"/>
-        </w:rPr>
-        <w:t xml:space="preserve">        (Product &amp; Engineering | Strategy &amp; Partnerships)</w:t>
+        </w:rPr>
+        <w:br/>
       </w:r>
       <w:r>
         <w:rPr>
           <w:rFonts w:ascii="Courier New" w:hAnsi="Courier New"/>
-          <w:sz w:val="16"/>
+          <w:rStyle w:val="VerbatimChar"/>
+        </w:rPr>
+        <w:t xml:space="preserve">      ┌──────────────────┼──────────────────────┐</w:t>
+      </w:r>
+      <w:r>
+        <w:rPr>
+          <w:rFonts w:ascii="Courier New" w:hAnsi="Courier New"/>
         </w:rPr>
         <w:br/>
       </w:r>
       <w:r>
         <w:rPr>
+          <w:rFonts w:ascii="Courier New" w:hAnsi="Courier New"/>
           <w:rStyle w:val="VerbatimChar"/>
+        </w:rPr>
+        <w:t xml:space="preserve"> Product &amp; Eng      Data &amp; Nutrition       Market &amp; Partnerships</w:t>
+      </w:r>
+      <w:r>
+        <w:rPr>
           <w:rFonts w:ascii="Courier New" w:hAnsi="Courier New"/>
-          <w:sz w:val="16"/>
-        </w:rPr>
-        <w:t xml:space="preserve">                         │</w:t>
+        </w:rPr>
+        <w:br/>
       </w:r>
       <w:r>
         <w:rPr>
           <w:rFonts w:ascii="Courier New" w:hAnsi="Courier New"/>
-          <w:sz w:val="16"/>
+          <w:rStyle w:val="VerbatimChar"/>
+        </w:rPr>
+        <w:t xml:space="preserve"> web · mobile · ML  nutrition ops · RD     city launch · partner success</w:t>
+      </w:r>
+      <w:r>
+        <w:rPr>
+          <w:rFonts w:ascii="Courier New" w:hAnsi="Courier New"/>
         </w:rPr>
         <w:br/>
       </w:r>
       <w:r>
         <w:rPr>
+          <w:rFonts w:ascii="Courier New" w:hAnsi="Courier New"/>
           <w:rStyle w:val="VerbatimChar"/>
-          <w:rFonts w:ascii="Courier New" w:hAnsi="Courier New"/>
-          <w:sz w:val="16"/>
-        </w:rPr>
-        <w:t xml:space="preserve">      ┌──────────────────┼──────────────────────┐</w:t>
-      </w:r>
-      <w:r>
-        <w:rPr>
-          <w:rFonts w:ascii="Courier New" w:hAnsi="Courier New"/>
-          <w:sz w:val="16"/>
-        </w:rPr>
-        <w:br/>
-      </w:r>
-      <w:r>
-        <w:rPr>
-          <w:rStyle w:val="VerbatimChar"/>
-          <w:rFonts w:ascii="Courier New" w:hAnsi="Courier New"/>
-          <w:sz w:val="16"/>
-        </w:rPr>
-        <w:t xml:space="preserve"> Product &amp; Eng      Data &amp; Nutrition       Market &amp; Partnerships</w:t>
-      </w:r>
-      <w:r>
-        <w:rPr>
-          <w:rFonts w:ascii="Courier New" w:hAnsi="Courier New"/>
-          <w:sz w:val="16"/>
-        </w:rPr>
-        <w:br/>
-      </w:r>
-      <w:r>
-        <w:rPr>
-          <w:rStyle w:val="VerbatimChar"/>
-          <w:rFonts w:ascii="Courier New" w:hAnsi="Courier New"/>
-          <w:sz w:val="16"/>
-        </w:rPr>
-        <w:t xml:space="preserve"> web · mobile · ML  nutrition ops · RD     city launch · partner success</w:t>
-      </w:r>
-      <w:r>
-        <w:rPr>
-          <w:rFonts w:ascii="Courier New" w:hAnsi="Courier New"/>
-          <w:sz w:val="16"/>
-        </w:rPr>
-        <w:br/>
-      </w:r>
-      <w:r>
-        <w:rPr>
-          <w:rStyle w:val="VerbatimChar"/>
-          <w:rFonts w:ascii="Courier New" w:hAnsi="Courier New"/>
-          <w:sz w:val="16"/>
         </w:rPr>
         <w:t xml:space="preserve">                    corrections QA          support · co-marketing</w:t>
       </w:r>
@@ -4827,12 +4489,12 @@
       <w:tblPr>
         <w:tblStyle w:val="Table"/>
         <w:tblW w:type="pct" w:w="0.0"/>
-        <w:tblLook w:firstRow="1"/>
         <w:tblBorders>
           <w:top w:val="single" w:sz="4" w:color="CCCCCC"/>
           <w:bottom w:val="single" w:sz="4" w:color="CCCCCC"/>
           <w:insideH w:val="single" w:sz="4" w:color="CCCCCC"/>
         </w:tblBorders>
+        <w:tblLook w:firstRow="1"/>
       </w:tblPr>
       <w:tblGrid/>
       <w:tr>
@@ -4849,14 +4511,11 @@
           <w:p>
             <w:pPr>
               <w:pStyle w:val="Compact"/>
-              <w:spacing w:after="40"/>
-              <w:jc w:val="left"/>
-            </w:pPr>
-            <w:r>
-              <w:rPr>
-                <w:rFonts w:ascii="Helvetica Neue" w:hAnsi="Helvetica Neue"/>
-                <w:b/>
-                <w:sz w:val="19"/>
+              <w:jc w:val="left"/>
+            </w:pPr>
+            <w:r>
+              <w:rPr>
+                <w:rFonts w:ascii="Helvetica Neue" w:hAnsi="Helvetica Neue"/>
               </w:rPr>
               <w:t xml:space="preserve">Function</w:t>
             </w:r>
@@ -4872,14 +4531,11 @@
           <w:p>
             <w:pPr>
               <w:pStyle w:val="Compact"/>
-              <w:spacing w:after="40"/>
-              <w:jc w:val="right"/>
-            </w:pPr>
-            <w:r>
-              <w:rPr>
-                <w:rFonts w:ascii="Helvetica Neue" w:hAnsi="Helvetica Neue"/>
-                <w:b/>
-                <w:sz w:val="19"/>
+              <w:jc w:val="right"/>
+            </w:pPr>
+            <w:r>
+              <w:rPr>
+                <w:rFonts w:ascii="Helvetica Neue" w:hAnsi="Helvetica Neue"/>
               </w:rPr>
               <w:t xml:space="preserve">Y1</w:t>
             </w:r>
@@ -4895,14 +4551,11 @@
           <w:p>
             <w:pPr>
               <w:pStyle w:val="Compact"/>
-              <w:spacing w:after="40"/>
-              <w:jc w:val="right"/>
-            </w:pPr>
-            <w:r>
-              <w:rPr>
-                <w:rFonts w:ascii="Helvetica Neue" w:hAnsi="Helvetica Neue"/>
-                <w:b/>
-                <w:sz w:val="19"/>
+              <w:jc w:val="right"/>
+            </w:pPr>
+            <w:r>
+              <w:rPr>
+                <w:rFonts w:ascii="Helvetica Neue" w:hAnsi="Helvetica Neue"/>
               </w:rPr>
               <w:t xml:space="preserve">Y2</w:t>
             </w:r>
@@ -4918,14 +4571,11 @@
           <w:p>
             <w:pPr>
               <w:pStyle w:val="Compact"/>
-              <w:spacing w:after="40"/>
-              <w:jc w:val="right"/>
-            </w:pPr>
-            <w:r>
-              <w:rPr>
-                <w:rFonts w:ascii="Helvetica Neue" w:hAnsi="Helvetica Neue"/>
-                <w:b/>
-                <w:sz w:val="19"/>
+              <w:jc w:val="right"/>
+            </w:pPr>
+            <w:r>
+              <w:rPr>
+                <w:rFonts w:ascii="Helvetica Neue" w:hAnsi="Helvetica Neue"/>
               </w:rPr>
               <w:t xml:space="preserve">Y3</w:t>
             </w:r>
@@ -4941,14 +4591,11 @@
           <w:p>
             <w:pPr>
               <w:pStyle w:val="Compact"/>
-              <w:spacing w:after="40"/>
-              <w:jc w:val="right"/>
-            </w:pPr>
-            <w:r>
-              <w:rPr>
-                <w:rFonts w:ascii="Helvetica Neue" w:hAnsi="Helvetica Neue"/>
-                <w:b/>
-                <w:sz w:val="19"/>
+              <w:jc w:val="right"/>
+            </w:pPr>
+            <w:r>
+              <w:rPr>
+                <w:rFonts w:ascii="Helvetica Neue" w:hAnsi="Helvetica Neue"/>
               </w:rPr>
               <w:t xml:space="preserve">Y4</w:t>
             </w:r>
@@ -4964,14 +4611,11 @@
           <w:p>
             <w:pPr>
               <w:pStyle w:val="Compact"/>
-              <w:spacing w:after="40"/>
-              <w:jc w:val="right"/>
-            </w:pPr>
-            <w:r>
-              <w:rPr>
-                <w:rFonts w:ascii="Helvetica Neue" w:hAnsi="Helvetica Neue"/>
-                <w:b/>
-                <w:sz w:val="19"/>
+              <w:jc w:val="right"/>
+            </w:pPr>
+            <w:r>
+              <w:rPr>
+                <w:rFonts w:ascii="Helvetica Neue" w:hAnsi="Helvetica Neue"/>
               </w:rPr>
               <w:t xml:space="preserve">Y5</w:t>
             </w:r>
@@ -4983,13 +4627,11 @@
           <w:p>
             <w:pPr>
               <w:pStyle w:val="Compact"/>
-              <w:spacing w:after="40"/>
-              <w:jc w:val="left"/>
-            </w:pPr>
-            <w:r>
-              <w:rPr>
-                <w:rFonts w:ascii="Helvetica Neue" w:hAnsi="Helvetica Neue"/>
-                <w:sz w:val="19"/>
+              <w:jc w:val="left"/>
+            </w:pPr>
+            <w:r>
+              <w:rPr>
+                <w:rFonts w:ascii="Helvetica Neue" w:hAnsi="Helvetica Neue"/>
               </w:rPr>
               <w:t xml:space="preserve">Founders / management</w:t>
             </w:r>
@@ -4999,13 +4641,11 @@
           <w:p>
             <w:pPr>
               <w:pStyle w:val="Compact"/>
-              <w:spacing w:after="40"/>
-              <w:jc w:val="right"/>
-            </w:pPr>
-            <w:r>
-              <w:rPr>
-                <w:rFonts w:ascii="Helvetica Neue" w:hAnsi="Helvetica Neue"/>
-                <w:sz w:val="19"/>
+              <w:jc w:val="right"/>
+            </w:pPr>
+            <w:r>
+              <w:rPr>
+                <w:rFonts w:ascii="Helvetica Neue" w:hAnsi="Helvetica Neue"/>
               </w:rPr>
               <w:t xml:space="preserve">2</w:t>
             </w:r>
@@ -5015,13 +4655,11 @@
           <w:p>
             <w:pPr>
               <w:pStyle w:val="Compact"/>
-              <w:spacing w:after="40"/>
-              <w:jc w:val="right"/>
-            </w:pPr>
-            <w:r>
-              <w:rPr>
-                <w:rFonts w:ascii="Helvetica Neue" w:hAnsi="Helvetica Neue"/>
-                <w:sz w:val="19"/>
+              <w:jc w:val="right"/>
+            </w:pPr>
+            <w:r>
+              <w:rPr>
+                <w:rFonts w:ascii="Helvetica Neue" w:hAnsi="Helvetica Neue"/>
               </w:rPr>
               <w:t xml:space="preserve">2</w:t>
             </w:r>
@@ -5031,13 +4669,11 @@
           <w:p>
             <w:pPr>
               <w:pStyle w:val="Compact"/>
-              <w:spacing w:after="40"/>
-              <w:jc w:val="right"/>
-            </w:pPr>
-            <w:r>
-              <w:rPr>
-                <w:rFonts w:ascii="Helvetica Neue" w:hAnsi="Helvetica Neue"/>
-                <w:sz w:val="19"/>
+              <w:jc w:val="right"/>
+            </w:pPr>
+            <w:r>
+              <w:rPr>
+                <w:rFonts w:ascii="Helvetica Neue" w:hAnsi="Helvetica Neue"/>
               </w:rPr>
               <w:t xml:space="preserve">3</w:t>
             </w:r>
@@ -5047,13 +4683,11 @@
           <w:p>
             <w:pPr>
               <w:pStyle w:val="Compact"/>
-              <w:spacing w:after="40"/>
-              <w:jc w:val="right"/>
-            </w:pPr>
-            <w:r>
-              <w:rPr>
-                <w:rFonts w:ascii="Helvetica Neue" w:hAnsi="Helvetica Neue"/>
-                <w:sz w:val="19"/>
+              <w:jc w:val="right"/>
+            </w:pPr>
+            <w:r>
+              <w:rPr>
+                <w:rFonts w:ascii="Helvetica Neue" w:hAnsi="Helvetica Neue"/>
               </w:rPr>
               <w:t xml:space="preserve">4</w:t>
             </w:r>
@@ -5063,13 +4697,11 @@
           <w:p>
             <w:pPr>
               <w:pStyle w:val="Compact"/>
-              <w:spacing w:after="40"/>
-              <w:jc w:val="right"/>
-            </w:pPr>
-            <w:r>
-              <w:rPr>
-                <w:rFonts w:ascii="Helvetica Neue" w:hAnsi="Helvetica Neue"/>
-                <w:sz w:val="19"/>
+              <w:jc w:val="right"/>
+            </w:pPr>
+            <w:r>
+              <w:rPr>
+                <w:rFonts w:ascii="Helvetica Neue" w:hAnsi="Helvetica Neue"/>
               </w:rPr>
               <w:t xml:space="preserve">5</w:t>
             </w:r>
@@ -5081,13 +4713,11 @@
           <w:p>
             <w:pPr>
               <w:pStyle w:val="Compact"/>
-              <w:spacing w:after="40"/>
-              <w:jc w:val="left"/>
-            </w:pPr>
-            <w:r>
-              <w:rPr>
-                <w:rFonts w:ascii="Helvetica Neue" w:hAnsi="Helvetica Neue"/>
-                <w:sz w:val="19"/>
+              <w:jc w:val="left"/>
+            </w:pPr>
+            <w:r>
+              <w:rPr>
+                <w:rFonts w:ascii="Helvetica Neue" w:hAnsi="Helvetica Neue"/>
               </w:rPr>
               <w:t xml:space="preserve">Engineering (web, mobile, ML, data)</w:t>
             </w:r>
@@ -5097,13 +4727,11 @@
           <w:p>
             <w:pPr>
               <w:pStyle w:val="Compact"/>
-              <w:spacing w:after="40"/>
-              <w:jc w:val="right"/>
-            </w:pPr>
-            <w:r>
-              <w:rPr>
-                <w:rFonts w:ascii="Helvetica Neue" w:hAnsi="Helvetica Neue"/>
-                <w:sz w:val="19"/>
+              <w:jc w:val="right"/>
+            </w:pPr>
+            <w:r>
+              <w:rPr>
+                <w:rFonts w:ascii="Helvetica Neue" w:hAnsi="Helvetica Neue"/>
               </w:rPr>
               <w:t xml:space="preserve">1</w:t>
             </w:r>
@@ -5113,13 +4741,11 @@
           <w:p>
             <w:pPr>
               <w:pStyle w:val="Compact"/>
-              <w:spacing w:after="40"/>
-              <w:jc w:val="right"/>
-            </w:pPr>
-            <w:r>
-              <w:rPr>
-                <w:rFonts w:ascii="Helvetica Neue" w:hAnsi="Helvetica Neue"/>
-                <w:sz w:val="19"/>
+              <w:jc w:val="right"/>
+            </w:pPr>
+            <w:r>
+              <w:rPr>
+                <w:rFonts w:ascii="Helvetica Neue" w:hAnsi="Helvetica Neue"/>
               </w:rPr>
               <w:t xml:space="preserve">5</w:t>
             </w:r>
@@ -5129,13 +4755,11 @@
           <w:p>
             <w:pPr>
               <w:pStyle w:val="Compact"/>
-              <w:spacing w:after="40"/>
-              <w:jc w:val="right"/>
-            </w:pPr>
-            <w:r>
-              <w:rPr>
-                <w:rFonts w:ascii="Helvetica Neue" w:hAnsi="Helvetica Neue"/>
-                <w:sz w:val="19"/>
+              <w:jc w:val="right"/>
+            </w:pPr>
+            <w:r>
+              <w:rPr>
+                <w:rFonts w:ascii="Helvetica Neue" w:hAnsi="Helvetica Neue"/>
               </w:rPr>
               <w:t xml:space="preserve">9</w:t>
             </w:r>
@@ -5145,13 +4769,11 @@
           <w:p>
             <w:pPr>
               <w:pStyle w:val="Compact"/>
-              <w:spacing w:after="40"/>
-              <w:jc w:val="right"/>
-            </w:pPr>
-            <w:r>
-              <w:rPr>
-                <w:rFonts w:ascii="Helvetica Neue" w:hAnsi="Helvetica Neue"/>
-                <w:sz w:val="19"/>
+              <w:jc w:val="right"/>
+            </w:pPr>
+            <w:r>
+              <w:rPr>
+                <w:rFonts w:ascii="Helvetica Neue" w:hAnsi="Helvetica Neue"/>
               </w:rPr>
               <w:t xml:space="preserve">14</w:t>
             </w:r>
@@ -5161,13 +4783,11 @@
           <w:p>
             <w:pPr>
               <w:pStyle w:val="Compact"/>
-              <w:spacing w:after="40"/>
-              <w:jc w:val="right"/>
-            </w:pPr>
-            <w:r>
-              <w:rPr>
-                <w:rFonts w:ascii="Helvetica Neue" w:hAnsi="Helvetica Neue"/>
-                <w:sz w:val="19"/>
+              <w:jc w:val="right"/>
+            </w:pPr>
+            <w:r>
+              <w:rPr>
+                <w:rFonts w:ascii="Helvetica Neue" w:hAnsi="Helvetica Neue"/>
               </w:rPr>
               <w:t xml:space="preserve">20</w:t>
             </w:r>
@@ -5179,13 +4799,11 @@
           <w:p>
             <w:pPr>
               <w:pStyle w:val="Compact"/>
-              <w:spacing w:after="40"/>
-              <w:jc w:val="left"/>
-            </w:pPr>
-            <w:r>
-              <w:rPr>
-                <w:rFonts w:ascii="Helvetica Neue" w:hAnsi="Helvetica Neue"/>
-                <w:sz w:val="19"/>
+              <w:jc w:val="left"/>
+            </w:pPr>
+            <w:r>
+              <w:rPr>
+                <w:rFonts w:ascii="Helvetica Neue" w:hAnsi="Helvetica Neue"/>
               </w:rPr>
               <w:t xml:space="preserve">Nutrition data ops + RD</w:t>
             </w:r>
@@ -5195,13 +4813,11 @@
           <w:p>
             <w:pPr>
               <w:pStyle w:val="Compact"/>
-              <w:spacing w:after="40"/>
-              <w:jc w:val="right"/>
-            </w:pPr>
-            <w:r>
-              <w:rPr>
-                <w:rFonts w:ascii="Helvetica Neue" w:hAnsi="Helvetica Neue"/>
-                <w:sz w:val="19"/>
+              <w:jc w:val="right"/>
+            </w:pPr>
+            <w:r>
+              <w:rPr>
+                <w:rFonts w:ascii="Helvetica Neue" w:hAnsi="Helvetica Neue"/>
               </w:rPr>
               <w:t xml:space="preserve">1</w:t>
             </w:r>
@@ -5211,13 +4827,11 @@
           <w:p>
             <w:pPr>
               <w:pStyle w:val="Compact"/>
-              <w:spacing w:after="40"/>
-              <w:jc w:val="right"/>
-            </w:pPr>
-            <w:r>
-              <w:rPr>
-                <w:rFonts w:ascii="Helvetica Neue" w:hAnsi="Helvetica Neue"/>
-                <w:sz w:val="19"/>
+              <w:jc w:val="right"/>
+            </w:pPr>
+            <w:r>
+              <w:rPr>
+                <w:rFonts w:ascii="Helvetica Neue" w:hAnsi="Helvetica Neue"/>
               </w:rPr>
               <w:t xml:space="preserve">2</w:t>
             </w:r>
@@ -5227,13 +4841,11 @@
           <w:p>
             <w:pPr>
               <w:pStyle w:val="Compact"/>
-              <w:spacing w:after="40"/>
-              <w:jc w:val="right"/>
-            </w:pPr>
-            <w:r>
-              <w:rPr>
-                <w:rFonts w:ascii="Helvetica Neue" w:hAnsi="Helvetica Neue"/>
-                <w:sz w:val="19"/>
+              <w:jc w:val="right"/>
+            </w:pPr>
+            <w:r>
+              <w:rPr>
+                <w:rFonts w:ascii="Helvetica Neue" w:hAnsi="Helvetica Neue"/>
               </w:rPr>
               <w:t xml:space="preserve">4</w:t>
             </w:r>
@@ -5243,13 +4855,11 @@
           <w:p>
             <w:pPr>
               <w:pStyle w:val="Compact"/>
-              <w:spacing w:after="40"/>
-              <w:jc w:val="right"/>
-            </w:pPr>
-            <w:r>
-              <w:rPr>
-                <w:rFonts w:ascii="Helvetica Neue" w:hAnsi="Helvetica Neue"/>
-                <w:sz w:val="19"/>
+              <w:jc w:val="right"/>
+            </w:pPr>
+            <w:r>
+              <w:rPr>
+                <w:rFonts w:ascii="Helvetica Neue" w:hAnsi="Helvetica Neue"/>
               </w:rPr>
               <w:t xml:space="preserve">7</w:t>
             </w:r>
@@ -5259,13 +4869,11 @@
           <w:p>
             <w:pPr>
               <w:pStyle w:val="Compact"/>
-              <w:spacing w:after="40"/>
-              <w:jc w:val="right"/>
-            </w:pPr>
-            <w:r>
-              <w:rPr>
-                <w:rFonts w:ascii="Helvetica Neue" w:hAnsi="Helvetica Neue"/>
-                <w:sz w:val="19"/>
+              <w:jc w:val="right"/>
+            </w:pPr>
+            <w:r>
+              <w:rPr>
+                <w:rFonts w:ascii="Helvetica Neue" w:hAnsi="Helvetica Neue"/>
               </w:rPr>
               <w:t xml:space="preserve">11</w:t>
             </w:r>
@@ -5277,13 +4885,11 @@
           <w:p>
             <w:pPr>
               <w:pStyle w:val="Compact"/>
-              <w:spacing w:after="40"/>
-              <w:jc w:val="left"/>
-            </w:pPr>
-            <w:r>
-              <w:rPr>
-                <w:rFonts w:ascii="Helvetica Neue" w:hAnsi="Helvetica Neue"/>
-                <w:sz w:val="19"/>
+              <w:jc w:val="left"/>
+            </w:pPr>
+            <w:r>
+              <w:rPr>
+                <w:rFonts w:ascii="Helvetica Neue" w:hAnsi="Helvetica Neue"/>
               </w:rPr>
               <w:t xml:space="preserve">Market launch &amp; partner success</w:t>
             </w:r>
@@ -5293,13 +4899,11 @@
           <w:p>
             <w:pPr>
               <w:pStyle w:val="Compact"/>
-              <w:spacing w:after="40"/>
-              <w:jc w:val="right"/>
-            </w:pPr>
-            <w:r>
-              <w:rPr>
-                <w:rFonts w:ascii="Helvetica Neue" w:hAnsi="Helvetica Neue"/>
-                <w:sz w:val="19"/>
+              <w:jc w:val="right"/>
+            </w:pPr>
+            <w:r>
+              <w:rPr>
+                <w:rFonts w:ascii="Helvetica Neue" w:hAnsi="Helvetica Neue"/>
               </w:rPr>
               <w:t xml:space="preserve">1</w:t>
             </w:r>
@@ -5309,13 +4913,11 @@
           <w:p>
             <w:pPr>
               <w:pStyle w:val="Compact"/>
-              <w:spacing w:after="40"/>
-              <w:jc w:val="right"/>
-            </w:pPr>
-            <w:r>
-              <w:rPr>
-                <w:rFonts w:ascii="Helvetica Neue" w:hAnsi="Helvetica Neue"/>
-                <w:sz w:val="19"/>
+              <w:jc w:val="right"/>
+            </w:pPr>
+            <w:r>
+              <w:rPr>
+                <w:rFonts w:ascii="Helvetica Neue" w:hAnsi="Helvetica Neue"/>
               </w:rPr>
               <w:t xml:space="preserve">2</w:t>
             </w:r>
@@ -5325,13 +4927,11 @@
           <w:p>
             <w:pPr>
               <w:pStyle w:val="Compact"/>
-              <w:spacing w:after="40"/>
-              <w:jc w:val="right"/>
-            </w:pPr>
-            <w:r>
-              <w:rPr>
-                <w:rFonts w:ascii="Helvetica Neue" w:hAnsi="Helvetica Neue"/>
-                <w:sz w:val="19"/>
+              <w:jc w:val="right"/>
+            </w:pPr>
+            <w:r>
+              <w:rPr>
+                <w:rFonts w:ascii="Helvetica Neue" w:hAnsi="Helvetica Neue"/>
               </w:rPr>
               <w:t xml:space="preserve">6</w:t>
             </w:r>
@@ -5341,13 +4941,11 @@
           <w:p>
             <w:pPr>
               <w:pStyle w:val="Compact"/>
-              <w:spacing w:after="40"/>
-              <w:jc w:val="right"/>
-            </w:pPr>
-            <w:r>
-              <w:rPr>
-                <w:rFonts w:ascii="Helvetica Neue" w:hAnsi="Helvetica Neue"/>
-                <w:sz w:val="19"/>
+              <w:jc w:val="right"/>
+            </w:pPr>
+            <w:r>
+              <w:rPr>
+                <w:rFonts w:ascii="Helvetica Neue" w:hAnsi="Helvetica Neue"/>
               </w:rPr>
               <w:t xml:space="preserve">11</w:t>
             </w:r>
@@ -5357,13 +4955,11 @@
           <w:p>
             <w:pPr>
               <w:pStyle w:val="Compact"/>
-              <w:spacing w:after="40"/>
-              <w:jc w:val="right"/>
-            </w:pPr>
-            <w:r>
-              <w:rPr>
-                <w:rFonts w:ascii="Helvetica Neue" w:hAnsi="Helvetica Neue"/>
-                <w:sz w:val="19"/>
+              <w:jc w:val="right"/>
+            </w:pPr>
+            <w:r>
+              <w:rPr>
+                <w:rFonts w:ascii="Helvetica Neue" w:hAnsi="Helvetica Neue"/>
               </w:rPr>
               <w:t xml:space="preserve">18</w:t>
             </w:r>
@@ -5375,13 +4971,11 @@
           <w:p>
             <w:pPr>
               <w:pStyle w:val="Compact"/>
-              <w:spacing w:after="40"/>
-              <w:jc w:val="left"/>
-            </w:pPr>
-            <w:r>
-              <w:rPr>
-                <w:rFonts w:ascii="Helvetica Neue" w:hAnsi="Helvetica Neue"/>
-                <w:sz w:val="19"/>
+              <w:jc w:val="left"/>
+            </w:pPr>
+            <w:r>
+              <w:rPr>
+                <w:rFonts w:ascii="Helvetica Neue" w:hAnsi="Helvetica Neue"/>
               </w:rPr>
               <w:t xml:space="preserve">Support &amp; community</w:t>
             </w:r>
@@ -5391,13 +4985,11 @@
           <w:p>
             <w:pPr>
               <w:pStyle w:val="Compact"/>
-              <w:spacing w:after="40"/>
-              <w:jc w:val="right"/>
-            </w:pPr>
-            <w:r>
-              <w:rPr>
-                <w:rFonts w:ascii="Helvetica Neue" w:hAnsi="Helvetica Neue"/>
-                <w:sz w:val="19"/>
+              <w:jc w:val="right"/>
+            </w:pPr>
+            <w:r>
+              <w:rPr>
+                <w:rFonts w:ascii="Helvetica Neue" w:hAnsi="Helvetica Neue"/>
               </w:rPr>
               <w:t xml:space="preserve">–</w:t>
             </w:r>
@@ -5407,13 +4999,11 @@
           <w:p>
             <w:pPr>
               <w:pStyle w:val="Compact"/>
-              <w:spacing w:after="40"/>
-              <w:jc w:val="right"/>
-            </w:pPr>
-            <w:r>
-              <w:rPr>
-                <w:rFonts w:ascii="Helvetica Neue" w:hAnsi="Helvetica Neue"/>
-                <w:sz w:val="19"/>
+              <w:jc w:val="right"/>
+            </w:pPr>
+            <w:r>
+              <w:rPr>
+                <w:rFonts w:ascii="Helvetica Neue" w:hAnsi="Helvetica Neue"/>
               </w:rPr>
               <w:t xml:space="preserve">1</w:t>
             </w:r>
@@ -5423,13 +5013,11 @@
           <w:p>
             <w:pPr>
               <w:pStyle w:val="Compact"/>
-              <w:spacing w:after="40"/>
-              <w:jc w:val="right"/>
-            </w:pPr>
-            <w:r>
-              <w:rPr>
-                <w:rFonts w:ascii="Helvetica Neue" w:hAnsi="Helvetica Neue"/>
-                <w:sz w:val="19"/>
+              <w:jc w:val="right"/>
+            </w:pPr>
+            <w:r>
+              <w:rPr>
+                <w:rFonts w:ascii="Helvetica Neue" w:hAnsi="Helvetica Neue"/>
               </w:rPr>
               <w:t xml:space="preserve">1</w:t>
             </w:r>
@@ -5439,13 +5027,11 @@
           <w:p>
             <w:pPr>
               <w:pStyle w:val="Compact"/>
-              <w:spacing w:after="40"/>
-              <w:jc w:val="right"/>
-            </w:pPr>
-            <w:r>
-              <w:rPr>
-                <w:rFonts w:ascii="Helvetica Neue" w:hAnsi="Helvetica Neue"/>
-                <w:sz w:val="19"/>
+              <w:jc w:val="right"/>
+            </w:pPr>
+            <w:r>
+              <w:rPr>
+                <w:rFonts w:ascii="Helvetica Neue" w:hAnsi="Helvetica Neue"/>
               </w:rPr>
               <w:t xml:space="preserve">3</w:t>
             </w:r>
@@ -5455,13 +5041,11 @@
           <w:p>
             <w:pPr>
               <w:pStyle w:val="Compact"/>
-              <w:spacing w:after="40"/>
-              <w:jc w:val="right"/>
-            </w:pPr>
-            <w:r>
-              <w:rPr>
-                <w:rFonts w:ascii="Helvetica Neue" w:hAnsi="Helvetica Neue"/>
-                <w:sz w:val="19"/>
+              <w:jc w:val="right"/>
+            </w:pPr>
+            <w:r>
+              <w:rPr>
+                <w:rFonts w:ascii="Helvetica Neue" w:hAnsi="Helvetica Neue"/>
               </w:rPr>
               <w:t xml:space="preserve">5</w:t>
             </w:r>
@@ -5473,13 +5057,11 @@
           <w:p>
             <w:pPr>
               <w:pStyle w:val="Compact"/>
-              <w:spacing w:after="40"/>
-              <w:jc w:val="left"/>
-            </w:pPr>
-            <w:r>
-              <w:rPr>
-                <w:rFonts w:ascii="Helvetica Neue" w:hAnsi="Helvetica Neue"/>
-                <w:sz w:val="19"/>
+              <w:jc w:val="left"/>
+            </w:pPr>
+            <w:r>
+              <w:rPr>
+                <w:rFonts w:ascii="Helvetica Neue" w:hAnsi="Helvetica Neue"/>
               </w:rPr>
               <w:t xml:space="preserve">G&amp;A (finance, people)</w:t>
             </w:r>
@@ -5489,13 +5071,11 @@
           <w:p>
             <w:pPr>
               <w:pStyle w:val="Compact"/>
-              <w:spacing w:after="40"/>
-              <w:jc w:val="right"/>
-            </w:pPr>
-            <w:r>
-              <w:rPr>
-                <w:rFonts w:ascii="Helvetica Neue" w:hAnsi="Helvetica Neue"/>
-                <w:sz w:val="19"/>
+              <w:jc w:val="right"/>
+            </w:pPr>
+            <w:r>
+              <w:rPr>
+                <w:rFonts w:ascii="Helvetica Neue" w:hAnsi="Helvetica Neue"/>
               </w:rPr>
               <w:t xml:space="preserve">–</w:t>
             </w:r>
@@ -5505,13 +5085,11 @@
           <w:p>
             <w:pPr>
               <w:pStyle w:val="Compact"/>
-              <w:spacing w:after="40"/>
-              <w:jc w:val="right"/>
-            </w:pPr>
-            <w:r>
-              <w:rPr>
-                <w:rFonts w:ascii="Helvetica Neue" w:hAnsi="Helvetica Neue"/>
-                <w:sz w:val="19"/>
+              <w:jc w:val="right"/>
+            </w:pPr>
+            <w:r>
+              <w:rPr>
+                <w:rFonts w:ascii="Helvetica Neue" w:hAnsi="Helvetica Neue"/>
               </w:rPr>
               <w:t xml:space="preserve">–</w:t>
             </w:r>
@@ -5521,13 +5099,11 @@
           <w:p>
             <w:pPr>
               <w:pStyle w:val="Compact"/>
-              <w:spacing w:after="40"/>
-              <w:jc w:val="right"/>
-            </w:pPr>
-            <w:r>
-              <w:rPr>
-                <w:rFonts w:ascii="Helvetica Neue" w:hAnsi="Helvetica Neue"/>
-                <w:sz w:val="19"/>
+              <w:jc w:val="right"/>
+            </w:pPr>
+            <w:r>
+              <w:rPr>
+                <w:rFonts w:ascii="Helvetica Neue" w:hAnsi="Helvetica Neue"/>
               </w:rPr>
               <w:t xml:space="preserve">1</w:t>
             </w:r>
@@ -5537,13 +5113,11 @@
           <w:p>
             <w:pPr>
               <w:pStyle w:val="Compact"/>
-              <w:spacing w:after="40"/>
-              <w:jc w:val="right"/>
-            </w:pPr>
-            <w:r>
-              <w:rPr>
-                <w:rFonts w:ascii="Helvetica Neue" w:hAnsi="Helvetica Neue"/>
-                <w:sz w:val="19"/>
+              <w:jc w:val="right"/>
+            </w:pPr>
+            <w:r>
+              <w:rPr>
+                <w:rFonts w:ascii="Helvetica Neue" w:hAnsi="Helvetica Neue"/>
               </w:rPr>
               <w:t xml:space="preserve">1</w:t>
             </w:r>
@@ -5553,13 +5127,11 @@
           <w:p>
             <w:pPr>
               <w:pStyle w:val="Compact"/>
-              <w:spacing w:after="40"/>
-              <w:jc w:val="right"/>
-            </w:pPr>
-            <w:r>
-              <w:rPr>
-                <w:rFonts w:ascii="Helvetica Neue" w:hAnsi="Helvetica Neue"/>
-                <w:sz w:val="19"/>
+              <w:jc w:val="right"/>
+            </w:pPr>
+            <w:r>
+              <w:rPr>
+                <w:rFonts w:ascii="Helvetica Neue" w:hAnsi="Helvetica Neue"/>
               </w:rPr>
               <w:t xml:space="preserve">3</w:t>
             </w:r>
@@ -5571,14 +5143,12 @@
           <w:p>
             <w:pPr>
               <w:pStyle w:val="Compact"/>
-              <w:spacing w:after="40"/>
               <w:jc w:val="left"/>
             </w:pPr>
             <w:r>
               <w:rPr>
                 <w:rFonts w:ascii="Helvetica Neue" w:hAnsi="Helvetica Neue"/>
                 <w:b/>
-                <w:sz w:val="19"/>
               </w:rPr>
               <w:t xml:space="preserve">Total</w:t>
             </w:r>
@@ -5588,14 +5158,12 @@
           <w:p>
             <w:pPr>
               <w:pStyle w:val="Compact"/>
-              <w:spacing w:after="40"/>
               <w:jc w:val="right"/>
             </w:pPr>
             <w:r>
               <w:rPr>
                 <w:rFonts w:ascii="Helvetica Neue" w:hAnsi="Helvetica Neue"/>
                 <w:b/>
-                <w:sz w:val="19"/>
               </w:rPr>
               <w:t xml:space="preserve">5</w:t>
             </w:r>
@@ -5605,14 +5173,12 @@
           <w:p>
             <w:pPr>
               <w:pStyle w:val="Compact"/>
-              <w:spacing w:after="40"/>
               <w:jc w:val="right"/>
             </w:pPr>
             <w:r>
               <w:rPr>
                 <w:rFonts w:ascii="Helvetica Neue" w:hAnsi="Helvetica Neue"/>
                 <w:b/>
-                <w:sz w:val="19"/>
               </w:rPr>
               <w:t xml:space="preserve">12</w:t>
             </w:r>
@@ -5622,14 +5188,12 @@
           <w:p>
             <w:pPr>
               <w:pStyle w:val="Compact"/>
-              <w:spacing w:after="40"/>
               <w:jc w:val="right"/>
             </w:pPr>
             <w:r>
               <w:rPr>
                 <w:rFonts w:ascii="Helvetica Neue" w:hAnsi="Helvetica Neue"/>
                 <w:b/>
-                <w:sz w:val="19"/>
               </w:rPr>
               <w:t xml:space="preserve">24</w:t>
             </w:r>
@@ -5639,14 +5203,12 @@
           <w:p>
             <w:pPr>
               <w:pStyle w:val="Compact"/>
-              <w:spacing w:after="40"/>
               <w:jc w:val="right"/>
             </w:pPr>
             <w:r>
               <w:rPr>
                 <w:rFonts w:ascii="Helvetica Neue" w:hAnsi="Helvetica Neue"/>
                 <w:b/>
-                <w:sz w:val="19"/>
               </w:rPr>
               <w:t xml:space="preserve">40</w:t>
             </w:r>
@@ -5656,14 +5218,12 @@
           <w:p>
             <w:pPr>
               <w:pStyle w:val="Compact"/>
-              <w:spacing w:after="40"/>
               <w:jc w:val="right"/>
             </w:pPr>
             <w:r>
               <w:rPr>
                 <w:rFonts w:ascii="Helvetica Neue" w:hAnsi="Helvetica Neue"/>
                 <w:b/>
-                <w:sz w:val="19"/>
               </w:rPr>
               <w:t xml:space="preserve">62</w:t>
             </w:r>
@@ -5695,12 +5255,12 @@
       <w:tblPr>
         <w:tblStyle w:val="Table"/>
         <w:tblW w:type="pct" w:w="0.0"/>
-        <w:tblLook w:firstRow="1"/>
         <w:tblBorders>
           <w:top w:val="single" w:sz="4" w:color="CCCCCC"/>
           <w:bottom w:val="single" w:sz="4" w:color="CCCCCC"/>
           <w:insideH w:val="single" w:sz="4" w:color="CCCCCC"/>
         </w:tblBorders>
+        <w:tblLook w:firstRow="1"/>
       </w:tblPr>
       <w:tblGrid/>
       <w:tr>
@@ -5717,14 +5277,11 @@
           <w:p>
             <w:pPr>
               <w:pStyle w:val="Compact"/>
-              <w:spacing w:after="40"/>
-              <w:jc w:val="left"/>
-            </w:pPr>
-            <w:r>
-              <w:rPr>
-                <w:rFonts w:ascii="Helvetica Neue" w:hAnsi="Helvetica Neue"/>
-                <w:b/>
-                <w:sz w:val="19"/>
+              <w:jc w:val="left"/>
+            </w:pPr>
+            <w:r>
+              <w:rPr>
+                <w:rFonts w:ascii="Helvetica Neue" w:hAnsi="Helvetica Neue"/>
               </w:rPr>
               <w:t xml:space="preserve">Role</w:t>
             </w:r>
@@ -5740,14 +5297,11 @@
           <w:p>
             <w:pPr>
               <w:pStyle w:val="Compact"/>
-              <w:spacing w:after="40"/>
-              <w:jc w:val="right"/>
-            </w:pPr>
-            <w:r>
-              <w:rPr>
-                <w:rFonts w:ascii="Helvetica Neue" w:hAnsi="Helvetica Neue"/>
-                <w:b/>
-                <w:sz w:val="19"/>
+              <w:jc w:val="right"/>
+            </w:pPr>
+            <w:r>
+              <w:rPr>
+                <w:rFonts w:ascii="Helvetica Neue" w:hAnsi="Helvetica Neue"/>
               </w:rPr>
               <w:t xml:space="preserve">Base salary</w:t>
             </w:r>
@@ -5759,13 +5313,11 @@
           <w:p>
             <w:pPr>
               <w:pStyle w:val="Compact"/>
-              <w:spacing w:after="40"/>
-              <w:jc w:val="left"/>
-            </w:pPr>
-            <w:r>
-              <w:rPr>
-                <w:rFonts w:ascii="Helvetica Neue" w:hAnsi="Helvetica Neue"/>
-                <w:sz w:val="19"/>
+              <w:jc w:val="left"/>
+            </w:pPr>
+            <w:r>
+              <w:rPr>
+                <w:rFonts w:ascii="Helvetica Neue" w:hAnsi="Helvetica Neue"/>
               </w:rPr>
               <w:t xml:space="preserve">Co-founder (Y1–Y2, below market)</w:t>
             </w:r>
@@ -5775,13 +5327,11 @@
           <w:p>
             <w:pPr>
               <w:pStyle w:val="Compact"/>
-              <w:spacing w:after="40"/>
-              <w:jc w:val="right"/>
-            </w:pPr>
-            <w:r>
-              <w:rPr>
-                <w:rFonts w:ascii="Helvetica Neue" w:hAnsi="Helvetica Neue"/>
-                <w:sz w:val="19"/>
+              <w:jc w:val="right"/>
+            </w:pPr>
+            <w:r>
+              <w:rPr>
+                <w:rFonts w:ascii="Helvetica Neue" w:hAnsi="Helvetica Neue"/>
               </w:rPr>
               <w:t xml:space="preserve">$90,000</w:t>
             </w:r>
@@ -5793,13 +5343,11 @@
           <w:p>
             <w:pPr>
               <w:pStyle w:val="Compact"/>
-              <w:spacing w:after="40"/>
-              <w:jc w:val="left"/>
-            </w:pPr>
-            <w:r>
-              <w:rPr>
-                <w:rFonts w:ascii="Helvetica Neue" w:hAnsi="Helvetica Neue"/>
-                <w:sz w:val="19"/>
+              <w:jc w:val="left"/>
+            </w:pPr>
+            <w:r>
+              <w:rPr>
+                <w:rFonts w:ascii="Helvetica Neue" w:hAnsi="Helvetica Neue"/>
               </w:rPr>
               <w:t xml:space="preserve">Senior ML engineer</w:t>
             </w:r>
@@ -5809,13 +5357,11 @@
           <w:p>
             <w:pPr>
               <w:pStyle w:val="Compact"/>
-              <w:spacing w:after="40"/>
-              <w:jc w:val="right"/>
-            </w:pPr>
-            <w:r>
-              <w:rPr>
-                <w:rFonts w:ascii="Helvetica Neue" w:hAnsi="Helvetica Neue"/>
-                <w:sz w:val="19"/>
+              <w:jc w:val="right"/>
+            </w:pPr>
+            <w:r>
+              <w:rPr>
+                <w:rFonts w:ascii="Helvetica Neue" w:hAnsi="Helvetica Neue"/>
               </w:rPr>
               <w:t xml:space="preserve">$165,000</w:t>
             </w:r>
@@ -5827,13 +5373,11 @@
           <w:p>
             <w:pPr>
               <w:pStyle w:val="Compact"/>
-              <w:spacing w:after="40"/>
-              <w:jc w:val="left"/>
-            </w:pPr>
-            <w:r>
-              <w:rPr>
-                <w:rFonts w:ascii="Helvetica Neue" w:hAnsi="Helvetica Neue"/>
-                <w:sz w:val="19"/>
+              <w:jc w:val="left"/>
+            </w:pPr>
+            <w:r>
+              <w:rPr>
+                <w:rFonts w:ascii="Helvetica Neue" w:hAnsi="Helvetica Neue"/>
               </w:rPr>
               <w:t xml:space="preserve">Full-stack / mobile engineer</w:t>
             </w:r>
@@ -5843,13 +5387,11 @@
           <w:p>
             <w:pPr>
               <w:pStyle w:val="Compact"/>
-              <w:spacing w:after="40"/>
-              <w:jc w:val="right"/>
-            </w:pPr>
-            <w:r>
-              <w:rPr>
-                <w:rFonts w:ascii="Helvetica Neue" w:hAnsi="Helvetica Neue"/>
-                <w:sz w:val="19"/>
+              <w:jc w:val="right"/>
+            </w:pPr>
+            <w:r>
+              <w:rPr>
+                <w:rFonts w:ascii="Helvetica Neue" w:hAnsi="Helvetica Neue"/>
               </w:rPr>
               <w:t xml:space="preserve">$150,000</w:t>
             </w:r>
@@ -5861,13 +5403,11 @@
           <w:p>
             <w:pPr>
               <w:pStyle w:val="Compact"/>
-              <w:spacing w:after="40"/>
-              <w:jc w:val="left"/>
-            </w:pPr>
-            <w:r>
-              <w:rPr>
-                <w:rFonts w:ascii="Helvetica Neue" w:hAnsi="Helvetica Neue"/>
-                <w:sz w:val="19"/>
+              <w:jc w:val="left"/>
+            </w:pPr>
+            <w:r>
+              <w:rPr>
+                <w:rFonts w:ascii="Helvetica Neue" w:hAnsi="Helvetica Neue"/>
               </w:rPr>
               <w:t xml:space="preserve">Product designer</w:t>
             </w:r>
@@ -5877,13 +5417,11 @@
           <w:p>
             <w:pPr>
               <w:pStyle w:val="Compact"/>
-              <w:spacing w:after="40"/>
-              <w:jc w:val="right"/>
-            </w:pPr>
-            <w:r>
-              <w:rPr>
-                <w:rFonts w:ascii="Helvetica Neue" w:hAnsi="Helvetica Neue"/>
-                <w:sz w:val="19"/>
+              <w:jc w:val="right"/>
+            </w:pPr>
+            <w:r>
+              <w:rPr>
+                <w:rFonts w:ascii="Helvetica Neue" w:hAnsi="Helvetica Neue"/>
               </w:rPr>
               <w:t xml:space="preserve">$120,000</w:t>
             </w:r>
@@ -5895,13 +5433,11 @@
           <w:p>
             <w:pPr>
               <w:pStyle w:val="Compact"/>
-              <w:spacing w:after="40"/>
-              <w:jc w:val="left"/>
-            </w:pPr>
-            <w:r>
-              <w:rPr>
-                <w:rFonts w:ascii="Helvetica Neue" w:hAnsi="Helvetica Neue"/>
-                <w:sz w:val="19"/>
+              <w:jc w:val="left"/>
+            </w:pPr>
+            <w:r>
+              <w:rPr>
+                <w:rFonts w:ascii="Helvetica Neue" w:hAnsi="Helvetica Neue"/>
               </w:rPr>
               <w:t xml:space="preserve">Registered dietitian (part-time → full)</w:t>
             </w:r>
@@ -5911,13 +5447,11 @@
           <w:p>
             <w:pPr>
               <w:pStyle w:val="Compact"/>
-              <w:spacing w:after="40"/>
-              <w:jc w:val="right"/>
-            </w:pPr>
-            <w:r>
-              <w:rPr>
-                <w:rFonts w:ascii="Helvetica Neue" w:hAnsi="Helvetica Neue"/>
-                <w:sz w:val="19"/>
+              <w:jc w:val="right"/>
+            </w:pPr>
+            <w:r>
+              <w:rPr>
+                <w:rFonts w:ascii="Helvetica Neue" w:hAnsi="Helvetica Neue"/>
               </w:rPr>
               <w:t xml:space="preserve">$60,000–95,000</w:t>
             </w:r>
@@ -5929,13 +5463,11 @@
           <w:p>
             <w:pPr>
               <w:pStyle w:val="Compact"/>
-              <w:spacing w:after="40"/>
-              <w:jc w:val="left"/>
-            </w:pPr>
-            <w:r>
-              <w:rPr>
-                <w:rFonts w:ascii="Helvetica Neue" w:hAnsi="Helvetica Neue"/>
-                <w:sz w:val="19"/>
+              <w:jc w:val="left"/>
+            </w:pPr>
+            <w:r>
+              <w:rPr>
+                <w:rFonts w:ascii="Helvetica Neue" w:hAnsi="Helvetica Neue"/>
               </w:rPr>
               <w:t xml:space="preserve">Nutrition data operations</w:t>
             </w:r>
@@ -5945,13 +5477,11 @@
           <w:p>
             <w:pPr>
               <w:pStyle w:val="Compact"/>
-              <w:spacing w:after="40"/>
-              <w:jc w:val="right"/>
-            </w:pPr>
-            <w:r>
-              <w:rPr>
-                <w:rFonts w:ascii="Helvetica Neue" w:hAnsi="Helvetica Neue"/>
-                <w:sz w:val="19"/>
+              <w:jc w:val="right"/>
+            </w:pPr>
+            <w:r>
+              <w:rPr>
+                <w:rFonts w:ascii="Helvetica Neue" w:hAnsi="Helvetica Neue"/>
               </w:rPr>
               <w:t xml:space="preserve">$70,000</w:t>
             </w:r>
@@ -5963,13 +5493,11 @@
           <w:p>
             <w:pPr>
               <w:pStyle w:val="Compact"/>
-              <w:spacing w:after="40"/>
-              <w:jc w:val="left"/>
-            </w:pPr>
-            <w:r>
-              <w:rPr>
-                <w:rFonts w:ascii="Helvetica Neue" w:hAnsi="Helvetica Neue"/>
-                <w:sz w:val="19"/>
+              <w:jc w:val="left"/>
+            </w:pPr>
+            <w:r>
+              <w:rPr>
+                <w:rFonts w:ascii="Helvetica Neue" w:hAnsi="Helvetica Neue"/>
               </w:rPr>
               <w:t xml:space="preserve">City GTM lead</w:t>
             </w:r>
@@ -5979,13 +5507,11 @@
           <w:p>
             <w:pPr>
               <w:pStyle w:val="Compact"/>
-              <w:spacing w:after="40"/>
-              <w:jc w:val="right"/>
-            </w:pPr>
-            <w:r>
-              <w:rPr>
-                <w:rFonts w:ascii="Helvetica Neue" w:hAnsi="Helvetica Neue"/>
-                <w:sz w:val="19"/>
+              <w:jc w:val="right"/>
+            </w:pPr>
+            <w:r>
+              <w:rPr>
+                <w:rFonts w:ascii="Helvetica Neue" w:hAnsi="Helvetica Neue"/>
               </w:rPr>
               <w:t xml:space="preserve">$110,000 + incentive</w:t>
             </w:r>
@@ -5997,13 +5523,11 @@
           <w:p>
             <w:pPr>
               <w:pStyle w:val="Compact"/>
-              <w:spacing w:after="40"/>
-              <w:jc w:val="left"/>
-            </w:pPr>
-            <w:r>
-              <w:rPr>
-                <w:rFonts w:ascii="Helvetica Neue" w:hAnsi="Helvetica Neue"/>
-                <w:sz w:val="19"/>
+              <w:jc w:val="left"/>
+            </w:pPr>
+            <w:r>
+              <w:rPr>
+                <w:rFonts w:ascii="Helvetica Neue" w:hAnsi="Helvetica Neue"/>
               </w:rPr>
               <w:t xml:space="preserve">Partner success rep</w:t>
             </w:r>
@@ -6013,13 +5537,11 @@
           <w:p>
             <w:pPr>
               <w:pStyle w:val="Compact"/>
-              <w:spacing w:after="40"/>
-              <w:jc w:val="right"/>
-            </w:pPr>
-            <w:r>
-              <w:rPr>
-                <w:rFonts w:ascii="Helvetica Neue" w:hAnsi="Helvetica Neue"/>
-                <w:sz w:val="19"/>
+              <w:jc w:val="right"/>
+            </w:pPr>
+            <w:r>
+              <w:rPr>
+                <w:rFonts w:ascii="Helvetica Neue" w:hAnsi="Helvetica Neue"/>
               </w:rPr>
               <w:t xml:space="preserve">$85,000</w:t>
             </w:r>
@@ -6031,13 +5553,11 @@
           <w:p>
             <w:pPr>
               <w:pStyle w:val="Compact"/>
-              <w:spacing w:after="40"/>
-              <w:jc w:val="left"/>
-            </w:pPr>
-            <w:r>
-              <w:rPr>
-                <w:rFonts w:ascii="Helvetica Neue" w:hAnsi="Helvetica Neue"/>
-                <w:sz w:val="19"/>
+              <w:jc w:val="left"/>
+            </w:pPr>
+            <w:r>
+              <w:rPr>
+                <w:rFonts w:ascii="Helvetica Neue" w:hAnsi="Helvetica Neue"/>
               </w:rPr>
               <w:t xml:space="preserve">Support specialist</w:t>
             </w:r>
@@ -6047,13 +5567,11 @@
           <w:p>
             <w:pPr>
               <w:pStyle w:val="Compact"/>
-              <w:spacing w:after="40"/>
-              <w:jc w:val="right"/>
-            </w:pPr>
-            <w:r>
-              <w:rPr>
-                <w:rFonts w:ascii="Helvetica Neue" w:hAnsi="Helvetica Neue"/>
-                <w:sz w:val="19"/>
+              <w:jc w:val="right"/>
+            </w:pPr>
+            <w:r>
+              <w:rPr>
+                <w:rFonts w:ascii="Helvetica Neue" w:hAnsi="Helvetica Neue"/>
               </w:rPr>
               <w:t xml:space="preserve">$55,000</w:t>
             </w:r>
@@ -6154,12 +5672,12 @@
       <w:tblPr>
         <w:tblStyle w:val="Table"/>
         <w:tblW w:type="pct" w:w="0.0"/>
-        <w:tblLook w:firstRow="1"/>
         <w:tblBorders>
           <w:top w:val="single" w:sz="4" w:color="CCCCCC"/>
           <w:bottom w:val="single" w:sz="4" w:color="CCCCCC"/>
           <w:insideH w:val="single" w:sz="4" w:color="CCCCCC"/>
         </w:tblBorders>
+        <w:tblLook w:firstRow="1"/>
       </w:tblPr>
       <w:tblGrid/>
       <w:tr>
@@ -6173,11 +5691,7 @@
             </w:tcBorders>
             <w:vAlign w:val="bottom"/>
           </w:tcPr>
-          <w:p>
-            <w:pPr>
-              <w:spacing w:after="40"/>
-            </w:pPr>
-          </w:p>
+          <w:p/>
         </w:tc>
         <w:tc>
           <w:tcPr>
@@ -6189,14 +5703,11 @@
           <w:p>
             <w:pPr>
               <w:pStyle w:val="Compact"/>
-              <w:spacing w:after="40"/>
-              <w:jc w:val="right"/>
-            </w:pPr>
-            <w:r>
-              <w:rPr>
-                <w:rFonts w:ascii="Helvetica Neue" w:hAnsi="Helvetica Neue"/>
-                <w:b/>
-                <w:sz w:val="19"/>
+              <w:jc w:val="right"/>
+            </w:pPr>
+            <w:r>
+              <w:rPr>
+                <w:rFonts w:ascii="Helvetica Neue" w:hAnsi="Helvetica Neue"/>
               </w:rPr>
               <w:t xml:space="preserve">Y1</w:t>
             </w:r>
@@ -6212,14 +5723,11 @@
           <w:p>
             <w:pPr>
               <w:pStyle w:val="Compact"/>
-              <w:spacing w:after="40"/>
-              <w:jc w:val="right"/>
-            </w:pPr>
-            <w:r>
-              <w:rPr>
-                <w:rFonts w:ascii="Helvetica Neue" w:hAnsi="Helvetica Neue"/>
-                <w:b/>
-                <w:sz w:val="19"/>
+              <w:jc w:val="right"/>
+            </w:pPr>
+            <w:r>
+              <w:rPr>
+                <w:rFonts w:ascii="Helvetica Neue" w:hAnsi="Helvetica Neue"/>
               </w:rPr>
               <w:t xml:space="preserve">Y2</w:t>
             </w:r>
@@ -6235,14 +5743,11 @@
           <w:p>
             <w:pPr>
               <w:pStyle w:val="Compact"/>
-              <w:spacing w:after="40"/>
-              <w:jc w:val="right"/>
-            </w:pPr>
-            <w:r>
-              <w:rPr>
-                <w:rFonts w:ascii="Helvetica Neue" w:hAnsi="Helvetica Neue"/>
-                <w:b/>
-                <w:sz w:val="19"/>
+              <w:jc w:val="right"/>
+            </w:pPr>
+            <w:r>
+              <w:rPr>
+                <w:rFonts w:ascii="Helvetica Neue" w:hAnsi="Helvetica Neue"/>
               </w:rPr>
               <w:t xml:space="preserve">Y3</w:t>
             </w:r>
@@ -6258,14 +5763,11 @@
           <w:p>
             <w:pPr>
               <w:pStyle w:val="Compact"/>
-              <w:spacing w:after="40"/>
-              <w:jc w:val="right"/>
-            </w:pPr>
-            <w:r>
-              <w:rPr>
-                <w:rFonts w:ascii="Helvetica Neue" w:hAnsi="Helvetica Neue"/>
-                <w:b/>
-                <w:sz w:val="19"/>
+              <w:jc w:val="right"/>
+            </w:pPr>
+            <w:r>
+              <w:rPr>
+                <w:rFonts w:ascii="Helvetica Neue" w:hAnsi="Helvetica Neue"/>
               </w:rPr>
               <w:t xml:space="preserve">Y4</w:t>
             </w:r>
@@ -6281,14 +5783,11 @@
           <w:p>
             <w:pPr>
               <w:pStyle w:val="Compact"/>
-              <w:spacing w:after="40"/>
-              <w:jc w:val="right"/>
-            </w:pPr>
-            <w:r>
-              <w:rPr>
-                <w:rFonts w:ascii="Helvetica Neue" w:hAnsi="Helvetica Neue"/>
-                <w:b/>
-                <w:sz w:val="19"/>
+              <w:jc w:val="right"/>
+            </w:pPr>
+            <w:r>
+              <w:rPr>
+                <w:rFonts w:ascii="Helvetica Neue" w:hAnsi="Helvetica Neue"/>
               </w:rPr>
               <w:t xml:space="preserve">Y5</w:t>
             </w:r>
@@ -6300,13 +5799,11 @@
           <w:p>
             <w:pPr>
               <w:pStyle w:val="Compact"/>
-              <w:spacing w:after="40"/>
-              <w:jc w:val="left"/>
-            </w:pPr>
-            <w:r>
-              <w:rPr>
-                <w:rFonts w:ascii="Helvetica Neue" w:hAnsi="Helvetica Neue"/>
-                <w:sz w:val="19"/>
+              <w:jc w:val="left"/>
+            </w:pPr>
+            <w:r>
+              <w:rPr>
+                <w:rFonts w:ascii="Helvetica Neue" w:hAnsi="Helvetica Neue"/>
               </w:rPr>
               <w:t xml:space="preserve">Headcount (avg)</w:t>
             </w:r>
@@ -6316,13 +5813,11 @@
           <w:p>
             <w:pPr>
               <w:pStyle w:val="Compact"/>
-              <w:spacing w:after="40"/>
-              <w:jc w:val="right"/>
-            </w:pPr>
-            <w:r>
-              <w:rPr>
-                <w:rFonts w:ascii="Helvetica Neue" w:hAnsi="Helvetica Neue"/>
-                <w:sz w:val="19"/>
+              <w:jc w:val="right"/>
+            </w:pPr>
+            <w:r>
+              <w:rPr>
+                <w:rFonts w:ascii="Helvetica Neue" w:hAnsi="Helvetica Neue"/>
               </w:rPr>
               <w:t xml:space="preserve">4</w:t>
             </w:r>
@@ -6332,13 +5827,11 @@
           <w:p>
             <w:pPr>
               <w:pStyle w:val="Compact"/>
-              <w:spacing w:after="40"/>
-              <w:jc w:val="right"/>
-            </w:pPr>
-            <w:r>
-              <w:rPr>
-                <w:rFonts w:ascii="Helvetica Neue" w:hAnsi="Helvetica Neue"/>
-                <w:sz w:val="19"/>
+              <w:jc w:val="right"/>
+            </w:pPr>
+            <w:r>
+              <w:rPr>
+                <w:rFonts w:ascii="Helvetica Neue" w:hAnsi="Helvetica Neue"/>
               </w:rPr>
               <w:t xml:space="preserve">9</w:t>
             </w:r>
@@ -6348,13 +5841,11 @@
           <w:p>
             <w:pPr>
               <w:pStyle w:val="Compact"/>
-              <w:spacing w:after="40"/>
-              <w:jc w:val="right"/>
-            </w:pPr>
-            <w:r>
-              <w:rPr>
-                <w:rFonts w:ascii="Helvetica Neue" w:hAnsi="Helvetica Neue"/>
-                <w:sz w:val="19"/>
+              <w:jc w:val="right"/>
+            </w:pPr>
+            <w:r>
+              <w:rPr>
+                <w:rFonts w:ascii="Helvetica Neue" w:hAnsi="Helvetica Neue"/>
               </w:rPr>
               <w:t xml:space="preserve">18</w:t>
             </w:r>
@@ -6364,13 +5855,11 @@
           <w:p>
             <w:pPr>
               <w:pStyle w:val="Compact"/>
-              <w:spacing w:after="40"/>
-              <w:jc w:val="right"/>
-            </w:pPr>
-            <w:r>
-              <w:rPr>
-                <w:rFonts w:ascii="Helvetica Neue" w:hAnsi="Helvetica Neue"/>
-                <w:sz w:val="19"/>
+              <w:jc w:val="right"/>
+            </w:pPr>
+            <w:r>
+              <w:rPr>
+                <w:rFonts w:ascii="Helvetica Neue" w:hAnsi="Helvetica Neue"/>
               </w:rPr>
               <w:t xml:space="preserve">32</w:t>
             </w:r>
@@ -6380,13 +5869,11 @@
           <w:p>
             <w:pPr>
               <w:pStyle w:val="Compact"/>
-              <w:spacing w:after="40"/>
-              <w:jc w:val="right"/>
-            </w:pPr>
-            <w:r>
-              <w:rPr>
-                <w:rFonts w:ascii="Helvetica Neue" w:hAnsi="Helvetica Neue"/>
-                <w:sz w:val="19"/>
+              <w:jc w:val="right"/>
+            </w:pPr>
+            <w:r>
+              <w:rPr>
+                <w:rFonts w:ascii="Helvetica Neue" w:hAnsi="Helvetica Neue"/>
               </w:rPr>
               <w:t xml:space="preserve">51</w:t>
             </w:r>
@@ -6398,13 +5885,11 @@
           <w:p>
             <w:pPr>
               <w:pStyle w:val="Compact"/>
-              <w:spacing w:after="40"/>
-              <w:jc w:val="left"/>
-            </w:pPr>
-            <w:r>
-              <w:rPr>
-                <w:rFonts w:ascii="Helvetica Neue" w:hAnsi="Helvetica Neue"/>
-                <w:sz w:val="19"/>
+              <w:jc w:val="left"/>
+            </w:pPr>
+            <w:r>
+              <w:rPr>
+                <w:rFonts w:ascii="Helvetica Neue" w:hAnsi="Helvetica Neue"/>
               </w:rPr>
               <w:t xml:space="preserve">Salaries + load</w:t>
             </w:r>
@@ -6414,13 +5899,11 @@
           <w:p>
             <w:pPr>
               <w:pStyle w:val="Compact"/>
-              <w:spacing w:after="40"/>
-              <w:jc w:val="right"/>
-            </w:pPr>
-            <w:r>
-              <w:rPr>
-                <w:rFonts w:ascii="Helvetica Neue" w:hAnsi="Helvetica Neue"/>
-                <w:sz w:val="19"/>
+              <w:jc w:val="right"/>
+            </w:pPr>
+            <w:r>
+              <w:rPr>
+                <w:rFonts w:ascii="Helvetica Neue" w:hAnsi="Helvetica Neue"/>
               </w:rPr>
               <w:t xml:space="preserve">$0.7M</w:t>
             </w:r>
@@ -6430,13 +5913,11 @@
           <w:p>
             <w:pPr>
               <w:pStyle w:val="Compact"/>
-              <w:spacing w:after="40"/>
-              <w:jc w:val="right"/>
-            </w:pPr>
-            <w:r>
-              <w:rPr>
-                <w:rFonts w:ascii="Helvetica Neue" w:hAnsi="Helvetica Neue"/>
-                <w:sz w:val="19"/>
+              <w:jc w:val="right"/>
+            </w:pPr>
+            <w:r>
+              <w:rPr>
+                <w:rFonts w:ascii="Helvetica Neue" w:hAnsi="Helvetica Neue"/>
               </w:rPr>
               <w:t xml:space="preserve">$1.9M</w:t>
             </w:r>
@@ -6446,13 +5927,11 @@
           <w:p>
             <w:pPr>
               <w:pStyle w:val="Compact"/>
-              <w:spacing w:after="40"/>
-              <w:jc w:val="right"/>
-            </w:pPr>
-            <w:r>
-              <w:rPr>
-                <w:rFonts w:ascii="Helvetica Neue" w:hAnsi="Helvetica Neue"/>
-                <w:sz w:val="19"/>
+              <w:jc w:val="right"/>
+            </w:pPr>
+            <w:r>
+              <w:rPr>
+                <w:rFonts w:ascii="Helvetica Neue" w:hAnsi="Helvetica Neue"/>
               </w:rPr>
               <w:t xml:space="preserve">$3.7M</w:t>
             </w:r>
@@ -6462,13 +5941,11 @@
           <w:p>
             <w:pPr>
               <w:pStyle w:val="Compact"/>
-              <w:spacing w:after="40"/>
-              <w:jc w:val="right"/>
-            </w:pPr>
-            <w:r>
-              <w:rPr>
-                <w:rFonts w:ascii="Helvetica Neue" w:hAnsi="Helvetica Neue"/>
-                <w:sz w:val="19"/>
+              <w:jc w:val="right"/>
+            </w:pPr>
+            <w:r>
+              <w:rPr>
+                <w:rFonts w:ascii="Helvetica Neue" w:hAnsi="Helvetica Neue"/>
               </w:rPr>
               <w:t xml:space="preserve">$6.2M</w:t>
             </w:r>
@@ -6478,13 +5955,11 @@
           <w:p>
             <w:pPr>
               <w:pStyle w:val="Compact"/>
-              <w:spacing w:after="40"/>
-              <w:jc w:val="right"/>
-            </w:pPr>
-            <w:r>
-              <w:rPr>
-                <w:rFonts w:ascii="Helvetica Neue" w:hAnsi="Helvetica Neue"/>
-                <w:sz w:val="19"/>
+              <w:jc w:val="right"/>
+            </w:pPr>
+            <w:r>
+              <w:rPr>
+                <w:rFonts w:ascii="Helvetica Neue" w:hAnsi="Helvetica Neue"/>
               </w:rPr>
               <w:t xml:space="preserve">$9.8M</w:t>
             </w:r>
@@ -6496,13 +5971,11 @@
           <w:p>
             <w:pPr>
               <w:pStyle w:val="Compact"/>
-              <w:spacing w:after="40"/>
-              <w:jc w:val="left"/>
-            </w:pPr>
-            <w:r>
-              <w:rPr>
-                <w:rFonts w:ascii="Helvetica Neue" w:hAnsi="Helvetica Neue"/>
-                <w:sz w:val="19"/>
+              <w:jc w:val="left"/>
+            </w:pPr>
+            <w:r>
+              <w:rPr>
+                <w:rFonts w:ascii="Helvetica Neue" w:hAnsi="Helvetica Neue"/>
               </w:rPr>
               <w:t xml:space="preserve">Contractors (mobile launch, design)</w:t>
             </w:r>
@@ -6512,13 +5985,11 @@
           <w:p>
             <w:pPr>
               <w:pStyle w:val="Compact"/>
-              <w:spacing w:after="40"/>
-              <w:jc w:val="right"/>
-            </w:pPr>
-            <w:r>
-              <w:rPr>
-                <w:rFonts w:ascii="Helvetica Neue" w:hAnsi="Helvetica Neue"/>
-                <w:sz w:val="19"/>
+              <w:jc w:val="right"/>
+            </w:pPr>
+            <w:r>
+              <w:rPr>
+                <w:rFonts w:ascii="Helvetica Neue" w:hAnsi="Helvetica Neue"/>
               </w:rPr>
               <w:t xml:space="preserve">$0.2M</w:t>
             </w:r>
@@ -6528,13 +5999,11 @@
           <w:p>
             <w:pPr>
               <w:pStyle w:val="Compact"/>
-              <w:spacing w:after="40"/>
-              <w:jc w:val="right"/>
-            </w:pPr>
-            <w:r>
-              <w:rPr>
-                <w:rFonts w:ascii="Helvetica Neue" w:hAnsi="Helvetica Neue"/>
-                <w:sz w:val="19"/>
+              <w:jc w:val="right"/>
+            </w:pPr>
+            <w:r>
+              <w:rPr>
+                <w:rFonts w:ascii="Helvetica Neue" w:hAnsi="Helvetica Neue"/>
               </w:rPr>
               <w:t xml:space="preserve">$0.3M</w:t>
             </w:r>
@@ -6544,13 +6013,11 @@
           <w:p>
             <w:pPr>
               <w:pStyle w:val="Compact"/>
-              <w:spacing w:after="40"/>
-              <w:jc w:val="right"/>
-            </w:pPr>
-            <w:r>
-              <w:rPr>
-                <w:rFonts w:ascii="Helvetica Neue" w:hAnsi="Helvetica Neue"/>
-                <w:sz w:val="19"/>
+              <w:jc w:val="right"/>
+            </w:pPr>
+            <w:r>
+              <w:rPr>
+                <w:rFonts w:ascii="Helvetica Neue" w:hAnsi="Helvetica Neue"/>
               </w:rPr>
               <w:t xml:space="preserve">$0.5M</w:t>
             </w:r>
@@ -6560,13 +6027,11 @@
           <w:p>
             <w:pPr>
               <w:pStyle w:val="Compact"/>
-              <w:spacing w:after="40"/>
-              <w:jc w:val="right"/>
-            </w:pPr>
-            <w:r>
-              <w:rPr>
-                <w:rFonts w:ascii="Helvetica Neue" w:hAnsi="Helvetica Neue"/>
-                <w:sz w:val="19"/>
+              <w:jc w:val="right"/>
+            </w:pPr>
+            <w:r>
+              <w:rPr>
+                <w:rFonts w:ascii="Helvetica Neue" w:hAnsi="Helvetica Neue"/>
               </w:rPr>
               <w:t xml:space="preserve">$0.8M</w:t>
             </w:r>
@@ -6576,13 +6041,11 @@
           <w:p>
             <w:pPr>
               <w:pStyle w:val="Compact"/>
-              <w:spacing w:after="40"/>
-              <w:jc w:val="right"/>
-            </w:pPr>
-            <w:r>
-              <w:rPr>
-                <w:rFonts w:ascii="Helvetica Neue" w:hAnsi="Helvetica Neue"/>
-                <w:sz w:val="19"/>
+              <w:jc w:val="right"/>
+            </w:pPr>
+            <w:r>
+              <w:rPr>
+                <w:rFonts w:ascii="Helvetica Neue" w:hAnsi="Helvetica Neue"/>
               </w:rPr>
               <w:t xml:space="preserve">$1.2M</w:t>
             </w:r>
@@ -6594,14 +6057,12 @@
           <w:p>
             <w:pPr>
               <w:pStyle w:val="Compact"/>
-              <w:spacing w:after="40"/>
               <w:jc w:val="left"/>
             </w:pPr>
             <w:r>
               <w:rPr>
                 <w:rFonts w:ascii="Helvetica Neue" w:hAnsi="Helvetica Neue"/>
                 <w:b/>
-                <w:sz w:val="19"/>
               </w:rPr>
               <w:t xml:space="preserve">Total team cost</w:t>
             </w:r>
@@ -6611,14 +6072,12 @@
           <w:p>
             <w:pPr>
               <w:pStyle w:val="Compact"/>
-              <w:spacing w:after="40"/>
               <w:jc w:val="right"/>
             </w:pPr>
             <w:r>
               <w:rPr>
                 <w:rFonts w:ascii="Helvetica Neue" w:hAnsi="Helvetica Neue"/>
                 <w:b/>
-                <w:sz w:val="19"/>
               </w:rPr>
               <w:t xml:space="preserve">$0.9M</w:t>
             </w:r>
@@ -6628,14 +6087,12 @@
           <w:p>
             <w:pPr>
               <w:pStyle w:val="Compact"/>
-              <w:spacing w:after="40"/>
               <w:jc w:val="right"/>
             </w:pPr>
             <w:r>
               <w:rPr>
                 <w:rFonts w:ascii="Helvetica Neue" w:hAnsi="Helvetica Neue"/>
                 <w:b/>
-                <w:sz w:val="19"/>
               </w:rPr>
               <w:t xml:space="preserve">$2.2M</w:t>
             </w:r>
@@ -6645,14 +6102,12 @@
           <w:p>
             <w:pPr>
               <w:pStyle w:val="Compact"/>
-              <w:spacing w:after="40"/>
               <w:jc w:val="right"/>
             </w:pPr>
             <w:r>
               <w:rPr>
                 <w:rFonts w:ascii="Helvetica Neue" w:hAnsi="Helvetica Neue"/>
                 <w:b/>
-                <w:sz w:val="19"/>
               </w:rPr>
               <w:t xml:space="preserve">$4.2M</w:t>
             </w:r>
@@ -6662,14 +6117,12 @@
           <w:p>
             <w:pPr>
               <w:pStyle w:val="Compact"/>
-              <w:spacing w:after="40"/>
               <w:jc w:val="right"/>
             </w:pPr>
             <w:r>
               <w:rPr>
                 <w:rFonts w:ascii="Helvetica Neue" w:hAnsi="Helvetica Neue"/>
                 <w:b/>
-                <w:sz w:val="19"/>
               </w:rPr>
               <w:t xml:space="preserve">$7.0M</w:t>
             </w:r>
@@ -6679,14 +6132,12 @@
           <w:p>
             <w:pPr>
               <w:pStyle w:val="Compact"/>
-              <w:spacing w:after="40"/>
               <w:jc w:val="right"/>
             </w:pPr>
             <w:r>
               <w:rPr>
                 <w:rFonts w:ascii="Helvetica Neue" w:hAnsi="Helvetica Neue"/>
                 <w:b/>
-                <w:sz w:val="19"/>
               </w:rPr>
               <w:t xml:space="preserve">$11.0M</w:t>
             </w:r>
